--- a/documentation/graefe_revision/submission_package_20260731/MNV_Analysis_YY_rev1_manuscript_changes_marked.docx
+++ b/documentation/graefe_revision/submission_package_20260731/MNV_Analysis_YY_rev1_manuscript_changes_marked.docx
@@ -9204,7 +9204,7 @@
           <w:t>Sci. Rep.</w:t>
         </w:r>
         <w:r>
-          <w:t xml:space="preserve"> 15, 87576 (2025) doi:10.1038/s41598-025-87576-6. 33. Gan, Y. et al. Novel quantitative OCTA biomarkers of choroidal neovascularization and associations with disease activity and etiology. </w:t>
+          <w:t xml:space="preserve"> 15, 4303 (2025) doi:10.1038/s41598-025-87576-6. 33. Gan, Y. et al. Novel quantitative OCTA biomarkers of choroidal neovascularization and associations with disease activity and etiology. </w:t>
         </w:r>
         <w:r>
           <w:rPr>

--- a/documentation/graefe_revision/submission_package_20260731/MNV_Analysis_YY_rev1_manuscript_changes_marked.docx
+++ b/documentation/graefe_revision/submission_package_20260731/MNV_Analysis_YY_rev1_manuscript_changes_marked.docx
@@ -75,16 +75,8 @@
         <w:rPr>
           <w:rFonts w:ascii="Arial" w:hAnsi="Arial" w:cs="Arial"/>
         </w:rPr>
-        <w:t xml:space="preserve">Yasuo Yanagi, Maiko Maruyama-Inoue, Tatsuya Inoue and Kazuaki </w:t>
-      </w:r>
-      <w:proofErr w:type="spellStart"/>
-      <w:r>
-        <w:rPr>
-          <w:rFonts w:ascii="Arial" w:hAnsi="Arial" w:cs="Arial"/>
-        </w:rPr>
-        <w:t>Kadonosono</w:t>
-      </w:r>
-      <w:proofErr w:type="spellEnd"/>
+        <w:t>Yasuo Yanagi, Maiko Maruyama-Inoue, Tatsuya Inoue and Kazuaki Kadonosono</w:t>
+      </w:r>
     </w:p>
     <w:p>
       <w:pPr>
@@ -112,35 +104,7 @@
         <w:rPr>
           <w:rFonts w:ascii="Arial" w:hAnsi="Arial" w:cs="Arial"/>
         </w:rPr>
-        <w:t xml:space="preserve">artment of Ophthalmology and Micro-Technology, Yokohama City University, 4-57 </w:t>
-      </w:r>
-      <w:proofErr w:type="spellStart"/>
-      <w:r>
-        <w:rPr>
-          <w:rFonts w:ascii="Arial" w:hAnsi="Arial" w:cs="Arial"/>
-        </w:rPr>
-        <w:t>Urafune</w:t>
-      </w:r>
-      <w:proofErr w:type="spellEnd"/>
-      <w:r>
-        <w:rPr>
-          <w:rFonts w:ascii="Arial" w:hAnsi="Arial" w:cs="Arial"/>
-        </w:rPr>
-        <w:t>, Minami-</w:t>
-      </w:r>
-      <w:proofErr w:type="spellStart"/>
-      <w:r>
-        <w:rPr>
-          <w:rFonts w:ascii="Arial" w:hAnsi="Arial" w:cs="Arial"/>
-        </w:rPr>
-        <w:t>ku</w:t>
-      </w:r>
-      <w:proofErr w:type="spellEnd"/>
-      <w:r>
-        <w:rPr>
-          <w:rFonts w:ascii="Arial" w:hAnsi="Arial" w:cs="Arial"/>
-        </w:rPr>
-        <w:t>, Yokohama, Kanagawa, 232-0024, Japan.</w:t>
+        <w:t>artment of Ophthalmology and Micro-Technology, Yokohama City University, 4-57 Urafune, Minami-ku, Yokohama, Kanagawa, 232-0024, Japan.</w:t>
       </w:r>
     </w:p>
     <w:p>
@@ -317,21 +281,7 @@
         <w:rPr>
           <w:rFonts w:ascii="Arial" w:hAnsi="Arial" w:cs="Arial"/>
         </w:rPr>
-        <w:t xml:space="preserve">Consultant/Speaker for Astellas Pharmaceutical, Bayer </w:t>
-      </w:r>
-      <w:proofErr w:type="spellStart"/>
-      <w:r>
-        <w:rPr>
-          <w:rFonts w:ascii="Arial" w:hAnsi="Arial" w:cs="Arial"/>
-        </w:rPr>
-        <w:t>Yakuhin</w:t>
-      </w:r>
-      <w:proofErr w:type="spellEnd"/>
-      <w:r>
-        <w:rPr>
-          <w:rFonts w:ascii="Arial" w:hAnsi="Arial" w:cs="Arial"/>
-        </w:rPr>
-        <w:t xml:space="preserve"> Ltd, Roche/Chugai</w:t>
+        <w:t>Consultant/Speaker for Astellas Pharmaceutical, Bayer Yakuhin Ltd, Roche/Chugai</w:t>
       </w:r>
       <w:r>
         <w:rPr>
@@ -591,15 +541,7 @@
       <w:ins w:id="36" w:author="rev1" w:date="2026-08-03T08:56:00Z" w16du:dateUtc="2026-08-02T23:56:00Z">
         <w:r>
           <w:lastRenderedPageBreak/>
-          <w:t xml:space="preserve">Qualitative MNV pattern labels (e.g., Medusa, </w:t>
-        </w:r>
-        <w:proofErr w:type="spellStart"/>
-        <w:r>
-          <w:t>Seafan</w:t>
-        </w:r>
-        <w:proofErr w:type="spellEnd"/>
-        <w:r>
-          <w:t>, Dead tree) remain inconsistently defined and are rarely linked to reproducible quantitative thresholds.</w:t>
+          <w:t>Qualitative MNV pattern labels (e.g., Medusa, Seafan, Dead tree) remain inconsistently defined and are rarely linked to reproducible quantitative thresholds.</w:t>
         </w:r>
       </w:ins>
     </w:p>
@@ -958,21 +900,7 @@
         <w:rPr>
           <w:rFonts w:ascii="Arial" w:hAnsi="Arial" w:cs="Arial"/>
         </w:rPr>
-        <w:t xml:space="preserve"> active, mature quiescent, transitional, and </w:t>
-      </w:r>
-      <w:proofErr w:type="spellStart"/>
-      <w:r>
-        <w:rPr>
-          <w:rFonts w:ascii="Arial" w:hAnsi="Arial" w:cs="Arial"/>
-        </w:rPr>
-        <w:t>arteriolarized</w:t>
-      </w:r>
-      <w:proofErr w:type="spellEnd"/>
-      <w:r>
-        <w:rPr>
-          <w:rFonts w:ascii="Arial" w:hAnsi="Arial" w:cs="Arial"/>
-        </w:rPr>
-        <w:t xml:space="preserve"> states.</w:t>
+        <w:t xml:space="preserve"> active, mature quiescent, transitional, and arteriolarized states.</w:t>
       </w:r>
     </w:p>
     <w:p>
@@ -1025,23 +953,7 @@
       </w:r>
       <w:ins w:id="75" w:author="rev1" w:date="2026-08-03T08:56:00Z" w16du:dateUtc="2026-08-02T23:56:00Z">
         <w:r>
-          <w:t xml:space="preserve">using </w:t>
-        </w:r>
-        <w:proofErr w:type="spellStart"/>
-        <w:r>
-          <w:t>Frangi</w:t>
-        </w:r>
-        <w:proofErr w:type="spellEnd"/>
-        <w:r>
-          <w:t>/</w:t>
-        </w:r>
-        <w:proofErr w:type="spellStart"/>
-        <w:r>
-          <w:t>tubeness</w:t>
-        </w:r>
-        <w:proofErr w:type="spellEnd"/>
-        <w:r>
-          <w:t xml:space="preserve"> and </w:t>
+          <w:t xml:space="preserve">using Frangi/tubeness and </w:t>
         </w:r>
       </w:ins>
       <w:del w:id="76" w:author="rev1" w:date="2026-08-03T08:56:00Z" w16du:dateUtc="2026-08-02T23:56:00Z">
@@ -1074,15 +986,7 @@
       </w:r>
       <w:ins w:id="78" w:author="rev1" w:date="2026-08-03T08:56:00Z" w16du:dateUtc="2026-08-02T23:56:00Z">
         <w:r>
-          <w:t xml:space="preserve">, </w:t>
-        </w:r>
-        <w:proofErr w:type="spellStart"/>
-        <w:r>
-          <w:t>Phansalkar</w:t>
-        </w:r>
-        <w:proofErr w:type="spellEnd"/>
-        <w:r>
-          <w:t xml:space="preserve"> adaptive binarization,</w:t>
+          <w:t>, Phansalkar adaptive binarization,</w:t>
         </w:r>
       </w:ins>
       <w:del w:id="79" w:author="rev1" w:date="2026-08-03T08:56:00Z" w16du:dateUtc="2026-08-02T23:56:00Z">
@@ -1165,21 +1069,7 @@
         <w:rPr>
           <w:rFonts w:ascii="Arial" w:hAnsi="Arial" w:cs="Arial"/>
         </w:rPr>
-        <w:t xml:space="preserve">classification into Medusa, </w:t>
-      </w:r>
-      <w:proofErr w:type="spellStart"/>
-      <w:r>
-        <w:rPr>
-          <w:rFonts w:ascii="Arial" w:hAnsi="Arial" w:cs="Arial"/>
-        </w:rPr>
-        <w:t>Seafan</w:t>
-      </w:r>
-      <w:proofErr w:type="spellEnd"/>
-      <w:r>
-        <w:rPr>
-          <w:rFonts w:ascii="Arial" w:hAnsi="Arial" w:cs="Arial"/>
-        </w:rPr>
-        <w:t>, Glomerular, Tree</w:t>
+        <w:t>classification into Medusa, Seafan, Glomerular, Tree</w:t>
       </w:r>
       <w:ins w:id="87" w:author="rev1" w:date="2026-08-03T08:56:00Z" w16du:dateUtc="2026-08-02T23:56:00Z">
         <w:r>
@@ -1240,15 +1130,7 @@
       </w:r>
       <w:ins w:id="93" w:author="rev1" w:date="2026-08-03T08:56:00Z" w16du:dateUtc="2026-08-02T23:56:00Z">
         <w:r>
-          <w:t xml:space="preserve">using predefined percentile and trunk-pattern thresholds. Morphology-derived interpretive categories - Active-pattern, Mature-quiescent-pattern, Transitional-pattern, and </w:t>
-        </w:r>
-        <w:proofErr w:type="spellStart"/>
-        <w:r>
-          <w:t>Arteriolarized</w:t>
-        </w:r>
-        <w:proofErr w:type="spellEnd"/>
-        <w:r>
-          <w:t>-pattern - were assigned</w:t>
+          <w:t>using predefined percentile and trunk-pattern thresholds. Morphology-derived interpretive categories - Active-pattern, Mature-quiescent-pattern, Transitional-pattern, and Arteriolarized-pattern - were assigned</w:t>
         </w:r>
       </w:ins>
       <w:del w:id="94" w:author="rev1" w:date="2026-08-03T08:56:00Z" w16du:dateUtc="2026-08-02T23:56:00Z">
@@ -1308,33 +1190,11 @@
         <w:rPr>
           <w:rFonts w:ascii="Arial" w:hAnsi="Arial" w:cs="Arial"/>
         </w:rPr>
-        <w:t xml:space="preserve"> on three OCTA platforms (Zeiss </w:t>
-      </w:r>
-      <w:proofErr w:type="spellStart"/>
-      <w:r>
-        <w:rPr>
-          <w:rFonts w:ascii="Arial" w:hAnsi="Arial" w:cs="Arial"/>
-        </w:rPr>
-        <w:t>PlexElite</w:t>
-      </w:r>
-      <w:proofErr w:type="spellEnd"/>
-      <w:r>
-        <w:rPr>
-          <w:rFonts w:ascii="Arial" w:hAnsi="Arial" w:cs="Arial"/>
-        </w:rPr>
-        <w:t xml:space="preserve"> 6×6 mm, Zeiss </w:t>
+        <w:t xml:space="preserve"> on three OCTA platforms (Zeiss PlexElite 6×6 mm, Zeiss </w:t>
       </w:r>
       <w:ins w:id="99" w:author="rev1" w:date="2026-08-03T08:56:00Z" w16du:dateUtc="2026-08-02T23:56:00Z">
         <w:r>
-          <w:t xml:space="preserve">CIRRUS </w:t>
-        </w:r>
-        <w:proofErr w:type="spellStart"/>
-        <w:r>
-          <w:t>AngioPlex</w:t>
-        </w:r>
-        <w:proofErr w:type="spellEnd"/>
-        <w:r>
-          <w:t xml:space="preserve"> </w:t>
+          <w:t xml:space="preserve">CIRRUS AngioPlex </w:t>
         </w:r>
       </w:ins>
       <w:r>
@@ -1348,31 +1208,15 @@
           <w:t xml:space="preserve">and </w:t>
         </w:r>
       </w:ins>
-      <w:proofErr w:type="spellStart"/>
-      <w:r>
-        <w:rPr>
-          <w:rFonts w:ascii="Arial" w:hAnsi="Arial" w:cs="Arial"/>
-        </w:rPr>
-        <w:t>Optovue</w:t>
-      </w:r>
-      <w:proofErr w:type="spellEnd"/>
-      <w:r>
-        <w:rPr>
-          <w:rFonts w:ascii="Arial" w:hAnsi="Arial" w:cs="Arial"/>
-        </w:rPr>
-        <w:t xml:space="preserve"> Solix 6×6 mm) were analyzed.</w:t>
+      <w:r>
+        <w:rPr>
+          <w:rFonts w:ascii="Arial" w:hAnsi="Arial" w:cs="Arial"/>
+        </w:rPr>
+        <w:t>Optovue Solix 6×6 mm) were analyzed.</w:t>
       </w:r>
       <w:ins w:id="101" w:author="rev1" w:date="2026-08-03T08:56:00Z" w16du:dateUtc="2026-08-02T23:56:00Z">
         <w:r>
-          <w:t xml:space="preserve"> Masked expert–automated morphological agreement was assessed in a stratified subset (n = 54). Inter-observer reproducibility was evaluated with three operators in 46 lesions using </w:t>
-        </w:r>
-        <w:proofErr w:type="gramStart"/>
-        <w:r>
-          <w:t>ICC(</w:t>
-        </w:r>
-        <w:proofErr w:type="gramEnd"/>
-        <w:r>
-          <w:t>2,1), and same-operator intra-observer test–retest reproducibility was assessed as a supplement (n = 46). Between-stratum score differences were summarized using Kruskal–Wallis tests and ε² effect sizes with bootstrap 95% confidence intervals.</w:t>
+          <w:t xml:space="preserve"> Masked expert–automated morphological agreement was assessed in a stratified subset (n = 54). Inter-observer reproducibility was evaluated with three operators in 46 lesions using ICC(2,1), and same-operator intra-observer test–retest reproducibility was assessed as a supplement (n = 46). Between-stratum score differences were summarized using Kruskal–Wallis tests and ε² effect sizes with bootstrap 95% confidence intervals.</w:t>
         </w:r>
       </w:ins>
     </w:p>
@@ -1513,15 +1357,7 @@
       </w:r>
       <w:ins w:id="114" w:author="rev1" w:date="2026-08-03T08:56:00Z" w16du:dateUtc="2026-08-02T23:56:00Z">
         <w:r>
-          <w:t xml:space="preserve">. Agreement with masked expert grading was modest to moderate, with an overall agreement of 57.4% and a quadratic weighted κ of 0.507. Inter-observer </w:t>
-        </w:r>
-        <w:proofErr w:type="gramStart"/>
-        <w:r>
-          <w:t>ICC(</w:t>
-        </w:r>
-        <w:proofErr w:type="gramEnd"/>
-        <w:r>
-          <w:t>2,1) was good for lesion area (0.859), Complexity Score (0.807), and Standardized Caliber Uniformity Score (0.770), and moderate for the Maturity Index derived from the Caliber score (0.593).</w:t>
+          <w:t>. Agreement with masked expert grading was modest to moderate, with an overall agreement of 57.4% and a quadratic weighted κ of 0.507. Inter-observer ICC(2,1) was good for lesion area (0.859), Complexity Score (0.807), and Standardized Caliber Uniformity Score (0.770), and moderate for the Maturity Index derived from the Caliber score (0.593).</w:t>
         </w:r>
       </w:ins>
       <w:del w:id="115" w:author="rev1" w:date="2026-08-03T08:56:00Z" w16du:dateUtc="2026-08-02T23:56:00Z">
@@ -1733,15 +1569,7 @@
       </w:pPr>
       <w:ins w:id="132" w:author="rev1" w:date="2026-08-03T08:56:00Z" w16du:dateUtc="2026-08-02T23:56:00Z">
         <w:r>
-          <w:t xml:space="preserve">Optical Coherence Tomography Angiography (OCTA) has transformed visualization of macular neovascularization (MNV) [1]. Translating qualitative observations into objective quantitative metrics remains challenging. Although general-purpose tools such as </w:t>
-        </w:r>
-        <w:proofErr w:type="spellStart"/>
-        <w:r>
-          <w:t>AngioTool</w:t>
-        </w:r>
-        <w:proofErr w:type="spellEnd"/>
-        <w:r>
-          <w:t xml:space="preserve"> perform well with high-contrast immunofluorescence images [2], they often struggle when applied to OCTA data, which are typically low in contrast and prone to imaging artifacts [3–5]. Variations in image quality across acquisition protocols and devices hinder accurate delineation of fine capillaries within dense MNV networks and yield inconsistent quantitative parameters across machines [6].</w:t>
+          <w:t>Optical Coherence Tomography Angiography (OCTA) has transformed visualization of macular neovascularization (MNV) [1]. Translating qualitative observations into objective quantitative metrics remains challenging. Although general-purpose tools such as AngioTool perform well with high-contrast immunofluorescence images [2], they often struggle when applied to OCTA data, which are typically low in contrast and prone to imaging artifacts [3–5]. Variations in image quality across acquisition protocols and devices hinder accurate delineation of fine capillaries within dense MNV networks and yield inconsistent quantitative parameters across machines [6].</w:t>
         </w:r>
       </w:ins>
     </w:p>
@@ -1754,15 +1582,7 @@
       </w:pPr>
       <w:ins w:id="134" w:author="rev1" w:date="2026-08-03T08:56:00Z" w16du:dateUtc="2026-08-02T23:56:00Z">
         <w:r>
-          <w:t>Another hurdle is characterization of vascular remodeling and the distinction between patterns consistent with active neovascularization versus mature, quiescent-appearing networks. Patterns such as “Medusa” and “</w:t>
-        </w:r>
-        <w:proofErr w:type="spellStart"/>
-        <w:r>
-          <w:t>Seafan</w:t>
-        </w:r>
-        <w:proofErr w:type="spellEnd"/>
-        <w:r>
-          <w:t>” are widely recognized, yet their quantitative definition and clinical interpretation often vary [7,8]. The term “mature” is used inconsistently: sometimes for a well-organized but still active lesion (morphological maturity), and other times for a pruned vascular tree (interpreted as pathophysiological maturity in the literature) [1,7,8]. This ambiguity impedes standardized assessment and cross-study comparison.</w:t>
+          <w:t>Another hurdle is characterization of vascular remodeling and the distinction between patterns consistent with active neovascularization versus mature, quiescent-appearing networks. Patterns such as “Medusa” and “Seafan” are widely recognized, yet their quantitative definition and clinical interpretation often vary [7,8]. The term “mature” is used inconsistently: sometimes for a well-organized but still active lesion (morphological maturity), and other times for a pruned vascular tree (interpreted as pathophysiological maturity in the literature) [1,7,8]. This ambiguity impedes standardized assessment and cross-study comparison.</w:t>
         </w:r>
       </w:ins>
     </w:p>
@@ -1775,23 +1595,7 @@
       </w:pPr>
       <w:ins w:id="136" w:author="rev1" w:date="2026-08-03T08:56:00Z" w16du:dateUtc="2026-08-02T23:56:00Z">
         <w:r>
-          <w:t xml:space="preserve">This paper presents a novel semi-automated framework designed to enhance the transparency and reproducibility of MNV quantification. We detail a robust rule-based morphological categorization that maps Medusa, </w:t>
-        </w:r>
-        <w:proofErr w:type="spellStart"/>
-        <w:r>
-          <w:t>Seafan</w:t>
-        </w:r>
-        <w:proofErr w:type="spellEnd"/>
-        <w:r>
-          <w:t xml:space="preserve">, Glomerular, Tree in bud, and Dead tree patterns using disclosed quantitative thresholds. Furthermore, we assign morphology-derived interpretive categories (Active-pattern, Mature-quiescent-pattern, Transitional-pattern, </w:t>
-        </w:r>
-        <w:proofErr w:type="spellStart"/>
-        <w:r>
-          <w:t>Arteriolarized</w:t>
-        </w:r>
-        <w:proofErr w:type="spellEnd"/>
-        <w:r>
-          <w:t>-pattern). These interpretive labels serve as a structured, hypothesis-generating taxonomy grounded in quantitative morphology. Our framework establishes standardized biomarkers (Standardized Vascular Complexity Score, Standardized Caliber Uniformity Score, Standardized Maturity Index) to facilitate consistent within-stratum reporting and rule-based thresholding, thereby providing a rigorous foundation for future biological validation.</w:t>
+          <w:t>This paper presents a novel semi-automated framework designed to enhance the transparency and reproducibility of MNV quantification. We detail a robust rule-based morphological categorization that maps Medusa, Seafan, Glomerular, Tree in bud, and Dead tree patterns using disclosed quantitative thresholds. Furthermore, we assign morphology-derived interpretive categories (Active-pattern, Mature-quiescent-pattern, Transitional-pattern, Arteriolarized-pattern). These interpretive labels serve as a structured, hypothesis-generating taxonomy grounded in quantitative morphology. Our framework establishes standardized biomarkers (Standardized Vascular Complexity Score, Standardized Caliber Uniformity Score, Standardized Maturity Index) to facilitate consistent within-stratum reporting and rule-based thresholding, thereby providing a rigorous foundation for future biological validation.</w:t>
         </w:r>
       </w:ins>
     </w:p>
@@ -2525,21 +2329,7 @@
         <w:rPr>
           <w:rFonts w:ascii="Arial" w:hAnsi="Arial" w:cs="Arial"/>
         </w:rPr>
-        <w:t xml:space="preserve"> acquisitions on the Zeiss </w:t>
-      </w:r>
-      <w:proofErr w:type="spellStart"/>
-      <w:r>
-        <w:rPr>
-          <w:rFonts w:ascii="Arial" w:hAnsi="Arial" w:cs="Arial"/>
-        </w:rPr>
-        <w:t>PlexElite</w:t>
-      </w:r>
-      <w:proofErr w:type="spellEnd"/>
-      <w:r>
-        <w:rPr>
-          <w:rFonts w:ascii="Arial" w:hAnsi="Arial" w:cs="Arial"/>
-        </w:rPr>
-        <w:t xml:space="preserve"> 9000 (swept-source OCTA, </w:t>
+        <w:t xml:space="preserve"> acquisitions on the Zeiss PlexElite 9000 (swept-source OCTA, </w:t>
       </w:r>
       <w:ins w:id="166" w:author="rev1" w:date="2026-08-03T08:56:00Z" w16du:dateUtc="2026-08-02T23:56:00Z">
         <w:r>
@@ -2596,21 +2386,7 @@
         <w:rPr>
           <w:rFonts w:ascii="Arial" w:hAnsi="Arial" w:cs="Arial"/>
         </w:rPr>
-        <w:t xml:space="preserve"> acquisitions on the Zeiss CIRRUS HD-OCT with </w:t>
-      </w:r>
-      <w:proofErr w:type="spellStart"/>
-      <w:r>
-        <w:rPr>
-          <w:rFonts w:ascii="Arial" w:hAnsi="Arial" w:cs="Arial"/>
-        </w:rPr>
-        <w:t>AngioPlex</w:t>
-      </w:r>
-      <w:proofErr w:type="spellEnd"/>
-      <w:r>
-        <w:rPr>
-          <w:rFonts w:ascii="Arial" w:hAnsi="Arial" w:cs="Arial"/>
-        </w:rPr>
-        <w:t xml:space="preserve"> (spectral-domain OCTA, </w:t>
+        <w:t xml:space="preserve"> acquisitions on the Zeiss CIRRUS HD-OCT with AngioPlex (spectral-domain OCTA, </w:t>
       </w:r>
       <w:ins w:id="172" w:author="rev1" w:date="2026-08-03T08:56:00Z" w16du:dateUtc="2026-08-02T23:56:00Z">
         <w:r>
@@ -2669,14 +2445,12 @@
         </w:rPr>
         <w:t xml:space="preserve"> acquisitions on the </w:t>
       </w:r>
-      <w:proofErr w:type="spellStart"/>
       <w:r>
         <w:rPr>
           <w:rFonts w:ascii="Arial" w:hAnsi="Arial" w:cs="Arial"/>
         </w:rPr>
         <w:t>Optovue</w:t>
       </w:r>
-      <w:proofErr w:type="spellEnd"/>
       <w:r>
         <w:rPr>
           <w:rFonts w:ascii="Arial" w:hAnsi="Arial" w:cs="Arial"/>
@@ -2685,23 +2459,7 @@
       </w:r>
       <w:ins w:id="178" w:author="rev1" w:date="2026-08-03T08:56:00Z" w16du:dateUtc="2026-08-02T23:56:00Z">
         <w:r>
-          <w:t>(</w:t>
-        </w:r>
-        <w:proofErr w:type="spellStart"/>
-        <w:r>
-          <w:t>Optovue</w:t>
-        </w:r>
-        <w:proofErr w:type="spellEnd"/>
-        <w:r>
-          <w:t>/</w:t>
-        </w:r>
-        <w:proofErr w:type="spellStart"/>
-        <w:r>
-          <w:t>Visionix</w:t>
-        </w:r>
-        <w:proofErr w:type="spellEnd"/>
-        <w:r>
-          <w:t xml:space="preserve">; </w:t>
+          <w:t xml:space="preserve">(Optovue/Visionix; </w:t>
         </w:r>
       </w:ins>
       <w:del w:id="179" w:author="rev1" w:date="2026-08-03T08:56:00Z" w16du:dateUtc="2026-08-02T23:56:00Z">
@@ -3730,47 +3488,7 @@
       </w:pPr>
       <w:ins w:id="259" w:author="rev1" w:date="2026-08-03T08:56:00Z" w16du:dateUtc="2026-08-02T23:56:00Z">
         <w:r>
-          <w:t xml:space="preserve">Hybrid multiscale vessel enhancement. A combination of </w:t>
-        </w:r>
-        <w:proofErr w:type="spellStart"/>
-        <w:r>
-          <w:t>Frangi</w:t>
-        </w:r>
-        <w:proofErr w:type="spellEnd"/>
-        <w:r>
-          <w:t xml:space="preserve"> (</w:t>
-        </w:r>
-        <w:proofErr w:type="spellStart"/>
-        <w:r>
-          <w:t>tubeness</w:t>
-        </w:r>
-        <w:proofErr w:type="spellEnd"/>
-        <w:r>
-          <w:t>) and Laplacian of Gaussian (</w:t>
-        </w:r>
-        <w:proofErr w:type="spellStart"/>
-        <w:r>
-          <w:t>LoG</w:t>
-        </w:r>
-        <w:proofErr w:type="spellEnd"/>
-        <w:r>
-          <w:t xml:space="preserve">) filters accentuates vessels of varying calibers. Fusion of complementary filters can improve vessel detection relative to single-filter methods [9–11]. </w:t>
-        </w:r>
-        <w:proofErr w:type="spellStart"/>
-        <w:r>
-          <w:t>Frangi</w:t>
-        </w:r>
-        <w:proofErr w:type="spellEnd"/>
-        <w:r>
-          <w:t xml:space="preserve"> (scales 0.8–4.0) identifies tubular structures; </w:t>
-        </w:r>
-        <w:proofErr w:type="spellStart"/>
-        <w:r>
-          <w:t>LoG</w:t>
-        </w:r>
-        <w:proofErr w:type="spellEnd"/>
-        <w:r>
-          <w:t xml:space="preserve"> detects edges. Their combined use supports enhancement of complex, multi-scale MNV networks in low-contrast OCTA images.</w:t>
+          <w:t>Hybrid multiscale vessel enhancement. A combination of Frangi (tubeness) and Laplacian of Gaussian (LoG) filters accentuates vessels of varying calibers. Fusion of complementary filters can improve vessel detection relative to single-filter methods [9–11]. Frangi (scales 0.8–4.0) identifies tubular structures; LoG detects edges. Their combined use supports enhancement of complex, multi-scale MNV networks in low-contrast OCTA images.</w:t>
         </w:r>
       </w:ins>
     </w:p>
@@ -3788,63 +3506,7 @@
       </w:pPr>
       <w:ins w:id="261" w:author="rev1" w:date="2026-08-03T08:56:00Z" w16du:dateUtc="2026-08-02T23:56:00Z">
         <w:r>
-          <w:t xml:space="preserve">Binarization Following </w:t>
-        </w:r>
-        <w:proofErr w:type="spellStart"/>
-        <w:r>
-          <w:t>Frangi</w:t>
-        </w:r>
-        <w:proofErr w:type="spellEnd"/>
-        <w:r>
-          <w:t>/</w:t>
-        </w:r>
-        <w:proofErr w:type="spellStart"/>
-        <w:r>
-          <w:t>LoG</w:t>
-        </w:r>
-        <w:proofErr w:type="spellEnd"/>
-        <w:r>
-          <w:t xml:space="preserve"> enhancement, MNV vessel maps exhibit spatially heterogeneous background intensity due to projection artifacts, signal attenuation, and intra-lesional contrast variation. To address this, we employed </w:t>
-        </w:r>
-        <w:proofErr w:type="spellStart"/>
-        <w:r>
-          <w:t>Phansalkar</w:t>
-        </w:r>
-        <w:proofErr w:type="spellEnd"/>
-        <w:r>
-          <w:t xml:space="preserve"> adaptive local thresholding rather than global Otsu thresholding. While global Otsu assumes a bimodal intensity histogram with a single cut-point - often leading to the erosion of fine peripheral capillaries or the inclusion of background speckles in overlapping distributions - </w:t>
-        </w:r>
-        <w:proofErr w:type="spellStart"/>
-        <w:r>
-          <w:t>Phansalkar’s</w:t>
-        </w:r>
-        <w:proofErr w:type="spellEnd"/>
-        <w:r>
-          <w:t xml:space="preserve"> local mean/SD-based approach estimates thresholds within a resolution-calibrated window (local radius corresponding to approximately 24 µm; k = 0.1, R = 0). This method preserves locally contrasted fine vessels while effectively suppressing regional background drift, leveraging its robustness to local intensity non-uniformity. Although </w:t>
-        </w:r>
-        <w:proofErr w:type="spellStart"/>
-        <w:r>
-          <w:t>Phansalkar</w:t>
-        </w:r>
-        <w:proofErr w:type="spellEnd"/>
-        <w:r>
-          <w:t xml:space="preserve"> is widely recognized in choriocapillaris flow-deficit analysis, this property makes it particularly advantageous for enhanced MNV vessel maps on the outer-retina/avascular-complex slab. Our implementation adheres to the ImageJ Auto Local Threshold (</w:t>
-        </w:r>
-        <w:proofErr w:type="spellStart"/>
-        <w:r>
-          <w:t>Phansalkar</w:t>
-        </w:r>
-        <w:proofErr w:type="spellEnd"/>
-        <w:r>
-          <w:t xml:space="preserve">) convention used in the original macro to ensure reproducibility. We selected this local adaptive method over Otsu to optimize vessel preservation in the heterogeneous MNV environment, acknowledging Otsu’s utility primarily in relatively homogeneous SCP/DCP </w:t>
-        </w:r>
-        <w:proofErr w:type="spellStart"/>
-        <w:r>
-          <w:t>en</w:t>
-        </w:r>
-        <w:proofErr w:type="spellEnd"/>
-        <w:r>
-          <w:t>-face slabs.</w:t>
+          <w:t>Binarization Following Frangi/LoG enhancement, MNV vessel maps exhibit spatially heterogeneous background intensity due to projection artifacts, signal attenuation, and intra-lesional contrast variation. To address this, we employed Phansalkar adaptive local thresholding rather than global Otsu thresholding. While global Otsu assumes a bimodal intensity histogram with a single cut-point - often leading to the erosion of fine peripheral capillaries or the inclusion of background speckles in overlapping distributions - Phansalkar’s local mean/SD-based approach estimates thresholds within a resolution-calibrated window (local radius corresponding to approximately 24 µm; k = 0.1, R = 0). This method preserves locally contrasted fine vessels while effectively suppressing regional background drift, leveraging its robustness to local intensity non-uniformity. Although Phansalkar is widely recognized in choriocapillaris flow-deficit analysis, this property makes it particularly advantageous for enhanced MNV vessel maps on the outer-retina/avascular-complex slab. Our implementation adheres to the ImageJ Auto Local Threshold (Phansalkar) convention used in the original macro to ensure reproducibility. We selected this local adaptive method over Otsu to optimize vessel preservation in the heterogeneous MNV environment, acknowledging Otsu’s utility primarily in relatively homogeneous SCP/DCP en-face slabs.</w:t>
         </w:r>
       </w:ins>
     </w:p>
@@ -3981,21 +3643,7 @@
         <w:rPr>
           <w:rFonts w:ascii="Arial" w:hAnsi="Arial" w:cs="Arial"/>
         </w:rPr>
-        <w:t xml:space="preserve"> The binary image </w:t>
-      </w:r>
-      <w:proofErr w:type="gramStart"/>
-      <w:r>
-        <w:rPr>
-          <w:rFonts w:ascii="Arial" w:hAnsi="Arial" w:cs="Arial"/>
-        </w:rPr>
-        <w:t>is</w:t>
-      </w:r>
-      <w:proofErr w:type="gramEnd"/>
-      <w:r>
-        <w:rPr>
-          <w:rFonts w:ascii="Arial" w:hAnsi="Arial" w:cs="Arial"/>
-        </w:rPr>
-        <w:t xml:space="preserve"> refined </w:t>
+        <w:t xml:space="preserve"> The binary image is refined </w:t>
       </w:r>
       <w:ins w:id="269" w:author="rev1" w:date="2026-08-03T08:56:00Z" w16du:dateUtc="2026-08-02T23:56:00Z">
         <w:r>
@@ -4350,15 +3998,7 @@
       </w:r>
       <w:ins w:id="296" w:author="rev1" w:date="2026-08-03T08:56:00Z" w16du:dateUtc="2026-08-02T23:56:00Z">
         <w:r>
-          <w:t xml:space="preserve">; separate columns list inter-rater and intra-rater </w:t>
-        </w:r>
-        <w:proofErr w:type="gramStart"/>
-        <w:r>
-          <w:t>ICC(</w:t>
-        </w:r>
-        <w:proofErr w:type="gramEnd"/>
-        <w:r>
-          <w:t>2,1) (or κ for morphological subtypes) for available lesion metrics.</w:t>
+          <w:t>; separate columns list inter-rater and intra-rater ICC(2,1) (or κ for morphological subtypes) for available lesion metrics.</w:t>
         </w:r>
       </w:ins>
       <w:del w:id="297" w:author="rev1" w:date="2026-08-03T08:56:00Z" w16du:dateUtc="2026-08-02T23:56:00Z">
@@ -4546,21 +4186,7 @@
         <w:rPr>
           <w:rFonts w:ascii="Arial" w:hAnsi="Arial" w:cs="Arial"/>
         </w:rPr>
-        <w:t>from the skeletonized MNV network: inverse Euler number (−</w:t>
-      </w:r>
-      <w:proofErr w:type="spellStart"/>
-      <w:r>
-        <w:rPr>
-          <w:rFonts w:ascii="Arial" w:hAnsi="Arial" w:cs="Arial"/>
-        </w:rPr>
-        <w:t>Euler_total</w:t>
-      </w:r>
-      <w:proofErr w:type="spellEnd"/>
-      <w:r>
-        <w:rPr>
-          <w:rFonts w:ascii="Arial" w:hAnsi="Arial" w:cs="Arial"/>
-        </w:rPr>
-        <w:t>), total loop count, junction density, and global fractal dimension. Reference distributions were constructed independently for each acquisition stratum (large, small_3mm, small</w:t>
+        <w:t>from the skeletonized MNV network: inverse Euler number (−Euler_total), total loop count, junction density, and global fractal dimension. Reference distributions were constructed independently for each acquisition stratum (large, small_3mm, small</w:t>
       </w:r>
       <w:ins w:id="309" w:author="rev1" w:date="2026-08-03T08:56:00Z" w16du:dateUtc="2026-08-02T23:56:00Z">
         <w:r>
@@ -4666,16 +4292,8 @@
         <w:rPr>
           <w:rFonts w:ascii="Arial" w:hAnsi="Arial" w:cs="Arial"/>
         </w:rPr>
-        <w:t xml:space="preserve"> (</w:t>
-      </w:r>
-      <w:proofErr w:type="spellStart"/>
-      <w:r>
-        <w:rPr>
-          <w:rFonts w:ascii="Arial" w:hAnsi="Arial" w:cs="Arial"/>
-        </w:rPr>
-        <w:t>TrunkDist</w:t>
-      </w:r>
-      <w:proofErr w:type="spellEnd"/>
+        <w:t xml:space="preserve"> (TrunkDist</w:t>
+      </w:r>
       <w:ins w:id="320" w:author="rev1" w:date="2026-08-03T08:56:00Z" w16du:dateUtc="2026-08-02T23:56:00Z">
         <w:r>
           <w:t xml:space="preserve"> =</w:t>
@@ -5135,14 +4753,9 @@
       </w:pPr>
       <w:ins w:id="363" w:author="rev1" w:date="2026-08-03T08:56:00Z" w16du:dateUtc="2026-08-02T23:56:00Z">
         <w:r>
-          <w:t xml:space="preserve">Score = </w:t>
-        </w:r>
-        <w:proofErr w:type="gramStart"/>
-        <w:r>
-          <w:t>clip(</w:t>
-        </w:r>
-      </w:ins>
-      <w:proofErr w:type="gramEnd"/>
+          <w:t>Score = clip(</w:t>
+        </w:r>
+      </w:ins>
       <w:del w:id="364" w:author="rev1" w:date="2026-08-03T08:56:00Z" w16du:dateUtc="2026-08-02T23:56:00Z">
         <w:r>
           <w:rPr>
@@ -5159,23 +4772,7 @@
       </w:r>
       <w:ins w:id="365" w:author="rev1" w:date="2026-08-03T08:56:00Z" w16du:dateUtc="2026-08-02T23:56:00Z">
         <w:r>
-          <w:t xml:space="preserve">75 × </w:t>
-        </w:r>
-        <w:proofErr w:type="gramStart"/>
-        <w:r>
-          <w:t>U(</w:t>
-        </w:r>
-        <w:proofErr w:type="gramEnd"/>
-        <w:r>
-          <w:t xml:space="preserve">−NV Diameter CV) + 0.25 × </w:t>
-        </w:r>
-        <w:proofErr w:type="gramStart"/>
-        <w:r>
-          <w:t>U(</w:t>
-        </w:r>
-        <w:proofErr w:type="gramEnd"/>
-        <w:r>
-          <w:t>−Dilated vessel %), 0, 100),</w:t>
+          <w:t>75 × U(−NV Diameter CV) + 0.25 × U(−Dilated vessel %), 0, 100),</w:t>
         </w:r>
       </w:ins>
       <w:del w:id="366" w:author="rev1" w:date="2026-08-03T08:56:00Z" w16du:dateUtc="2026-08-02T23:56:00Z">
@@ -5196,15 +4793,7 @@
       </w:pPr>
       <w:ins w:id="367" w:author="rev1" w:date="2026-08-03T08:56:00Z" w16du:dateUtc="2026-08-02T23:56:00Z">
         <w:r>
-          <w:t xml:space="preserve">where </w:t>
-        </w:r>
-        <w:proofErr w:type="gramStart"/>
-        <w:r>
-          <w:t>U(</w:t>
-        </w:r>
-        <w:proofErr w:type="gramEnd"/>
-        <w:r>
-          <w:t>·) denotes the stratum-specific piecewise map.</w:t>
+          <w:t>where U(·) denotes the stratum-specific piecewise map.</w:t>
         </w:r>
       </w:ins>
     </w:p>
@@ -5260,14 +4849,9 @@
         </w:rPr>
         <w:t xml:space="preserve">Maturity Index = </w:t>
       </w:r>
-      <w:proofErr w:type="gramStart"/>
       <w:ins w:id="371" w:author="rev1" w:date="2026-08-03T08:56:00Z" w16du:dateUtc="2026-08-02T23:56:00Z">
         <w:r>
-          <w:t>clip(</w:t>
-        </w:r>
-        <w:proofErr w:type="gramEnd"/>
-        <w:r>
-          <w:t>50</w:t>
+          <w:t>clip(50</w:t>
         </w:r>
       </w:ins>
       <w:del w:id="372" w:author="rev1" w:date="2026-08-03T08:56:00Z" w16du:dateUtc="2026-08-02T23:56:00Z">
@@ -5449,16 +5033,11 @@
         <w:t>Medusa</w:t>
       </w:r>
       <w:r>
-        <w:t xml:space="preserve">, </w:t>
-      </w:r>
-      <w:proofErr w:type="spellStart"/>
-      <w:r>
-        <w:t>S</w:t>
+        <w:t>, S</w:t>
       </w:r>
       <w:r>
         <w:t>eafan</w:t>
       </w:r>
-      <w:proofErr w:type="spellEnd"/>
       <w:r>
         <w:t>, or I</w:t>
       </w:r>
@@ -5479,23 +5058,7 @@
         <w:t>edusa</w:t>
       </w:r>
       <w:r>
-        <w:t xml:space="preserve"> trunk pattern and a Complexity Score at or above the 65th percentile were labeled Medusa. Those with a SEAFAN trunk pattern and a Complexity Score at or above the 40th percentile </w:t>
-      </w:r>
-      <w:proofErr w:type="gramStart"/>
-      <w:r>
-        <w:t>were</w:t>
-      </w:r>
-      <w:proofErr w:type="gramEnd"/>
-      <w:r>
-        <w:t xml:space="preserve"> labeled </w:t>
-      </w:r>
-      <w:proofErr w:type="spellStart"/>
-      <w:r>
-        <w:t>Seafan</w:t>
-      </w:r>
-      <w:proofErr w:type="spellEnd"/>
-      <w:r>
-        <w:t xml:space="preserve">. Lesions with a Complexity Score at or above the 30th percentile were labeled Glomerular irrespective of trunk pattern. The remaining lesions were labeled Tree in bud, </w:t>
+        <w:t xml:space="preserve"> trunk pattern and a Complexity Score at or above the 65th percentile were labeled Medusa. Those with a SEAFAN trunk pattern and a Complexity Score at or above the 40th percentile were labeled Seafan. Lesions with a Complexity Score at or above the 30th percentile were labeled Glomerular irrespective of trunk pattern. The remaining lesions were labeled Tree in bud, </w:t>
       </w:r>
       <w:r>
         <w:t>typically corresponding to an intermediate trunk pattern and mid-to-low complexity.</w:t>
@@ -5506,31 +5069,7 @@
         <w:pStyle w:val="af2"/>
       </w:pPr>
       <w:r>
-        <w:t xml:space="preserve">The percentile </w:t>
-      </w:r>
-      <w:proofErr w:type="gramStart"/>
-      <w:r>
-        <w:t>cut-points</w:t>
-      </w:r>
-      <w:proofErr w:type="gramEnd"/>
-      <w:r>
-        <w:t xml:space="preserve"> for each stratum were taken from the reference files used by the classifier and are summarized in Supplementary Table S1. For the small (</w:t>
-      </w:r>
-      <w:proofErr w:type="spellStart"/>
-      <w:r>
-        <w:t>Optovue</w:t>
-      </w:r>
-      <w:proofErr w:type="spellEnd"/>
-      <w:r>
-        <w:t xml:space="preserve"> Solix) stratum, the reference cohort used to define the Complexity percentile </w:t>
-      </w:r>
-      <w:proofErr w:type="gramStart"/>
-      <w:r>
-        <w:t>cut-points</w:t>
-      </w:r>
-      <w:proofErr w:type="gramEnd"/>
-      <w:r>
-        <w:t xml:space="preserve"> included 34 lesions, whereas the primary analysis batch reported in Table 3 included 33 lesions.</w:t>
+        <w:t>The percentile cut-points for each stratum were taken from the reference files used by the classifier and are summarized in Supplementary Table S1. For the small (Optovue Solix) stratum, the reference cohort used to define the Complexity percentile cut-points included 34 lesions, whereas the primary analysis batch reported in Table 3 included 33 lesions.</w:t>
       </w:r>
     </w:p>
     <w:p>
@@ -5542,23 +5081,7 @@
       </w:pPr>
       <w:ins w:id="390" w:author="rev1" w:date="2026-08-03T08:56:00Z" w16du:dateUtc="2026-08-02T23:56:00Z">
         <w:r>
-          <w:t xml:space="preserve">Level 2 - morphology-derived interpretive categories. Separately, rule-based labels Active-pattern, Mature-quiescent-pattern, Transitional-pattern, and </w:t>
-        </w:r>
-        <w:proofErr w:type="spellStart"/>
-        <w:r>
-          <w:t>Arteriolarized</w:t>
-        </w:r>
-        <w:proofErr w:type="spellEnd"/>
-        <w:r>
-          <w:t xml:space="preserve">-pattern are assigned from Maturity Index, Caliber Uniformity Score, and </w:t>
-        </w:r>
-        <w:proofErr w:type="spellStart"/>
-        <w:r>
-          <w:t>arteriolarization</w:t>
-        </w:r>
-        <w:proofErr w:type="spellEnd"/>
-        <w:r>
-          <w:t xml:space="preserve"> indicators (segment count, junction density, loop count, mean diameter relative to stratum percentiles), informed by published morphological criteria [12]. </w:t>
+          <w:t xml:space="preserve">Level 2 - morphology-derived interpretive categories. Separately, rule-based labels Active-pattern, Mature-quiescent-pattern, Transitional-pattern, and Arteriolarized-pattern are assigned from Maturity Index, Caliber Uniformity Score, and arteriolarization indicators (segment count, junction density, loop count, mean diameter relative to stratum percentiles), informed by published morphological criteria [12]. </w:t>
         </w:r>
       </w:ins>
       <w:r>
@@ -5594,25 +5117,7 @@
           <w:color w:val="auto"/>
           <w:lang w:eastAsia="zh-CN"/>
         </w:rPr>
-        <w:t xml:space="preserve">A retinal specialist (Y.Y.) performed masked morphological grading on a stratified subset of study OCTA images (n = 54; stratum allocation 24 / 16 / 14 for large / small / small_3mm) without access to automated subtype labels at the time of grading. Expert grades were compared with rule-based automated labels. Overall percent agreement and quadratic weighted Cohen’s κ were computed using the ordinal ordering Dead tree, Tree in bud, Glomerular, </w:t>
-      </w:r>
-      <w:proofErr w:type="spellStart"/>
-      <w:r>
-        <w:rPr>
-          <w:rFonts w:asciiTheme="minorHAnsi" w:hAnsiTheme="minorHAnsi" w:cstheme="minorBidi"/>
-          <w:color w:val="auto"/>
-          <w:lang w:eastAsia="zh-CN"/>
-        </w:rPr>
-        <w:t>Seafan</w:t>
-      </w:r>
-      <w:proofErr w:type="spellEnd"/>
-      <w:r>
-        <w:rPr>
-          <w:rFonts w:asciiTheme="minorHAnsi" w:hAnsiTheme="minorHAnsi" w:cstheme="minorBidi"/>
-          <w:color w:val="auto"/>
-          <w:lang w:eastAsia="zh-CN"/>
-        </w:rPr>
-        <w:t>, and Medusa; bootstrap 95% CIs were obtained from 10,000 resamples. The confusion matrix is provided in the Supplementary Material. This analysis was presented as an expert–algorithm agreement assessment and was intended to describe concordance between masked expert grading and the automated labeling scheme.</w:t>
+        <w:t>A retinal specialist (Y.Y.) performed masked morphological grading on a stratified subset of study OCTA images (n = 54; stratum allocation 24 / 16 / 14 for large / small / small_3mm) without access to automated subtype labels at the time of grading. Expert grades were compared with rule-based automated labels. Overall percent agreement and quadratic weighted Cohen’s κ were computed using the ordinal ordering Dead tree, Tree in bud, Glomerular, Seafan, and Medusa; bootstrap 95% CIs were obtained from 10,000 resamples. The confusion matrix is provided in the Supplementary Material. This analysis was presented as an expert–algorithm agreement assessment and was intended to describe concordance between masked expert grading and the automated labeling scheme.</w:t>
       </w:r>
     </w:p>
     <w:p>
@@ -5637,15 +5142,7 @@
       </w:pPr>
       <w:ins w:id="397" w:author="rev1" w:date="2026-08-03T08:56:00Z" w16du:dateUtc="2026-08-02T23:56:00Z">
         <w:r>
-          <w:t xml:space="preserve">Inter-observer (primary multi-rater analysis). Three independent operators performed freehand ROI delineation. Complete three-observer data were available for n = 46 cases. Automated processing after ROI delineation was identical across observers. All images were Angiography 3×3 mm acquisitions on Zeiss CIRRUS </w:t>
-        </w:r>
-        <w:proofErr w:type="spellStart"/>
-        <w:r>
-          <w:t>AngioPlex</w:t>
-        </w:r>
-        <w:proofErr w:type="spellEnd"/>
-        <w:r>
-          <w:t xml:space="preserve"> (small_3mm stratum).</w:t>
+          <w:t>Inter-observer (primary multi-rater analysis). Three independent operators performed freehand ROI delineation. Complete three-observer data were available for n = 46 cases. Automated processing after ROI delineation was identical across observers. All images were Angiography 3×3 mm acquisitions on Zeiss CIRRUS AngioPlex (small_3mm stratum).</w:t>
         </w:r>
       </w:ins>
     </w:p>
@@ -5658,35 +5155,11 @@
       </w:pPr>
       <w:ins w:id="399" w:author="rev1" w:date="2026-08-03T08:56:00Z" w16du:dateUtc="2026-08-02T23:56:00Z">
         <w:r>
-          <w:t xml:space="preserve">Intra-rater and inter-rater reliabilities were assessed using intraclass correlation coefficients (ICCs) [13,14]. For both designs, we report </w:t>
-        </w:r>
-        <w:proofErr w:type="gramStart"/>
-        <w:r>
-          <w:t>ICC(</w:t>
-        </w:r>
-        <w:proofErr w:type="gramEnd"/>
-        <w:r>
-          <w:t>2,1) (two-way random-</w:t>
+          <w:t>Intra-rater and inter-rater reliabilities were assessed using intraclass correlation coefficients (ICCs) [13,14]. For both designs, we report ICC(2,1) (two-way random-</w:t>
         </w:r>
         <w:r>
           <w:lastRenderedPageBreak/>
-          <w:t xml:space="preserve">effects, absolute agreement, single measures). Inter-observer analyses treated three operators as random raters, while intra-observer test–retest treated the two YY sessions as random raters under the same absolute-agreement model (selecting </w:t>
-        </w:r>
-        <w:proofErr w:type="gramStart"/>
-        <w:r>
-          <w:t>ICC(</w:t>
-        </w:r>
-        <w:proofErr w:type="gramEnd"/>
-        <w:r>
-          <w:t xml:space="preserve">2,1) over </w:t>
-        </w:r>
-        <w:proofErr w:type="gramStart"/>
-        <w:r>
-          <w:t>ICC(</w:t>
-        </w:r>
-        <w:proofErr w:type="gramEnd"/>
-        <w:r>
-          <w:t>1,1) to appropriately account for the same rater contributing both sessions). Primary endpoints included MNV area, Standardized Vascular Complexity Score, the Caliber Uniformity Score, and Maturity Index derived from Caliber Uniformity Score. Pairwise ICCs and a multilevel variance-component ICC were reported as complementary summaries for the multi-rater set. Interpretive bands for continuous clinical measurements (poor &lt;0.50; moderate 0.50–0.75; good 0.75–0.90; excellent &gt;0.90) follow published guidance [15].</w:t>
+          <w:t>effects, absolute agreement, single measures). Inter-observer analyses treated three operators as random raters, while intra-observer test–retest treated the two YY sessions as random raters under the same absolute-agreement model (selecting ICC(2,1) over ICC(1,1) to appropriately account for the same rater contributing both sessions). Primary endpoints included MNV area, Standardized Vascular Complexity Score, the Caliber Uniformity Score, and Maturity Index derived from Caliber Uniformity Score. Pairwise ICCs and a multilevel variance-component ICC were reported as complementary summaries for the multi-rater set. Interpretive bands for continuous clinical measurements (poor &lt;0.50; moderate 0.50–0.75; good 0.75–0.90; excellent &gt;0.90) follow published guidance [15].</w:t>
         </w:r>
       </w:ins>
     </w:p>
@@ -5699,15 +5172,7 @@
       </w:pPr>
       <w:ins w:id="401" w:author="rev1" w:date="2026-08-03T08:56:00Z" w16du:dateUtc="2026-08-02T23:56:00Z">
         <w:r>
-          <w:t xml:space="preserve">Intra-observer (supplemental analysis). The original analyst (YY) repeated freehand ROI delineation on the same n = 46 lesions in a separate sitting; </w:t>
-        </w:r>
-        <w:proofErr w:type="gramStart"/>
-        <w:r>
-          <w:t>ICC(</w:t>
-        </w:r>
-        <w:proofErr w:type="gramEnd"/>
-        <w:r>
-          <w:t>2,1) was computed as above. To ensure comparability across sessions, Caliber Uniformity and Maturity Index were calculated using the same standardized definition applied to both sessions (the Standardized Caliber Uniformity Score used as the primary inter-observer endpoint), alongside Area and Complexity Score (unchanged definitions). Unharmonized Caliber/Maturity columns, which lacked cross-session standardization, were excluded from this comparison. Intra-observer estimates serve as a supplemental validation of the three-observer ICCs.</w:t>
+          <w:t>Intra-observer (supplemental analysis). The original analyst (YY) repeated freehand ROI delineation on the same n = 46 lesions in a separate sitting; ICC(2,1) was computed as above. To ensure comparability across sessions, Caliber Uniformity and Maturity Index were calculated using the same standardized definition applied to both sessions (the Standardized Caliber Uniformity Score used as the primary inter-observer endpoint), alongside Area and Complexity Score (unchanged definitions). Unharmonized Caliber/Maturity columns, which lacked cross-session standardization, were excluded from this comparison. Intra-observer estimates serve as a supplemental validation of the three-observer ICCs.</w:t>
         </w:r>
       </w:ins>
     </w:p>
@@ -5746,39 +5211,7 @@
       </w:pPr>
       <w:ins w:id="404" w:author="rev1" w:date="2026-08-03T08:56:00Z" w16du:dateUtc="2026-08-02T23:56:00Z">
         <w:r>
-          <w:t>Between-stratum differences in standardized scores were assessed with the Kruskal–</w:t>
-        </w:r>
-        <w:proofErr w:type="gramStart"/>
-        <w:r>
-          <w:t>Wallis</w:t>
-        </w:r>
-        <w:proofErr w:type="gramEnd"/>
-        <w:r>
-          <w:t xml:space="preserve"> test. Effect size was summarized as ε² = (H − k + 1) / (n − k) with k = </w:t>
-        </w:r>
-        <w:proofErr w:type="gramStart"/>
-        <w:r>
-          <w:t>3, and</w:t>
-        </w:r>
-        <w:proofErr w:type="gramEnd"/>
-        <w:r>
-          <w:t xml:space="preserve"> bootstrap 95% CIs (10,000 within-stratum resamples; fixed random seed for reproducibility). A non-significant Kruskal–</w:t>
-        </w:r>
-        <w:proofErr w:type="gramStart"/>
-        <w:r>
-          <w:t>Wallis</w:t>
-        </w:r>
-        <w:proofErr w:type="gramEnd"/>
-        <w:r>
-          <w:t xml:space="preserve"> test was interpreted cautiously, without inferring statistical equivalence. Although Formal TOST equivalence testing was considered, clinically meaningful equivalence margins for </w:t>
-        </w:r>
-        <w:proofErr w:type="gramStart"/>
-        <w:r>
-          <w:t>these novel</w:t>
-        </w:r>
-        <w:proofErr w:type="gramEnd"/>
-        <w:r>
-          <w:t xml:space="preserve"> 0–100 scores were not established at study design; therefore, we prioritized transparent reporting of effect sizes with CIs over post-hoc TOST with provisional margins. Agreement analyses and ICC methods are described above. Analyses were performed in Python 3.11 using standard scientific computing libraries for statistical modeling and hypothesis testing. A p-value &lt; 0.05 was considered statistically significant for omnibus Kruskal–Wallis tests, with non-significant results (p ≥ 0.05) reported as absence of evidence for difference rather than evidence of equivalence.</w:t>
+          <w:t>Between-stratum differences in standardized scores were assessed with the Kruskal–Wallis test. Effect size was summarized as ε² = (H − k + 1) / (n − k) with k = 3, and bootstrap 95% CIs (10,000 within-stratum resamples; fixed random seed for reproducibility). A non-significant Kruskal–Wallis test was interpreted cautiously, without inferring statistical equivalence. Although Formal TOST equivalence testing was considered, clinically meaningful equivalence margins for these novel 0–100 scores were not established at study design; therefore, we prioritized transparent reporting of effect sizes with CIs over post-hoc TOST with provisional margins. Agreement analyses and ICC methods are described above. Analyses were performed in Python 3.11 using standard scientific computing libraries for statistical modeling and hypothesis testing. A p-value &lt; 0.05 was considered statistically significant for omnibus Kruskal–Wallis tests, with non-significant results (p ≥ 0.05) reported as absence of evidence for difference rather than evidence of equivalence.</w:t>
         </w:r>
       </w:ins>
     </w:p>
@@ -6102,23 +5535,7 @@
       </w:r>
       <w:ins w:id="431" w:author="rev1" w:date="2026-08-03T08:56:00Z" w16du:dateUtc="2026-08-02T23:56:00Z">
         <w:r>
-          <w:t>. The processing workflow is summarized in Figure 2; representative intermediate panels (</w:t>
-        </w:r>
-        <w:proofErr w:type="spellStart"/>
-        <w:r>
-          <w:t>Frangi</w:t>
-        </w:r>
-        <w:proofErr w:type="spellEnd"/>
-        <w:r>
-          <w:t xml:space="preserve"> enhancement, </w:t>
-        </w:r>
-        <w:proofErr w:type="spellStart"/>
-        <w:r>
-          <w:t>Phansalkar</w:t>
-        </w:r>
-        <w:proofErr w:type="spellEnd"/>
-        <w:r>
-          <w:t xml:space="preserve"> binarization, skeletonization) are shown in Figure 3</w:t>
+          <w:t>. The processing workflow is summarized in Figure 2; representative intermediate panels (Frangi enhancement, Phansalkar binarization, skeletonization) are shown in Figure 3</w:t>
         </w:r>
       </w:ins>
       <w:r>
@@ -6238,21 +5655,7 @@
         <w:rPr>
           <w:rFonts w:ascii="Arial" w:hAnsi="Arial" w:cs="Arial"/>
         </w:rPr>
-        <w:t>ranged from 300.3 ± 199.2 in the large (</w:t>
-      </w:r>
-      <w:proofErr w:type="spellStart"/>
-      <w:r>
-        <w:rPr>
-          <w:rFonts w:ascii="Arial" w:hAnsi="Arial" w:cs="Arial"/>
-        </w:rPr>
-        <w:t>PlexElite</w:t>
-      </w:r>
-      <w:proofErr w:type="spellEnd"/>
-      <w:r>
-        <w:rPr>
-          <w:rFonts w:ascii="Arial" w:hAnsi="Arial" w:cs="Arial"/>
-        </w:rPr>
-        <w:t xml:space="preserve"> 6×</w:t>
+        <w:t>ranged from 300.3 ± 199.2 in the large (PlexElite 6×</w:t>
       </w:r>
       <w:ins w:id="440" w:author="rev1" w:date="2026-08-03T08:56:00Z" w16du:dateUtc="2026-08-02T23:56:00Z">
         <w:r>
@@ -6275,15 +5678,7 @@
       </w:r>
       <w:ins w:id="442" w:author="rev1" w:date="2026-08-03T08:56:00Z" w16du:dateUtc="2026-08-02T23:56:00Z">
         <w:r>
-          <w:t xml:space="preserve">CIRRUS </w:t>
-        </w:r>
-        <w:proofErr w:type="spellStart"/>
-        <w:r>
-          <w:t>AngioPlex</w:t>
-        </w:r>
-        <w:proofErr w:type="spellEnd"/>
-        <w:r>
-          <w:t xml:space="preserve"> / </w:t>
+          <w:t xml:space="preserve">CIRRUS AngioPlex / </w:t>
         </w:r>
       </w:ins>
       <w:r>
@@ -6311,14 +5706,9 @@
         </w:rPr>
         <w:t>) group and 89.5 ± 53.4 in the small (</w:t>
       </w:r>
-      <w:proofErr w:type="spellStart"/>
       <w:ins w:id="445" w:author="rev1" w:date="2026-08-03T08:56:00Z" w16du:dateUtc="2026-08-02T23:56:00Z">
         <w:r>
-          <w:t>Optovue</w:t>
-        </w:r>
-        <w:proofErr w:type="spellEnd"/>
-        <w:r>
-          <w:t xml:space="preserve"> </w:t>
+          <w:t xml:space="preserve">Optovue </w:t>
         </w:r>
       </w:ins>
       <w:r>
@@ -6544,15 +5934,7 @@
       <w:ins w:id="466" w:author="rev1" w:date="2026-08-03T08:56:00Z" w16du:dateUtc="2026-08-02T23:56:00Z">
         <w:r>
           <w:lastRenderedPageBreak/>
-          <w:t>Table 3 presents standardized scores after stratum-specific normalization, together with Kruskal–</w:t>
-        </w:r>
-        <w:proofErr w:type="gramStart"/>
-        <w:r>
-          <w:t>Wallis</w:t>
-        </w:r>
-        <w:proofErr w:type="gramEnd"/>
-        <w:r>
-          <w:t xml:space="preserve"> statistics and ε² effect sizes (primary analysis set, n = 112: large = 49, small = 33, small_3mm = 30). The Standardized Vascular Complexity Score uses stratum-specific PCA with piecewise-linear PC scaling (PC1 explained variance 63.7% / 73.9% / 70.2% for large / small_3mm / small). Caliber Uniformity uses the Standardized Caliber Uniformity Score; Maturity Index is recomputed from that Caliber score and Complexity. By design, the piecewise-linear normalization maps each stratum’s locking-cohort median to 50 on the scaled axes. Consequently, median values near 50 after normalization are a direct mathematical consequence of this scaling procedure. These scores serve as a standardized reporting scale for within-stratum assessment and for applying shared rule-based thresholds across acquisition strata, while maintaining stratum-specific reference frames.</w:t>
+          <w:t>Table 3 presents standardized scores after stratum-specific normalization, together with Kruskal–Wallis statistics and ε² effect sizes (primary analysis set, n = 112: large = 49, small = 33, small_3mm = 30). The Standardized Vascular Complexity Score uses stratum-specific PCA with piecewise-linear PC scaling (PC1 explained variance 63.7% / 73.9% / 70.2% for large / small_3mm / small). Caliber Uniformity uses the Standardized Caliber Uniformity Score; Maturity Index is recomputed from that Caliber score and Complexity. By design, the piecewise-linear normalization maps each stratum’s locking-cohort median to 50 on the scaled axes. Consequently, median values near 50 after normalization are a direct mathematical consequence of this scaling procedure. These scores serve as a standardized reporting scale for within-stratum assessment and for applying shared rule-based thresholds across acquisition strata, while maintaining stratum-specific reference frames.</w:t>
         </w:r>
       </w:ins>
     </w:p>
@@ -6777,19 +6159,11 @@
           <w:t xml:space="preserve">Medusa pattern was observed only in the large group (n = 6, 12.2%). </w:t>
         </w:r>
       </w:ins>
-      <w:proofErr w:type="spellStart"/>
-      <w:r>
-        <w:rPr>
-          <w:rFonts w:ascii="Arial" w:hAnsi="Arial" w:cs="Arial"/>
-        </w:rPr>
-        <w:t>Seafan</w:t>
-      </w:r>
-      <w:proofErr w:type="spellEnd"/>
-      <w:r>
-        <w:rPr>
-          <w:rFonts w:ascii="Arial" w:hAnsi="Arial" w:cs="Arial"/>
-        </w:rPr>
-        <w:t xml:space="preserve"> pattern was more common in the small_3mm group (n</w:t>
+      <w:r>
+        <w:rPr>
+          <w:rFonts w:ascii="Arial" w:hAnsi="Arial" w:cs="Arial"/>
+        </w:rPr>
+        <w:t>Seafan pattern was more common in the small_3mm group (n</w:t>
       </w:r>
       <w:ins w:id="489" w:author="rev1" w:date="2026-08-03T08:56:00Z" w16du:dateUtc="2026-08-02T23:56:00Z">
         <w:r>
@@ -6915,15 +6289,7 @@
       </w:pPr>
       <w:ins w:id="502" w:author="rev1" w:date="2026-08-03T08:56:00Z" w16du:dateUtc="2026-08-02T23:56:00Z">
         <w:r>
-          <w:t xml:space="preserve">On the masked expert subset (n = 54), overall agreement between expert and automated labels was 57.4% (31/54); quadratic weighted Cohen’s κ was 0.507 (95% CI 0.222–0.714). When Glomerular and </w:t>
-        </w:r>
-        <w:proofErr w:type="spellStart"/>
-        <w:r>
-          <w:t>Seafan</w:t>
-        </w:r>
-        <w:proofErr w:type="spellEnd"/>
-        <w:r>
-          <w:t xml:space="preserve"> were merged on both sides (4-class </w:t>
+          <w:t xml:space="preserve">On the masked expert subset (n = 54), overall agreement between expert and automated labels was 57.4% (31/54); quadratic weighted Cohen’s κ was 0.507 (95% CI 0.222–0.714). When Glomerular and Seafan were merged on both sides (4-class </w:t>
         </w:r>
         <w:r>
           <w:lastRenderedPageBreak/>
@@ -6993,15 +6359,7 @@
       </w:pPr>
       <w:ins w:id="510" w:author="rev1" w:date="2026-08-03T08:56:00Z" w16du:dateUtc="2026-08-02T23:56:00Z">
         <w:r>
-          <w:t>Inter-observer reproducibility was assessed in a three-rater subset of 46 lesions. Agreement was good for lesion area (</w:t>
-        </w:r>
-        <w:proofErr w:type="gramStart"/>
-        <w:r>
-          <w:t>ICC(</w:t>
-        </w:r>
-        <w:proofErr w:type="gramEnd"/>
-        <w:r>
-          <w:t>2,1) = 0.859; 95% CI 0.680–0.930),</w:t>
+          <w:t>Inter-observer reproducibility was assessed in a three-rater subset of 46 lesions. Agreement was good for lesion area (ICC(2,1) = 0.859; 95% CI 0.680–0.930),</w:t>
         </w:r>
       </w:ins>
       <w:del w:id="511" w:author="rev1" w:date="2026-08-03T08:56:00Z" w16du:dateUtc="2026-08-02T23:56:00Z">
@@ -7020,31 +6378,7 @@
       </w:r>
       <w:ins w:id="512" w:author="rev1" w:date="2026-08-03T08:56:00Z" w16du:dateUtc="2026-08-02T23:56:00Z">
         <w:r>
-          <w:t>Standardized Vascular Complexity Score (</w:t>
-        </w:r>
-        <w:proofErr w:type="gramStart"/>
-        <w:r>
-          <w:t>ICC(</w:t>
-        </w:r>
-        <w:proofErr w:type="gramEnd"/>
-        <w:r>
-          <w:t>2,1) = 0.807; 95% CI 0.660–0.890), and the Standardized Caliber Uniformity Score (</w:t>
-        </w:r>
-        <w:proofErr w:type="gramStart"/>
-        <w:r>
-          <w:t>ICC(</w:t>
-        </w:r>
-        <w:proofErr w:type="gramEnd"/>
-        <w:r>
-          <w:t>2,1) = 0.770; 95% CI 0.660–0.860). In contrast, the Maturity Index showed only moderate agreement (</w:t>
-        </w:r>
-        <w:proofErr w:type="gramStart"/>
-        <w:r>
-          <w:t>ICC(</w:t>
-        </w:r>
-        <w:proofErr w:type="gramEnd"/>
-        <w:r>
-          <w:t>2,1) = 0.593; 95% CI 0.430–0.730), consistent with the lower reproducibility of the composite measure derived from the Caliber Uniformity Score</w:t>
+          <w:t>Standardized Vascular Complexity Score (ICC(2,1) = 0.807; 95% CI 0.660–0.890), and the Standardized Caliber Uniformity Score (ICC(2,1) = 0.770; 95% CI 0.660–0.860). In contrast, the Maturity Index showed only moderate agreement (ICC(2,1) = 0.593; 95% CI 0.430–0.730), consistent with the lower reproducibility of the composite measure derived from the Caliber Uniformity Score</w:t>
         </w:r>
       </w:ins>
       <w:del w:id="513" w:author="rev1" w:date="2026-08-03T08:56:00Z" w16du:dateUtc="2026-08-02T23:56:00Z">
@@ -7071,15 +6405,7 @@
       </w:pPr>
       <w:ins w:id="515" w:author="rev1" w:date="2026-08-03T08:56:00Z" w16du:dateUtc="2026-08-02T23:56:00Z">
         <w:r>
-          <w:t xml:space="preserve">Intra-observer reproducibility was excellent in the same 46-lesion subset. For the second session of the same rater, </w:t>
-        </w:r>
-        <w:proofErr w:type="gramStart"/>
-        <w:r>
-          <w:t>ICC(</w:t>
-        </w:r>
-        <w:proofErr w:type="gramEnd"/>
-        <w:r>
-          <w:t>2,1) values were 0.979 (95% CI 0.962–0.988) for lesion area, 0.950 (95% CI 0.913–0.973) for the Standardized Vascular Complexity Score, 0.925 (95% CI 0.871–0.959) for the Standardized Caliber Uniformity Score, and 0.917 (95% CI 0.857–0.954) for the Maturity Index. These findings indicate consistently high within-rater repeatability under the fixed score definition and complement the primary multi-rater reproducibility analysis.</w:t>
+          <w:t>Intra-observer reproducibility was excellent in the same 46-lesion subset. For the second session of the same rater, ICC(2,1) values were 0.979 (95% CI 0.962–0.988) for lesion area, 0.950 (95% CI 0.913–0.973) for the Standardized Vascular Complexity Score, 0.925 (95% CI 0.871–0.959) for the Standardized Caliber Uniformity Score, and 0.917 (95% CI 0.857–0.954) for the Maturity Index. These findings indicate consistently high within-rater repeatability under the fixed score definition and complement the primary multi-rater reproducibility analysis.</w:t>
         </w:r>
       </w:ins>
     </w:p>
@@ -7605,15 +6931,7 @@
       </w:r>
       <w:ins w:id="557" w:author="rev1" w:date="2026-08-03T08:56:00Z" w16du:dateUtc="2026-08-02T23:56:00Z">
         <w:r>
-          <w:t>designed to place scores on a common reporting axis [6]. Informative aspects of the framework include: (</w:t>
-        </w:r>
-        <w:proofErr w:type="spellStart"/>
-        <w:r>
-          <w:t>i</w:t>
-        </w:r>
-        <w:proofErr w:type="spellEnd"/>
-        <w:r>
-          <w:t>) large between-device differences in raw metrics (Table 2); (ii) consistency of Complexity PCA structure (</w:t>
+          <w:t>designed to place scores on a common reporting axis [6]. Informative aspects of the framework include: (i) large between-device differences in raw metrics (Table 2); (ii) consistency of Complexity PCA structure (</w:t>
         </w:r>
       </w:ins>
       <w:del w:id="558" w:author="rev1" w:date="2026-08-03T08:56:00Z" w16du:dateUtc="2026-08-02T23:56:00Z">
@@ -7693,31 +7011,7 @@
       </w:pPr>
       <w:ins w:id="566" w:author="rev1" w:date="2026-08-03T08:56:00Z" w16du:dateUtc="2026-08-02T23:56:00Z">
         <w:r>
-          <w:t xml:space="preserve">We also address terminological ambiguity around maturation, arterialization, and </w:t>
-        </w:r>
-        <w:proofErr w:type="spellStart"/>
-        <w:r>
-          <w:t>abnormalization</w:t>
-        </w:r>
-        <w:proofErr w:type="spellEnd"/>
-        <w:r>
-          <w:t xml:space="preserve"> [27–30]. Our morphology-derived interpretive categories map quantitative patterns onto labels informed by published criteria, including </w:t>
-        </w:r>
-        <w:proofErr w:type="spellStart"/>
-        <w:r>
-          <w:t>arteriolarization</w:t>
-        </w:r>
-        <w:proofErr w:type="spellEnd"/>
-        <w:r>
-          <w:t xml:space="preserve">-segment detection and caliber-uniformity scores related to the unstable vascular state described by Spaide as </w:t>
-        </w:r>
-        <w:proofErr w:type="spellStart"/>
-        <w:r>
-          <w:t>abnormalization</w:t>
-        </w:r>
-        <w:proofErr w:type="spellEnd"/>
-        <w:r>
-          <w:t xml:space="preserve"> [30]. </w:t>
+          <w:t xml:space="preserve">We also address terminological ambiguity around maturation, arterialization, and abnormalization [27–30]. Our morphology-derived interpretive categories map quantitative patterns onto labels informed by published criteria, including arteriolarization-segment detection and caliber-uniformity scores related to the unstable vascular state described by Spaide as abnormalization [30]. </w:t>
         </w:r>
       </w:ins>
       <w:r>
@@ -8486,788 +7780,1686 @@
         <w:t>References</w:t>
       </w:r>
     </w:p>
-    <w:p>
-      <w:pPr>
-        <w:pStyle w:val="FirstParagraph"/>
-        <w:rPr>
-          <w:ins w:id="600" w:author="rev1" w:date="2026-08-03T08:56:00Z" w16du:dateUtc="2026-08-02T23:56:00Z"/>
-        </w:rPr>
-      </w:pPr>
-      <w:ins w:id="601" w:author="rev1" w:date="2026-08-03T08:56:00Z" w16du:dateUtc="2026-08-02T23:56:00Z">
-        <w:r>
-          <w:t xml:space="preserve">1. Guo, J., Tang, W., Xu, S., Liu, W. &amp; Xu, G. OCTA evaluation of treatment-naïve flat irregular PED (FIPED)-associated CNV in chronic central serous chorioretinopathy before and after half-dose PDT. </w:t>
+    <w:bookmarkEnd w:id="599"/>
+    <w:p>
+      <w:pPr>
+        <w:pStyle w:val="aa"/>
+        <w:ind w:left="0" w:firstLine="0"/>
+        <w:rPr>
+          <w:rFonts w:asciiTheme="minorHAnsi" w:hAnsiTheme="minorHAnsi" w:cstheme="minorBidi"/>
+          <w:lang w:eastAsia="zh-CN"/>
+        </w:rPr>
+      </w:pPr>
+      <w:r>
+        <w:rPr>
+          <w:rFonts w:asciiTheme="minorHAnsi" w:hAnsiTheme="minorHAnsi" w:cstheme="minorBidi"/>
+          <w:lang w:eastAsia="zh-CN"/>
+        </w:rPr>
+        <w:t>1. Guo, J., Tang, W., Xu, S., Liu, W. &amp; Xu, G. OCTA evaluation of treatment-naïve flat irregular PED (FIPED)-associated CNV in chronic central serous chorioretinopathy before and after half-dose PDT. Eye 35, 2871–2878 (2021).</w:t>
+      </w:r>
+    </w:p>
+    <w:p>
+      <w:pPr>
+        <w:pStyle w:val="aa"/>
+        <w:ind w:left="0" w:firstLine="0"/>
+        <w:rPr>
+          <w:rFonts w:asciiTheme="minorHAnsi" w:hAnsiTheme="minorHAnsi" w:cstheme="minorBidi"/>
+          <w:lang w:eastAsia="zh-CN"/>
+        </w:rPr>
+      </w:pPr>
+      <w:r>
+        <w:rPr>
+          <w:rFonts w:asciiTheme="minorHAnsi" w:hAnsiTheme="minorHAnsi" w:cstheme="minorBidi"/>
+          <w:lang w:eastAsia="zh-CN"/>
+        </w:rPr>
+        <w:t>2. Zudaire, E., Gambardella, L., Kurcz, C. &amp; Vermeren, S. A Computational Tool for Quantitative Analysis of Vascular Networks. PLOS ONE 6, e27385 (2011).</w:t>
+      </w:r>
+    </w:p>
+    <w:p>
+      <w:pPr>
+        <w:pStyle w:val="aa"/>
+        <w:ind w:left="0" w:firstLine="0"/>
+        <w:rPr>
+          <w:rFonts w:asciiTheme="minorHAnsi" w:hAnsiTheme="minorHAnsi" w:cstheme="minorBidi"/>
+          <w:lang w:eastAsia="zh-CN"/>
+        </w:rPr>
+      </w:pPr>
+      <w:r>
+        <w:rPr>
+          <w:rFonts w:asciiTheme="minorHAnsi" w:hAnsiTheme="minorHAnsi" w:cstheme="minorBidi"/>
+          <w:lang w:eastAsia="zh-CN"/>
+        </w:rPr>
+        <w:t>3. Told, R. et al. Profiling neovascular age-related macular degeneration choroidal neovascularization lesion response to anti-vascular endothelial growth factor therapy using SSOCTA. Acta Ophthalmol. (Copenh.) 99, e240–e246 (2021).</w:t>
+      </w:r>
+    </w:p>
+    <w:p>
+      <w:pPr>
+        <w:pStyle w:val="aa"/>
+        <w:ind w:left="0" w:firstLine="0"/>
+        <w:rPr>
+          <w:rFonts w:asciiTheme="minorHAnsi" w:hAnsiTheme="minorHAnsi" w:cstheme="minorBidi"/>
+          <w:lang w:eastAsia="zh-CN"/>
+        </w:rPr>
+      </w:pPr>
+      <w:r>
+        <w:rPr>
+          <w:rFonts w:asciiTheme="minorHAnsi" w:hAnsiTheme="minorHAnsi" w:cstheme="minorBidi"/>
+          <w:lang w:eastAsia="zh-CN"/>
+        </w:rPr>
+        <w:t>4. Montesel, A. et al. Quantitative response of macular neovascularisation to loading phase of aflibercept in neovascular age-related macular degeneration. Eye 37, 3648–3655 (2023).</w:t>
+      </w:r>
+    </w:p>
+    <w:p>
+      <w:pPr>
+        <w:pStyle w:val="aa"/>
+        <w:ind w:left="0" w:firstLine="0"/>
+        <w:rPr>
+          <w:rFonts w:asciiTheme="minorHAnsi" w:hAnsiTheme="minorHAnsi" w:cstheme="minorBidi"/>
+          <w:lang w:eastAsia="zh-CN"/>
+        </w:rPr>
+      </w:pPr>
+      <w:r>
+        <w:rPr>
+          <w:rFonts w:asciiTheme="minorHAnsi" w:hAnsiTheme="minorHAnsi" w:cstheme="minorBidi"/>
+          <w:lang w:eastAsia="zh-CN"/>
+        </w:rPr>
+        <w:t xml:space="preserve">5. Carlà, M. M. et al. MORPHOMETRIC CHANGES IN MACULAR NEOVASCULARIZATION ARCHITECTURE AFTER FARICIMAB TREATMENT IN NEOVASCULAR AGE-RELATED MACULAR DEGENERATION: Comparison </w:t>
+      </w:r>
+      <w:r>
+        <w:rPr>
+          <w:rFonts w:asciiTheme="minorHAnsi" w:hAnsiTheme="minorHAnsi" w:cstheme="minorBidi"/>
+          <w:lang w:eastAsia="zh-CN"/>
+        </w:rPr>
+        <w:lastRenderedPageBreak/>
+        <w:t>Between Naive and Switched Eyes. Retina 125–135 (2026) doi:10.1097/iae.0000000000004635.</w:t>
+      </w:r>
+    </w:p>
+    <w:p>
+      <w:pPr>
+        <w:pStyle w:val="aa"/>
+        <w:ind w:left="0" w:firstLine="0"/>
+        <w:rPr>
+          <w:rFonts w:asciiTheme="minorHAnsi" w:hAnsiTheme="minorHAnsi" w:cstheme="minorBidi"/>
+          <w:lang w:eastAsia="zh-CN"/>
+        </w:rPr>
+      </w:pPr>
+      <w:r>
+        <w:rPr>
+          <w:rFonts w:asciiTheme="minorHAnsi" w:hAnsiTheme="minorHAnsi" w:cstheme="minorBidi"/>
+          <w:lang w:eastAsia="zh-CN"/>
+        </w:rPr>
+        <w:t>6. Munk, M. R. et al. OCT-angiography: A qualitative and quantitative comparison of 4 OCT-A devices. PLOS ONE 12, e0177059 (2017).</w:t>
+      </w:r>
+    </w:p>
+    <w:p>
+      <w:pPr>
+        <w:pStyle w:val="aa"/>
+        <w:ind w:left="0" w:firstLine="0"/>
+        <w:rPr>
+          <w:rFonts w:asciiTheme="minorHAnsi" w:hAnsiTheme="minorHAnsi" w:cstheme="minorBidi"/>
+          <w:lang w:eastAsia="zh-CN"/>
+        </w:rPr>
+      </w:pPr>
+      <w:r>
+        <w:rPr>
+          <w:rFonts w:asciiTheme="minorHAnsi" w:hAnsiTheme="minorHAnsi" w:cstheme="minorBidi"/>
+          <w:lang w:eastAsia="zh-CN"/>
+        </w:rPr>
+        <w:t>7. Miere, A. et al. VASCULAR REMODELING OF CHOROIDAL NEOVASCULARIZATION AFTER ANTI-VASCULAR ENDOTHELIAL GROWTH FACTOR THERAPY VISUALIZED ON OPTICAL COHERENCE TOMOGRAPHY ANGIOGRAPHY. Retina 39, 548–557 (2019).</w:t>
+      </w:r>
+    </w:p>
+    <w:p>
+      <w:pPr>
+        <w:pStyle w:val="aa"/>
+        <w:ind w:left="0" w:firstLine="0"/>
+        <w:rPr>
+          <w:rFonts w:asciiTheme="minorHAnsi" w:hAnsiTheme="minorHAnsi" w:cstheme="minorBidi"/>
+          <w:lang w:eastAsia="zh-CN"/>
+        </w:rPr>
+      </w:pPr>
+      <w:r>
+        <w:rPr>
+          <w:rFonts w:asciiTheme="minorHAnsi" w:hAnsiTheme="minorHAnsi" w:cstheme="minorBidi"/>
+          <w:lang w:eastAsia="zh-CN"/>
+        </w:rPr>
+        <w:t>8. Tew, T. B. et al. Comparison of different morphologies of choroidal neovascularization evaluated by ocular coherence tomography angiography in age-related macular degeneration. Clin. Experiment. Ophthalmol. 48, 927–937 (2020).</w:t>
+      </w:r>
+    </w:p>
+    <w:p>
+      <w:pPr>
+        <w:pStyle w:val="aa"/>
+        <w:ind w:left="0" w:firstLine="0"/>
+        <w:rPr>
+          <w:rFonts w:asciiTheme="minorHAnsi" w:hAnsiTheme="minorHAnsi" w:cstheme="minorBidi"/>
+          <w:lang w:eastAsia="zh-CN"/>
+        </w:rPr>
+      </w:pPr>
+      <w:r>
+        <w:rPr>
+          <w:rFonts w:asciiTheme="minorHAnsi" w:hAnsiTheme="minorHAnsi" w:cstheme="minorBidi"/>
+          <w:lang w:eastAsia="zh-CN"/>
+        </w:rPr>
+        <w:t>9. Oliveira, W. S., Teixeira, J. V., Ren, T. I., Cavalcanti, G. D. C. &amp; Sijbers, J. Unsupervised Retinal Vessel Segmentation Using Combined Filters. PLoS ONE 11, e0149943 (2016).</w:t>
+      </w:r>
+    </w:p>
+    <w:p>
+      <w:pPr>
+        <w:pStyle w:val="aa"/>
+        <w:ind w:left="0" w:firstLine="0"/>
+        <w:rPr>
+          <w:rFonts w:asciiTheme="minorHAnsi" w:hAnsiTheme="minorHAnsi" w:cstheme="minorBidi"/>
+          <w:lang w:eastAsia="zh-CN"/>
+        </w:rPr>
+      </w:pPr>
+      <w:r>
+        <w:rPr>
+          <w:rFonts w:asciiTheme="minorHAnsi" w:hAnsiTheme="minorHAnsi" w:cstheme="minorBidi"/>
+          <w:lang w:eastAsia="zh-CN"/>
+        </w:rPr>
+        <w:t>10. Ma, Y. et al. Multichannel Retinal Blood Vessel Segmentation Based on the Combination of Matched Filter and U-Net Network. BioMed Res. Int. 2021, 5561125 (2021).</w:t>
+      </w:r>
+    </w:p>
+    <w:p>
+      <w:pPr>
+        <w:pStyle w:val="aa"/>
+        <w:ind w:left="0" w:firstLine="0"/>
+        <w:rPr>
+          <w:rFonts w:asciiTheme="minorHAnsi" w:hAnsiTheme="minorHAnsi" w:cstheme="minorBidi"/>
+          <w:lang w:eastAsia="zh-CN"/>
+        </w:rPr>
+      </w:pPr>
+      <w:r>
+        <w:rPr>
+          <w:rFonts w:asciiTheme="minorHAnsi" w:hAnsiTheme="minorHAnsi" w:cstheme="minorBidi"/>
+          <w:lang w:eastAsia="zh-CN"/>
+        </w:rPr>
+        <w:t>11. Memari, N., Ramli, A. R., Bin Saripan, M. I., Mashohor, S. &amp; Moghbel, M. Supervised retinal vessel segmentation from color fundus images based on matched filtering and AdaBoost classifier. PLoS ONE 12, e0188939 (2017).</w:t>
+      </w:r>
+    </w:p>
+    <w:p>
+      <w:pPr>
+        <w:pStyle w:val="aa"/>
+        <w:ind w:left="0" w:firstLine="0"/>
+        <w:rPr>
+          <w:rFonts w:asciiTheme="minorHAnsi" w:hAnsiTheme="minorHAnsi" w:cstheme="minorBidi"/>
+          <w:lang w:eastAsia="zh-CN"/>
+        </w:rPr>
+      </w:pPr>
+      <w:r>
+        <w:rPr>
+          <w:rFonts w:asciiTheme="minorHAnsi" w:hAnsiTheme="minorHAnsi" w:cstheme="minorBidi"/>
+          <w:lang w:eastAsia="zh-CN"/>
+        </w:rPr>
+        <w:lastRenderedPageBreak/>
+        <w:t>12. Coscas, F. et al. Optical coherence tomography angiography in exudative age-related macular degeneration: A predictive model for treatment decisions. Br. J. Ophthalmol. 103, 1342–1356 (2019).</w:t>
+      </w:r>
+    </w:p>
+    <w:p>
+      <w:pPr>
+        <w:pStyle w:val="aa"/>
+        <w:ind w:left="0" w:firstLine="0"/>
+        <w:rPr>
+          <w:rFonts w:asciiTheme="minorHAnsi" w:hAnsiTheme="minorHAnsi" w:cstheme="minorBidi"/>
+          <w:lang w:eastAsia="zh-CN"/>
+        </w:rPr>
+      </w:pPr>
+      <w:r>
+        <w:rPr>
+          <w:rFonts w:asciiTheme="minorHAnsi" w:hAnsiTheme="minorHAnsi" w:cstheme="minorBidi"/>
+          <w:lang w:eastAsia="zh-CN"/>
+        </w:rPr>
+        <w:t>13. Shrout, P. E. &amp; Fleiss, J. L. Intraclass correlations: uses in assessing rater reliability. Psychol. Bull. 86, 420–428 (1979).</w:t>
+      </w:r>
+    </w:p>
+    <w:p>
+      <w:pPr>
+        <w:pStyle w:val="aa"/>
+        <w:ind w:left="0" w:firstLine="0"/>
+        <w:rPr>
+          <w:rFonts w:asciiTheme="minorHAnsi" w:hAnsiTheme="minorHAnsi" w:cstheme="minorBidi"/>
+          <w:lang w:eastAsia="zh-CN"/>
+        </w:rPr>
+      </w:pPr>
+      <w:r>
+        <w:rPr>
+          <w:rFonts w:asciiTheme="minorHAnsi" w:hAnsiTheme="minorHAnsi" w:cstheme="minorBidi"/>
+          <w:lang w:eastAsia="zh-CN"/>
+        </w:rPr>
+        <w:t>14. McGraw, K. O. &amp; Wong, S. P. Forming inferences about some intraclass correlation coefficients. Psychol. Methods 1, 30–46 (1996).</w:t>
+      </w:r>
+    </w:p>
+    <w:p>
+      <w:pPr>
+        <w:pStyle w:val="aa"/>
+        <w:ind w:left="0" w:firstLine="0"/>
+        <w:rPr>
+          <w:rFonts w:asciiTheme="minorHAnsi" w:hAnsiTheme="minorHAnsi" w:cstheme="minorBidi"/>
+          <w:lang w:eastAsia="zh-CN"/>
+        </w:rPr>
+      </w:pPr>
+      <w:r>
+        <w:rPr>
+          <w:rFonts w:asciiTheme="minorHAnsi" w:hAnsiTheme="minorHAnsi" w:cstheme="minorBidi"/>
+          <w:lang w:eastAsia="zh-CN"/>
+        </w:rPr>
+        <w:t>15. Koo, T. K. &amp; Li, M. Y. A guideline of selecting and reporting intraclass correlation coefficients for reliability research. J. Chiropr. Med. 15, 155–163 (2016).</w:t>
+      </w:r>
+    </w:p>
+    <w:p>
+      <w:pPr>
+        <w:pStyle w:val="aa"/>
+        <w:ind w:left="0" w:firstLine="0"/>
+        <w:rPr>
+          <w:rFonts w:asciiTheme="minorHAnsi" w:hAnsiTheme="minorHAnsi" w:cstheme="minorBidi"/>
+          <w:lang w:eastAsia="zh-CN"/>
+        </w:rPr>
+      </w:pPr>
+      <w:r>
+        <w:rPr>
+          <w:rFonts w:asciiTheme="minorHAnsi" w:hAnsiTheme="minorHAnsi" w:cstheme="minorBidi"/>
+          <w:lang w:eastAsia="zh-CN"/>
+        </w:rPr>
+        <w:t>16. Corvi, F. et al. Reproducibility of vessel density, fractal dimension, and foveal avascular zone using 7 different optical coherence tomography angiography devices. Am. J. Ophthalmol. 186, 25–31 (2018).</w:t>
+      </w:r>
+    </w:p>
+    <w:p>
+      <w:pPr>
+        <w:pStyle w:val="aa"/>
+        <w:ind w:left="0" w:firstLine="0"/>
+        <w:rPr>
+          <w:rFonts w:asciiTheme="minorHAnsi" w:hAnsiTheme="minorHAnsi" w:cstheme="minorBidi"/>
+          <w:lang w:eastAsia="zh-CN"/>
+        </w:rPr>
+      </w:pPr>
+      <w:r>
+        <w:rPr>
+          <w:rFonts w:asciiTheme="minorHAnsi" w:hAnsiTheme="minorHAnsi" w:cstheme="minorBidi"/>
+          <w:lang w:eastAsia="zh-CN"/>
+        </w:rPr>
+        <w:t>17. Corvi, F. et al. Comparison between several optical coherence tomography angiography devices and indocyanine green angiography of choroidal neovascularization. Retina 40, 873–880 (2020).</w:t>
+      </w:r>
+    </w:p>
+    <w:p>
+      <w:pPr>
+        <w:pStyle w:val="aa"/>
+        <w:ind w:left="0" w:firstLine="0"/>
+        <w:rPr>
+          <w:rFonts w:asciiTheme="minorHAnsi" w:hAnsiTheme="minorHAnsi" w:cstheme="minorBidi"/>
+          <w:lang w:eastAsia="zh-CN"/>
+        </w:rPr>
+      </w:pPr>
+      <w:r>
+        <w:rPr>
+          <w:rFonts w:asciiTheme="minorHAnsi" w:hAnsiTheme="minorHAnsi" w:cstheme="minorBidi"/>
+          <w:lang w:eastAsia="zh-CN"/>
+        </w:rPr>
+        <w:t>18. Wang, M. et al. Evaluating Polypoidal Choroidal Vasculopathy With Optical Coherence Tomography Angiography. Investig. Opthalmology Vis. Sci. 57, OCT526-32 (2016).</w:t>
+      </w:r>
+    </w:p>
+    <w:p>
+      <w:pPr>
+        <w:pStyle w:val="aa"/>
+        <w:ind w:left="0" w:firstLine="0"/>
+        <w:rPr>
+          <w:rFonts w:asciiTheme="minorHAnsi" w:hAnsiTheme="minorHAnsi" w:cstheme="minorBidi"/>
+          <w:lang w:eastAsia="zh-CN"/>
+        </w:rPr>
+      </w:pPr>
+      <w:r>
+        <w:rPr>
+          <w:rFonts w:asciiTheme="minorHAnsi" w:hAnsiTheme="minorHAnsi" w:cstheme="minorBidi"/>
+          <w:lang w:eastAsia="zh-CN"/>
+        </w:rPr>
+        <w:t xml:space="preserve">19. Xue, J. et al. Automatic quantification of choroidal neovascularization lesion area on OCT angiography based on density cell-like P systems with active membranes. </w:t>
+      </w:r>
+      <w:r>
+        <w:rPr>
+          <w:rFonts w:asciiTheme="minorHAnsi" w:hAnsiTheme="minorHAnsi" w:cstheme="minorBidi"/>
+          <w:lang w:eastAsia="zh-CN"/>
+        </w:rPr>
+        <w:lastRenderedPageBreak/>
+        <w:t>Biomed. Opt. Express 9, 3208–3219 (2018).</w:t>
+      </w:r>
+    </w:p>
+    <w:p>
+      <w:pPr>
+        <w:pStyle w:val="aa"/>
+        <w:ind w:left="0" w:firstLine="0"/>
+        <w:rPr>
+          <w:rFonts w:asciiTheme="minorHAnsi" w:hAnsiTheme="minorHAnsi" w:cstheme="minorBidi"/>
+          <w:lang w:eastAsia="zh-CN"/>
+        </w:rPr>
+      </w:pPr>
+      <w:r>
+        <w:rPr>
+          <w:rFonts w:asciiTheme="minorHAnsi" w:hAnsiTheme="minorHAnsi" w:cstheme="minorBidi"/>
+          <w:lang w:eastAsia="zh-CN"/>
+        </w:rPr>
+        <w:t>20. Babiuch, A. et al. IMPACT OF OPTICAL COHERENCE TOMOGRAPHY ANGIOGRAPHY REVIEW STRATEGY ON DETECTION OF CHOROIDAL NEOVASCULARIZATION. Retina 672–678 (2020) doi:10.1097/iae.0000000000002443.</w:t>
+      </w:r>
+    </w:p>
+    <w:p>
+      <w:pPr>
+        <w:pStyle w:val="aa"/>
+        <w:ind w:left="0" w:firstLine="0"/>
+        <w:rPr>
+          <w:rFonts w:asciiTheme="minorHAnsi" w:hAnsiTheme="minorHAnsi" w:cstheme="minorBidi"/>
+          <w:lang w:eastAsia="zh-CN"/>
+        </w:rPr>
+      </w:pPr>
+      <w:r>
+        <w:rPr>
+          <w:rFonts w:asciiTheme="minorHAnsi" w:hAnsiTheme="minorHAnsi" w:cstheme="minorBidi"/>
+          <w:lang w:eastAsia="zh-CN"/>
+        </w:rPr>
+        <w:t>21. Smith, A. &amp; Zavala, V. The Euler characteristic: A general topological descriptor for complex data. Comput Chem Eng 154, 107463 (2021).</w:t>
+      </w:r>
+    </w:p>
+    <w:p>
+      <w:pPr>
+        <w:pStyle w:val="aa"/>
+        <w:ind w:left="0" w:firstLine="0"/>
+        <w:rPr>
+          <w:rFonts w:asciiTheme="minorHAnsi" w:hAnsiTheme="minorHAnsi" w:cstheme="minorBidi"/>
+          <w:lang w:eastAsia="zh-CN"/>
+        </w:rPr>
+      </w:pPr>
+      <w:r>
+        <w:rPr>
+          <w:rFonts w:asciiTheme="minorHAnsi" w:hAnsiTheme="minorHAnsi" w:cstheme="minorBidi"/>
+          <w:lang w:eastAsia="zh-CN"/>
+        </w:rPr>
+        <w:t>22. Willführ, A. et al. Estimation of the number of alveolar capillaries by the Euler number (Euler-Poincaré characteristic). Am. J. Physiol. Lung Cell. Mol. Physiol. 309, L1286-93 (2015).</w:t>
+      </w:r>
+    </w:p>
+    <w:p>
+      <w:pPr>
+        <w:pStyle w:val="aa"/>
+        <w:ind w:left="0" w:firstLine="0"/>
+        <w:rPr>
+          <w:rFonts w:asciiTheme="minorHAnsi" w:hAnsiTheme="minorHAnsi" w:cstheme="minorBidi"/>
+          <w:lang w:eastAsia="zh-CN"/>
+        </w:rPr>
+      </w:pPr>
+      <w:r>
+        <w:rPr>
+          <w:rFonts w:asciiTheme="minorHAnsi" w:hAnsiTheme="minorHAnsi" w:cstheme="minorBidi"/>
+          <w:lang w:eastAsia="zh-CN"/>
+        </w:rPr>
+        <w:t>23. Santos, F. et al. Topological phase transitions in functional brain networks. bioRxiv https://doi.org/10.1101/469478 (2018) doi:10.1101/469478.</w:t>
+      </w:r>
+    </w:p>
+    <w:p>
+      <w:pPr>
+        <w:pStyle w:val="aa"/>
+        <w:ind w:left="0" w:firstLine="0"/>
+        <w:rPr>
+          <w:rFonts w:asciiTheme="minorHAnsi" w:hAnsiTheme="minorHAnsi" w:cstheme="minorBidi"/>
+          <w:lang w:eastAsia="zh-CN"/>
+        </w:rPr>
+      </w:pPr>
+      <w:r>
+        <w:rPr>
+          <w:rFonts w:asciiTheme="minorHAnsi" w:hAnsiTheme="minorHAnsi" w:cstheme="minorBidi"/>
+          <w:lang w:eastAsia="zh-CN"/>
+        </w:rPr>
+        <w:t>24. Viallard, C. &amp; Larrivée, B. Tumor angiogenesis and vascular normalization: alternative therapeutic targets. Angiogenesis 20, 409–426 (2017).</w:t>
+      </w:r>
+    </w:p>
+    <w:p>
+      <w:pPr>
+        <w:pStyle w:val="aa"/>
+        <w:ind w:left="0" w:firstLine="0"/>
+        <w:rPr>
+          <w:rFonts w:asciiTheme="minorHAnsi" w:hAnsiTheme="minorHAnsi" w:cstheme="minorBidi"/>
+          <w:lang w:eastAsia="zh-CN"/>
+        </w:rPr>
+      </w:pPr>
+      <w:r>
+        <w:rPr>
+          <w:rFonts w:asciiTheme="minorHAnsi" w:hAnsiTheme="minorHAnsi" w:cstheme="minorBidi"/>
+          <w:lang w:eastAsia="zh-CN"/>
+        </w:rPr>
+        <w:t>25. Goker, Y. S. &amp; Demir, G. Comparison of optical coherence tomography angiography features in type 1 versus type 2 choroidal neovascular membranes secondary to age-related macular degeneration. Med. Hypothesis Discov. Innov. Ophthalmol. J. 10, 67–73 (2021).</w:t>
+      </w:r>
+    </w:p>
+    <w:p>
+      <w:pPr>
+        <w:pStyle w:val="aa"/>
+        <w:ind w:left="0" w:firstLine="0"/>
+        <w:rPr>
+          <w:rFonts w:asciiTheme="minorHAnsi" w:hAnsiTheme="minorHAnsi" w:cstheme="minorBidi"/>
+          <w:lang w:eastAsia="zh-CN"/>
+        </w:rPr>
+      </w:pPr>
+      <w:r>
+        <w:rPr>
+          <w:rFonts w:asciiTheme="minorHAnsi" w:hAnsiTheme="minorHAnsi" w:cstheme="minorBidi"/>
+          <w:lang w:eastAsia="zh-CN"/>
+        </w:rPr>
+        <w:t>26. Li, J. et al. Comparative quantitative analysis of optical coherence tomography angiography in varied morphologies of macular neovascularization following intravitreal conbercept and ranibizumab treatments for neovascular age‑related macular degeneration. Exp. Ther. Med. 27, 214 (2024).</w:t>
+      </w:r>
+    </w:p>
+    <w:p>
+      <w:pPr>
+        <w:pStyle w:val="aa"/>
+        <w:ind w:left="0" w:firstLine="0"/>
+        <w:rPr>
+          <w:rFonts w:asciiTheme="minorHAnsi" w:hAnsiTheme="minorHAnsi" w:cstheme="minorBidi"/>
+          <w:lang w:eastAsia="zh-CN"/>
+        </w:rPr>
+      </w:pPr>
+      <w:r>
+        <w:rPr>
+          <w:rFonts w:asciiTheme="minorHAnsi" w:hAnsiTheme="minorHAnsi" w:cstheme="minorBidi"/>
+          <w:lang w:eastAsia="zh-CN"/>
+        </w:rPr>
+        <w:t>27. Mettu, P. S., Allingham, M. J. &amp; Cousins, S. W. Incomplete response to Anti-VEGF therapy in neovascular AMD: Exploring disease mechanisms and therapeutic opportunities. Prog. Retin. Eye Res. 82, 100906 (2021).</w:t>
+      </w:r>
+    </w:p>
+    <w:p>
+      <w:pPr>
+        <w:pStyle w:val="aa"/>
+        <w:ind w:left="0" w:firstLine="0"/>
+        <w:rPr>
+          <w:rFonts w:asciiTheme="minorHAnsi" w:hAnsiTheme="minorHAnsi" w:cstheme="minorBidi"/>
+          <w:lang w:eastAsia="zh-CN"/>
+        </w:rPr>
+      </w:pPr>
+      <w:r>
+        <w:rPr>
+          <w:rFonts w:asciiTheme="minorHAnsi" w:hAnsiTheme="minorHAnsi" w:cstheme="minorBidi"/>
+          <w:lang w:eastAsia="zh-CN"/>
+        </w:rPr>
+        <w:t>28. Attarde, A., Riad, T., Zhang, Z., Ahir, M. &amp; Fu, Y. Characterization of Vascular Morphology of Neovascular Age-Related Macular Degeneration by Indocyanine Green Angiography. J. Vis. Exp. JoVE 198, (2023).</w:t>
+      </w:r>
+    </w:p>
+    <w:p>
+      <w:pPr>
+        <w:pStyle w:val="aa"/>
+        <w:ind w:left="0" w:firstLine="0"/>
+        <w:rPr>
+          <w:rFonts w:asciiTheme="minorHAnsi" w:hAnsiTheme="minorHAnsi" w:cstheme="minorBidi"/>
+          <w:lang w:eastAsia="zh-CN"/>
+        </w:rPr>
+      </w:pPr>
+      <w:r>
+        <w:rPr>
+          <w:rFonts w:asciiTheme="minorHAnsi" w:hAnsiTheme="minorHAnsi" w:cstheme="minorBidi"/>
+          <w:lang w:eastAsia="zh-CN"/>
+        </w:rPr>
+        <w:t>29. Fu, Y., Zhang, Z., Webster, K. &amp; Paulus, Y. Treatment Strategies for Anti-VEGF Resistance in Neovascular Age-Related Macular Degeneration by Targeting Arteriolar Choroidal Neovascularization. Biomolecules 14, 252 (2024).</w:t>
+      </w:r>
+    </w:p>
+    <w:p>
+      <w:pPr>
+        <w:pStyle w:val="aa"/>
+        <w:ind w:left="0" w:firstLine="0"/>
+        <w:rPr>
+          <w:rFonts w:asciiTheme="minorHAnsi" w:hAnsiTheme="minorHAnsi" w:cstheme="minorBidi"/>
+          <w:lang w:eastAsia="zh-CN"/>
+        </w:rPr>
+      </w:pPr>
+      <w:r>
+        <w:rPr>
+          <w:rFonts w:asciiTheme="minorHAnsi" w:hAnsiTheme="minorHAnsi" w:cstheme="minorBidi"/>
+          <w:lang w:eastAsia="zh-CN"/>
+        </w:rPr>
+        <w:t>30. Spaide, R. Optical Coherence Tomography Angiography Signs of Vascular Abnormalization With Antiangiogenic Therapy for Choroidal Neovascularization. Am. J. Ophthalmol. 160, 6–16 (2015).</w:t>
+      </w:r>
+    </w:p>
+    <w:p>
+      <w:pPr>
+        <w:pStyle w:val="aa"/>
+        <w:ind w:left="0" w:firstLine="0"/>
+        <w:rPr>
+          <w:rFonts w:asciiTheme="minorHAnsi" w:hAnsiTheme="minorHAnsi" w:cstheme="minorBidi"/>
+          <w:lang w:eastAsia="zh-CN"/>
+        </w:rPr>
+      </w:pPr>
+      <w:r>
+        <w:rPr>
+          <w:rFonts w:asciiTheme="minorHAnsi" w:hAnsiTheme="minorHAnsi" w:cstheme="minorBidi"/>
+          <w:lang w:eastAsia="zh-CN"/>
+        </w:rPr>
+        <w:t>31. Shah, P. N. et al. Inter-rater reliability of proliferative diabetic retinopathy assessment on wide-field OCT-angiography and fluorescein angiography. Transl. Vis. Sci. Technol. 12(7), 13 (2023).</w:t>
+      </w:r>
+    </w:p>
+    <w:p>
+      <w:pPr>
+        <w:pStyle w:val="aa"/>
+        <w:ind w:left="0" w:firstLine="0"/>
+        <w:rPr>
+          <w:rFonts w:asciiTheme="minorHAnsi" w:hAnsiTheme="minorHAnsi" w:cstheme="minorBidi"/>
+          <w:lang w:eastAsia="zh-CN"/>
+        </w:rPr>
+      </w:pPr>
+      <w:r>
+        <w:rPr>
+          <w:rFonts w:asciiTheme="minorHAnsi" w:hAnsiTheme="minorHAnsi" w:cstheme="minorBidi"/>
+          <w:lang w:eastAsia="zh-CN"/>
+        </w:rPr>
+        <w:t>32. Deák, G. G. et al. Comparison of optical coherence tomography vs. fluorescein angiography-based macular neovascularization classifications in age-related macular degeneration. Sci. Rep. 15, 4303 (2025) doi:10.1038/s41598-025-87576-6.</w:t>
+      </w:r>
+    </w:p>
+    <w:p>
+      <w:pPr>
+        <w:pStyle w:val="aa"/>
+        <w:ind w:left="0" w:firstLine="0"/>
+        <w:rPr>
+          <w:rFonts w:asciiTheme="minorHAnsi" w:hAnsiTheme="minorHAnsi" w:cstheme="minorBidi"/>
+          <w:lang w:eastAsia="zh-CN"/>
+        </w:rPr>
+      </w:pPr>
+      <w:r>
+        <w:rPr>
+          <w:rFonts w:asciiTheme="minorHAnsi" w:hAnsiTheme="minorHAnsi" w:cstheme="minorBidi"/>
+          <w:lang w:eastAsia="zh-CN"/>
+        </w:rPr>
+        <w:t>33. Gan, Y. et al. Novel quantitative OCTA biomarkers of choroidal neovascularization and associations with disease activity and etiology. Transl. Vis. Sci. Technol. 15(3), 10 (2026).</w:t>
+      </w:r>
+    </w:p>
+    <w:p>
+      <w:pPr>
+        <w:pStyle w:val="aa"/>
+        <w:ind w:left="0" w:firstLine="0"/>
+        <w:rPr>
+          <w:rFonts w:asciiTheme="minorHAnsi" w:hAnsiTheme="minorHAnsi" w:cstheme="minorBidi"/>
+          <w:lang w:eastAsia="zh-CN"/>
+        </w:rPr>
+      </w:pPr>
+      <w:r>
+        <w:rPr>
+          <w:rFonts w:asciiTheme="minorHAnsi" w:hAnsiTheme="minorHAnsi" w:cstheme="minorBidi"/>
+          <w:lang w:eastAsia="zh-CN"/>
+        </w:rPr>
+        <w:t>34. Hsu, C. R. et al. Combined quantitative and qualitative optical coherence tomography angiography biomarkers for predicting active neovascular age-related macular degeneration. Sci. Rep. 11, 18068 (2021).</w:t>
+      </w:r>
+    </w:p>
+    <w:p>
+      <w:pPr>
+        <w:pStyle w:val="aa"/>
+        <w:rPr>
+          <w:del w:id="600" w:author="rev1" w:date="2026-08-03T08:56:00Z" w16du:dateUtc="2026-08-02T23:56:00Z"/>
+        </w:rPr>
+      </w:pPr>
+      <w:del w:id="601" w:author="rev1" w:date="2026-08-03T08:56:00Z" w16du:dateUtc="2026-08-02T23:56:00Z">
+        <w:r>
+          <w:rPr>
+            <w:rFonts w:ascii="Arial" w:hAnsi="Arial" w:cs="Arial"/>
+          </w:rPr>
+          <w:fldChar w:fldCharType="begin"/>
+        </w:r>
+        <w:r>
+          <w:rPr>
+            <w:rFonts w:ascii="Arial" w:hAnsi="Arial" w:cs="Arial"/>
+          </w:rPr>
+          <w:delInstrText xml:space="preserve"> ADDIN ZOTERO_BIBL {"uncited":[],"omitted":[],"custom":[]} CSL_BIBLIOGRAPHY </w:delInstrText>
+        </w:r>
+        <w:r>
+          <w:rPr>
+            <w:rFonts w:ascii="Arial" w:hAnsi="Arial" w:cs="Arial"/>
+          </w:rPr>
+          <w:fldChar w:fldCharType="separate"/>
+        </w:r>
+        <w:r>
+          <w:delText>1.</w:delText>
+        </w:r>
+        <w:r>
+          <w:tab/>
+          <w:delText xml:space="preserve">Guo, J., Tang, W., Xu, S., Liu, W. &amp; Xu, G. OCTA evaluation of treatment-naïve flat irregular PED (FIPED)-associated CNV in chronic central serous chorioretinopathy before and after half-dose PDT. </w:delText>
         </w:r>
         <w:r>
           <w:rPr>
             <w:i/>
             <w:iCs/>
           </w:rPr>
-          <w:t>Eye</w:t>
-        </w:r>
-        <w:r>
-          <w:t xml:space="preserve"> 35, 2871–2878 (2021). 2. </w:t>
-        </w:r>
-        <w:proofErr w:type="spellStart"/>
-        <w:r>
-          <w:t>Zudaire</w:t>
-        </w:r>
-        <w:proofErr w:type="spellEnd"/>
-        <w:r>
-          <w:t xml:space="preserve">, E., Gambardella, L., Kurcz, C. &amp; </w:t>
-        </w:r>
-        <w:proofErr w:type="spellStart"/>
-        <w:r>
-          <w:t>Vermeren</w:t>
-        </w:r>
-        <w:proofErr w:type="spellEnd"/>
-        <w:r>
-          <w:t xml:space="preserve">, S. A Computational Tool for Quantitative Analysis of Vascular Networks. </w:t>
+          <w:delText>Eye</w:delText>
+        </w:r>
+        <w:r>
+          <w:delText xml:space="preserve"> </w:delText>
+        </w:r>
+        <w:r>
+          <w:rPr>
+            <w:b/>
+            <w:bCs/>
+          </w:rPr>
+          <w:delText>35</w:delText>
+        </w:r>
+        <w:r>
+          <w:delText>, 2871–2878 (2021).</w:delText>
+        </w:r>
+      </w:del>
+    </w:p>
+    <w:p>
+      <w:pPr>
+        <w:pStyle w:val="aa"/>
+        <w:rPr>
+          <w:del w:id="602" w:author="rev1" w:date="2026-08-03T08:56:00Z" w16du:dateUtc="2026-08-02T23:56:00Z"/>
+        </w:rPr>
+      </w:pPr>
+      <w:del w:id="603" w:author="rev1" w:date="2026-08-03T08:56:00Z" w16du:dateUtc="2026-08-02T23:56:00Z">
+        <w:r>
+          <w:delText>2.</w:delText>
+        </w:r>
+        <w:r>
+          <w:tab/>
+          <w:delText xml:space="preserve">Zudaire, E., Gambardella, L., Kurcz, C. &amp; Vermeren, S. A Computational Tool for Quantitative Analysis of Vascular Networks. </w:delText>
         </w:r>
         <w:r>
           <w:rPr>
             <w:i/>
             <w:iCs/>
           </w:rPr>
-          <w:t>PLOS ONE</w:t>
-        </w:r>
-        <w:r>
-          <w:t xml:space="preserve"> 6, e27385 (2011). 3. Told, R. et al. Profiling neovascular age-related macular degeneration choroidal neovascularization lesion response to anti-vascular endothelial growth factor therapy using SSOCTA. </w:t>
+          <w:delText>PLOS ONE</w:delText>
+        </w:r>
+        <w:r>
+          <w:delText xml:space="preserve"> </w:delText>
+        </w:r>
+        <w:r>
+          <w:rPr>
+            <w:b/>
+            <w:bCs/>
+          </w:rPr>
+          <w:delText>6</w:delText>
+        </w:r>
+        <w:r>
+          <w:delText>, e27385 (2011).</w:delText>
+        </w:r>
+      </w:del>
+    </w:p>
+    <w:p>
+      <w:pPr>
+        <w:pStyle w:val="aa"/>
+        <w:rPr>
+          <w:del w:id="604" w:author="rev1" w:date="2026-08-03T08:56:00Z" w16du:dateUtc="2026-08-02T23:56:00Z"/>
+        </w:rPr>
+      </w:pPr>
+      <w:del w:id="605" w:author="rev1" w:date="2026-08-03T08:56:00Z" w16du:dateUtc="2026-08-02T23:56:00Z">
+        <w:r>
+          <w:delText>3.</w:delText>
+        </w:r>
+        <w:r>
+          <w:tab/>
+          <w:delText xml:space="preserve">Told, R. </w:delText>
         </w:r>
         <w:r>
           <w:rPr>
             <w:i/>
             <w:iCs/>
           </w:rPr>
-          <w:t xml:space="preserve">Acta </w:t>
-        </w:r>
-        <w:proofErr w:type="spellStart"/>
+          <w:delText>et al.</w:delText>
+        </w:r>
+        <w:r>
+          <w:delText xml:space="preserve"> Profiling neovascular age-related macular degeneration choroidal neovascularization lesion response to anti-vascular endothelial growth factor therapy using SSOCTA. </w:delText>
+        </w:r>
         <w:r>
           <w:rPr>
             <w:i/>
             <w:iCs/>
           </w:rPr>
-          <w:t>Ophthalmol</w:t>
-        </w:r>
-        <w:proofErr w:type="spellEnd"/>
+          <w:delText>Acta Ophthalmol. (Copenh.)</w:delText>
+        </w:r>
+        <w:r>
+          <w:delText xml:space="preserve"> </w:delText>
+        </w:r>
+        <w:r>
+          <w:rPr>
+            <w:b/>
+            <w:bCs/>
+          </w:rPr>
+          <w:delText>99</w:delText>
+        </w:r>
+        <w:r>
+          <w:delText>, e240–e246 (2021).</w:delText>
+        </w:r>
+      </w:del>
+    </w:p>
+    <w:p>
+      <w:pPr>
+        <w:pStyle w:val="aa"/>
+        <w:rPr>
+          <w:del w:id="606" w:author="rev1" w:date="2026-08-03T08:56:00Z" w16du:dateUtc="2026-08-02T23:56:00Z"/>
+        </w:rPr>
+      </w:pPr>
+      <w:del w:id="607" w:author="rev1" w:date="2026-08-03T08:56:00Z" w16du:dateUtc="2026-08-02T23:56:00Z">
+        <w:r>
+          <w:delText>4.</w:delText>
+        </w:r>
+        <w:r>
+          <w:tab/>
+          <w:delText xml:space="preserve">Montesel, A. </w:delText>
+        </w:r>
         <w:r>
           <w:rPr>
             <w:i/>
             <w:iCs/>
           </w:rPr>
-          <w:t>. (</w:t>
-        </w:r>
-        <w:proofErr w:type="spellStart"/>
+          <w:delText>et al.</w:delText>
+        </w:r>
+        <w:r>
+          <w:delText xml:space="preserve"> Quantitative response of macular neovascularisation to loading phase of aflibercept in neovascular age-related macular degeneration. </w:delText>
+        </w:r>
         <w:r>
           <w:rPr>
             <w:i/>
             <w:iCs/>
           </w:rPr>
-          <w:t>Copenh</w:t>
-        </w:r>
-        <w:proofErr w:type="spellEnd"/>
+          <w:delText>Eye</w:delText>
+        </w:r>
+        <w:r>
+          <w:delText xml:space="preserve"> </w:delText>
+        </w:r>
+        <w:r>
+          <w:rPr>
+            <w:b/>
+            <w:bCs/>
+          </w:rPr>
+          <w:delText>37</w:delText>
+        </w:r>
+        <w:r>
+          <w:delText>, 3648–3655 (2023).</w:delText>
+        </w:r>
+      </w:del>
+    </w:p>
+    <w:p>
+      <w:pPr>
+        <w:pStyle w:val="aa"/>
+        <w:rPr>
+          <w:del w:id="608" w:author="rev1" w:date="2026-08-03T08:56:00Z" w16du:dateUtc="2026-08-02T23:56:00Z"/>
+        </w:rPr>
+      </w:pPr>
+      <w:del w:id="609" w:author="rev1" w:date="2026-08-03T08:56:00Z" w16du:dateUtc="2026-08-02T23:56:00Z">
+        <w:r>
+          <w:delText>5.</w:delText>
+        </w:r>
+        <w:r>
+          <w:tab/>
+          <w:delText xml:space="preserve">Carlà, M. M. </w:delText>
+        </w:r>
         <w:r>
           <w:rPr>
             <w:i/>
             <w:iCs/>
           </w:rPr>
-          <w:t>.)</w:t>
-        </w:r>
-        <w:r>
-          <w:t xml:space="preserve"> 99, e240–e246 (2021). 4. </w:t>
-        </w:r>
-        <w:proofErr w:type="spellStart"/>
-        <w:r>
-          <w:t>Montesel</w:t>
-        </w:r>
-        <w:proofErr w:type="spellEnd"/>
-        <w:r>
-          <w:t xml:space="preserve">, A. et al. Quantitative response of macular </w:t>
-        </w:r>
-        <w:proofErr w:type="spellStart"/>
-        <w:r>
-          <w:t>neovascularisation</w:t>
-        </w:r>
-        <w:proofErr w:type="spellEnd"/>
-        <w:r>
-          <w:t xml:space="preserve"> to loading phase of aflibercept in neovascular age-related macular degeneration. </w:t>
+          <w:delText>et al.</w:delText>
+        </w:r>
+        <w:r>
+          <w:delText xml:space="preserve"> MORPHOMETRIC CHANGES IN MACULAR NEOVASCULARIZATION ARCHITECTURE AFTER FARICIMAB TREATMENT IN NEOVASCULAR AGE-RELATED MACULAR DEGENERATION: Comparison Between Naive and Switched Eyes. </w:delText>
         </w:r>
         <w:r>
           <w:rPr>
             <w:i/>
             <w:iCs/>
           </w:rPr>
-          <w:t>Eye</w:t>
-        </w:r>
-        <w:r>
-          <w:t xml:space="preserve"> 37, 3648–3655 (2023). 5. </w:t>
-        </w:r>
-        <w:proofErr w:type="spellStart"/>
-        <w:r>
-          <w:t>Carlà</w:t>
-        </w:r>
-        <w:proofErr w:type="spellEnd"/>
-        <w:r>
-          <w:t xml:space="preserve">, M. M. et al. MORPHOMETRIC CHANGES IN MACULAR NEOVASCULARIZATION ARCHITECTURE AFTER FARICIMAB TREATMENT IN NEOVASCULAR AGE-RELATED MACULAR DEGENERATION: Comparison Between Naive and Switched Eyes. </w:t>
+          <w:delText>Retina</w:delText>
+        </w:r>
+        <w:r>
+          <w:delText xml:space="preserve"> 125–135 (2026) doi:10.1097/iae.0000000000004635.</w:delText>
+        </w:r>
+      </w:del>
+    </w:p>
+    <w:p>
+      <w:pPr>
+        <w:pStyle w:val="aa"/>
+        <w:rPr>
+          <w:del w:id="610" w:author="rev1" w:date="2026-08-03T08:56:00Z" w16du:dateUtc="2026-08-02T23:56:00Z"/>
+        </w:rPr>
+      </w:pPr>
+      <w:del w:id="611" w:author="rev1" w:date="2026-08-03T08:56:00Z" w16du:dateUtc="2026-08-02T23:56:00Z">
+        <w:r>
+          <w:delText>6.</w:delText>
+        </w:r>
+        <w:r>
+          <w:tab/>
+          <w:delText xml:space="preserve">Munk, M. R. </w:delText>
         </w:r>
         <w:r>
           <w:rPr>
             <w:i/>
             <w:iCs/>
           </w:rPr>
-          <w:t>Retina</w:t>
-        </w:r>
-        <w:r>
-          <w:t xml:space="preserve"> 125–135 (2026) doi:10.1097/iae.0000000000004635. 6. Munk, M. R. et al. OCT-angiography: A qualitative and quantitative comparison of 4 OCT-A devices. </w:t>
+          <w:delText>et al.</w:delText>
+        </w:r>
+        <w:r>
+          <w:delText xml:space="preserve"> OCT-angiography: A qualitative and quantitative comparison of 4 OCT-A devices. </w:delText>
         </w:r>
         <w:r>
           <w:rPr>
             <w:i/>
             <w:iCs/>
           </w:rPr>
-          <w:t>PLOS ONE</w:t>
-        </w:r>
-        <w:r>
-          <w:t xml:space="preserve"> 12, e0177059 (2017). 7. </w:t>
-        </w:r>
-        <w:proofErr w:type="spellStart"/>
-        <w:r>
-          <w:t>Miere</w:t>
-        </w:r>
-        <w:proofErr w:type="spellEnd"/>
-        <w:r>
-          <w:t xml:space="preserve">, A. et al. VASCULAR REMODELING OF CHOROIDAL NEOVASCULARIZATION AFTER ANTI-VASCULAR ENDOTHELIAL GROWTH FACTOR THERAPY VISUALIZED ON OPTICAL COHERENCE TOMOGRAPHY ANGIOGRAPHY. </w:t>
+          <w:delText>PLOS ONE</w:delText>
+        </w:r>
+        <w:r>
+          <w:delText xml:space="preserve"> </w:delText>
+        </w:r>
+        <w:r>
+          <w:rPr>
+            <w:b/>
+            <w:bCs/>
+          </w:rPr>
+          <w:delText>12</w:delText>
+        </w:r>
+        <w:r>
+          <w:delText>, e0177059 (2017).</w:delText>
+        </w:r>
+      </w:del>
+    </w:p>
+    <w:p>
+      <w:pPr>
+        <w:pStyle w:val="aa"/>
+        <w:rPr>
+          <w:del w:id="612" w:author="rev1" w:date="2026-08-03T08:56:00Z" w16du:dateUtc="2026-08-02T23:56:00Z"/>
+        </w:rPr>
+      </w:pPr>
+      <w:del w:id="613" w:author="rev1" w:date="2026-08-03T08:56:00Z" w16du:dateUtc="2026-08-02T23:56:00Z">
+        <w:r>
+          <w:delText>7.</w:delText>
+        </w:r>
+        <w:r>
+          <w:tab/>
+          <w:delText xml:space="preserve">Miere, A. </w:delText>
         </w:r>
         <w:r>
           <w:rPr>
             <w:i/>
             <w:iCs/>
           </w:rPr>
-          <w:t>Retina</w:t>
-        </w:r>
-        <w:r>
-          <w:t xml:space="preserve"> 39, 548–557 (2019). 8. Tew, T. B. et al. Comparison of different morphologies of choroidal neovascularization evaluated by ocular coherence tomography angiography in age-related macular degeneration. </w:t>
+          <w:delText>et al.</w:delText>
+        </w:r>
+        <w:r>
+          <w:delText xml:space="preserve"> VASCULAR REMODELING OF CHOROIDAL NEOVASCULARIZATION AFTER ANTI-VASCULAR ENDOTHELIAL GROWTH FACTOR THERAPY VISUALIZED ON OPTICAL COHERENCE TOMOGRAPHY ANGIOGRAPHY. </w:delText>
         </w:r>
         <w:r>
           <w:rPr>
             <w:i/>
             <w:iCs/>
           </w:rPr>
-          <w:t xml:space="preserve">Clin. Experiment. </w:t>
-        </w:r>
-        <w:proofErr w:type="spellStart"/>
+          <w:delText>Retina</w:delText>
+        </w:r>
+        <w:r>
+          <w:delText xml:space="preserve"> </w:delText>
+        </w:r>
+        <w:r>
+          <w:rPr>
+            <w:b/>
+            <w:bCs/>
+          </w:rPr>
+          <w:delText>39</w:delText>
+        </w:r>
+        <w:r>
+          <w:delText>, 548–557 (2019).</w:delText>
+        </w:r>
+      </w:del>
+    </w:p>
+    <w:p>
+      <w:pPr>
+        <w:pStyle w:val="aa"/>
+        <w:rPr>
+          <w:del w:id="614" w:author="rev1" w:date="2026-08-03T08:56:00Z" w16du:dateUtc="2026-08-02T23:56:00Z"/>
+        </w:rPr>
+      </w:pPr>
+      <w:del w:id="615" w:author="rev1" w:date="2026-08-03T08:56:00Z" w16du:dateUtc="2026-08-02T23:56:00Z">
+        <w:r>
+          <w:delText>8.</w:delText>
+        </w:r>
+        <w:r>
+          <w:tab/>
+          <w:delText xml:space="preserve">Tew, T. </w:delText>
+        </w:r>
         <w:r>
           <w:rPr>
             <w:i/>
             <w:iCs/>
           </w:rPr>
-          <w:t>Ophthalmol</w:t>
-        </w:r>
-        <w:proofErr w:type="spellEnd"/>
+          <w:delText>et al.</w:delText>
+        </w:r>
+        <w:r>
+          <w:delText xml:space="preserve"> Comparison of different morphologies of choroidal neovascularization evaluated by ocular coherence tomography angiography in age-related macular degeneration. </w:delText>
+        </w:r>
         <w:r>
           <w:rPr>
             <w:i/>
             <w:iCs/>
           </w:rPr>
-          <w:t>.</w:t>
-        </w:r>
-        <w:r>
-          <w:t xml:space="preserve"> 48, 927–937 (2020). 9. Oliveira, W. S., Teixeira, J. V., Ren, T. I., Cavalcanti, G. D. C. &amp; </w:t>
-        </w:r>
-        <w:proofErr w:type="spellStart"/>
-        <w:r>
-          <w:t>Sijbers</w:t>
-        </w:r>
-        <w:proofErr w:type="spellEnd"/>
-        <w:r>
-          <w:t xml:space="preserve">, J. Unsupervised Retinal Vessel Segmentation Using Combined Filters. </w:t>
-        </w:r>
-        <w:proofErr w:type="spellStart"/>
+          <w:delText>Clin. Experiment. Ophthalmol.</w:delText>
+        </w:r>
+        <w:r>
+          <w:delText xml:space="preserve"> </w:delText>
+        </w:r>
+        <w:r>
+          <w:rPr>
+            <w:b/>
+            <w:bCs/>
+          </w:rPr>
+          <w:delText>48</w:delText>
+        </w:r>
+        <w:r>
+          <w:delText>, 927–937 (2020).</w:delText>
+        </w:r>
+      </w:del>
+    </w:p>
+    <w:p>
+      <w:pPr>
+        <w:pStyle w:val="aa"/>
+        <w:rPr>
+          <w:del w:id="616" w:author="rev1" w:date="2026-08-03T08:56:00Z" w16du:dateUtc="2026-08-02T23:56:00Z"/>
+        </w:rPr>
+      </w:pPr>
+      <w:del w:id="617" w:author="rev1" w:date="2026-08-03T08:56:00Z" w16du:dateUtc="2026-08-02T23:56:00Z">
+        <w:r>
+          <w:delText>9.</w:delText>
+        </w:r>
+        <w:r>
+          <w:tab/>
+          <w:delText xml:space="preserve">Coscas, F. </w:delText>
+        </w:r>
         <w:r>
           <w:rPr>
             <w:i/>
             <w:iCs/>
           </w:rPr>
-          <w:t>PLoS</w:t>
-        </w:r>
-        <w:proofErr w:type="spellEnd"/>
+          <w:delText>et al.</w:delText>
+        </w:r>
+        <w:r>
+          <w:delText xml:space="preserve"> Optical coherence tomography angiography in exudative age-related macular degeneration: A predictive model for treatment decisions. </w:delText>
+        </w:r>
         <w:r>
           <w:rPr>
             <w:i/>
             <w:iCs/>
           </w:rPr>
-          <w:t xml:space="preserve"> ONE</w:t>
-        </w:r>
-        <w:r>
-          <w:t xml:space="preserve"> 11, e0149943 (2016). 10. Ma, Y. et al. Multichannel Retinal Blood Vessel Segmentation Based on the Combination of </w:t>
-        </w:r>
-        <w:r>
-          <w:lastRenderedPageBreak/>
-          <w:t xml:space="preserve">Matched Filter and U-Net Network. </w:t>
+          <w:delText>Br. J. Ophthalmol.</w:delText>
+        </w:r>
+        <w:r>
+          <w:delText xml:space="preserve"> </w:delText>
+        </w:r>
+        <w:r>
+          <w:rPr>
+            <w:b/>
+            <w:bCs/>
+          </w:rPr>
+          <w:delText>103</w:delText>
+        </w:r>
+        <w:r>
+          <w:delText>, 1342–1356 (2019).</w:delText>
+        </w:r>
+      </w:del>
+    </w:p>
+    <w:p>
+      <w:pPr>
+        <w:pStyle w:val="aa"/>
+        <w:rPr>
+          <w:del w:id="618" w:author="rev1" w:date="2026-08-03T08:56:00Z" w16du:dateUtc="2026-08-02T23:56:00Z"/>
+        </w:rPr>
+      </w:pPr>
+      <w:del w:id="619" w:author="rev1" w:date="2026-08-03T08:56:00Z" w16du:dateUtc="2026-08-02T23:56:00Z">
+        <w:r>
+          <w:delText>10.</w:delText>
+        </w:r>
+        <w:r>
+          <w:tab/>
+          <w:delText xml:space="preserve">Oliveira, W. S., Teixeira, J. V., Ren, T. I., Cavalcanti, G. D. C. &amp; Sijbers, J. Unsupervised Retinal Vessel Segmentation Using Combined Filters. </w:delText>
         </w:r>
         <w:r>
           <w:rPr>
             <w:i/>
             <w:iCs/>
           </w:rPr>
-          <w:t>BioMed Res. Int.</w:t>
-        </w:r>
-        <w:r>
-          <w:t xml:space="preserve"> 2021, 5561125 (2021). 11. </w:t>
-        </w:r>
-        <w:proofErr w:type="spellStart"/>
-        <w:r>
-          <w:t>Memari</w:t>
-        </w:r>
-        <w:proofErr w:type="spellEnd"/>
-        <w:r>
-          <w:t xml:space="preserve">, N., Ramli, A. R., Bin Saripan, M. I., </w:t>
-        </w:r>
-        <w:proofErr w:type="spellStart"/>
-        <w:r>
-          <w:t>Mashohor</w:t>
-        </w:r>
-        <w:proofErr w:type="spellEnd"/>
-        <w:r>
-          <w:t xml:space="preserve">, S. &amp; </w:t>
-        </w:r>
-        <w:proofErr w:type="spellStart"/>
-        <w:r>
-          <w:t>Moghbel</w:t>
-        </w:r>
-        <w:proofErr w:type="spellEnd"/>
-        <w:r>
-          <w:t xml:space="preserve">, M. Supervised retinal vessel segmentation from color fundus images based on matched filtering and AdaBoost classifier. </w:t>
-        </w:r>
-        <w:proofErr w:type="spellStart"/>
+          <w:delText>PLoS ONE</w:delText>
+        </w:r>
+        <w:r>
+          <w:delText xml:space="preserve"> </w:delText>
+        </w:r>
+        <w:r>
+          <w:rPr>
+            <w:b/>
+            <w:bCs/>
+          </w:rPr>
+          <w:delText>11</w:delText>
+        </w:r>
+        <w:r>
+          <w:delText>, e0149943 (2016).</w:delText>
+        </w:r>
+      </w:del>
+    </w:p>
+    <w:p>
+      <w:pPr>
+        <w:pStyle w:val="aa"/>
+        <w:rPr>
+          <w:del w:id="620" w:author="rev1" w:date="2026-08-03T08:56:00Z" w16du:dateUtc="2026-08-02T23:56:00Z"/>
+        </w:rPr>
+      </w:pPr>
+      <w:del w:id="621" w:author="rev1" w:date="2026-08-03T08:56:00Z" w16du:dateUtc="2026-08-02T23:56:00Z">
+        <w:r>
+          <w:delText>11.</w:delText>
+        </w:r>
+        <w:r>
+          <w:tab/>
+          <w:delText xml:space="preserve">Ma, Y. </w:delText>
+        </w:r>
         <w:r>
           <w:rPr>
             <w:i/>
             <w:iCs/>
           </w:rPr>
-          <w:t>PLoS</w:t>
-        </w:r>
-        <w:proofErr w:type="spellEnd"/>
+          <w:delText>et al.</w:delText>
+        </w:r>
+        <w:r>
+          <w:delText xml:space="preserve"> Multichannel Retinal Blood Vessel Segmentation Based on the Combination of Matched Filter and U-Net Network. </w:delText>
+        </w:r>
         <w:r>
           <w:rPr>
             <w:i/>
             <w:iCs/>
           </w:rPr>
-          <w:t xml:space="preserve"> ONE</w:t>
-        </w:r>
-        <w:r>
-          <w:t xml:space="preserve"> 12, e0188939 (2017). 12. </w:t>
-        </w:r>
-        <w:proofErr w:type="spellStart"/>
-        <w:r>
-          <w:t>Coscas</w:t>
-        </w:r>
-        <w:proofErr w:type="spellEnd"/>
-        <w:r>
-          <w:t xml:space="preserve">, F. et al. Optical coherence tomography angiography in exudative age-related macular degeneration: A predictive model for treatment decisions. </w:t>
+          <w:delText>BioMed Res. Int.</w:delText>
+        </w:r>
+        <w:r>
+          <w:delText xml:space="preserve"> </w:delText>
+        </w:r>
+        <w:r>
+          <w:rPr>
+            <w:b/>
+            <w:bCs/>
+          </w:rPr>
+          <w:delText>2021</w:delText>
+        </w:r>
+        <w:r>
+          <w:delText>, 5561125 (2021).</w:delText>
+        </w:r>
+      </w:del>
+    </w:p>
+    <w:p>
+      <w:pPr>
+        <w:pStyle w:val="aa"/>
+        <w:rPr>
+          <w:del w:id="622" w:author="rev1" w:date="2026-08-03T08:56:00Z" w16du:dateUtc="2026-08-02T23:56:00Z"/>
+        </w:rPr>
+      </w:pPr>
+      <w:del w:id="623" w:author="rev1" w:date="2026-08-03T08:56:00Z" w16du:dateUtc="2026-08-02T23:56:00Z">
+        <w:r>
+          <w:delText>12.</w:delText>
+        </w:r>
+        <w:r>
+          <w:tab/>
+          <w:delText xml:space="preserve">Memari, N., Ramli, A. R., Bin Saripan, M. I., Mashohor, S. &amp; Moghbel, M. Supervised retinal vessel segmentation from color fundus images based on matched filtering and AdaBoost classifier. </w:delText>
         </w:r>
         <w:r>
           <w:rPr>
             <w:i/>
             <w:iCs/>
           </w:rPr>
-          <w:t xml:space="preserve">Br. J. </w:t>
-        </w:r>
-        <w:proofErr w:type="spellStart"/>
+          <w:delText>PLoS ONE</w:delText>
+        </w:r>
+        <w:r>
+          <w:delText xml:space="preserve"> </w:delText>
+        </w:r>
+        <w:r>
+          <w:rPr>
+            <w:b/>
+            <w:bCs/>
+          </w:rPr>
+          <w:delText>12</w:delText>
+        </w:r>
+        <w:r>
+          <w:delText>, e0188939 (2017).</w:delText>
+        </w:r>
+      </w:del>
+    </w:p>
+    <w:p>
+      <w:pPr>
+        <w:pStyle w:val="aa"/>
+        <w:rPr>
+          <w:del w:id="624" w:author="rev1" w:date="2026-08-03T08:56:00Z" w16du:dateUtc="2026-08-02T23:56:00Z"/>
+        </w:rPr>
+      </w:pPr>
+      <w:del w:id="625" w:author="rev1" w:date="2026-08-03T08:56:00Z" w16du:dateUtc="2026-08-02T23:56:00Z">
+        <w:r>
+          <w:delText>13.</w:delText>
+        </w:r>
+        <w:r>
+          <w:tab/>
+          <w:delText xml:space="preserve">Wang, M. </w:delText>
+        </w:r>
         <w:r>
           <w:rPr>
             <w:i/>
             <w:iCs/>
           </w:rPr>
-          <w:t>Ophthalmol</w:t>
-        </w:r>
-        <w:proofErr w:type="spellEnd"/>
+          <w:delText>et al.</w:delText>
+        </w:r>
+        <w:r>
+          <w:delText xml:space="preserve"> Evaluating Polypoidal Choroidal Vasculopathy With Optical Coherence Tomography Angiography. </w:delText>
+        </w:r>
         <w:r>
           <w:rPr>
             <w:i/>
             <w:iCs/>
           </w:rPr>
-          <w:t>.</w:t>
-        </w:r>
-        <w:r>
-          <w:t xml:space="preserve"> 103, 1342–1356 (2019). 13. Shrout, P. E. &amp; Fleiss, J. L. Intraclass correlations: uses in assessing rater reliability. </w:t>
+          <w:delText>Investig. Opthalmology Vis. Sci.</w:delText>
+        </w:r>
+        <w:r>
+          <w:delText xml:space="preserve"> </w:delText>
+        </w:r>
+        <w:r>
+          <w:rPr>
+            <w:b/>
+            <w:bCs/>
+          </w:rPr>
+          <w:delText>57</w:delText>
+        </w:r>
+        <w:r>
+          <w:delText>, OCT526-32 (2016).</w:delText>
+        </w:r>
+      </w:del>
+    </w:p>
+    <w:p>
+      <w:pPr>
+        <w:pStyle w:val="aa"/>
+        <w:rPr>
+          <w:del w:id="626" w:author="rev1" w:date="2026-08-03T08:56:00Z" w16du:dateUtc="2026-08-02T23:56:00Z"/>
+        </w:rPr>
+      </w:pPr>
+      <w:del w:id="627" w:author="rev1" w:date="2026-08-03T08:56:00Z" w16du:dateUtc="2026-08-02T23:56:00Z">
+        <w:r>
+          <w:delText>14.</w:delText>
+        </w:r>
+        <w:r>
+          <w:tab/>
+          <w:delText xml:space="preserve">Xue, J. </w:delText>
         </w:r>
         <w:r>
           <w:rPr>
             <w:i/>
             <w:iCs/>
           </w:rPr>
-          <w:t>Psychol. Bull.</w:t>
-        </w:r>
-        <w:r>
-          <w:t xml:space="preserve"> 86, 420–428 (1979). 14. McGraw, K. O. &amp; Wong, S. P. Forming inferences about some intraclass correlation coefficients. </w:t>
+          <w:delText>et al.</w:delText>
+        </w:r>
+        <w:r>
+          <w:delText xml:space="preserve"> Automatic quantification of choroidal neovascularization lesion area on OCT angiography based on density cell-like P systems with active membranes. </w:delText>
         </w:r>
         <w:r>
           <w:rPr>
             <w:i/>
             <w:iCs/>
           </w:rPr>
-          <w:t>Psychol. Methods</w:t>
-        </w:r>
-        <w:r>
-          <w:t xml:space="preserve"> 1, 30–46 (1996). 15. Koo, T. K. &amp; Li, M. Y. A guideline of selecting and reporting intraclass correlation coefficients for reliability research. </w:t>
+          <w:delText>Biomed. Opt. Express</w:delText>
+        </w:r>
+        <w:r>
+          <w:delText xml:space="preserve"> </w:delText>
+        </w:r>
+        <w:r>
+          <w:rPr>
+            <w:b/>
+            <w:bCs/>
+          </w:rPr>
+          <w:delText>9 7</w:delText>
+        </w:r>
+        <w:r>
+          <w:delText>, 3208–3219 (2018).</w:delText>
+        </w:r>
+      </w:del>
+    </w:p>
+    <w:p>
+      <w:pPr>
+        <w:pStyle w:val="aa"/>
+        <w:rPr>
+          <w:del w:id="628" w:author="rev1" w:date="2026-08-03T08:56:00Z" w16du:dateUtc="2026-08-02T23:56:00Z"/>
+        </w:rPr>
+      </w:pPr>
+      <w:del w:id="629" w:author="rev1" w:date="2026-08-03T08:56:00Z" w16du:dateUtc="2026-08-02T23:56:00Z">
+        <w:r>
+          <w:delText>15.</w:delText>
+        </w:r>
+        <w:r>
+          <w:tab/>
+          <w:delText xml:space="preserve">Babiuch, A. </w:delText>
         </w:r>
         <w:r>
           <w:rPr>
             <w:i/>
             <w:iCs/>
           </w:rPr>
-          <w:t xml:space="preserve">J. </w:t>
-        </w:r>
-        <w:proofErr w:type="spellStart"/>
+          <w:delText>et al.</w:delText>
+        </w:r>
+        <w:r>
+          <w:delText xml:space="preserve"> IMPACT OF OPTICAL COHERENCE TOMOGRAPHY ANGIOGRAPHY REVIEW STRATEGY ON DETECTION OF CHOROIDAL NEOVASCULARIZATION. </w:delText>
+        </w:r>
         <w:r>
           <w:rPr>
             <w:i/>
             <w:iCs/>
           </w:rPr>
-          <w:t>Chiropr</w:t>
-        </w:r>
-        <w:proofErr w:type="spellEnd"/>
+          <w:delText>Retina</w:delText>
+        </w:r>
+        <w:r>
+          <w:delText xml:space="preserve"> 672–678 (2020) doi:10.1097/iae.0000000000002443.</w:delText>
+        </w:r>
+      </w:del>
+    </w:p>
+    <w:p>
+      <w:pPr>
+        <w:pStyle w:val="aa"/>
+        <w:rPr>
+          <w:del w:id="630" w:author="rev1" w:date="2026-08-03T08:56:00Z" w16du:dateUtc="2026-08-02T23:56:00Z"/>
+        </w:rPr>
+      </w:pPr>
+      <w:del w:id="631" w:author="rev1" w:date="2026-08-03T08:56:00Z" w16du:dateUtc="2026-08-02T23:56:00Z">
+        <w:r>
+          <w:delText>16.</w:delText>
+        </w:r>
+        <w:r>
+          <w:tab/>
+          <w:delText xml:space="preserve">Smith, A. &amp; Zavala, V. The Euler characteristic: A general topological descriptor for complex data. </w:delText>
+        </w:r>
         <w:r>
           <w:rPr>
             <w:i/>
             <w:iCs/>
           </w:rPr>
-          <w:t>. Med.</w:t>
-        </w:r>
-        <w:r>
-          <w:t xml:space="preserve"> 15, 155–163 (2016). 16. Corvi, F. et al. Reproducibility of vessel density, fractal dimension, and foveal avascular zone using 7 different optical coherence tomography angiography devices. </w:t>
+          <w:delText>Comput Chem Eng</w:delText>
+        </w:r>
+        <w:r>
+          <w:delText xml:space="preserve"> </w:delText>
+        </w:r>
+        <w:r>
+          <w:rPr>
+            <w:b/>
+            <w:bCs/>
+          </w:rPr>
+          <w:delText>154</w:delText>
+        </w:r>
+        <w:r>
+          <w:delText>, 107463 (2021).</w:delText>
+        </w:r>
+      </w:del>
+    </w:p>
+    <w:p>
+      <w:pPr>
+        <w:pStyle w:val="aa"/>
+        <w:rPr>
+          <w:del w:id="632" w:author="rev1" w:date="2026-08-03T08:56:00Z" w16du:dateUtc="2026-08-02T23:56:00Z"/>
+        </w:rPr>
+      </w:pPr>
+      <w:del w:id="633" w:author="rev1" w:date="2026-08-03T08:56:00Z" w16du:dateUtc="2026-08-02T23:56:00Z">
+        <w:r>
+          <w:delText>17.</w:delText>
+        </w:r>
+        <w:r>
+          <w:tab/>
+          <w:delText xml:space="preserve">Willführ, A. </w:delText>
         </w:r>
         <w:r>
           <w:rPr>
             <w:i/>
             <w:iCs/>
           </w:rPr>
-          <w:t xml:space="preserve">Am. J. </w:t>
-        </w:r>
-        <w:proofErr w:type="spellStart"/>
+          <w:delText>et al.</w:delText>
+        </w:r>
+        <w:r>
+          <w:delText xml:space="preserve"> Estimation of the number of alveolar capillaries by the Euler number (Euler-Poincaré characteristic). </w:delText>
+        </w:r>
         <w:r>
           <w:rPr>
             <w:i/>
             <w:iCs/>
           </w:rPr>
-          <w:t>Ophthalmol</w:t>
-        </w:r>
-        <w:proofErr w:type="spellEnd"/>
+          <w:delText>Am. J. Physiol. Lung Cell. Mol. Physiol.</w:delText>
+        </w:r>
+        <w:r>
+          <w:delText xml:space="preserve"> </w:delText>
+        </w:r>
+        <w:r>
+          <w:rPr>
+            <w:b/>
+            <w:bCs/>
+          </w:rPr>
+          <w:delText>309</w:delText>
+        </w:r>
+        <w:r>
+          <w:delText>, L1286-93 (2015).</w:delText>
+        </w:r>
+      </w:del>
+    </w:p>
+    <w:p>
+      <w:pPr>
+        <w:pStyle w:val="aa"/>
+        <w:rPr>
+          <w:del w:id="634" w:author="rev1" w:date="2026-08-03T08:56:00Z" w16du:dateUtc="2026-08-02T23:56:00Z"/>
+        </w:rPr>
+      </w:pPr>
+      <w:del w:id="635" w:author="rev1" w:date="2026-08-03T08:56:00Z" w16du:dateUtc="2026-08-02T23:56:00Z">
+        <w:r>
+          <w:delText>18.</w:delText>
+        </w:r>
+        <w:r>
+          <w:tab/>
+          <w:delText xml:space="preserve">Santos, F. </w:delText>
+        </w:r>
         <w:r>
           <w:rPr>
             <w:i/>
             <w:iCs/>
           </w:rPr>
-          <w:t>.</w:t>
-        </w:r>
-        <w:r>
-          <w:t xml:space="preserve"> 186, 25–31 (2018). 17. Corvi, F. et al. Comparison between several optical coherence tomography angiography devices and indocyanine green angiography of choroidal neovascularization. </w:t>
+          <w:delText>et al.</w:delText>
+        </w:r>
+        <w:r>
+          <w:delText xml:space="preserve"> Topological phase transitions in functional brain networks. </w:delText>
         </w:r>
         <w:r>
           <w:rPr>
             <w:i/>
             <w:iCs/>
           </w:rPr>
-          <w:t>Retina</w:t>
-        </w:r>
-        <w:r>
-          <w:t xml:space="preserve"> 40, 873–880 (2020). 18. Wang, M. et al. Evaluating Polypoidal Choroidal Vasculopathy </w:t>
-        </w:r>
-        <w:proofErr w:type="gramStart"/>
-        <w:r>
-          <w:t>With</w:t>
-        </w:r>
-        <w:proofErr w:type="gramEnd"/>
-        <w:r>
-          <w:t xml:space="preserve"> Optical Coherence Tomography Angiography. </w:t>
-        </w:r>
-        <w:proofErr w:type="spellStart"/>
+          <w:delText>bioRxiv</w:delText>
+        </w:r>
+        <w:r>
+          <w:delText xml:space="preserve"> https://doi.org/10.1101/469478 (2018) doi:10.1101/469478.</w:delText>
+        </w:r>
+      </w:del>
+    </w:p>
+    <w:p>
+      <w:pPr>
+        <w:pStyle w:val="aa"/>
+        <w:rPr>
+          <w:del w:id="636" w:author="rev1" w:date="2026-08-03T08:56:00Z" w16du:dateUtc="2026-08-02T23:56:00Z"/>
+        </w:rPr>
+      </w:pPr>
+      <w:del w:id="637" w:author="rev1" w:date="2026-08-03T08:56:00Z" w16du:dateUtc="2026-08-02T23:56:00Z">
+        <w:r>
+          <w:delText>19.</w:delText>
+        </w:r>
+        <w:r>
+          <w:tab/>
+          <w:delText xml:space="preserve">Viallard, C. &amp; Larrivée, B. Tumor angiogenesis and vascular normalization: alternative therapeutic targets. </w:delText>
+        </w:r>
         <w:r>
           <w:rPr>
             <w:i/>
             <w:iCs/>
           </w:rPr>
-          <w:t>Investig</w:t>
-        </w:r>
-        <w:proofErr w:type="spellEnd"/>
+          <w:delText>Angiogenesis</w:delText>
+        </w:r>
+        <w:r>
+          <w:delText xml:space="preserve"> </w:delText>
+        </w:r>
+        <w:r>
+          <w:rPr>
+            <w:b/>
+            <w:bCs/>
+          </w:rPr>
+          <w:delText>20</w:delText>
+        </w:r>
+        <w:r>
+          <w:delText>, 409–426 (2017).</w:delText>
+        </w:r>
+      </w:del>
+    </w:p>
+    <w:p>
+      <w:pPr>
+        <w:pStyle w:val="aa"/>
+        <w:rPr>
+          <w:del w:id="638" w:author="rev1" w:date="2026-08-03T08:56:00Z" w16du:dateUtc="2026-08-02T23:56:00Z"/>
+        </w:rPr>
+      </w:pPr>
+      <w:del w:id="639" w:author="rev1" w:date="2026-08-03T08:56:00Z" w16du:dateUtc="2026-08-02T23:56:00Z">
+        <w:r>
+          <w:delText>20.</w:delText>
+        </w:r>
+        <w:r>
+          <w:tab/>
+          <w:delText xml:space="preserve">Goker, Y. S. &amp; Demir, G. Comparison of optical coherence tomography angiography features in type 1 versus type 2 choroidal neovascular membranes secondary to age-related macular degeneration. </w:delText>
+        </w:r>
         <w:r>
           <w:rPr>
             <w:i/>
             <w:iCs/>
           </w:rPr>
-          <w:t xml:space="preserve">. </w:t>
-        </w:r>
-        <w:proofErr w:type="spellStart"/>
+          <w:delText>Med. Hypothesis Discov. Innov. Ophthalmol. J.</w:delText>
+        </w:r>
+        <w:r>
+          <w:delText xml:space="preserve"> </w:delText>
+        </w:r>
+        <w:r>
+          <w:rPr>
+            <w:b/>
+            <w:bCs/>
+          </w:rPr>
+          <w:delText>10</w:delText>
+        </w:r>
+        <w:r>
+          <w:delText>, 67–73 (2021).</w:delText>
+        </w:r>
+      </w:del>
+    </w:p>
+    <w:p>
+      <w:pPr>
+        <w:pStyle w:val="aa"/>
+        <w:rPr>
+          <w:del w:id="640" w:author="rev1" w:date="2026-08-03T08:56:00Z" w16du:dateUtc="2026-08-02T23:56:00Z"/>
+        </w:rPr>
+      </w:pPr>
+      <w:del w:id="641" w:author="rev1" w:date="2026-08-03T08:56:00Z" w16du:dateUtc="2026-08-02T23:56:00Z">
+        <w:r>
+          <w:delText>21.</w:delText>
+        </w:r>
+        <w:r>
+          <w:tab/>
+          <w:delText xml:space="preserve">Li, J. </w:delText>
+        </w:r>
         <w:r>
           <w:rPr>
             <w:i/>
             <w:iCs/>
           </w:rPr>
-          <w:t>Opthalmology</w:t>
-        </w:r>
-        <w:proofErr w:type="spellEnd"/>
+          <w:delText>et al.</w:delText>
+        </w:r>
+        <w:r>
+          <w:delText xml:space="preserve"> Comparative quantitative analysis of optical coherence tomography angiography in varied morphologies of macular neovascularization following intravitreal conbercept and ranibizumab treatments for neovascular age‑related macular degeneration. </w:delText>
+        </w:r>
         <w:r>
           <w:rPr>
             <w:i/>
             <w:iCs/>
           </w:rPr>
-          <w:t xml:space="preserve"> Vis. Sci.</w:t>
-        </w:r>
-        <w:r>
-          <w:t xml:space="preserve"> 57, OCT526-32 (2016). 19. Xue, J. et al. Automatic quantification of choroidal neovascularization lesion area on OCT angiography based on density cell-like P systems with active membranes. </w:t>
+          <w:delText>Exp. Ther. Med.</w:delText>
+        </w:r>
+        <w:r>
+          <w:delText xml:space="preserve"> </w:delText>
+        </w:r>
+        <w:r>
+          <w:rPr>
+            <w:b/>
+            <w:bCs/>
+          </w:rPr>
+          <w:delText>27</w:delText>
+        </w:r>
+        <w:r>
+          <w:delText>, 214 (2024).</w:delText>
+        </w:r>
+      </w:del>
+    </w:p>
+    <w:p>
+      <w:pPr>
+        <w:pStyle w:val="aa"/>
+        <w:rPr>
+          <w:del w:id="642" w:author="rev1" w:date="2026-08-03T08:56:00Z" w16du:dateUtc="2026-08-02T23:56:00Z"/>
+        </w:rPr>
+      </w:pPr>
+      <w:del w:id="643" w:author="rev1" w:date="2026-08-03T08:56:00Z" w16du:dateUtc="2026-08-02T23:56:00Z">
+        <w:r>
+          <w:delText>22.</w:delText>
+        </w:r>
+        <w:r>
+          <w:tab/>
+          <w:delText xml:space="preserve">Tew, T. B. </w:delText>
         </w:r>
         <w:r>
           <w:rPr>
             <w:i/>
             <w:iCs/>
           </w:rPr>
-          <w:t>Biomed. Opt. Express</w:t>
-        </w:r>
-        <w:r>
-          <w:t xml:space="preserve"> 9, 3208–3219 (2018). 20. </w:t>
-        </w:r>
-        <w:proofErr w:type="spellStart"/>
-        <w:r>
-          <w:t>Babiuch</w:t>
-        </w:r>
-        <w:proofErr w:type="spellEnd"/>
-        <w:r>
-          <w:t xml:space="preserve">, A. et al. IMPACT OF OPTICAL COHERENCE TOMOGRAPHY ANGIOGRAPHY REVIEW STRATEGY ON DETECTION OF CHOROIDAL NEOVASCULARIZATION. </w:t>
+          <w:delText>et al.</w:delText>
+        </w:r>
+        <w:r>
+          <w:delText xml:space="preserve"> Comparison of different morphologies of choroidal neovascularization evaluated by ocular coherence tomography angiography in age-related macular degeneration. </w:delText>
         </w:r>
         <w:r>
           <w:rPr>
             <w:i/>
             <w:iCs/>
           </w:rPr>
-          <w:t>Retina</w:t>
-        </w:r>
-        <w:r>
-          <w:t xml:space="preserve"> 672–678 (2020) doi:10.1097/iae.0000000000002443. 21. Smith, A. &amp; Zavala, V. The Euler characteristic: A general topological descriptor for complex data. </w:t>
-        </w:r>
-        <w:proofErr w:type="spellStart"/>
+          <w:delText>Clin. Experiment. Ophthalmol.</w:delText>
+        </w:r>
+        <w:r>
+          <w:delText xml:space="preserve"> </w:delText>
+        </w:r>
+        <w:r>
+          <w:rPr>
+            <w:b/>
+            <w:bCs/>
+          </w:rPr>
+          <w:delText>48</w:delText>
+        </w:r>
+        <w:r>
+          <w:delText>, 927–937 (2020).</w:delText>
+        </w:r>
+      </w:del>
+    </w:p>
+    <w:p>
+      <w:pPr>
+        <w:pStyle w:val="aa"/>
+        <w:rPr>
+          <w:del w:id="644" w:author="rev1" w:date="2026-08-03T08:56:00Z" w16du:dateUtc="2026-08-02T23:56:00Z"/>
+        </w:rPr>
+      </w:pPr>
+      <w:del w:id="645" w:author="rev1" w:date="2026-08-03T08:56:00Z" w16du:dateUtc="2026-08-02T23:56:00Z">
+        <w:r>
+          <w:delText>23.</w:delText>
+        </w:r>
+        <w:r>
+          <w:tab/>
+          <w:delText xml:space="preserve">Mettu, P. S., Allingham, M. J. &amp; Cousins, S. W. Incomplete response to Anti-VEGF therapy in neovascular AMD: Exploring disease mechanisms and therapeutic opportunities. </w:delText>
+        </w:r>
         <w:r>
           <w:rPr>
             <w:i/>
             <w:iCs/>
           </w:rPr>
-          <w:t>Comput</w:t>
-        </w:r>
-        <w:proofErr w:type="spellEnd"/>
+          <w:delText>Prog. Retin. Eye Res.</w:delText>
+        </w:r>
+        <w:r>
+          <w:delText xml:space="preserve"> </w:delText>
+        </w:r>
+        <w:r>
+          <w:rPr>
+            <w:b/>
+            <w:bCs/>
+          </w:rPr>
+          <w:delText>82</w:delText>
+        </w:r>
+        <w:r>
+          <w:delText>, 100906 (2021).</w:delText>
+        </w:r>
+      </w:del>
+    </w:p>
+    <w:p>
+      <w:pPr>
+        <w:pStyle w:val="aa"/>
+        <w:rPr>
+          <w:del w:id="646" w:author="rev1" w:date="2026-08-03T08:56:00Z" w16du:dateUtc="2026-08-02T23:56:00Z"/>
+        </w:rPr>
+      </w:pPr>
+      <w:del w:id="647" w:author="rev1" w:date="2026-08-03T08:56:00Z" w16du:dateUtc="2026-08-02T23:56:00Z">
+        <w:r>
+          <w:delText>24.</w:delText>
+        </w:r>
+        <w:r>
+          <w:tab/>
+          <w:delText xml:space="preserve">Attarde, A., Riad, T., Zhang, Z., Ahir, M. &amp; Fu, Y. Characterization of Vascular Morphology of Neovascular Age-Related Macular Degeneration by Indocyanine Green Angiography. </w:delText>
+        </w:r>
         <w:r>
           <w:rPr>
             <w:i/>
             <w:iCs/>
           </w:rPr>
-          <w:t xml:space="preserve"> Chem Eng</w:t>
-        </w:r>
-        <w:r>
-          <w:t xml:space="preserve"> 154, 107463 (2021). 22. </w:t>
-        </w:r>
-        <w:proofErr w:type="spellStart"/>
-        <w:r>
-          <w:t>Willführ</w:t>
-        </w:r>
-        <w:proofErr w:type="spellEnd"/>
-        <w:r>
-          <w:t>, A. et al. Estimation of the number of alveolar capillaries by the Euler number (Euler-</w:t>
-        </w:r>
-        <w:proofErr w:type="spellStart"/>
-        <w:r>
-          <w:t>Poincaré</w:t>
-        </w:r>
-        <w:proofErr w:type="spellEnd"/>
-        <w:r>
-          <w:t xml:space="preserve"> characteristic). </w:t>
+          <w:delText>J. Vis. Exp. JoVE</w:delText>
+        </w:r>
+        <w:r>
+          <w:delText xml:space="preserve"> </w:delText>
+        </w:r>
+        <w:r>
+          <w:rPr>
+            <w:b/>
+            <w:bCs/>
+          </w:rPr>
+          <w:delText>198</w:delText>
+        </w:r>
+        <w:r>
+          <w:delText>, (2023).</w:delText>
+        </w:r>
+      </w:del>
+    </w:p>
+    <w:p>
+      <w:pPr>
+        <w:pStyle w:val="aa"/>
+        <w:rPr>
+          <w:del w:id="648" w:author="rev1" w:date="2026-08-03T08:56:00Z" w16du:dateUtc="2026-08-02T23:56:00Z"/>
+        </w:rPr>
+      </w:pPr>
+      <w:del w:id="649" w:author="rev1" w:date="2026-08-03T08:56:00Z" w16du:dateUtc="2026-08-02T23:56:00Z">
+        <w:r>
+          <w:delText>25.</w:delText>
+        </w:r>
+        <w:r>
+          <w:tab/>
+          <w:delText xml:space="preserve">Fu, Y., Zhang, Z., Webster, K. &amp; Paulus, Y. Treatment Strategies for Anti-VEGF Resistance in Neovascular Age-Related Macular Degeneration by Targeting Arteriolar Choroidal Neovascularization. </w:delText>
         </w:r>
         <w:r>
           <w:rPr>
             <w:i/>
             <w:iCs/>
           </w:rPr>
-          <w:t>Am. J. Physiol. Lung Cell. Mol. Physiol.</w:t>
-        </w:r>
-        <w:r>
-          <w:t xml:space="preserve"> 309, L1286-93 (2015). 23. Santos, F. et al. Topological phase transitions in functional brain networks. </w:t>
+          <w:delText>Biomolecules</w:delText>
+        </w:r>
+        <w:r>
+          <w:delText xml:space="preserve"> </w:delText>
+        </w:r>
+        <w:r>
+          <w:rPr>
+            <w:b/>
+            <w:bCs/>
+          </w:rPr>
+          <w:delText>14</w:delText>
+        </w:r>
+        <w:r>
+          <w:delText>, 252 (2024).</w:delText>
+        </w:r>
+      </w:del>
+    </w:p>
+    <w:p>
+      <w:pPr>
+        <w:pStyle w:val="aa"/>
+        <w:rPr>
+          <w:del w:id="650" w:author="rev1" w:date="2026-08-03T08:56:00Z" w16du:dateUtc="2026-08-02T23:56:00Z"/>
+        </w:rPr>
+      </w:pPr>
+      <w:del w:id="651" w:author="rev1" w:date="2026-08-03T08:56:00Z" w16du:dateUtc="2026-08-02T23:56:00Z">
+        <w:r>
+          <w:delText>26.</w:delText>
+        </w:r>
+        <w:r>
+          <w:tab/>
+          <w:delText xml:space="preserve">Spaide, R. Optical Coherence Tomography Angiography Signs of Vascular Abnormalization With Antiangiogenic Therapy for Choroidal Neovascularization. </w:delText>
         </w:r>
         <w:r>
           <w:rPr>
             <w:i/>
             <w:iCs/>
           </w:rPr>
-          <w:t>bioRxiv</w:t>
-        </w:r>
-        <w:r>
-          <w:t xml:space="preserve"> https://doi.org/10.1101/469478 (2018) doi:10.1101/469478. 24. </w:t>
-        </w:r>
-        <w:proofErr w:type="spellStart"/>
-        <w:r>
-          <w:t>Viallard</w:t>
-        </w:r>
-        <w:proofErr w:type="spellEnd"/>
-        <w:r>
-          <w:t xml:space="preserve">, C. &amp; Larrivée, B. Tumor angiogenesis and vascular normalization: alternative therapeutic targets. </w:t>
-        </w:r>
-        <w:r>
-          <w:rPr>
-            <w:i/>
-            <w:iCs/>
-          </w:rPr>
-          <w:t>Angiogenesis</w:t>
-        </w:r>
-        <w:r>
-          <w:t xml:space="preserve"> 20, 409–426 (2017). 25. </w:t>
-        </w:r>
-        <w:proofErr w:type="spellStart"/>
-        <w:r>
-          <w:t>Goker</w:t>
-        </w:r>
-        <w:proofErr w:type="spellEnd"/>
-        <w:r>
-          <w:t xml:space="preserve">, Y. S. &amp; Demir, G. Comparison of optical coherence tomography angiography features in type 1 versus type 2 choroidal neovascular membranes secondary to age-related macular degeneration. </w:t>
-        </w:r>
-        <w:r>
-          <w:rPr>
-            <w:i/>
-            <w:iCs/>
-          </w:rPr>
-          <w:t xml:space="preserve">Med. Hypothesis </w:t>
-        </w:r>
-        <w:proofErr w:type="spellStart"/>
-        <w:r>
-          <w:rPr>
-            <w:i/>
-            <w:iCs/>
-          </w:rPr>
-          <w:t>Discov</w:t>
-        </w:r>
-        <w:proofErr w:type="spellEnd"/>
-        <w:r>
-          <w:rPr>
-            <w:i/>
-            <w:iCs/>
-          </w:rPr>
-          <w:t xml:space="preserve">. Innov. </w:t>
-        </w:r>
-        <w:proofErr w:type="spellStart"/>
-        <w:r>
-          <w:rPr>
-            <w:i/>
-            <w:iCs/>
-          </w:rPr>
-          <w:t>Ophthalmol</w:t>
-        </w:r>
-        <w:proofErr w:type="spellEnd"/>
-        <w:r>
-          <w:rPr>
-            <w:i/>
-            <w:iCs/>
-          </w:rPr>
-          <w:t>. J.</w:t>
-        </w:r>
-        <w:r>
-          <w:t xml:space="preserve"> 10, 67–73 (2021). 26. Li, J. et al. Comparative quantitative analysis of optical coherence tomography angiography in varied morphologies of macular neovascularization following intravitreal </w:t>
-        </w:r>
-        <w:proofErr w:type="spellStart"/>
-        <w:r>
-          <w:t>conbercept</w:t>
-        </w:r>
-        <w:proofErr w:type="spellEnd"/>
-        <w:r>
-          <w:t xml:space="preserve"> and ranibizumab treatments for neovascular age‑related macular degeneration. </w:t>
-        </w:r>
-        <w:r>
-          <w:rPr>
-            <w:i/>
-            <w:iCs/>
-          </w:rPr>
-          <w:t>Exp. Ther. Med.</w:t>
-        </w:r>
-        <w:r>
-          <w:t xml:space="preserve"> 27, 214 (2024). 27. </w:t>
-        </w:r>
-        <w:proofErr w:type="spellStart"/>
-        <w:r>
-          <w:t>Mettu</w:t>
-        </w:r>
-        <w:proofErr w:type="spellEnd"/>
-        <w:r>
-          <w:t xml:space="preserve">, P. S., Allingham, M. J. &amp; Cousins, S. W. Incomplete response to Anti-VEGF </w:t>
-        </w:r>
-        <w:r>
-          <w:lastRenderedPageBreak/>
-          <w:t xml:space="preserve">therapy in neovascular AMD: Exploring disease mechanisms and therapeutic opportunities. </w:t>
-        </w:r>
-        <w:r>
-          <w:rPr>
-            <w:i/>
-            <w:iCs/>
-          </w:rPr>
-          <w:t>Prog. Retin. Eye Res.</w:t>
-        </w:r>
-        <w:r>
-          <w:t xml:space="preserve"> 82, 100906 (2021). 28. </w:t>
-        </w:r>
-        <w:proofErr w:type="spellStart"/>
-        <w:r>
-          <w:t>Attarde</w:t>
-        </w:r>
-        <w:proofErr w:type="spellEnd"/>
-        <w:r>
-          <w:t xml:space="preserve">, A., Riad, T., Zhang, Z., Ahir, M. &amp; Fu, Y. Characterization of Vascular Morphology of Neovascular Age-Related Macular Degeneration by Indocyanine Green Angiography. </w:t>
-        </w:r>
-        <w:r>
-          <w:rPr>
-            <w:i/>
-            <w:iCs/>
-          </w:rPr>
-          <w:t xml:space="preserve">J. Vis. Exp. </w:t>
-        </w:r>
-        <w:proofErr w:type="spellStart"/>
-        <w:r>
-          <w:rPr>
-            <w:i/>
-            <w:iCs/>
-          </w:rPr>
-          <w:t>JoVE</w:t>
-        </w:r>
-        <w:proofErr w:type="spellEnd"/>
-        <w:r>
-          <w:t xml:space="preserve"> 198, (2023). 29. Fu, Y., Zhang, Z., Webster, K. &amp; Paulus, Y. Treatment Strategies for Anti-VEGF Resistance in Neovascular Age-Related Macular Degeneration by Targeting Arteriolar Choroidal Neovascularization. </w:t>
-        </w:r>
-        <w:r>
-          <w:rPr>
-            <w:i/>
-            <w:iCs/>
-          </w:rPr>
-          <w:t>Biomolecules</w:t>
-        </w:r>
-        <w:r>
-          <w:t xml:space="preserve"> 14, 252 (2024). 30. Spaide, R. Optical Coherence Tomography Angiography Signs of Vascular </w:t>
-        </w:r>
-        <w:proofErr w:type="spellStart"/>
-        <w:r>
-          <w:t>Abnormalization</w:t>
-        </w:r>
-        <w:proofErr w:type="spellEnd"/>
-        <w:r>
-          <w:t xml:space="preserve"> </w:t>
-        </w:r>
-        <w:proofErr w:type="gramStart"/>
-        <w:r>
-          <w:t>With</w:t>
-        </w:r>
-        <w:proofErr w:type="gramEnd"/>
-        <w:r>
-          <w:t xml:space="preserve"> Antiangiogenic Therapy for Choroidal Neovascularization. </w:t>
-        </w:r>
-        <w:r>
-          <w:rPr>
-            <w:i/>
-            <w:iCs/>
-          </w:rPr>
-          <w:t xml:space="preserve">Am. J. </w:t>
-        </w:r>
-        <w:proofErr w:type="spellStart"/>
-        <w:r>
-          <w:rPr>
-            <w:i/>
-            <w:iCs/>
-          </w:rPr>
-          <w:t>Ophthalmol</w:t>
-        </w:r>
-        <w:proofErr w:type="spellEnd"/>
-        <w:r>
-          <w:rPr>
-            <w:i/>
-            <w:iCs/>
-          </w:rPr>
-          <w:t>.</w:t>
-        </w:r>
-        <w:r>
-          <w:t xml:space="preserve"> 160, 6–16 (2015). 31. Shah, P. N. et al. Inter-rater reliability of proliferative diabetic retinopathy assessment on wide-field OCT-angiography and fluorescein angiography. </w:t>
-        </w:r>
-        <w:r>
-          <w:rPr>
-            <w:i/>
-            <w:iCs/>
-          </w:rPr>
-          <w:t>Transl. Vis. Sci. Technol.</w:t>
-        </w:r>
-        <w:r>
-          <w:t xml:space="preserve"> 12(7), 13 (2023). 32. Deák, G. G. et al. Comparison of optical coherence tomography vs. fluorescein angiography-based macular neovascularization classifications in age-related macular degeneration. </w:t>
-        </w:r>
-        <w:r>
-          <w:rPr>
-            <w:i/>
-            <w:iCs/>
-          </w:rPr>
-          <w:t>Sci. Rep.</w:t>
-        </w:r>
-        <w:r>
-          <w:t xml:space="preserve"> 15, 4303 (2025) doi:10.1038/s41598-025-87576-6. 33. Gan, Y. et al. Novel quantitative OCTA biomarkers of choroidal neovascularization and associations with disease activity and etiology. </w:t>
-        </w:r>
-        <w:r>
-          <w:rPr>
-            <w:i/>
-            <w:iCs/>
-          </w:rPr>
-          <w:t>Transl. Vis. Sci. Technol.</w:t>
-        </w:r>
-        <w:r>
-          <w:t xml:space="preserve"> 15(3), 10 (2026). 34. Hsu, C. R. et al. Combined quantitative and qualitative optical coherence tomography angiography biomarkers for predicting active neovascular age-related macular degeneration. </w:t>
-        </w:r>
-        <w:r>
-          <w:rPr>
-            <w:i/>
-            <w:iCs/>
-          </w:rPr>
-          <w:t>Sci. Rep.</w:t>
-        </w:r>
-        <w:r>
-          <w:t xml:space="preserve"> 11, 18068 (2021).</w:t>
-        </w:r>
-      </w:ins>
-    </w:p>
-    <w:bookmarkEnd w:id="599"/>
-    <w:p>
-      <w:pPr>
-        <w:pStyle w:val="aa"/>
-        <w:rPr>
-          <w:del w:id="602" w:author="rev1" w:date="2026-08-03T08:56:00Z" w16du:dateUtc="2026-08-02T23:56:00Z"/>
-        </w:rPr>
-      </w:pPr>
-      <w:del w:id="603" w:author="rev1" w:date="2026-08-03T08:56:00Z" w16du:dateUtc="2026-08-02T23:56:00Z">
-        <w:r>
-          <w:rPr>
-            <w:rFonts w:ascii="Arial" w:hAnsi="Arial" w:cs="Arial"/>
-          </w:rPr>
-          <w:fldChar w:fldCharType="begin"/>
-        </w:r>
-        <w:r>
-          <w:rPr>
-            <w:rFonts w:ascii="Arial" w:hAnsi="Arial" w:cs="Arial"/>
-          </w:rPr>
-          <w:delInstrText xml:space="preserve"> ADDIN ZOTERO_BIBL {"uncited":[],"omitted":[],"custom":[]} CSL_BIBLIOGRAPHY </w:delInstrText>
-        </w:r>
-        <w:r>
-          <w:rPr>
-            <w:rFonts w:ascii="Arial" w:hAnsi="Arial" w:cs="Arial"/>
-          </w:rPr>
-          <w:fldChar w:fldCharType="separate"/>
-        </w:r>
-        <w:r>
-          <w:delText>1.</w:delText>
-        </w:r>
-        <w:r>
-          <w:tab/>
-          <w:delText xml:space="preserve">Guo, J., Tang, W., Xu, S., Liu, W. &amp; Xu, G. OCTA evaluation of treatment-naïve flat irregular PED (FIPED)-associated CNV in chronic central serous chorioretinopathy before and after half-dose PDT. </w:delText>
-        </w:r>
-        <w:r>
-          <w:rPr>
-            <w:i/>
-            <w:iCs/>
-          </w:rPr>
-          <w:delText>Eye</w:delText>
+          <w:delText>Am. J. Ophthalmol.</w:delText>
         </w:r>
         <w:r>
           <w:delText xml:space="preserve"> </w:delText>
@@ -9277,10 +9469,10 @@
             <w:b/>
             <w:bCs/>
           </w:rPr>
-          <w:delText>35</w:delText>
-        </w:r>
-        <w:r>
-          <w:delText>, 2871–2878 (2021).</w:delText>
+          <w:delText>160 1</w:delText>
+        </w:r>
+        <w:r>
+          <w:delText>, 6–16 (2015).</w:delText>
         </w:r>
       </w:del>
     </w:p>
@@ -9288,1232 +9480,187 @@
       <w:pPr>
         <w:pStyle w:val="aa"/>
         <w:rPr>
-          <w:del w:id="604" w:author="rev1" w:date="2026-08-03T08:56:00Z" w16du:dateUtc="2026-08-02T23:56:00Z"/>
-        </w:rPr>
-      </w:pPr>
-      <w:del w:id="605" w:author="rev1" w:date="2026-08-03T08:56:00Z" w16du:dateUtc="2026-08-02T23:56:00Z">
-        <w:r>
-          <w:delText>2.</w:delText>
-        </w:r>
-        <w:r>
-          <w:tab/>
-          <w:delText xml:space="preserve">Zudaire, E., Gambardella, L., Kurcz, C. &amp; Vermeren, S. A Computational Tool for Quantitative Analysis of Vascular Networks. </w:delText>
-        </w:r>
-        <w:r>
-          <w:rPr>
-            <w:i/>
-            <w:iCs/>
-          </w:rPr>
-          <w:delText>PLOS ONE</w:delText>
-        </w:r>
-        <w:r>
-          <w:delText xml:space="preserve"> </w:delText>
-        </w:r>
-        <w:r>
-          <w:rPr>
+          <w:del w:id="652" w:author="rev1" w:date="2026-08-03T08:56:00Z" w16du:dateUtc="2026-08-02T23:56:00Z"/>
+          <w:rFonts w:ascii="Arial" w:hAnsi="Arial" w:cs="Arial"/>
+        </w:rPr>
+      </w:pPr>
+      <w:del w:id="653" w:author="rev1" w:date="2026-08-03T08:56:00Z" w16du:dateUtc="2026-08-02T23:56:00Z">
+        <w:r>
+          <w:rPr>
+            <w:rFonts w:ascii="Arial" w:hAnsi="Arial" w:cs="Arial"/>
+          </w:rPr>
+          <w:fldChar w:fldCharType="end"/>
+        </w:r>
+      </w:del>
+    </w:p>
+    <w:p>
+      <w:pPr>
+        <w:pStyle w:val="aa"/>
+        <w:ind w:left="0" w:firstLine="0"/>
+        <w:rPr>
+          <w:rFonts w:ascii="Arial" w:hAnsi="Arial" w:cs="Arial"/>
+          <w:b/>
+          <w:bCs/>
+        </w:rPr>
+      </w:pPr>
+      <w:bookmarkStart w:id="654" w:name="figure"/>
+      <w:r>
+        <w:rPr>
+          <w:rFonts w:ascii="Arial" w:hAnsi="Arial" w:cs="Arial"/>
+          <w:b/>
+          <w:bCs/>
+        </w:rPr>
+        <w:t>Figure</w:t>
+      </w:r>
+    </w:p>
+    <w:p>
+      <w:pPr>
+        <w:pStyle w:val="aa"/>
+        <w:ind w:left="0" w:firstLine="0"/>
+        <w:rPr>
+          <w:del w:id="655" w:author="rev1" w:date="2026-08-03T08:56:00Z" w16du:dateUtc="2026-08-02T23:56:00Z"/>
+          <w:rFonts w:ascii="Arial" w:hAnsi="Arial" w:cs="Arial"/>
+        </w:rPr>
+      </w:pPr>
+      <w:r>
+        <w:rPr>
+          <w:rFonts w:ascii="Arial" w:hAnsi="Arial" w:cs="Arial"/>
+          <w:b/>
+          <w:bCs/>
+        </w:rPr>
+        <w:t xml:space="preserve">Representative </w:t>
+      </w:r>
+      <w:ins w:id="656" w:author="rev1" w:date="2026-08-03T08:56:00Z" w16du:dateUtc="2026-08-02T23:56:00Z">
+        <w:r>
+          <w:t xml:space="preserve">OCTA processing and </w:t>
+        </w:r>
+      </w:ins>
+      <w:del w:id="657" w:author="rev1" w:date="2026-08-03T08:56:00Z" w16du:dateUtc="2026-08-02T23:56:00Z">
+        <w:r>
+          <w:rPr>
+            <w:rFonts w:ascii="Arial" w:hAnsi="Arial" w:cs="Arial"/>
             <w:b/>
             <w:bCs/>
           </w:rPr>
-          <w:delText>6</w:delText>
-        </w:r>
-        <w:r>
-          <w:delText>, e27385 (2011).</w:delText>
-        </w:r>
-      </w:del>
-    </w:p>
-    <w:p>
-      <w:pPr>
-        <w:pStyle w:val="aa"/>
-        <w:rPr>
-          <w:del w:id="606" w:author="rev1" w:date="2026-08-03T08:56:00Z" w16du:dateUtc="2026-08-02T23:56:00Z"/>
-        </w:rPr>
-      </w:pPr>
-      <w:del w:id="607" w:author="rev1" w:date="2026-08-03T08:56:00Z" w16du:dateUtc="2026-08-02T23:56:00Z">
-        <w:r>
-          <w:delText>3.</w:delText>
-        </w:r>
-        <w:r>
-          <w:tab/>
-          <w:delText xml:space="preserve">Told, R. </w:delText>
-        </w:r>
-        <w:r>
-          <w:rPr>
-            <w:i/>
-            <w:iCs/>
-          </w:rPr>
-          <w:delText>et al.</w:delText>
-        </w:r>
-        <w:r>
-          <w:delText xml:space="preserve"> Profiling neovascular age-related macular degeneration choroidal neovascularization lesion response to anti-vascular endothelial growth factor therapy using SSOCTA. </w:delText>
-        </w:r>
-        <w:r>
-          <w:rPr>
-            <w:i/>
-            <w:iCs/>
-          </w:rPr>
-          <w:delText>Acta Ophthalmol. (Copenh.)</w:delText>
-        </w:r>
-        <w:r>
-          <w:delText xml:space="preserve"> </w:delText>
-        </w:r>
-        <w:r>
-          <w:rPr>
+          <w:delText xml:space="preserve">OCT-A images demonstrating consistent MNV </w:delText>
+        </w:r>
+      </w:del>
+      <w:r>
+        <w:rPr>
+          <w:rFonts w:ascii="Arial" w:hAnsi="Arial" w:cs="Arial"/>
+          <w:b/>
+          <w:bCs/>
+        </w:rPr>
+        <w:t xml:space="preserve">segmentation </w:t>
+      </w:r>
+      <w:ins w:id="658" w:author="rev1" w:date="2026-08-03T08:56:00Z" w16du:dateUtc="2026-08-02T23:56:00Z">
+        <w:r>
+          <w:t>panels</w:t>
+        </w:r>
+      </w:ins>
+      <w:del w:id="659" w:author="rev1" w:date="2026-08-03T08:56:00Z" w16du:dateUtc="2026-08-02T23:56:00Z">
+        <w:r>
+          <w:rPr>
+            <w:rFonts w:ascii="Arial" w:hAnsi="Arial" w:cs="Arial"/>
             <w:b/>
             <w:bCs/>
           </w:rPr>
-          <w:delText>99</w:delText>
-        </w:r>
-        <w:r>
-          <w:delText>, e240–e246 (2021).</w:delText>
+          <w:delText>across multiple platforms.</w:delText>
+        </w:r>
+        <w:r>
+          <w:rPr>
+            <w:rFonts w:ascii="Arial" w:hAnsi="Arial" w:cs="Arial"/>
+          </w:rPr>
+          <w:delText xml:space="preserve"> </w:delText>
         </w:r>
       </w:del>
     </w:p>
     <w:p>
       <w:pPr>
         <w:pStyle w:val="aa"/>
-        <w:rPr>
-          <w:del w:id="608" w:author="rev1" w:date="2026-08-03T08:56:00Z" w16du:dateUtc="2026-08-02T23:56:00Z"/>
-        </w:rPr>
-      </w:pPr>
-      <w:del w:id="609" w:author="rev1" w:date="2026-08-03T08:56:00Z" w16du:dateUtc="2026-08-02T23:56:00Z">
-        <w:r>
-          <w:delText>4.</w:delText>
-        </w:r>
-        <w:r>
-          <w:tab/>
-          <w:delText xml:space="preserve">Montesel, A. </w:delText>
-        </w:r>
-        <w:r>
-          <w:rPr>
-            <w:i/>
-            <w:iCs/>
-          </w:rPr>
-          <w:delText>et al.</w:delText>
-        </w:r>
-        <w:r>
-          <w:delText xml:space="preserve"> Quantitative response of macular neovascularisation to loading phase of aflibercept in neovascular age-related macular degeneration. </w:delText>
-        </w:r>
-        <w:r>
-          <w:rPr>
-            <w:i/>
-            <w:iCs/>
-          </w:rPr>
-          <w:delText>Eye</w:delText>
-        </w:r>
-        <w:r>
-          <w:delText xml:space="preserve"> </w:delText>
-        </w:r>
-        <w:r>
-          <w:rPr>
+        <w:ind w:left="0" w:firstLine="0"/>
+        <w:rPr>
+          <w:rFonts w:ascii="Arial" w:hAnsi="Arial" w:cs="Arial"/>
+        </w:rPr>
+      </w:pPr>
+      <w:del w:id="660" w:author="rev1" w:date="2026-08-03T08:56:00Z" w16du:dateUtc="2026-08-02T23:56:00Z">
+        <w:r>
+          <w:rPr>
+            <w:rFonts w:ascii="Arial" w:hAnsi="Arial" w:cs="Arial"/>
+          </w:rPr>
+          <w:delText xml:space="preserve">Images were acquired using: </w:delText>
+        </w:r>
+        <w:r>
+          <w:rPr>
+            <w:rFonts w:ascii="Arial" w:hAnsi="Arial" w:cs="Arial"/>
             <w:b/>
             <w:bCs/>
           </w:rPr>
-          <w:delText>37</w:delText>
-        </w:r>
-        <w:r>
-          <w:delText>, 3648–3655 (2023).</w:delText>
-        </w:r>
-      </w:del>
-    </w:p>
-    <w:p>
-      <w:pPr>
-        <w:pStyle w:val="aa"/>
-        <w:rPr>
-          <w:del w:id="610" w:author="rev1" w:date="2026-08-03T08:56:00Z" w16du:dateUtc="2026-08-02T23:56:00Z"/>
-        </w:rPr>
-      </w:pPr>
-      <w:del w:id="611" w:author="rev1" w:date="2026-08-03T08:56:00Z" w16du:dateUtc="2026-08-02T23:56:00Z">
-        <w:r>
-          <w:delText>5.</w:delText>
-        </w:r>
-        <w:r>
-          <w:tab/>
-          <w:delText xml:space="preserve">Carlà, M. M. </w:delText>
-        </w:r>
-        <w:r>
-          <w:rPr>
-            <w:i/>
-            <w:iCs/>
-          </w:rPr>
-          <w:delText>et al.</w:delText>
-        </w:r>
-        <w:r>
-          <w:delText xml:space="preserve"> MORPHOMETRIC CHANGES IN MACULAR NEOVASCULARIZATION ARCHITECTURE AFTER FARICIMAB TREATMENT IN NEOVASCULAR AGE-RELATED MACULAR DEGENERATION: Comparison Between Naive and Switched Eyes. </w:delText>
-        </w:r>
-        <w:r>
-          <w:rPr>
-            <w:i/>
-            <w:iCs/>
-          </w:rPr>
-          <w:delText>Retina</w:delText>
-        </w:r>
-        <w:r>
-          <w:delText xml:space="preserve"> 125–135 (2026) doi:10.1097/iae.0000000000004635.</w:delText>
-        </w:r>
-      </w:del>
-    </w:p>
-    <w:p>
-      <w:pPr>
-        <w:pStyle w:val="aa"/>
-        <w:rPr>
-          <w:del w:id="612" w:author="rev1" w:date="2026-08-03T08:56:00Z" w16du:dateUtc="2026-08-02T23:56:00Z"/>
-        </w:rPr>
-      </w:pPr>
-      <w:del w:id="613" w:author="rev1" w:date="2026-08-03T08:56:00Z" w16du:dateUtc="2026-08-02T23:56:00Z">
-        <w:r>
-          <w:delText>6.</w:delText>
-        </w:r>
-        <w:r>
-          <w:tab/>
-          <w:delText xml:space="preserve">Munk, M. R. </w:delText>
-        </w:r>
-        <w:r>
-          <w:rPr>
-            <w:i/>
-            <w:iCs/>
-          </w:rPr>
-          <w:delText>et al.</w:delText>
-        </w:r>
-        <w:r>
-          <w:delText xml:space="preserve"> OCT-angiography: A qualitative and quantitative comparison of 4 OCT-A devices. </w:delText>
-        </w:r>
-        <w:r>
-          <w:rPr>
-            <w:i/>
-            <w:iCs/>
-          </w:rPr>
-          <w:delText>PLOS ONE</w:delText>
-        </w:r>
-        <w:r>
-          <w:delText xml:space="preserve"> </w:delText>
-        </w:r>
-        <w:r>
-          <w:rPr>
+          <w:delText>(A)</w:delText>
+        </w:r>
+        <w:r>
+          <w:rPr>
+            <w:rFonts w:ascii="Arial" w:hAnsi="Arial" w:cs="Arial"/>
+          </w:rPr>
+          <w:delText xml:space="preserve"> Zeiss PlexElite 9000 (6×6 mm), </w:delText>
+        </w:r>
+        <w:r>
+          <w:rPr>
+            <w:rFonts w:ascii="Arial" w:hAnsi="Arial" w:cs="Arial"/>
             <w:b/>
             <w:bCs/>
           </w:rPr>
-          <w:delText>12</w:delText>
-        </w:r>
-        <w:r>
-          <w:delText>, e0177059 (2017).</w:delText>
-        </w:r>
-      </w:del>
-    </w:p>
-    <w:p>
-      <w:pPr>
-        <w:pStyle w:val="aa"/>
-        <w:rPr>
-          <w:del w:id="614" w:author="rev1" w:date="2026-08-03T08:56:00Z" w16du:dateUtc="2026-08-02T23:56:00Z"/>
-        </w:rPr>
-      </w:pPr>
-      <w:del w:id="615" w:author="rev1" w:date="2026-08-03T08:56:00Z" w16du:dateUtc="2026-08-02T23:56:00Z">
-        <w:r>
-          <w:delText>7.</w:delText>
-        </w:r>
-        <w:r>
-          <w:tab/>
-          <w:delText xml:space="preserve">Miere, A. </w:delText>
-        </w:r>
-        <w:r>
-          <w:rPr>
-            <w:i/>
-            <w:iCs/>
-          </w:rPr>
-          <w:delText>et al.</w:delText>
-        </w:r>
-        <w:r>
-          <w:delText xml:space="preserve"> VASCULAR REMODELING OF CHOROIDAL NEOVASCULARIZATION AFTER ANTI-VASCULAR ENDOTHELIAL GROWTH FACTOR THERAPY VISUALIZED ON OPTICAL COHERENCE TOMOGRAPHY ANGIOGRAPHY. </w:delText>
-        </w:r>
-        <w:r>
-          <w:rPr>
-            <w:i/>
-            <w:iCs/>
-          </w:rPr>
-          <w:delText>Retina</w:delText>
-        </w:r>
-        <w:r>
-          <w:delText xml:space="preserve"> </w:delText>
-        </w:r>
-        <w:r>
-          <w:rPr>
+          <w:delText>(B)</w:delText>
+        </w:r>
+        <w:r>
+          <w:rPr>
+            <w:rFonts w:ascii="Arial" w:hAnsi="Arial" w:cs="Arial"/>
+          </w:rPr>
+          <w:delText xml:space="preserve"> Optovue Solix (6×6 mm), and </w:delText>
+        </w:r>
+        <w:r>
+          <w:rPr>
+            <w:rFonts w:ascii="Arial" w:hAnsi="Arial" w:cs="Arial"/>
             <w:b/>
             <w:bCs/>
           </w:rPr>
-          <w:delText>39</w:delText>
-        </w:r>
-        <w:r>
-          <w:delText>, 548–557 (2019).</w:delText>
-        </w:r>
-      </w:del>
-    </w:p>
-    <w:p>
-      <w:pPr>
-        <w:pStyle w:val="aa"/>
-        <w:rPr>
-          <w:del w:id="616" w:author="rev1" w:date="2026-08-03T08:56:00Z" w16du:dateUtc="2026-08-02T23:56:00Z"/>
-        </w:rPr>
-      </w:pPr>
-      <w:del w:id="617" w:author="rev1" w:date="2026-08-03T08:56:00Z" w16du:dateUtc="2026-08-02T23:56:00Z">
-        <w:r>
-          <w:delText>8.</w:delText>
-        </w:r>
-        <w:r>
-          <w:tab/>
-          <w:delText xml:space="preserve">Tew, T. </w:delText>
-        </w:r>
-        <w:r>
-          <w:rPr>
-            <w:i/>
-            <w:iCs/>
-          </w:rPr>
-          <w:delText>et al.</w:delText>
-        </w:r>
-        <w:r>
-          <w:delText xml:space="preserve"> Comparison of different morphologies of choroidal neovascularization evaluated by ocular coherence tomography angiography in age-related macular degeneration. </w:delText>
-        </w:r>
-        <w:r>
-          <w:rPr>
-            <w:i/>
-            <w:iCs/>
-          </w:rPr>
-          <w:delText>Clin. Experiment. Ophthalmol.</w:delText>
-        </w:r>
-        <w:r>
-          <w:delText xml:space="preserve"> </w:delText>
-        </w:r>
-        <w:r>
-          <w:rPr>
-            <w:b/>
-            <w:bCs/>
-          </w:rPr>
-          <w:delText>48</w:delText>
-        </w:r>
-        <w:r>
-          <w:delText>, 927–937 (2020).</w:delText>
-        </w:r>
-      </w:del>
-    </w:p>
-    <w:p>
-      <w:pPr>
-        <w:pStyle w:val="aa"/>
-        <w:rPr>
-          <w:del w:id="618" w:author="rev1" w:date="2026-08-03T08:56:00Z" w16du:dateUtc="2026-08-02T23:56:00Z"/>
-        </w:rPr>
-      </w:pPr>
-      <w:del w:id="619" w:author="rev1" w:date="2026-08-03T08:56:00Z" w16du:dateUtc="2026-08-02T23:56:00Z">
-        <w:r>
-          <w:delText>9.</w:delText>
-        </w:r>
-        <w:r>
-          <w:tab/>
-          <w:delText xml:space="preserve">Coscas, F. </w:delText>
-        </w:r>
-        <w:r>
-          <w:rPr>
-            <w:i/>
-            <w:iCs/>
-          </w:rPr>
-          <w:delText>et al.</w:delText>
-        </w:r>
-        <w:r>
-          <w:delText xml:space="preserve"> Optical coherence tomography angiography in exudative age-related macular degeneration: A predictive model for treatment decisions. </w:delText>
-        </w:r>
-        <w:r>
-          <w:rPr>
-            <w:i/>
-            <w:iCs/>
-          </w:rPr>
-          <w:delText>Br. J. Ophthalmol.</w:delText>
-        </w:r>
-        <w:r>
-          <w:delText xml:space="preserve"> </w:delText>
-        </w:r>
-        <w:r>
-          <w:rPr>
-            <w:b/>
-            <w:bCs/>
-          </w:rPr>
-          <w:delText>103</w:delText>
-        </w:r>
-        <w:r>
-          <w:delText>, 1342–1356 (2019).</w:delText>
-        </w:r>
-      </w:del>
-    </w:p>
-    <w:p>
-      <w:pPr>
-        <w:pStyle w:val="aa"/>
-        <w:rPr>
-          <w:del w:id="620" w:author="rev1" w:date="2026-08-03T08:56:00Z" w16du:dateUtc="2026-08-02T23:56:00Z"/>
-        </w:rPr>
-      </w:pPr>
-      <w:del w:id="621" w:author="rev1" w:date="2026-08-03T08:56:00Z" w16du:dateUtc="2026-08-02T23:56:00Z">
-        <w:r>
-          <w:delText>10.</w:delText>
-        </w:r>
-        <w:r>
-          <w:tab/>
-          <w:delText xml:space="preserve">Oliveira, W. S., Teixeira, J. V., Ren, T. I., Cavalcanti, G. D. C. &amp; Sijbers, J. Unsupervised Retinal Vessel Segmentation Using Combined Filters. </w:delText>
-        </w:r>
-        <w:r>
-          <w:rPr>
-            <w:i/>
-            <w:iCs/>
-          </w:rPr>
-          <w:delText>PLoS ONE</w:delText>
-        </w:r>
-        <w:r>
-          <w:delText xml:space="preserve"> </w:delText>
-        </w:r>
-        <w:r>
-          <w:rPr>
-            <w:b/>
-            <w:bCs/>
-          </w:rPr>
-          <w:delText>11</w:delText>
-        </w:r>
-        <w:r>
-          <w:delText>, e0149943 (2016).</w:delText>
-        </w:r>
-      </w:del>
-    </w:p>
-    <w:p>
-      <w:pPr>
-        <w:pStyle w:val="aa"/>
-        <w:rPr>
-          <w:del w:id="622" w:author="rev1" w:date="2026-08-03T08:56:00Z" w16du:dateUtc="2026-08-02T23:56:00Z"/>
-        </w:rPr>
-      </w:pPr>
-      <w:del w:id="623" w:author="rev1" w:date="2026-08-03T08:56:00Z" w16du:dateUtc="2026-08-02T23:56:00Z">
-        <w:r>
-          <w:delText>11.</w:delText>
-        </w:r>
-        <w:r>
-          <w:tab/>
-          <w:delText xml:space="preserve">Ma, Y. </w:delText>
-        </w:r>
-        <w:r>
-          <w:rPr>
-            <w:i/>
-            <w:iCs/>
-          </w:rPr>
-          <w:delText>et al.</w:delText>
-        </w:r>
-        <w:r>
-          <w:delText xml:space="preserve"> Multichannel Retinal Blood Vessel Segmentation Based on the Combination of Matched Filter and U-Net Network. </w:delText>
-        </w:r>
-        <w:r>
-          <w:rPr>
-            <w:i/>
-            <w:iCs/>
-          </w:rPr>
-          <w:delText>BioMed Res. Int.</w:delText>
-        </w:r>
-        <w:r>
-          <w:delText xml:space="preserve"> </w:delText>
-        </w:r>
-        <w:r>
-          <w:rPr>
-            <w:b/>
-            <w:bCs/>
-          </w:rPr>
-          <w:delText>2021</w:delText>
-        </w:r>
-        <w:r>
-          <w:delText>, 5561125 (2021).</w:delText>
-        </w:r>
-      </w:del>
-    </w:p>
-    <w:p>
-      <w:pPr>
-        <w:pStyle w:val="aa"/>
-        <w:rPr>
-          <w:del w:id="624" w:author="rev1" w:date="2026-08-03T08:56:00Z" w16du:dateUtc="2026-08-02T23:56:00Z"/>
-        </w:rPr>
-      </w:pPr>
-      <w:del w:id="625" w:author="rev1" w:date="2026-08-03T08:56:00Z" w16du:dateUtc="2026-08-02T23:56:00Z">
-        <w:r>
-          <w:delText>12.</w:delText>
-        </w:r>
-        <w:r>
-          <w:tab/>
-          <w:delText xml:space="preserve">Memari, N., Ramli, A. R., Bin Saripan, M. I., Mashohor, S. &amp; Moghbel, M. Supervised retinal vessel segmentation from color fundus images based on matched filtering and AdaBoost classifier. </w:delText>
-        </w:r>
-        <w:r>
-          <w:rPr>
-            <w:i/>
-            <w:iCs/>
-          </w:rPr>
-          <w:delText>PLoS ONE</w:delText>
-        </w:r>
-        <w:r>
-          <w:delText xml:space="preserve"> </w:delText>
-        </w:r>
-        <w:r>
-          <w:rPr>
-            <w:b/>
-            <w:bCs/>
-          </w:rPr>
-          <w:delText>12</w:delText>
-        </w:r>
-        <w:r>
-          <w:delText>, e0188939 (2017).</w:delText>
-        </w:r>
-      </w:del>
-    </w:p>
-    <w:p>
-      <w:pPr>
-        <w:pStyle w:val="aa"/>
-        <w:rPr>
-          <w:del w:id="626" w:author="rev1" w:date="2026-08-03T08:56:00Z" w16du:dateUtc="2026-08-02T23:56:00Z"/>
-        </w:rPr>
-      </w:pPr>
-      <w:del w:id="627" w:author="rev1" w:date="2026-08-03T08:56:00Z" w16du:dateUtc="2026-08-02T23:56:00Z">
-        <w:r>
-          <w:delText>13.</w:delText>
-        </w:r>
-        <w:r>
-          <w:tab/>
-          <w:delText xml:space="preserve">Wang, M. </w:delText>
-        </w:r>
-        <w:r>
-          <w:rPr>
-            <w:i/>
-            <w:iCs/>
-          </w:rPr>
-          <w:delText>et al.</w:delText>
-        </w:r>
-        <w:r>
-          <w:delText xml:space="preserve"> Evaluating Polypoidal Choroidal Vasculopathy With Optical Coherence Tomography Angiography. </w:delText>
-        </w:r>
-        <w:r>
-          <w:rPr>
-            <w:i/>
-            <w:iCs/>
-          </w:rPr>
-          <w:delText>Investig. Opthalmology Vis. Sci.</w:delText>
-        </w:r>
-        <w:r>
-          <w:delText xml:space="preserve"> </w:delText>
-        </w:r>
-        <w:r>
-          <w:rPr>
-            <w:b/>
-            <w:bCs/>
-          </w:rPr>
-          <w:delText>57</w:delText>
-        </w:r>
-        <w:r>
-          <w:delText>, OCT526-32 (2016).</w:delText>
-        </w:r>
-      </w:del>
-    </w:p>
-    <w:p>
-      <w:pPr>
-        <w:pStyle w:val="aa"/>
-        <w:rPr>
-          <w:del w:id="628" w:author="rev1" w:date="2026-08-03T08:56:00Z" w16du:dateUtc="2026-08-02T23:56:00Z"/>
-        </w:rPr>
-      </w:pPr>
-      <w:del w:id="629" w:author="rev1" w:date="2026-08-03T08:56:00Z" w16du:dateUtc="2026-08-02T23:56:00Z">
-        <w:r>
-          <w:delText>14.</w:delText>
-        </w:r>
-        <w:r>
-          <w:tab/>
-          <w:delText xml:space="preserve">Xue, J. </w:delText>
-        </w:r>
-        <w:r>
-          <w:rPr>
-            <w:i/>
-            <w:iCs/>
-          </w:rPr>
-          <w:delText>et al.</w:delText>
-        </w:r>
-        <w:r>
-          <w:delText xml:space="preserve"> Automatic quantification of choroidal neovascularization lesion area on OCT angiography based on density cell-like P systems with active membranes. </w:delText>
-        </w:r>
-        <w:r>
-          <w:rPr>
-            <w:i/>
-            <w:iCs/>
-          </w:rPr>
-          <w:delText>Biomed. Opt. Express</w:delText>
-        </w:r>
-        <w:r>
-          <w:delText xml:space="preserve"> </w:delText>
-        </w:r>
-        <w:r>
-          <w:rPr>
-            <w:b/>
-            <w:bCs/>
-          </w:rPr>
-          <w:delText>9 7</w:delText>
-        </w:r>
-        <w:r>
-          <w:delText>, 3208–3219 (2018).</w:delText>
-        </w:r>
-      </w:del>
-    </w:p>
-    <w:p>
-      <w:pPr>
-        <w:pStyle w:val="aa"/>
-        <w:rPr>
-          <w:del w:id="630" w:author="rev1" w:date="2026-08-03T08:56:00Z" w16du:dateUtc="2026-08-02T23:56:00Z"/>
-        </w:rPr>
-      </w:pPr>
-      <w:del w:id="631" w:author="rev1" w:date="2026-08-03T08:56:00Z" w16du:dateUtc="2026-08-02T23:56:00Z">
-        <w:r>
-          <w:delText>15.</w:delText>
-        </w:r>
-        <w:r>
-          <w:tab/>
-          <w:delText xml:space="preserve">Babiuch, A. </w:delText>
-        </w:r>
-        <w:r>
-          <w:rPr>
-            <w:i/>
-            <w:iCs/>
-          </w:rPr>
-          <w:delText>et al.</w:delText>
-        </w:r>
-        <w:r>
-          <w:delText xml:space="preserve"> IMPACT OF OPTICAL COHERENCE TOMOGRAPHY ANGIOGRAPHY REVIEW STRATEGY ON DETECTION OF CHOROIDAL NEOVASCULARIZATION. </w:delText>
-        </w:r>
-        <w:r>
-          <w:rPr>
-            <w:i/>
-            <w:iCs/>
-          </w:rPr>
-          <w:delText>Retina</w:delText>
-        </w:r>
-        <w:r>
-          <w:delText xml:space="preserve"> 672–678 (2020) doi:10.1097/iae.0000000000002443.</w:delText>
-        </w:r>
-      </w:del>
-    </w:p>
-    <w:p>
-      <w:pPr>
-        <w:pStyle w:val="aa"/>
-        <w:rPr>
-          <w:del w:id="632" w:author="rev1" w:date="2026-08-03T08:56:00Z" w16du:dateUtc="2026-08-02T23:56:00Z"/>
-        </w:rPr>
-      </w:pPr>
-      <w:del w:id="633" w:author="rev1" w:date="2026-08-03T08:56:00Z" w16du:dateUtc="2026-08-02T23:56:00Z">
-        <w:r>
-          <w:delText>16.</w:delText>
-        </w:r>
-        <w:r>
-          <w:tab/>
-          <w:delText xml:space="preserve">Smith, A. &amp; Zavala, V. The Euler characteristic: A general topological descriptor for complex data. </w:delText>
-        </w:r>
-        <w:r>
-          <w:rPr>
-            <w:i/>
-            <w:iCs/>
-          </w:rPr>
-          <w:delText>Comput Chem Eng</w:delText>
-        </w:r>
-        <w:r>
-          <w:delText xml:space="preserve"> </w:delText>
-        </w:r>
-        <w:r>
-          <w:rPr>
-            <w:b/>
-            <w:bCs/>
-          </w:rPr>
-          <w:delText>154</w:delText>
-        </w:r>
-        <w:r>
-          <w:delText>, 107463 (2021).</w:delText>
-        </w:r>
-      </w:del>
-    </w:p>
-    <w:p>
-      <w:pPr>
-        <w:pStyle w:val="aa"/>
-        <w:rPr>
-          <w:del w:id="634" w:author="rev1" w:date="2026-08-03T08:56:00Z" w16du:dateUtc="2026-08-02T23:56:00Z"/>
-        </w:rPr>
-      </w:pPr>
-      <w:del w:id="635" w:author="rev1" w:date="2026-08-03T08:56:00Z" w16du:dateUtc="2026-08-02T23:56:00Z">
-        <w:r>
-          <w:delText>17.</w:delText>
-        </w:r>
-        <w:r>
-          <w:tab/>
-          <w:delText xml:space="preserve">Willführ, A. </w:delText>
-        </w:r>
-        <w:r>
-          <w:rPr>
-            <w:i/>
-            <w:iCs/>
-          </w:rPr>
-          <w:delText>et al.</w:delText>
-        </w:r>
-        <w:r>
-          <w:delText xml:space="preserve"> Estimation of the number of alveolar capillaries by the Euler number (Euler-Poincaré characteristic). </w:delText>
-        </w:r>
-        <w:r>
-          <w:rPr>
-            <w:i/>
-            <w:iCs/>
-          </w:rPr>
-          <w:delText>Am. J. Physiol. Lung Cell. Mol. Physiol.</w:delText>
-        </w:r>
-        <w:r>
-          <w:delText xml:space="preserve"> </w:delText>
-        </w:r>
-        <w:r>
-          <w:rPr>
-            <w:b/>
-            <w:bCs/>
-          </w:rPr>
-          <w:delText>309</w:delText>
-        </w:r>
-        <w:r>
-          <w:delText>, L1286-93 (2015).</w:delText>
-        </w:r>
-      </w:del>
-    </w:p>
-    <w:p>
-      <w:pPr>
-        <w:pStyle w:val="aa"/>
-        <w:rPr>
-          <w:del w:id="636" w:author="rev1" w:date="2026-08-03T08:56:00Z" w16du:dateUtc="2026-08-02T23:56:00Z"/>
-        </w:rPr>
-      </w:pPr>
-      <w:del w:id="637" w:author="rev1" w:date="2026-08-03T08:56:00Z" w16du:dateUtc="2026-08-02T23:56:00Z">
-        <w:r>
-          <w:delText>18.</w:delText>
-        </w:r>
-        <w:r>
-          <w:tab/>
-          <w:delText xml:space="preserve">Santos, F. </w:delText>
-        </w:r>
-        <w:r>
-          <w:rPr>
-            <w:i/>
-            <w:iCs/>
-          </w:rPr>
-          <w:delText>et al.</w:delText>
-        </w:r>
-        <w:r>
-          <w:delText xml:space="preserve"> Topological phase transitions in functional brain networks. </w:delText>
-        </w:r>
-        <w:r>
-          <w:rPr>
-            <w:i/>
-            <w:iCs/>
-          </w:rPr>
-          <w:delText>bioRxiv</w:delText>
-        </w:r>
-        <w:r>
-          <w:delText xml:space="preserve"> https://doi.org/10.1101/469478 (2018) doi:10.1101/469478.</w:delText>
-        </w:r>
-      </w:del>
-    </w:p>
-    <w:p>
-      <w:pPr>
-        <w:pStyle w:val="aa"/>
-        <w:rPr>
-          <w:del w:id="638" w:author="rev1" w:date="2026-08-03T08:56:00Z" w16du:dateUtc="2026-08-02T23:56:00Z"/>
-        </w:rPr>
-      </w:pPr>
-      <w:del w:id="639" w:author="rev1" w:date="2026-08-03T08:56:00Z" w16du:dateUtc="2026-08-02T23:56:00Z">
-        <w:r>
-          <w:delText>19.</w:delText>
-        </w:r>
-        <w:r>
-          <w:tab/>
-          <w:delText xml:space="preserve">Viallard, C. &amp; Larrivée, B. Tumor angiogenesis and vascular normalization: alternative therapeutic targets. </w:delText>
-        </w:r>
-        <w:r>
-          <w:rPr>
-            <w:i/>
-            <w:iCs/>
-          </w:rPr>
-          <w:delText>Angiogenesis</w:delText>
-        </w:r>
-        <w:r>
-          <w:delText xml:space="preserve"> </w:delText>
-        </w:r>
-        <w:r>
-          <w:rPr>
-            <w:b/>
-            <w:bCs/>
-          </w:rPr>
-          <w:delText>20</w:delText>
-        </w:r>
-        <w:r>
-          <w:delText>, 409–426 (2017).</w:delText>
-        </w:r>
-      </w:del>
-    </w:p>
-    <w:p>
-      <w:pPr>
-        <w:pStyle w:val="aa"/>
-        <w:rPr>
-          <w:del w:id="640" w:author="rev1" w:date="2026-08-03T08:56:00Z" w16du:dateUtc="2026-08-02T23:56:00Z"/>
-        </w:rPr>
-      </w:pPr>
-      <w:del w:id="641" w:author="rev1" w:date="2026-08-03T08:56:00Z" w16du:dateUtc="2026-08-02T23:56:00Z">
-        <w:r>
-          <w:delText>20.</w:delText>
-        </w:r>
-        <w:r>
-          <w:tab/>
-          <w:delText xml:space="preserve">Goker, Y. S. &amp; Demir, G. Comparison of optical coherence tomography angiography features in type 1 versus type 2 choroidal neovascular membranes secondary to age-related macular degeneration. </w:delText>
-        </w:r>
-        <w:r>
-          <w:rPr>
-            <w:i/>
-            <w:iCs/>
-          </w:rPr>
-          <w:delText>Med. Hypothesis Discov. Innov. Ophthalmol. J.</w:delText>
-        </w:r>
-        <w:r>
-          <w:delText xml:space="preserve"> </w:delText>
-        </w:r>
-        <w:r>
-          <w:rPr>
-            <w:b/>
-            <w:bCs/>
-          </w:rPr>
-          <w:delText>10</w:delText>
-        </w:r>
-        <w:r>
-          <w:delText>, 67–73 (2021).</w:delText>
-        </w:r>
-      </w:del>
-    </w:p>
-    <w:p>
-      <w:pPr>
-        <w:pStyle w:val="aa"/>
-        <w:rPr>
-          <w:del w:id="642" w:author="rev1" w:date="2026-08-03T08:56:00Z" w16du:dateUtc="2026-08-02T23:56:00Z"/>
-        </w:rPr>
-      </w:pPr>
-      <w:del w:id="643" w:author="rev1" w:date="2026-08-03T08:56:00Z" w16du:dateUtc="2026-08-02T23:56:00Z">
-        <w:r>
-          <w:delText>21.</w:delText>
-        </w:r>
-        <w:r>
-          <w:tab/>
-          <w:delText xml:space="preserve">Li, J. </w:delText>
-        </w:r>
-        <w:r>
-          <w:rPr>
-            <w:i/>
-            <w:iCs/>
-          </w:rPr>
-          <w:delText>et al.</w:delText>
-        </w:r>
-        <w:r>
-          <w:delText xml:space="preserve"> Comparative quantitative analysis of optical coherence tomography angiography in varied morphologies of macular neovascularization following intravitreal conbercept and ranibizumab treatments for neovascular age‑related macular degeneration. </w:delText>
-        </w:r>
-        <w:r>
-          <w:rPr>
-            <w:i/>
-            <w:iCs/>
-          </w:rPr>
-          <w:delText>Exp. Ther. Med.</w:delText>
-        </w:r>
-        <w:r>
-          <w:delText xml:space="preserve"> </w:delText>
-        </w:r>
-        <w:r>
-          <w:rPr>
-            <w:b/>
-            <w:bCs/>
-          </w:rPr>
-          <w:delText>27</w:delText>
-        </w:r>
-        <w:r>
-          <w:delText>, 214 (2024).</w:delText>
-        </w:r>
-      </w:del>
-    </w:p>
-    <w:p>
-      <w:pPr>
-        <w:pStyle w:val="aa"/>
-        <w:rPr>
-          <w:del w:id="644" w:author="rev1" w:date="2026-08-03T08:56:00Z" w16du:dateUtc="2026-08-02T23:56:00Z"/>
-        </w:rPr>
-      </w:pPr>
-      <w:del w:id="645" w:author="rev1" w:date="2026-08-03T08:56:00Z" w16du:dateUtc="2026-08-02T23:56:00Z">
-        <w:r>
-          <w:delText>22.</w:delText>
-        </w:r>
-        <w:r>
-          <w:tab/>
-          <w:delText xml:space="preserve">Tew, T. B. </w:delText>
-        </w:r>
-        <w:r>
-          <w:rPr>
-            <w:i/>
-            <w:iCs/>
-          </w:rPr>
-          <w:delText>et al.</w:delText>
-        </w:r>
-        <w:r>
-          <w:delText xml:space="preserve"> Comparison of different morphologies of choroidal neovascularization evaluated by ocular coherence tomography angiography in age-related macular degeneration. </w:delText>
-        </w:r>
-        <w:r>
-          <w:rPr>
-            <w:i/>
-            <w:iCs/>
-          </w:rPr>
-          <w:delText>Clin. Experiment. Ophthalmol.</w:delText>
-        </w:r>
-        <w:r>
-          <w:delText xml:space="preserve"> </w:delText>
-        </w:r>
-        <w:r>
-          <w:rPr>
-            <w:b/>
-            <w:bCs/>
-          </w:rPr>
-          <w:delText>48</w:delText>
-        </w:r>
-        <w:r>
-          <w:delText>, 927–937 (2020).</w:delText>
-        </w:r>
-      </w:del>
-    </w:p>
-    <w:p>
-      <w:pPr>
-        <w:pStyle w:val="aa"/>
-        <w:rPr>
-          <w:del w:id="646" w:author="rev1" w:date="2026-08-03T08:56:00Z" w16du:dateUtc="2026-08-02T23:56:00Z"/>
-        </w:rPr>
-      </w:pPr>
-      <w:del w:id="647" w:author="rev1" w:date="2026-08-03T08:56:00Z" w16du:dateUtc="2026-08-02T23:56:00Z">
-        <w:r>
-          <w:delText>23.</w:delText>
-        </w:r>
-        <w:r>
-          <w:tab/>
-          <w:delText xml:space="preserve">Mettu, P. S., Allingham, M. J. &amp; Cousins, S. W. Incomplete response to Anti-VEGF therapy in neovascular AMD: Exploring disease mechanisms and therapeutic opportunities. </w:delText>
-        </w:r>
-        <w:r>
-          <w:rPr>
-            <w:i/>
-            <w:iCs/>
-          </w:rPr>
-          <w:delText>Prog. Retin. Eye Res.</w:delText>
-        </w:r>
-        <w:r>
-          <w:delText xml:space="preserve"> </w:delText>
-        </w:r>
-        <w:r>
-          <w:rPr>
-            <w:b/>
-            <w:bCs/>
-          </w:rPr>
-          <w:delText>82</w:delText>
-        </w:r>
-        <w:r>
-          <w:delText>, 100906 (2021).</w:delText>
-        </w:r>
-      </w:del>
-    </w:p>
-    <w:p>
-      <w:pPr>
-        <w:pStyle w:val="aa"/>
-        <w:rPr>
-          <w:del w:id="648" w:author="rev1" w:date="2026-08-03T08:56:00Z" w16du:dateUtc="2026-08-02T23:56:00Z"/>
-        </w:rPr>
-      </w:pPr>
-      <w:del w:id="649" w:author="rev1" w:date="2026-08-03T08:56:00Z" w16du:dateUtc="2026-08-02T23:56:00Z">
-        <w:r>
-          <w:delText>24.</w:delText>
-        </w:r>
-        <w:r>
-          <w:tab/>
-          <w:delText xml:space="preserve">Attarde, A., Riad, T., Zhang, Z., Ahir, M. &amp; Fu, Y. Characterization of Vascular Morphology of Neovascular Age-Related Macular Degeneration by Indocyanine Green Angiography. </w:delText>
-        </w:r>
-        <w:r>
-          <w:rPr>
-            <w:i/>
-            <w:iCs/>
-          </w:rPr>
-          <w:delText>J. Vis. Exp. JoVE</w:delText>
-        </w:r>
-        <w:r>
-          <w:delText xml:space="preserve"> </w:delText>
-        </w:r>
-        <w:r>
-          <w:rPr>
-            <w:b/>
-            <w:bCs/>
-          </w:rPr>
-          <w:delText>198</w:delText>
-        </w:r>
-        <w:r>
-          <w:delText>, (2023).</w:delText>
-        </w:r>
-      </w:del>
-    </w:p>
-    <w:p>
-      <w:pPr>
-        <w:pStyle w:val="aa"/>
-        <w:rPr>
-          <w:del w:id="650" w:author="rev1" w:date="2026-08-03T08:56:00Z" w16du:dateUtc="2026-08-02T23:56:00Z"/>
-        </w:rPr>
-      </w:pPr>
-      <w:del w:id="651" w:author="rev1" w:date="2026-08-03T08:56:00Z" w16du:dateUtc="2026-08-02T23:56:00Z">
-        <w:r>
-          <w:delText>25.</w:delText>
-        </w:r>
-        <w:r>
-          <w:tab/>
-          <w:delText xml:space="preserve">Fu, Y., Zhang, Z., Webster, K. &amp; Paulus, Y. Treatment Strategies for Anti-VEGF Resistance in Neovascular Age-Related Macular Degeneration by Targeting Arteriolar Choroidal Neovascularization. </w:delText>
-        </w:r>
-        <w:r>
-          <w:rPr>
-            <w:i/>
-            <w:iCs/>
-          </w:rPr>
-          <w:delText>Biomolecules</w:delText>
-        </w:r>
-        <w:r>
-          <w:delText xml:space="preserve"> </w:delText>
-        </w:r>
-        <w:r>
-          <w:rPr>
-            <w:b/>
-            <w:bCs/>
-          </w:rPr>
-          <w:delText>14</w:delText>
-        </w:r>
-        <w:r>
-          <w:delText>, 252 (2024).</w:delText>
-        </w:r>
-      </w:del>
-    </w:p>
-    <w:p>
-      <w:pPr>
-        <w:pStyle w:val="aa"/>
-        <w:rPr>
-          <w:del w:id="652" w:author="rev1" w:date="2026-08-03T08:56:00Z" w16du:dateUtc="2026-08-02T23:56:00Z"/>
-        </w:rPr>
-      </w:pPr>
-      <w:del w:id="653" w:author="rev1" w:date="2026-08-03T08:56:00Z" w16du:dateUtc="2026-08-02T23:56:00Z">
-        <w:r>
-          <w:delText>26.</w:delText>
-        </w:r>
-        <w:r>
-          <w:tab/>
-          <w:delText xml:space="preserve">Spaide, R. Optical Coherence Tomography Angiography Signs of Vascular Abnormalization With Antiangiogenic Therapy for Choroidal Neovascularization. </w:delText>
-        </w:r>
-        <w:r>
-          <w:rPr>
-            <w:i/>
-            <w:iCs/>
-          </w:rPr>
-          <w:delText>Am. J. Ophthalmol.</w:delText>
-        </w:r>
-        <w:r>
-          <w:delText xml:space="preserve"> </w:delText>
-        </w:r>
-        <w:r>
-          <w:rPr>
-            <w:b/>
-            <w:bCs/>
-          </w:rPr>
-          <w:delText>160 1</w:delText>
-        </w:r>
-        <w:r>
-          <w:delText>, 6–16 (2015).</w:delText>
-        </w:r>
-      </w:del>
-    </w:p>
-    <w:p>
-      <w:pPr>
-        <w:pStyle w:val="aa"/>
-        <w:rPr>
-          <w:del w:id="654" w:author="rev1" w:date="2026-08-03T08:56:00Z" w16du:dateUtc="2026-08-02T23:56:00Z"/>
-          <w:rFonts w:ascii="Arial" w:hAnsi="Arial" w:cs="Arial"/>
-        </w:rPr>
-      </w:pPr>
-      <w:del w:id="655" w:author="rev1" w:date="2026-08-03T08:56:00Z" w16du:dateUtc="2026-08-02T23:56:00Z">
-        <w:r>
-          <w:rPr>
-            <w:rFonts w:ascii="Arial" w:hAnsi="Arial" w:cs="Arial"/>
-          </w:rPr>
-          <w:fldChar w:fldCharType="end"/>
-        </w:r>
-      </w:del>
-    </w:p>
-    <w:p>
-      <w:pPr>
-        <w:pStyle w:val="aa"/>
-        <w:ind w:left="0" w:firstLine="0"/>
-        <w:rPr>
-          <w:rFonts w:ascii="Arial" w:hAnsi="Arial" w:cs="Arial"/>
-          <w:b/>
-          <w:bCs/>
-        </w:rPr>
-      </w:pPr>
-      <w:bookmarkStart w:id="656" w:name="figure"/>
-      <w:r>
-        <w:rPr>
-          <w:rFonts w:ascii="Arial" w:hAnsi="Arial" w:cs="Arial"/>
-          <w:b/>
-          <w:bCs/>
-        </w:rPr>
-        <w:t>Figure</w:t>
-      </w:r>
-    </w:p>
-    <w:p>
-      <w:pPr>
-        <w:pStyle w:val="aa"/>
-        <w:ind w:left="0" w:firstLine="0"/>
-        <w:rPr>
-          <w:del w:id="657" w:author="rev1" w:date="2026-08-03T08:56:00Z" w16du:dateUtc="2026-08-02T23:56:00Z"/>
-          <w:rFonts w:ascii="Arial" w:hAnsi="Arial" w:cs="Arial"/>
-        </w:rPr>
-      </w:pPr>
-      <w:r>
-        <w:rPr>
-          <w:rFonts w:ascii="Arial" w:hAnsi="Arial" w:cs="Arial"/>
-          <w:b/>
-          <w:bCs/>
-        </w:rPr>
-        <w:t xml:space="preserve">Representative </w:t>
-      </w:r>
-      <w:ins w:id="658" w:author="rev1" w:date="2026-08-03T08:56:00Z" w16du:dateUtc="2026-08-02T23:56:00Z">
-        <w:r>
-          <w:t xml:space="preserve">OCTA processing and </w:t>
-        </w:r>
-      </w:ins>
-      <w:del w:id="659" w:author="rev1" w:date="2026-08-03T08:56:00Z" w16du:dateUtc="2026-08-02T23:56:00Z">
-        <w:r>
-          <w:rPr>
-            <w:rFonts w:ascii="Arial" w:hAnsi="Arial" w:cs="Arial"/>
-            <w:b/>
-            <w:bCs/>
-          </w:rPr>
-          <w:delText xml:space="preserve">OCT-A images demonstrating consistent MNV </w:delText>
-        </w:r>
-      </w:del>
-      <w:r>
-        <w:rPr>
-          <w:rFonts w:ascii="Arial" w:hAnsi="Arial" w:cs="Arial"/>
-          <w:b/>
-          <w:bCs/>
-        </w:rPr>
-        <w:t xml:space="preserve">segmentation </w:t>
-      </w:r>
-      <w:ins w:id="660" w:author="rev1" w:date="2026-08-03T08:56:00Z" w16du:dateUtc="2026-08-02T23:56:00Z">
-        <w:r>
-          <w:t>panels</w:t>
-        </w:r>
-      </w:ins>
-      <w:del w:id="661" w:author="rev1" w:date="2026-08-03T08:56:00Z" w16du:dateUtc="2026-08-02T23:56:00Z">
-        <w:r>
-          <w:rPr>
-            <w:rFonts w:ascii="Arial" w:hAnsi="Arial" w:cs="Arial"/>
-            <w:b/>
-            <w:bCs/>
-          </w:rPr>
-          <w:delText>across multiple platforms.</w:delText>
-        </w:r>
-        <w:r>
-          <w:rPr>
-            <w:rFonts w:ascii="Arial" w:hAnsi="Arial" w:cs="Arial"/>
-          </w:rPr>
-          <w:delText xml:space="preserve"> </w:delText>
-        </w:r>
-      </w:del>
-    </w:p>
-    <w:p>
-      <w:pPr>
-        <w:pStyle w:val="aa"/>
-        <w:ind w:left="0" w:firstLine="0"/>
-        <w:rPr>
-          <w:rFonts w:ascii="Arial" w:hAnsi="Arial" w:cs="Arial"/>
-        </w:rPr>
-      </w:pPr>
+          <w:delText>(C)</w:delText>
+        </w:r>
+        <w:r>
+          <w:rPr>
+            <w:rFonts w:ascii="Arial" w:hAnsi="Arial" w:cs="Arial"/>
+          </w:rPr>
+          <w:delText xml:space="preserve"> Zeiss HD series (3×3 mm). The system provides consistent segmentation of MNV lesions across these devices. The semi-automatically delineated lesion areas (yellow) and dilated neovascular segments (red) accurately follow the internal lesion architecture. </w:delText>
+        </w:r>
+        <w:r>
+          <w:rPr>
+            <w:rFonts w:ascii="Arial" w:hAnsi="Arial" w:cs="Arial"/>
+          </w:rPr>
+          <w:delText>Note that the region of interest (ROI) is refined to the non-perfused tissue border to minimize boundary artifacts, and incomplete peripheral vessel segments</w:delText>
+        </w:r>
+      </w:del>
+      <w:r>
+        <w:rPr>
+          <w:rFonts w:ascii="Arial" w:hAnsi="Arial" w:cs="Arial"/>
+        </w:rPr>
+        <w:t xml:space="preserve"> are </w:t>
+      </w:r>
+      <w:ins w:id="661" w:author="rev1" w:date="2026-08-03T08:56:00Z" w16du:dateUtc="2026-08-02T23:56:00Z">
+        <w:r>
+          <w:t xml:space="preserve">provided as separate figure files; detailed figure legends are supplied in </w:t>
+        </w:r>
+        <w:r>
+          <w:rPr>
+            <w:rStyle w:val="VerbatimChar"/>
+          </w:rPr>
+          <w:t>MNV_Analysis_YY_rev1_figure_legends.docx</w:t>
+        </w:r>
+      </w:ins>
       <w:del w:id="662" w:author="rev1" w:date="2026-08-03T08:56:00Z" w16du:dateUtc="2026-08-02T23:56:00Z">
         <w:r>
           <w:rPr>
             <w:rFonts w:ascii="Arial" w:hAnsi="Arial" w:cs="Arial"/>
           </w:rPr>
-          <w:delText xml:space="preserve">Images were acquired using: </w:delText>
-        </w:r>
-        <w:r>
-          <w:rPr>
-            <w:rFonts w:ascii="Arial" w:hAnsi="Arial" w:cs="Arial"/>
-            <w:b/>
-            <w:bCs/>
-          </w:rPr>
-          <w:delText>(A)</w:delText>
-        </w:r>
-        <w:r>
-          <w:rPr>
-            <w:rFonts w:ascii="Arial" w:hAnsi="Arial" w:cs="Arial"/>
-          </w:rPr>
-          <w:delText xml:space="preserve"> Zeiss PlexElite 9000 (6×6 mm), </w:delText>
-        </w:r>
-        <w:r>
-          <w:rPr>
-            <w:rFonts w:ascii="Arial" w:hAnsi="Arial" w:cs="Arial"/>
-            <w:b/>
-            <w:bCs/>
-          </w:rPr>
-          <w:delText>(B)</w:delText>
-        </w:r>
-        <w:r>
-          <w:rPr>
-            <w:rFonts w:ascii="Arial" w:hAnsi="Arial" w:cs="Arial"/>
-          </w:rPr>
-          <w:delText xml:space="preserve"> Optovue Solix (6×6 mm), and </w:delText>
-        </w:r>
-        <w:r>
-          <w:rPr>
-            <w:rFonts w:ascii="Arial" w:hAnsi="Arial" w:cs="Arial"/>
-            <w:b/>
-            <w:bCs/>
-          </w:rPr>
-          <w:delText>(C)</w:delText>
-        </w:r>
-        <w:r>
-          <w:rPr>
-            <w:rFonts w:ascii="Arial" w:hAnsi="Arial" w:cs="Arial"/>
-          </w:rPr>
-          <w:delText xml:space="preserve"> Zeiss HD series (3×3 mm). The system provides consistent segmentation of MNV lesions across these devices. The semi-automatically delineated lesion areas (yellow) and dilated neovascular segments (red) accurately follow the internal lesion architecture. </w:delText>
-        </w:r>
-        <w:r>
-          <w:rPr>
-            <w:rFonts w:ascii="Arial" w:hAnsi="Arial" w:cs="Arial"/>
-          </w:rPr>
-          <w:delText>Note that the region of interest (ROI) is refined to the non-perfused tissue border to minimize boundary artifacts, and incomplete peripheral vessel segments</w:delText>
-        </w:r>
-      </w:del>
-      <w:r>
-        <w:rPr>
-          <w:rFonts w:ascii="Arial" w:hAnsi="Arial" w:cs="Arial"/>
-        </w:rPr>
-        <w:t xml:space="preserve"> are </w:t>
-      </w:r>
-      <w:ins w:id="663" w:author="rev1" w:date="2026-08-03T08:56:00Z" w16du:dateUtc="2026-08-02T23:56:00Z">
-        <w:r>
-          <w:t xml:space="preserve">provided as separate figure files; detailed figure legends are supplied in </w:t>
-        </w:r>
-        <w:r>
-          <w:rPr>
-            <w:rStyle w:val="VerbatimChar"/>
-          </w:rPr>
-          <w:t>MNV_Analysis_YY_rev1_figure_legends.docx</w:t>
-        </w:r>
-      </w:ins>
-      <w:del w:id="664" w:author="rev1" w:date="2026-08-03T08:56:00Z" w16du:dateUtc="2026-08-02T23:56:00Z">
-        <w:r>
-          <w:rPr>
-            <w:rFonts w:ascii="Arial" w:hAnsi="Arial" w:cs="Arial"/>
-          </w:rPr>
           <w:delText>excluded from the quantitative analysis to ensure morphometric accuracy</w:delText>
         </w:r>
       </w:del>
@@ -10524,7 +9671,7 @@
         <w:t>.</w:t>
       </w:r>
       <w:bookmarkEnd w:id="0"/>
-      <w:bookmarkEnd w:id="656"/>
+      <w:bookmarkEnd w:id="654"/>
     </w:p>
     <w:sectPr>
       <w:headerReference w:type="default" r:id="rId8"/>
@@ -10571,6 +9718,11 @@
         <w:docPartUnique/>
       </w:docPartObj>
     </w:sdtPr>
+    <w:sdtEndPr>
+      <w:rPr>
+        <w:rStyle w:val="af0"/>
+      </w:rPr>
+    </w:sdtEndPr>
     <w:sdtContent>
       <w:p>
         <w:pPr>
@@ -10580,7 +9732,7 @@
             <w:rStyle w:val="af0"/>
           </w:rPr>
         </w:pPr>
-        <w:del w:id="665" w:author="rev1" w:date="2026-08-03T08:56:00Z" w16du:dateUtc="2026-08-02T23:56:00Z">
+        <w:del w:id="663" w:author="rev1" w:date="2026-08-03T08:56:00Z" w16du:dateUtc="2026-08-02T23:56:00Z">
           <w:r>
             <w:rPr>
               <w:rStyle w:val="af0"/>
@@ -10631,6 +9783,11 @@
         <w:docPartUnique/>
       </w:docPartObj>
     </w:sdtPr>
+    <w:sdtEndPr>
+      <w:rPr>
+        <w:rStyle w:val="af0"/>
+      </w:rPr>
+    </w:sdtEndPr>
     <w:sdtContent>
       <w:p>
         <w:pPr>
@@ -10640,7 +9797,7 @@
             <w:rStyle w:val="af0"/>
           </w:rPr>
         </w:pPr>
-        <w:del w:id="666" w:author="rev1" w:date="2026-08-03T08:56:00Z" w16du:dateUtc="2026-08-02T23:56:00Z">
+        <w:del w:id="664" w:author="rev1" w:date="2026-08-03T08:56:00Z" w16du:dateUtc="2026-08-02T23:56:00Z">
           <w:r>
             <w:rPr>
               <w:rStyle w:val="af0"/>
@@ -11750,6 +10907,7 @@
   <w:style w:type="character" w:default="1" w:styleId="a0">
     <w:name w:val="Default Paragraph Font"/>
     <w:uiPriority w:val="1"/>
+    <w:semiHidden/>
     <w:unhideWhenUsed/>
   </w:style>
   <w:style w:type="table" w:default="1" w:styleId="a1">

--- a/documentation/graefe_revision/submission_package_20260731/MNV_Analysis_YY_rev1_manuscript_changes_marked.docx
+++ b/documentation/graefe_revision/submission_package_20260731/MNV_Analysis_YY_rev1_manuscript_changes_marked.docx
@@ -6,6 +6,7 @@
       <w:pPr>
         <w:spacing w:line="480" w:lineRule="auto"/>
       </w:pPr>
+      <w:proofErr w:type="spellStart"/>
       <w:r>
         <w:t>l</w:t>
       </w:r>
@@ -16,7 +17,11 @@
       </w:del>
       <w:bookmarkStart w:id="1" w:name="Xd390c6c8ca6abf36b654ce4124ea06102b0ff15"/>
       <w:r>
-        <w:t xml:space="preserve">Novel Semi-Automated System for Multi-Dimensional Analysis of Macular Neovascularization: </w:t>
+        <w:t>Novel</w:t>
+      </w:r>
+      <w:proofErr w:type="spellEnd"/>
+      <w:r>
+        <w:t xml:space="preserve"> Semi-Automated System for Multi-Dimensional Analysis of Macular Neovascularization: </w:t>
       </w:r>
       <w:del w:id="2" w:author="rev1" w:date="2026-08-03T13:04:00Z" w16du:dateUtc="2026-08-03T04:04:00Z">
         <w:r>
@@ -61,8 +66,13 @@
         <w:spacing w:line="480" w:lineRule="auto"/>
       </w:pPr>
       <w:r>
-        <w:t>Yasuo Yanagi, Maiko Maruyama-Inoue, Tatsuya Inoue and Kazuaki Kadonosono</w:t>
-      </w:r>
+        <w:t xml:space="preserve">Yasuo Yanagi, Maiko Maruyama-Inoue, Tatsuya Inoue and Kazuaki </w:t>
+      </w:r>
+      <w:proofErr w:type="spellStart"/>
+      <w:r>
+        <w:t>Kadonosono</w:t>
+      </w:r>
+      <w:proofErr w:type="spellEnd"/>
     </w:p>
     <w:p>
       <w:pPr>
@@ -80,7 +90,23 @@
         <w:t>Dep</w:t>
       </w:r>
       <w:r>
-        <w:t>artment of Ophthalmology and Micro-Technology, Yokohama City University, 4-57 Urafune, Minami-ku, Yokohama, Kanagawa, 232-0024, Japan.</w:t>
+        <w:t xml:space="preserve">artment of Ophthalmology and Micro-Technology, Yokohama City University, 4-57 </w:t>
+      </w:r>
+      <w:proofErr w:type="spellStart"/>
+      <w:r>
+        <w:t>Urafune</w:t>
+      </w:r>
+      <w:proofErr w:type="spellEnd"/>
+      <w:r>
+        <w:t>, Minami-</w:t>
+      </w:r>
+      <w:proofErr w:type="spellStart"/>
+      <w:r>
+        <w:t>ku</w:t>
+      </w:r>
+      <w:proofErr w:type="spellEnd"/>
+      <w:r>
+        <w:t>, Yokohama, Kanagawa, 232-0024, Japan.</w:t>
       </w:r>
     </w:p>
     <w:p>
@@ -201,7 +227,15 @@
         <w:t xml:space="preserve"> </w:t>
       </w:r>
       <w:r>
-        <w:t>Consultant/Speaker for Astellas Pharmaceutical, Bayer Yakuhin Ltd, Roche/Chugai</w:t>
+        <w:t xml:space="preserve">Consultant/Speaker for Astellas Pharmaceutical, Bayer </w:t>
+      </w:r>
+      <w:proofErr w:type="spellStart"/>
+      <w:r>
+        <w:t>Yakuhin</w:t>
+      </w:r>
+      <w:proofErr w:type="spellEnd"/>
+      <w:r>
+        <w:t xml:space="preserve"> Ltd, Roche/Chugai</w:t>
       </w:r>
       <w:r>
         <w:t xml:space="preserve"> </w:t>
@@ -352,6 +386,10 @@
     <w:p>
       <w:pPr>
         <w:pStyle w:val="21"/>
+        <w:numPr>
+          <w:ilvl w:val="0"/>
+          <w:numId w:val="0"/>
+        </w:numPr>
         <w:rPr>
           <w:ins w:id="25" w:author="rev1" w:date="2026-08-03T13:04:00Z" w16du:dateUtc="2026-08-03T04:04:00Z"/>
           <w:b/>
@@ -434,7 +472,21 @@
           <w:rPr>
             <w:color w:val="000000" w:themeColor="text1"/>
           </w:rPr>
-          <w:t>Qualitative MNV pattern labels (e.g., Medusa, Seafan, Dead tree) remain inconsistently defined and are rarely linked to reproducible quantitative thresholds.</w:t>
+          <w:t xml:space="preserve">Qualitative MNV pattern labels (e.g., Medusa, </w:t>
+        </w:r>
+        <w:proofErr w:type="spellStart"/>
+        <w:r>
+          <w:rPr>
+            <w:color w:val="000000" w:themeColor="text1"/>
+          </w:rPr>
+          <w:t>Seafan</w:t>
+        </w:r>
+        <w:proofErr w:type="spellEnd"/>
+        <w:r>
+          <w:rPr>
+            <w:color w:val="000000" w:themeColor="text1"/>
+          </w:rPr>
+          <w:t>, Dead tree) remain inconsistently defined and are rarely linked to reproducible quantitative thresholds.</w:t>
         </w:r>
       </w:ins>
     </w:p>
@@ -762,7 +814,15 @@
         </w:r>
       </w:del>
       <w:r>
-        <w:t xml:space="preserve"> active, mature quiescent, transitional, and arteriolarized states.</w:t>
+        <w:t xml:space="preserve"> active, mature quiescent, transitional, and </w:t>
+      </w:r>
+      <w:proofErr w:type="spellStart"/>
+      <w:r>
+        <w:t>arteriolarized</w:t>
+      </w:r>
+      <w:proofErr w:type="spellEnd"/>
+      <w:r>
+        <w:t xml:space="preserve"> states.</w:t>
       </w:r>
     </w:p>
     <w:p>
@@ -814,7 +874,35 @@
           <w:rPr>
             <w:color w:val="000000" w:themeColor="text1"/>
           </w:rPr>
-          <w:t xml:space="preserve">using Frangi/tubeness and </w:t>
+          <w:t xml:space="preserve">using </w:t>
+        </w:r>
+        <w:proofErr w:type="spellStart"/>
+        <w:r>
+          <w:rPr>
+            <w:color w:val="000000" w:themeColor="text1"/>
+          </w:rPr>
+          <w:t>Frangi</w:t>
+        </w:r>
+        <w:proofErr w:type="spellEnd"/>
+        <w:r>
+          <w:rPr>
+            <w:color w:val="000000" w:themeColor="text1"/>
+          </w:rPr>
+          <w:t>/</w:t>
+        </w:r>
+        <w:proofErr w:type="spellStart"/>
+        <w:r>
+          <w:rPr>
+            <w:color w:val="000000" w:themeColor="text1"/>
+          </w:rPr>
+          <w:t>tubeness</w:t>
+        </w:r>
+        <w:proofErr w:type="spellEnd"/>
+        <w:r>
+          <w:rPr>
+            <w:color w:val="000000" w:themeColor="text1"/>
+          </w:rPr>
+          <w:t xml:space="preserve"> and </w:t>
         </w:r>
       </w:ins>
       <w:del w:id="71" w:author="rev1" w:date="2026-08-03T13:04:00Z" w16du:dateUtc="2026-08-03T04:04:00Z">
@@ -838,7 +926,21 @@
           <w:rPr>
             <w:color w:val="000000" w:themeColor="text1"/>
           </w:rPr>
-          <w:t>, Phansalkar adaptive binarization,</w:t>
+          <w:t xml:space="preserve">, </w:t>
+        </w:r>
+        <w:proofErr w:type="spellStart"/>
+        <w:r>
+          <w:rPr>
+            <w:color w:val="000000" w:themeColor="text1"/>
+          </w:rPr>
+          <w:t>Phansalkar</w:t>
+        </w:r>
+        <w:proofErr w:type="spellEnd"/>
+        <w:r>
+          <w:rPr>
+            <w:color w:val="000000" w:themeColor="text1"/>
+          </w:rPr>
+          <w:t xml:space="preserve"> adaptive binarization,</w:t>
         </w:r>
       </w:ins>
       <w:del w:id="74" w:author="rev1" w:date="2026-08-03T13:04:00Z" w16du:dateUtc="2026-08-03T04:04:00Z">
@@ -906,7 +1008,15 @@
         </w:r>
       </w:del>
       <w:r>
-        <w:t>classification into Medusa, Seafan, Glomerular, Tree</w:t>
+        <w:t xml:space="preserve">classification into Medusa, </w:t>
+      </w:r>
+      <w:proofErr w:type="spellStart"/>
+      <w:r>
+        <w:t>Seafan</w:t>
+      </w:r>
+      <w:proofErr w:type="spellEnd"/>
+      <w:r>
+        <w:t>, Glomerular, Tree</w:t>
       </w:r>
       <w:ins w:id="82" w:author="rev1" w:date="2026-08-03T13:04:00Z" w16du:dateUtc="2026-08-03T04:04:00Z">
         <w:r>
@@ -961,7 +1071,21 @@
           <w:rPr>
             <w:color w:val="000000" w:themeColor="text1"/>
           </w:rPr>
-          <w:t>using predefined percentile and trunk-pattern thresholds. Morphology-derived interpretive categories - Active-pattern, Mature-quiescent-pattern, Transitional-pattern, and Arteriolarized-pattern - were assigned</w:t>
+          <w:t xml:space="preserve">using predefined percentile and trunk-pattern thresholds. Morphology-derived interpretive categories - Active-pattern, Mature-quiescent-pattern, Transitional-pattern, and </w:t>
+        </w:r>
+        <w:proofErr w:type="spellStart"/>
+        <w:r>
+          <w:rPr>
+            <w:color w:val="000000" w:themeColor="text1"/>
+          </w:rPr>
+          <w:t>Arteriolarized</w:t>
+        </w:r>
+        <w:proofErr w:type="spellEnd"/>
+        <w:r>
+          <w:rPr>
+            <w:color w:val="000000" w:themeColor="text1"/>
+          </w:rPr>
+          <w:t>-pattern - were assigned</w:t>
         </w:r>
       </w:ins>
       <w:del w:id="89" w:author="rev1" w:date="2026-08-03T13:04:00Z" w16du:dateUtc="2026-08-03T04:04:00Z">
@@ -1002,14 +1126,36 @@
         </w:r>
       </w:del>
       <w:r>
-        <w:t xml:space="preserve"> on three OCTA platforms (Zeiss PlexElite 6×6 mm, Zeiss </w:t>
+        <w:t xml:space="preserve"> on three OCTA platforms (Zeiss </w:t>
+      </w:r>
+      <w:proofErr w:type="spellStart"/>
+      <w:r>
+        <w:t>PlexElite</w:t>
+      </w:r>
+      <w:proofErr w:type="spellEnd"/>
+      <w:r>
+        <w:t xml:space="preserve"> 6×6 mm, Zeiss </w:t>
       </w:r>
       <w:ins w:id="94" w:author="rev1" w:date="2026-08-03T13:04:00Z" w16du:dateUtc="2026-08-03T04:04:00Z">
         <w:r>
           <w:rPr>
             <w:color w:val="000000" w:themeColor="text1"/>
           </w:rPr>
-          <w:t xml:space="preserve">CIRRUS AngioPlex </w:t>
+          <w:t xml:space="preserve">CIRRUS </w:t>
+        </w:r>
+        <w:proofErr w:type="spellStart"/>
+        <w:r>
+          <w:rPr>
+            <w:color w:val="000000" w:themeColor="text1"/>
+          </w:rPr>
+          <w:t>AngioPlex</w:t>
+        </w:r>
+        <w:proofErr w:type="spellEnd"/>
+        <w:r>
+          <w:rPr>
+            <w:color w:val="000000" w:themeColor="text1"/>
+          </w:rPr>
+          <w:t xml:space="preserve"> </w:t>
         </w:r>
       </w:ins>
       <w:r>
@@ -1023,15 +1169,34 @@
           <w:t xml:space="preserve">and </w:t>
         </w:r>
       </w:ins>
-      <w:r>
-        <w:t>Optovue Solix 6×6 mm) were analyzed.</w:t>
+      <w:proofErr w:type="spellStart"/>
+      <w:r>
+        <w:t>Optovue</w:t>
+      </w:r>
+      <w:proofErr w:type="spellEnd"/>
+      <w:r>
+        <w:t xml:space="preserve"> Solix 6×6 mm) were analyzed.</w:t>
       </w:r>
       <w:ins w:id="96" w:author="rev1" w:date="2026-08-03T13:04:00Z" w16du:dateUtc="2026-08-03T04:04:00Z">
         <w:r>
           <w:rPr>
             <w:color w:val="000000" w:themeColor="text1"/>
           </w:rPr>
-          <w:t xml:space="preserve"> Masked expert–automated morphological agreement was assessed in a stratified subset (n = 54). Inter-observer reproducibility was evaluated with three operators in 46 lesions using ICC(2,1), and same-operator intra-observer test–retest reproducibility was assessed as a supplement (n = 46). Between-stratum score differences were summarized using Kruskal–Wallis tests and </w:t>
+          <w:t xml:space="preserve"> Masked expert–automated morphological agreement was assessed in a stratified subset (n = 54). Inter-observer reproducibility was evaluated with three operators in 46 lesions using </w:t>
+        </w:r>
+        <w:proofErr w:type="gramStart"/>
+        <w:r>
+          <w:rPr>
+            <w:color w:val="000000" w:themeColor="text1"/>
+          </w:rPr>
+          <w:t>ICC(</w:t>
+        </w:r>
+        <w:proofErr w:type="gramEnd"/>
+        <w:r>
+          <w:rPr>
+            <w:color w:val="000000" w:themeColor="text1"/>
+          </w:rPr>
+          <w:t xml:space="preserve">2,1), and same-operator intra-observer test–retest reproducibility was assessed as a supplement (n = 46). Between-stratum score differences were summarized using Kruskal–Wallis tests and </w:t>
         </w:r>
         <w:r>
           <w:rPr>
@@ -1166,7 +1331,21 @@
           <w:rPr>
             <w:color w:val="000000" w:themeColor="text1"/>
           </w:rPr>
-          <w:t>. Agreement with masked expert grading was modest to moderate, with an overall agreement of 57.4% and a quadratic weighted κ of 0.507. Inter-observer ICC(2,1) was good for lesion area (0.859), Complexity Score (0.807), and Standardized Caliber Uniformity Score (0.770), and moderate for the Maturity Index derived from the Caliber score (0.593).</w:t>
+          <w:t xml:space="preserve">. Agreement with masked expert grading was modest to moderate, with an overall agreement of 57.4% and a quadratic weighted κ of 0.507. Inter-observer </w:t>
+        </w:r>
+        <w:proofErr w:type="gramStart"/>
+        <w:r>
+          <w:rPr>
+            <w:color w:val="000000" w:themeColor="text1"/>
+          </w:rPr>
+          <w:t>ICC(</w:t>
+        </w:r>
+        <w:proofErr w:type="gramEnd"/>
+        <w:r>
+          <w:rPr>
+            <w:color w:val="000000" w:themeColor="text1"/>
+          </w:rPr>
+          <w:t>2,1) was good for lesion area (0.859), Complexity Score (0.807), and Standardized Caliber Uniformity Score (0.770), and moderate for the Maturity Index derived from the Caliber score (0.593).</w:t>
         </w:r>
       </w:ins>
       <w:del w:id="110" w:author="rev1" w:date="2026-08-03T13:04:00Z" w16du:dateUtc="2026-08-03T04:04:00Z">
@@ -1358,7 +1537,21 @@
           <w:rPr>
             <w:color w:val="000000" w:themeColor="text1"/>
           </w:rPr>
-          <w:t>Optical Coherence Tomography Angiography (OCTA) has transformed visualization of macular neovascularization (MNV) [1]. Translating qualitative observations into objective quantitative metrics remains challenging. Although general-purpose tools such as AngioTool perform well with high-contrast immunofluorescence images [2], they often struggle when applied to OCTA data, which are typically low in contrast and prone to imaging artifacts [3–5]. Variations in image quality across acquisition protocols and devices hinder accurate delineation of fine capillaries within dense MNV networks and yield inconsistent quantitative parameters across machines [6].</w:t>
+          <w:t xml:space="preserve">Optical Coherence Tomography Angiography (OCTA) has transformed visualization of macular neovascularization (MNV) [1]. Translating qualitative observations into objective quantitative metrics remains challenging. Although general-purpose tools such as </w:t>
+        </w:r>
+        <w:proofErr w:type="spellStart"/>
+        <w:r>
+          <w:rPr>
+            <w:color w:val="000000" w:themeColor="text1"/>
+          </w:rPr>
+          <w:t>AngioTool</w:t>
+        </w:r>
+        <w:proofErr w:type="spellEnd"/>
+        <w:r>
+          <w:rPr>
+            <w:color w:val="000000" w:themeColor="text1"/>
+          </w:rPr>
+          <w:t xml:space="preserve"> perform well with high-contrast immunofluorescence images [2], they often struggle when applied to OCTA data, which are typically low in contrast and prone to imaging artifacts [3–5]. Variations in image quality across acquisition protocols and devices hinder accurate delineation of fine capillaries within dense MNV networks and yield inconsistent quantitative parameters across machines [6].</w:t>
         </w:r>
       </w:ins>
     </w:p>
@@ -1376,7 +1569,21 @@
           <w:rPr>
             <w:color w:val="000000" w:themeColor="text1"/>
           </w:rPr>
-          <w:t>Another hurdle is characterization of vascular remodeling and the distinction between patterns consistent with active neovascularization versus mature, quiescent-appearing networks. Patterns such as “Medusa” and “Seafan” are widely recognized, yet their quantitative definition and clinical interpretation often vary [7,8]. The term “mature” is used inconsistently: sometimes for a well-organized but still active lesion (morphological maturity), and other times for a pruned vascular tree (interpreted as pathophysiological maturity in the literature) [1,7,8]. This ambiguity impedes standardized assessment and cross-study comparison.</w:t>
+          <w:t>Another hurdle is characterization of vascular remodeling and the distinction between patterns consistent with active neovascularization versus mature, quiescent-appearing networks. Patterns such as “Medusa” and “</w:t>
+        </w:r>
+        <w:proofErr w:type="spellStart"/>
+        <w:r>
+          <w:rPr>
+            <w:color w:val="000000" w:themeColor="text1"/>
+          </w:rPr>
+          <w:t>Seafan</w:t>
+        </w:r>
+        <w:proofErr w:type="spellEnd"/>
+        <w:r>
+          <w:rPr>
+            <w:color w:val="000000" w:themeColor="text1"/>
+          </w:rPr>
+          <w:t>” are widely recognized, yet their quantitative definition and clinical interpretation often vary [7,8]. The term “mature” is used inconsistently: sometimes for a well-organized but still active lesion (morphological maturity), and other times for a pruned vascular tree (interpreted as pathophysiological maturity in the literature) [1,7,8]. This ambiguity impedes standardized assessment and cross-study comparison.</w:t>
         </w:r>
       </w:ins>
     </w:p>
@@ -1394,7 +1601,35 @@
           <w:rPr>
             <w:color w:val="000000" w:themeColor="text1"/>
           </w:rPr>
-          <w:t xml:space="preserve">This paper presents a novel semi-automated framework designed to enhance the transparency and reproducibility of MNV quantification. We detail a robust rule-based morphological categorization that maps Medusa, Seafan, Glomerular, Tree in bud, and Dead tree patterns using disclosed quantitative thresholds. Furthermore, we assign morphology-derived interpretive categories (Active-pattern, Mature-quiescent-pattern, Transitional-pattern, Arteriolarized-pattern). These interpretive labels serve as a structured, hypothesis-generating taxonomy grounded in quantitative </w:t>
+          <w:t xml:space="preserve">This paper presents a novel semi-automated framework designed to enhance the transparency and reproducibility of MNV quantification. We detail a robust rule-based morphological categorization that maps Medusa, </w:t>
+        </w:r>
+        <w:proofErr w:type="spellStart"/>
+        <w:r>
+          <w:rPr>
+            <w:color w:val="000000" w:themeColor="text1"/>
+          </w:rPr>
+          <w:t>Seafan</w:t>
+        </w:r>
+        <w:proofErr w:type="spellEnd"/>
+        <w:r>
+          <w:rPr>
+            <w:color w:val="000000" w:themeColor="text1"/>
+          </w:rPr>
+          <w:t xml:space="preserve">, Glomerular, Tree in bud, and Dead tree patterns using disclosed quantitative thresholds. Furthermore, we assign morphology-derived interpretive categories (Active-pattern, Mature-quiescent-pattern, Transitional-pattern, </w:t>
+        </w:r>
+        <w:proofErr w:type="spellStart"/>
+        <w:r>
+          <w:rPr>
+            <w:color w:val="000000" w:themeColor="text1"/>
+          </w:rPr>
+          <w:t>Arteriolarized</w:t>
+        </w:r>
+        <w:proofErr w:type="spellEnd"/>
+        <w:r>
+          <w:rPr>
+            <w:color w:val="000000" w:themeColor="text1"/>
+          </w:rPr>
+          <w:t xml:space="preserve">-pattern). These interpretive labels serve as a structured, hypothesis-generating taxonomy grounded in quantitative </w:t>
         </w:r>
         <w:r>
           <w:rPr>
@@ -1887,7 +2122,15 @@
         </w:r>
       </w:del>
       <w:r>
-        <w:t xml:space="preserve"> acquisitions on the Zeiss PlexElite 9000 (swept-source OCTA, </w:t>
+        <w:t xml:space="preserve"> acquisitions on the Zeiss </w:t>
+      </w:r>
+      <w:proofErr w:type="spellStart"/>
+      <w:r>
+        <w:t>PlexElite</w:t>
+      </w:r>
+      <w:proofErr w:type="spellEnd"/>
+      <w:r>
+        <w:t xml:space="preserve"> 9000 (swept-source OCTA, </w:t>
       </w:r>
       <w:ins w:id="157" w:author="rev1" w:date="2026-08-03T13:04:00Z" w16du:dateUtc="2026-08-03T04:04:00Z">
         <w:r>
@@ -1935,7 +2178,15 @@
         </w:r>
       </w:del>
       <w:r>
-        <w:t xml:space="preserve"> acquisitions on the Zeiss CIRRUS HD-OCT with AngioPlex (spectral-domain OCTA, </w:t>
+        <w:t xml:space="preserve"> acquisitions on the Zeiss CIRRUS HD-OCT with </w:t>
+      </w:r>
+      <w:proofErr w:type="spellStart"/>
+      <w:r>
+        <w:t>AngioPlex</w:t>
+      </w:r>
+      <w:proofErr w:type="spellEnd"/>
+      <w:r>
+        <w:t xml:space="preserve"> (spectral-domain OCTA, </w:t>
       </w:r>
       <w:ins w:id="163" w:author="rev1" w:date="2026-08-03T13:04:00Z" w16du:dateUtc="2026-08-03T04:04:00Z">
         <w:r>
@@ -1985,9 +2236,11 @@
       <w:r>
         <w:t xml:space="preserve"> acquisitions on the </w:t>
       </w:r>
+      <w:proofErr w:type="spellStart"/>
       <w:r>
         <w:t>Optovue</w:t>
       </w:r>
+      <w:proofErr w:type="spellEnd"/>
       <w:r>
         <w:t xml:space="preserve"> Solix </w:t>
       </w:r>
@@ -1996,7 +2249,35 @@
           <w:rPr>
             <w:color w:val="000000" w:themeColor="text1"/>
           </w:rPr>
-          <w:t xml:space="preserve">(Optovue/Visionix; </w:t>
+          <w:t>(</w:t>
+        </w:r>
+        <w:proofErr w:type="spellStart"/>
+        <w:r>
+          <w:rPr>
+            <w:color w:val="000000" w:themeColor="text1"/>
+          </w:rPr>
+          <w:t>Optovue</w:t>
+        </w:r>
+        <w:proofErr w:type="spellEnd"/>
+        <w:r>
+          <w:rPr>
+            <w:color w:val="000000" w:themeColor="text1"/>
+          </w:rPr>
+          <w:t>/</w:t>
+        </w:r>
+        <w:proofErr w:type="spellStart"/>
+        <w:r>
+          <w:rPr>
+            <w:color w:val="000000" w:themeColor="text1"/>
+          </w:rPr>
+          <w:t>Visionix</w:t>
+        </w:r>
+        <w:proofErr w:type="spellEnd"/>
+        <w:r>
+          <w:rPr>
+            <w:color w:val="000000" w:themeColor="text1"/>
+          </w:rPr>
+          <w:t xml:space="preserve">; </w:t>
         </w:r>
       </w:ins>
       <w:del w:id="170" w:author="rev1" w:date="2026-08-03T13:04:00Z" w16du:dateUtc="2026-08-03T04:04:00Z">
@@ -2753,7 +3034,77 @@
           <w:rPr>
             <w:color w:val="000000" w:themeColor="text1"/>
           </w:rPr>
-          <w:t xml:space="preserve">Hybrid multiscale vessel enhancement. A combination of Frangi (tubeness) and Laplacian of Gaussian (LoG) filters accentuates vessels of varying calibers. Fusion of complementary filters can improve vessel detection relative to single-filter methods [9–11]. Frangi (scales 0.8–4.0) identifies tubular structures; LoG detects </w:t>
+          <w:t xml:space="preserve">Hybrid multiscale vessel enhancement. A combination of </w:t>
+        </w:r>
+        <w:proofErr w:type="spellStart"/>
+        <w:r>
+          <w:rPr>
+            <w:color w:val="000000" w:themeColor="text1"/>
+          </w:rPr>
+          <w:t>Frangi</w:t>
+        </w:r>
+        <w:proofErr w:type="spellEnd"/>
+        <w:r>
+          <w:rPr>
+            <w:color w:val="000000" w:themeColor="text1"/>
+          </w:rPr>
+          <w:t xml:space="preserve"> (</w:t>
+        </w:r>
+        <w:proofErr w:type="spellStart"/>
+        <w:r>
+          <w:rPr>
+            <w:color w:val="000000" w:themeColor="text1"/>
+          </w:rPr>
+          <w:t>tubeness</w:t>
+        </w:r>
+        <w:proofErr w:type="spellEnd"/>
+        <w:r>
+          <w:rPr>
+            <w:color w:val="000000" w:themeColor="text1"/>
+          </w:rPr>
+          <w:t>) and Laplacian of Gaussian (</w:t>
+        </w:r>
+        <w:proofErr w:type="spellStart"/>
+        <w:r>
+          <w:rPr>
+            <w:color w:val="000000" w:themeColor="text1"/>
+          </w:rPr>
+          <w:t>LoG</w:t>
+        </w:r>
+        <w:proofErr w:type="spellEnd"/>
+        <w:r>
+          <w:rPr>
+            <w:color w:val="000000" w:themeColor="text1"/>
+          </w:rPr>
+          <w:t xml:space="preserve">) filters accentuates vessels of varying calibers. Fusion of complementary filters can improve vessel detection relative to single-filter methods [9–11]. </w:t>
+        </w:r>
+        <w:proofErr w:type="spellStart"/>
+        <w:r>
+          <w:rPr>
+            <w:color w:val="000000" w:themeColor="text1"/>
+          </w:rPr>
+          <w:t>Frangi</w:t>
+        </w:r>
+        <w:proofErr w:type="spellEnd"/>
+        <w:r>
+          <w:rPr>
+            <w:color w:val="000000" w:themeColor="text1"/>
+          </w:rPr>
+          <w:t xml:space="preserve"> (scales 0.8–4.0) identifies tubular structures; </w:t>
+        </w:r>
+        <w:proofErr w:type="spellStart"/>
+        <w:r>
+          <w:rPr>
+            <w:color w:val="000000" w:themeColor="text1"/>
+          </w:rPr>
+          <w:t>LoG</w:t>
+        </w:r>
+        <w:proofErr w:type="spellEnd"/>
+        <w:r>
+          <w:rPr>
+            <w:color w:val="000000" w:themeColor="text1"/>
+          </w:rPr>
+          <w:t xml:space="preserve"> detects </w:t>
         </w:r>
         <w:r>
           <w:rPr>
@@ -2783,7 +3134,105 @@
           <w:rPr>
             <w:color w:val="000000" w:themeColor="text1"/>
           </w:rPr>
-          <w:t>Binarization Following Frangi/LoG enhancement, MNV vessel maps exhibit spatially heterogeneous background intensity due to projection artifacts, signal attenuation, and intra-lesional contrast variation. To address this, we employed Phansalkar adaptive local thresholding rather than global Otsu thresholding. While global Otsu assumes a bimodal intensity histogram with a single cut-point - often leading to the erosion of fine peripheral capillaries or the inclusion of background speckles in overlapping distributions - Phansalkar’s local mean/SD-based approach estimates thresholds within a resolution-calibrated window (local radius corresponding to approximately 24 µm; k = 0.1, R = 0). This method preserves locally contrasted fine vessels while effectively suppressing regional background drift, leveraging its robustness to local intensity non-uniformity. Although Phansalkar is widely recognized in choriocapillaris flow-deficit analysis, this property makes it particularly advantageous for enhanced MNV vessel maps on the outer-retina/avascular-complex slab. Our implementation adheres to the ImageJ Auto Local Threshold (Phansalkar) convention used in the original macro to ensure reproducibility. We selected this local adaptive method over Otsu to optimize vessel preservation in the heterogeneous MNV environment, acknowledging Otsu’s utility primarily in relatively homogeneous SCP/DCP en-face slabs.</w:t>
+          <w:t xml:space="preserve">Binarization Following </w:t>
+        </w:r>
+        <w:proofErr w:type="spellStart"/>
+        <w:r>
+          <w:rPr>
+            <w:color w:val="000000" w:themeColor="text1"/>
+          </w:rPr>
+          <w:t>Frangi</w:t>
+        </w:r>
+        <w:proofErr w:type="spellEnd"/>
+        <w:r>
+          <w:rPr>
+            <w:color w:val="000000" w:themeColor="text1"/>
+          </w:rPr>
+          <w:t>/</w:t>
+        </w:r>
+        <w:proofErr w:type="spellStart"/>
+        <w:r>
+          <w:rPr>
+            <w:color w:val="000000" w:themeColor="text1"/>
+          </w:rPr>
+          <w:t>LoG</w:t>
+        </w:r>
+        <w:proofErr w:type="spellEnd"/>
+        <w:r>
+          <w:rPr>
+            <w:color w:val="000000" w:themeColor="text1"/>
+          </w:rPr>
+          <w:t xml:space="preserve"> enhancement, MNV vessel maps exhibit spatially heterogeneous background intensity due to projection artifacts, signal attenuation, and intra-lesional contrast variation. To address this, we employed </w:t>
+        </w:r>
+        <w:proofErr w:type="spellStart"/>
+        <w:r>
+          <w:rPr>
+            <w:color w:val="000000" w:themeColor="text1"/>
+          </w:rPr>
+          <w:t>Phansalkar</w:t>
+        </w:r>
+        <w:proofErr w:type="spellEnd"/>
+        <w:r>
+          <w:rPr>
+            <w:color w:val="000000" w:themeColor="text1"/>
+          </w:rPr>
+          <w:t xml:space="preserve"> adaptive local thresholding rather than global Otsu thresholding. While global Otsu assumes a bimodal intensity histogram with a single cut-point - often leading to the erosion of fine peripheral capillaries or the inclusion of background speckles in overlapping distributions - </w:t>
+        </w:r>
+        <w:proofErr w:type="spellStart"/>
+        <w:r>
+          <w:rPr>
+            <w:color w:val="000000" w:themeColor="text1"/>
+          </w:rPr>
+          <w:t>Phansalkar’s</w:t>
+        </w:r>
+        <w:proofErr w:type="spellEnd"/>
+        <w:r>
+          <w:rPr>
+            <w:color w:val="000000" w:themeColor="text1"/>
+          </w:rPr>
+          <w:t xml:space="preserve"> local mean/SD-based approach estimates thresholds within a resolution-calibrated window (local radius corresponding to approximately 24 µm; k = 0.1, R = 0). This method preserves locally contrasted fine vessels while effectively suppressing regional background drift, leveraging its robustness to local intensity non-uniformity. Although </w:t>
+        </w:r>
+        <w:proofErr w:type="spellStart"/>
+        <w:r>
+          <w:rPr>
+            <w:color w:val="000000" w:themeColor="text1"/>
+          </w:rPr>
+          <w:t>Phansalkar</w:t>
+        </w:r>
+        <w:proofErr w:type="spellEnd"/>
+        <w:r>
+          <w:rPr>
+            <w:color w:val="000000" w:themeColor="text1"/>
+          </w:rPr>
+          <w:t xml:space="preserve"> is widely recognized in choriocapillaris flow-deficit analysis, this property makes it particularly advantageous for enhanced MNV vessel maps on the outer-retina/avascular-complex slab. Our implementation adheres to the ImageJ Auto Local Threshold (</w:t>
+        </w:r>
+        <w:proofErr w:type="spellStart"/>
+        <w:r>
+          <w:rPr>
+            <w:color w:val="000000" w:themeColor="text1"/>
+          </w:rPr>
+          <w:t>Phansalkar</w:t>
+        </w:r>
+        <w:proofErr w:type="spellEnd"/>
+        <w:r>
+          <w:rPr>
+            <w:color w:val="000000" w:themeColor="text1"/>
+          </w:rPr>
+          <w:t xml:space="preserve">) convention used in the original macro to ensure reproducibility. We selected this local adaptive method over Otsu to optimize vessel preservation in the heterogeneous MNV environment, acknowledging Otsu’s utility primarily in relatively homogeneous SCP/DCP </w:t>
+        </w:r>
+        <w:proofErr w:type="spellStart"/>
+        <w:r>
+          <w:rPr>
+            <w:color w:val="000000" w:themeColor="text1"/>
+          </w:rPr>
+          <w:t>en</w:t>
+        </w:r>
+        <w:proofErr w:type="spellEnd"/>
+        <w:r>
+          <w:rPr>
+            <w:color w:val="000000" w:themeColor="text1"/>
+          </w:rPr>
+          <w:t>-face slabs.</w:t>
         </w:r>
       </w:ins>
     </w:p>
@@ -2872,7 +3321,15 @@
         </w:r>
       </w:del>
       <w:r>
-        <w:t xml:space="preserve"> The binary image is refined </w:t>
+        <w:t xml:space="preserve"> The binary image </w:t>
+      </w:r>
+      <w:proofErr w:type="gramStart"/>
+      <w:r>
+        <w:t>is</w:t>
+      </w:r>
+      <w:proofErr w:type="gramEnd"/>
+      <w:r>
+        <w:t xml:space="preserve"> refined </w:t>
       </w:r>
       <w:ins w:id="260" w:author="rev1" w:date="2026-08-03T13:04:00Z" w16du:dateUtc="2026-08-03T04:04:00Z">
         <w:r>
@@ -3129,7 +3586,21 @@
           <w:rPr>
             <w:color w:val="000000" w:themeColor="text1"/>
           </w:rPr>
-          <w:t>; separate columns list inter-rater and intra-rater ICC(2,1) (or κ for morphological subtypes) for available lesion metrics.</w:t>
+          <w:t xml:space="preserve">; separate columns list inter-rater and intra-rater </w:t>
+        </w:r>
+        <w:proofErr w:type="gramStart"/>
+        <w:r>
+          <w:rPr>
+            <w:color w:val="000000" w:themeColor="text1"/>
+          </w:rPr>
+          <w:t>ICC(</w:t>
+        </w:r>
+        <w:proofErr w:type="gramEnd"/>
+        <w:r>
+          <w:rPr>
+            <w:color w:val="000000" w:themeColor="text1"/>
+          </w:rPr>
+          <w:t>2,1) (or κ for morphological subtypes) for available lesion metrics.</w:t>
         </w:r>
       </w:ins>
       <w:del w:id="286" w:author="rev1" w:date="2026-08-03T13:04:00Z" w16du:dateUtc="2026-08-03T04:04:00Z">
@@ -3266,7 +3737,15 @@
         </w:r>
       </w:del>
       <w:r>
-        <w:t>from the skeletonized MNV network: inverse Euler number (−Euler_total), total loop count, junction density, and global fractal dimension. Reference distributions were constructed independently for each acquisition stratum (large, small_3mm, small</w:t>
+        <w:t>from the skeletonized MNV network: inverse Euler number (−</w:t>
+      </w:r>
+      <w:proofErr w:type="spellStart"/>
+      <w:r>
+        <w:t>Euler_total</w:t>
+      </w:r>
+      <w:proofErr w:type="spellEnd"/>
+      <w:r>
+        <w:t>), total loop count, junction density, and global fractal dimension. Reference distributions were constructed independently for each acquisition stratum (large, small_3mm, small</w:t>
       </w:r>
       <w:ins w:id="298" w:author="rev1" w:date="2026-08-03T13:04:00Z" w16du:dateUtc="2026-08-03T04:04:00Z">
         <w:r>
@@ -3361,8 +3840,13 @@
         </w:r>
       </w:del>
       <w:r>
-        <w:t xml:space="preserve"> (TrunkDist</w:t>
-      </w:r>
+        <w:t xml:space="preserve"> (</w:t>
+      </w:r>
+      <w:proofErr w:type="spellStart"/>
+      <w:r>
+        <w:t>TrunkDist</w:t>
+      </w:r>
+      <w:proofErr w:type="spellEnd"/>
       <w:ins w:id="309" w:author="rev1" w:date="2026-08-03T13:04:00Z" w16du:dateUtc="2026-08-03T04:04:00Z">
         <w:r>
           <w:rPr>
@@ -3745,9 +4229,17 @@
           <w:rPr>
             <w:color w:val="000000" w:themeColor="text1"/>
           </w:rPr>
-          <w:t>Score = clip(</w:t>
+          <w:t xml:space="preserve">Score = </w:t>
+        </w:r>
+        <w:proofErr w:type="gramStart"/>
+        <w:r>
+          <w:rPr>
+            <w:color w:val="000000" w:themeColor="text1"/>
+          </w:rPr>
+          <w:t>clip(</w:t>
         </w:r>
       </w:ins>
+      <w:proofErr w:type="gramEnd"/>
       <w:del w:id="353" w:author="rev1" w:date="2026-08-03T13:04:00Z" w16du:dateUtc="2026-08-03T04:04:00Z">
         <w:r>
           <w:delText xml:space="preserve">computed as 0.7 × (−PC1 score) + 0.2 × PC2 score + </w:delText>
@@ -3761,7 +4253,35 @@
           <w:rPr>
             <w:color w:val="000000" w:themeColor="text1"/>
           </w:rPr>
-          <w:t>75 × U(−NV Diameter CV) + 0.25 × U(−Dilated vessel %), 0, 100),</w:t>
+          <w:t xml:space="preserve">75 × </w:t>
+        </w:r>
+        <w:proofErr w:type="gramStart"/>
+        <w:r>
+          <w:rPr>
+            <w:color w:val="000000" w:themeColor="text1"/>
+          </w:rPr>
+          <w:t>U(</w:t>
+        </w:r>
+        <w:proofErr w:type="gramEnd"/>
+        <w:r>
+          <w:rPr>
+            <w:color w:val="000000" w:themeColor="text1"/>
+          </w:rPr>
+          <w:t xml:space="preserve">−NV Diameter CV) + 0.25 × </w:t>
+        </w:r>
+        <w:proofErr w:type="gramStart"/>
+        <w:r>
+          <w:rPr>
+            <w:color w:val="000000" w:themeColor="text1"/>
+          </w:rPr>
+          <w:t>U(</w:t>
+        </w:r>
+        <w:proofErr w:type="gramEnd"/>
+        <w:r>
+          <w:rPr>
+            <w:color w:val="000000" w:themeColor="text1"/>
+          </w:rPr>
+          <w:t>−Dilated vessel %), 0, 100),</w:t>
         </w:r>
       </w:ins>
       <w:del w:id="355" w:author="rev1" w:date="2026-08-03T13:04:00Z" w16du:dateUtc="2026-08-03T04:04:00Z">
@@ -3780,7 +4300,21 @@
             <w:color w:val="000000" w:themeColor="text1"/>
           </w:rPr>
           <w:lastRenderedPageBreak/>
-          <w:t>where U(·) denotes the stratum-specific piecewise map.</w:t>
+          <w:t xml:space="preserve">where </w:t>
+        </w:r>
+        <w:proofErr w:type="gramStart"/>
+        <w:r>
+          <w:rPr>
+            <w:color w:val="000000" w:themeColor="text1"/>
+          </w:rPr>
+          <w:t>U(</w:t>
+        </w:r>
+        <w:proofErr w:type="gramEnd"/>
+        <w:r>
+          <w:rPr>
+            <w:color w:val="000000" w:themeColor="text1"/>
+          </w:rPr>
+          <w:t>·) denotes the stratum-specific piecewise map.</w:t>
         </w:r>
       </w:ins>
     </w:p>
@@ -3827,12 +4361,20 @@
       <w:r>
         <w:t xml:space="preserve">Maturity Index = </w:t>
       </w:r>
+      <w:proofErr w:type="gramStart"/>
       <w:ins w:id="360" w:author="rev1" w:date="2026-08-03T13:04:00Z" w16du:dateUtc="2026-08-03T04:04:00Z">
         <w:r>
           <w:rPr>
             <w:color w:val="000000" w:themeColor="text1"/>
           </w:rPr>
-          <w:t>clip(50</w:t>
+          <w:t>clip(</w:t>
+        </w:r>
+        <w:proofErr w:type="gramEnd"/>
+        <w:r>
+          <w:rPr>
+            <w:color w:val="000000" w:themeColor="text1"/>
+          </w:rPr>
+          <w:t>50</w:t>
         </w:r>
       </w:ins>
       <w:del w:id="361" w:author="rev1" w:date="2026-08-03T13:04:00Z" w16du:dateUtc="2026-08-03T04:04:00Z">
@@ -3857,116 +4399,127 @@
         <w:pStyle w:val="af5"/>
         <w:spacing w:line="480" w:lineRule="auto"/>
         <w:rPr>
-          <w:ins w:id="363" w:author="rev1" w:date="2026-08-03T13:04:00Z" w16du:dateUtc="2026-08-03T04:04:00Z"/>
           <w:color w:val="000000" w:themeColor="text1"/>
         </w:rPr>
       </w:pPr>
+      <w:del w:id="363" w:author="rev1" w:date="2026-08-03T13:04:00Z" w16du:dateUtc="2026-08-03T04:04:00Z">
+        <w:r>
+          <w:delText xml:space="preserve">. </w:delText>
+        </w:r>
+      </w:del>
+      <w:r>
+        <w:t xml:space="preserve">This formulation reflects the </w:t>
+      </w:r>
       <w:del w:id="364" w:author="rev1" w:date="2026-08-03T13:04:00Z" w16du:dateUtc="2026-08-03T04:04:00Z">
         <w:r>
-          <w:delText xml:space="preserve">. </w:delText>
+          <w:delText xml:space="preserve">pathophysiological </w:delText>
         </w:r>
       </w:del>
       <w:r>
-        <w:t xml:space="preserve">This formulation reflects the </w:t>
-      </w:r>
-      <w:del w:id="365" w:author="rev1" w:date="2026-08-03T13:04:00Z" w16du:dateUtc="2026-08-03T04:04:00Z">
-        <w:r>
-          <w:delText xml:space="preserve">pathophysiological </w:delText>
+        <w:t xml:space="preserve">concept that </w:t>
+      </w:r>
+      <w:ins w:id="365" w:author="rev1" w:date="2026-08-03T13:04:00Z" w16du:dateUtc="2026-08-03T04:04:00Z">
+        <w:r>
+          <w:rPr>
+            <w:color w:val="000000" w:themeColor="text1"/>
+          </w:rPr>
+          <w:t xml:space="preserve">greater </w:t>
+        </w:r>
+      </w:ins>
+      <w:r>
+        <w:t xml:space="preserve">vascular maturity is characterized by increasing caliber uniformity </w:t>
+      </w:r>
+      <w:del w:id="366" w:author="rev1" w:date="2026-08-03T13:04:00Z" w16du:dateUtc="2026-08-03T04:04:00Z">
+        <w:r>
+          <w:delText xml:space="preserve">(stability) </w:delText>
         </w:r>
       </w:del>
       <w:r>
-        <w:t xml:space="preserve">concept that </w:t>
-      </w:r>
-      <w:ins w:id="366" w:author="rev1" w:date="2026-08-03T13:04:00Z" w16du:dateUtc="2026-08-03T04:04:00Z">
-        <w:r>
-          <w:rPr>
-            <w:color w:val="000000" w:themeColor="text1"/>
-          </w:rPr>
-          <w:t xml:space="preserve">greater </w:t>
+        <w:t>relative to network architectural complexity</w:t>
+      </w:r>
+      <w:ins w:id="367" w:author="rev1" w:date="2026-08-03T13:04:00Z" w16du:dateUtc="2026-08-03T04:04:00Z">
+        <w:r>
+          <w:rPr>
+            <w:color w:val="000000" w:themeColor="text1"/>
+          </w:rPr>
+          <w:t>. Values</w:t>
         </w:r>
       </w:ins>
-      <w:r>
-        <w:t xml:space="preserve">vascular maturity is characterized by increasing caliber uniformity </w:t>
-      </w:r>
-      <w:del w:id="367" w:author="rev1" w:date="2026-08-03T13:04:00Z" w16du:dateUtc="2026-08-03T04:04:00Z">
-        <w:r>
-          <w:delText xml:space="preserve">(stability) </w:delText>
+      <w:del w:id="368" w:author="rev1" w:date="2026-08-03T13:04:00Z" w16du:dateUtc="2026-08-03T04:04:00Z">
+        <w:r>
+          <w:delText>: values</w:delText>
         </w:r>
       </w:del>
       <w:r>
-        <w:t>relative to network architectural complexity</w:t>
-      </w:r>
-      <w:ins w:id="368" w:author="rev1" w:date="2026-08-03T13:04:00Z" w16du:dateUtc="2026-08-03T04:04:00Z">
-        <w:r>
-          <w:rPr>
-            <w:color w:val="000000" w:themeColor="text1"/>
-          </w:rPr>
-          <w:t>. Values</w:t>
+        <w:t xml:space="preserve"> above 50 indicate a </w:t>
+      </w:r>
+      <w:ins w:id="369" w:author="rev1" w:date="2026-08-03T13:04:00Z" w16du:dateUtc="2026-08-03T04:04:00Z">
+        <w:r>
+          <w:rPr>
+            <w:color w:val="000000" w:themeColor="text1"/>
+          </w:rPr>
+          <w:t xml:space="preserve">uniformity-dominant, </w:t>
         </w:r>
       </w:ins>
-      <w:del w:id="369" w:author="rev1" w:date="2026-08-03T13:04:00Z" w16du:dateUtc="2026-08-03T04:04:00Z">
-        <w:r>
-          <w:delText>: values</w:delText>
+      <w:r>
+        <w:t xml:space="preserve">maturity-dominant </w:t>
+      </w:r>
+      <w:ins w:id="370" w:author="rev1" w:date="2026-08-03T13:04:00Z" w16du:dateUtc="2026-08-03T04:04:00Z">
+        <w:r>
+          <w:rPr>
+            <w:color w:val="000000" w:themeColor="text1"/>
+          </w:rPr>
+          <w:t>pattern</w:t>
+        </w:r>
+      </w:ins>
+      <w:del w:id="371" w:author="rev1" w:date="2026-08-03T13:04:00Z" w16du:dateUtc="2026-08-03T04:04:00Z">
+        <w:r>
+          <w:delText>state</w:delText>
         </w:r>
       </w:del>
       <w:r>
-        <w:t xml:space="preserve"> above 50 indicate a </w:t>
-      </w:r>
-      <w:ins w:id="370" w:author="rev1" w:date="2026-08-03T13:04:00Z" w16du:dateUtc="2026-08-03T04:04:00Z">
-        <w:r>
-          <w:rPr>
-            <w:color w:val="000000" w:themeColor="text1"/>
-          </w:rPr>
-          <w:t xml:space="preserve">uniformity-dominant, </w:t>
+        <w:t xml:space="preserve"> consistent with vascular remodeling or quiescence, </w:t>
+      </w:r>
+      <w:ins w:id="372" w:author="rev1" w:date="2026-08-03T13:04:00Z" w16du:dateUtc="2026-08-03T04:04:00Z">
+        <w:r>
+          <w:rPr>
+            <w:color w:val="000000" w:themeColor="text1"/>
+          </w:rPr>
+          <w:t>whereas</w:t>
         </w:r>
       </w:ins>
-      <w:r>
-        <w:t xml:space="preserve">maturity-dominant </w:t>
-      </w:r>
-      <w:ins w:id="371" w:author="rev1" w:date="2026-08-03T13:04:00Z" w16du:dateUtc="2026-08-03T04:04:00Z">
-        <w:r>
-          <w:rPr>
-            <w:color w:val="000000" w:themeColor="text1"/>
-          </w:rPr>
-          <w:t>pattern</w:t>
+      <w:del w:id="373" w:author="rev1" w:date="2026-08-03T13:04:00Z" w16du:dateUtc="2026-08-03T04:04:00Z">
+        <w:r>
+          <w:delText>while</w:delText>
+        </w:r>
+      </w:del>
+      <w:r>
+        <w:t xml:space="preserve"> values below 50 indicate a complexity-dominant </w:t>
+      </w:r>
+      <w:ins w:id="374" w:author="rev1" w:date="2026-08-03T13:04:00Z" w16du:dateUtc="2026-08-03T04:04:00Z">
+        <w:r>
+          <w:rPr>
+            <w:color w:val="000000" w:themeColor="text1"/>
+          </w:rPr>
+          <w:t>pattern. Taken together, these normalizations ensured consistent within-stratum scaling for rule-based thresholds across acquisition settings.</w:t>
         </w:r>
       </w:ins>
-      <w:del w:id="372" w:author="rev1" w:date="2026-08-03T13:04:00Z" w16du:dateUtc="2026-08-03T04:04:00Z">
-        <w:r>
-          <w:delText>state</w:delText>
-        </w:r>
-      </w:del>
-      <w:r>
-        <w:t xml:space="preserve"> consistent with vascular remodeling or quiescence, </w:t>
-      </w:r>
-      <w:ins w:id="373" w:author="rev1" w:date="2026-08-03T13:04:00Z" w16du:dateUtc="2026-08-03T04:04:00Z">
-        <w:r>
-          <w:rPr>
-            <w:color w:val="000000" w:themeColor="text1"/>
-          </w:rPr>
-          <w:t>whereas</w:t>
-        </w:r>
-      </w:ins>
-      <w:del w:id="374" w:author="rev1" w:date="2026-08-03T13:04:00Z" w16du:dateUtc="2026-08-03T04:04:00Z">
-        <w:r>
-          <w:delText>while</w:delText>
-        </w:r>
-      </w:del>
-      <w:r>
-        <w:t xml:space="preserve"> values below 50 indicate a complexity-dominant </w:t>
-      </w:r>
-      <w:ins w:id="375" w:author="rev1" w:date="2026-08-03T13:04:00Z" w16du:dateUtc="2026-08-03T04:04:00Z">
-        <w:r>
-          <w:rPr>
-            <w:color w:val="000000" w:themeColor="text1"/>
-          </w:rPr>
-          <w:t>pattern. Taken together, these normalizations ensured consistent within-stratum scaling for rule-based thresholds across acquisition settings.</w:t>
-        </w:r>
-      </w:ins>
+      <w:bookmarkStart w:id="375" w:name="X689f10bb5cb75aca66f2cea65f56da6e72ac435"/>
     </w:p>
     <w:p>
       <w:pPr>
-        <w:pStyle w:val="31"/>
+        <w:pStyle w:val="af5"/>
+        <w:spacing w:line="480" w:lineRule="auto"/>
+        <w:rPr>
+          <w:b/>
+          <w:bCs/>
+          <w:color w:val="000000" w:themeColor="text1"/>
+        </w:rPr>
+      </w:pPr>
+    </w:p>
+    <w:p>
+      <w:pPr>
+        <w:pStyle w:val="af5"/>
         <w:spacing w:line="480" w:lineRule="auto"/>
         <w:rPr>
           <w:ins w:id="376" w:author="rev1" w:date="2026-08-03T13:04:00Z" w16du:dateUtc="2026-08-03T04:04:00Z"/>
@@ -3975,33 +4528,101 @@
           <w:color w:val="000000" w:themeColor="text1"/>
         </w:rPr>
       </w:pPr>
-      <w:bookmarkStart w:id="377" w:name="X689f10bb5cb75aca66f2cea65f56da6e72ac435"/>
+      <w:ins w:id="377" w:author="rev1" w:date="2026-08-03T13:04:00Z" w16du:dateUtc="2026-08-03T04:04:00Z">
+        <w:r>
+          <w:rPr>
+            <w:b/>
+            <w:bCs/>
+            <w:color w:val="000000" w:themeColor="text1"/>
+          </w:rPr>
+          <w:t>Rule-Based Morphological Categorization and Morphology-Derived Interpretive Categories</w:t>
+        </w:r>
+      </w:ins>
     </w:p>
     <w:p>
       <w:pPr>
-        <w:pStyle w:val="31"/>
+        <w:pStyle w:val="FirstParagraph"/>
         <w:spacing w:line="480" w:lineRule="auto"/>
         <w:rPr>
           <w:ins w:id="378" w:author="rev1" w:date="2026-08-03T13:04:00Z" w16du:dateUtc="2026-08-03T04:04:00Z"/>
-          <w:b/>
-          <w:bCs/>
           <w:color w:val="000000" w:themeColor="text1"/>
         </w:rPr>
       </w:pPr>
       <w:ins w:id="379" w:author="rev1" w:date="2026-08-03T13:04:00Z" w16du:dateUtc="2026-08-03T04:04:00Z">
         <w:r>
           <w:rPr>
-            <w:b/>
-            <w:bCs/>
-            <w:color w:val="000000" w:themeColor="text1"/>
-          </w:rPr>
-          <w:t>Rule-Based Morphological Categorization and Morphology-Derived Interpretive Categories</w:t>
+            <w:color w:val="000000" w:themeColor="text1"/>
+          </w:rPr>
+          <w:t xml:space="preserve">Using stratum-specific reference percentiles of the Standardized Vascular Complexity Score and trunk pattern assignments (Medusa, </w:t>
+        </w:r>
+        <w:proofErr w:type="spellStart"/>
+        <w:r>
+          <w:rPr>
+            <w:color w:val="000000" w:themeColor="text1"/>
+          </w:rPr>
+          <w:t>Seafan</w:t>
+        </w:r>
+        <w:proofErr w:type="spellEnd"/>
+        <w:r>
+          <w:rPr>
+            <w:color w:val="000000" w:themeColor="text1"/>
+          </w:rPr>
+          <w:t xml:space="preserve">, or Intermediate) derived from the spatial organization of large-caliber segments, lesions were classified in priority order as follows. Lesions with a Complexity Score below the stratum-specific 10th percentile were labeled Dead tree. Among the remaining lesions, those with a Medusa trunk pattern and a Complexity Score at or above the 65th percentile </w:t>
+        </w:r>
+        <w:proofErr w:type="gramStart"/>
+        <w:r>
+          <w:rPr>
+            <w:color w:val="000000" w:themeColor="text1"/>
+          </w:rPr>
+          <w:t>were</w:t>
+        </w:r>
+        <w:proofErr w:type="gramEnd"/>
+        <w:r>
+          <w:rPr>
+            <w:color w:val="000000" w:themeColor="text1"/>
+          </w:rPr>
+          <w:t xml:space="preserve"> labeled Medusa. Those with a SEAFAN trunk pattern and a Complexity Score at or above the 40th percentile </w:t>
+        </w:r>
+        <w:proofErr w:type="gramStart"/>
+        <w:r>
+          <w:rPr>
+            <w:color w:val="000000" w:themeColor="text1"/>
+          </w:rPr>
+          <w:t>were</w:t>
+        </w:r>
+        <w:proofErr w:type="gramEnd"/>
+        <w:r>
+          <w:rPr>
+            <w:color w:val="000000" w:themeColor="text1"/>
+          </w:rPr>
+          <w:t xml:space="preserve"> labeled </w:t>
+        </w:r>
+        <w:proofErr w:type="spellStart"/>
+        <w:r>
+          <w:rPr>
+            <w:color w:val="000000" w:themeColor="text1"/>
+          </w:rPr>
+          <w:t>Seafan</w:t>
+        </w:r>
+        <w:proofErr w:type="spellEnd"/>
+        <w:r>
+          <w:rPr>
+            <w:color w:val="000000" w:themeColor="text1"/>
+          </w:rPr>
+          <w:t xml:space="preserve">. Lesions with a Complexity Score at or above the 30th percentile were labeled Glomerular </w:t>
+        </w:r>
+        <w:r>
+          <w:rPr>
+            <w:color w:val="000000" w:themeColor="text1"/>
+          </w:rPr>
+          <w:lastRenderedPageBreak/>
+          <w:t>irrespective of trunk pattern. The remaining lesions were labeled Tree in bud, typically corresponding to an intermediate trunk pattern and mid-to-low complexity.</w:t>
         </w:r>
       </w:ins>
     </w:p>
     <w:p>
       <w:pPr>
-        <w:pStyle w:val="FirstParagraph"/>
+        <w:pStyle w:val="af5"/>
         <w:spacing w:line="480" w:lineRule="auto"/>
         <w:rPr>
           <w:ins w:id="380" w:author="rev1" w:date="2026-08-03T13:04:00Z" w16du:dateUtc="2026-08-03T04:04:00Z"/>
@@ -4013,7 +4634,49 @@
           <w:rPr>
             <w:color w:val="000000" w:themeColor="text1"/>
           </w:rPr>
-          <w:t>Using stratum-specific reference percentiles of the Standardized Vascular Complexity Score and trunk pattern assignments (Medusa, Seafan, or Intermediate) derived from the spatial organization of large-caliber segments, lesions were classified in priority order as follows. Lesions with a Complexity Score below the stratum-specific 10th percentile were labeled Dead tree. Among the remaining lesions, those with a Medusa trunk pattern and a Complexity Score at or above the 65th percentile were labeled Medusa. Those with a SEAFAN trunk pattern and a Complexity Score at or above the 40th percentile were labeled Seafan. Lesions with a Complexity Score at or above the 30th percentile were labeled Glomerular irrespective of trunk pattern. The remaining lesions were labeled Tree in bud, typically corresponding to an intermediate trunk pattern and mid-to-low complexity.</w:t>
+          <w:t xml:space="preserve">The percentile </w:t>
+        </w:r>
+        <w:proofErr w:type="gramStart"/>
+        <w:r>
+          <w:rPr>
+            <w:color w:val="000000" w:themeColor="text1"/>
+          </w:rPr>
+          <w:t>cut-points</w:t>
+        </w:r>
+        <w:proofErr w:type="gramEnd"/>
+        <w:r>
+          <w:rPr>
+            <w:color w:val="000000" w:themeColor="text1"/>
+          </w:rPr>
+          <w:t xml:space="preserve"> for each stratum were taken from the reference files used by the classifier and are summarized in Supplementary Table S1. For the small (</w:t>
+        </w:r>
+        <w:proofErr w:type="spellStart"/>
+        <w:r>
+          <w:rPr>
+            <w:color w:val="000000" w:themeColor="text1"/>
+          </w:rPr>
+          <w:t>Optovue</w:t>
+        </w:r>
+        <w:proofErr w:type="spellEnd"/>
+        <w:r>
+          <w:rPr>
+            <w:color w:val="000000" w:themeColor="text1"/>
+          </w:rPr>
+          <w:t xml:space="preserve"> Solix) stratum, the reference cohort used to define the Complexity percentile </w:t>
+        </w:r>
+        <w:proofErr w:type="gramStart"/>
+        <w:r>
+          <w:rPr>
+            <w:color w:val="000000" w:themeColor="text1"/>
+          </w:rPr>
+          <w:t>cut-points</w:t>
+        </w:r>
+        <w:proofErr w:type="gramEnd"/>
+        <w:r>
+          <w:rPr>
+            <w:color w:val="000000" w:themeColor="text1"/>
+          </w:rPr>
+          <w:t xml:space="preserve"> included 34 lesions, whereas the primary analysis batch reported in Table 3 included 33 lesions.</w:t>
         </w:r>
       </w:ins>
     </w:p>
@@ -4022,19 +4685,58 @@
         <w:pStyle w:val="af5"/>
         <w:spacing w:line="480" w:lineRule="auto"/>
         <w:rPr>
-          <w:ins w:id="382" w:author="rev1" w:date="2026-08-03T13:04:00Z" w16du:dateUtc="2026-08-03T04:04:00Z"/>
           <w:color w:val="000000" w:themeColor="text1"/>
         </w:rPr>
       </w:pPr>
-      <w:ins w:id="383" w:author="rev1" w:date="2026-08-03T13:04:00Z" w16du:dateUtc="2026-08-03T04:04:00Z">
-        <w:r>
-          <w:rPr>
-            <w:color w:val="000000" w:themeColor="text1"/>
-          </w:rPr>
-          <w:lastRenderedPageBreak/>
-          <w:t>The percentile cut-points for each stratum were taken from the reference files used by the classifier and are summarized in Supplementary Table S1. For the small (Optovue Solix) stratum, the reference cohort used to define the Complexity percentile cut-points included 34 lesions, whereas the primary analysis batch reported in Table 3 included 33 lesions.</w:t>
+      <w:ins w:id="382" w:author="rev1" w:date="2026-08-03T13:04:00Z" w16du:dateUtc="2026-08-03T04:04:00Z">
+        <w:r>
+          <w:rPr>
+            <w:color w:val="000000" w:themeColor="text1"/>
+          </w:rPr>
+          <w:t xml:space="preserve">Level 2 - morphology-derived interpretive categories. Separately, rule-based labels Active-pattern, Mature-quiescent-pattern, Transitional-pattern, and </w:t>
+        </w:r>
+        <w:proofErr w:type="spellStart"/>
+        <w:r>
+          <w:rPr>
+            <w:color w:val="000000" w:themeColor="text1"/>
+          </w:rPr>
+          <w:t>Arteriolarized</w:t>
+        </w:r>
+        <w:proofErr w:type="spellEnd"/>
+        <w:r>
+          <w:rPr>
+            <w:color w:val="000000" w:themeColor="text1"/>
+          </w:rPr>
+          <w:t xml:space="preserve">-pattern are assigned from Maturity Index, Caliber Uniformity Score, and </w:t>
+        </w:r>
+        <w:proofErr w:type="spellStart"/>
+        <w:r>
+          <w:rPr>
+            <w:color w:val="000000" w:themeColor="text1"/>
+          </w:rPr>
+          <w:t>arteriolarization</w:t>
+        </w:r>
+        <w:proofErr w:type="spellEnd"/>
+        <w:r>
+          <w:rPr>
+            <w:color w:val="000000" w:themeColor="text1"/>
+          </w:rPr>
+          <w:t xml:space="preserve"> indicators (segment count, junction density, loop count, mean diameter relative to stratum percentiles), informed by published morphological criteria [12]. These labels were defined as morphology-derived interpretive categories based on quantitative morphological features.</w:t>
         </w:r>
       </w:ins>
+      <w:bookmarkStart w:id="383" w:name="expertautomated-agreement-assessment"/>
+      <w:bookmarkEnd w:id="375"/>
+    </w:p>
+    <w:p>
+      <w:pPr>
+        <w:pStyle w:val="af5"/>
+        <w:spacing w:line="480" w:lineRule="auto"/>
+        <w:rPr>
+          <w:b/>
+          <w:bCs/>
+          <w:color w:val="000000" w:themeColor="text1"/>
+        </w:rPr>
+      </w:pPr>
     </w:p>
     <w:p>
       <w:pPr>
@@ -4048,29 +4750,66 @@
       <w:ins w:id="385" w:author="rev1" w:date="2026-08-03T13:04:00Z" w16du:dateUtc="2026-08-03T04:04:00Z">
         <w:r>
           <w:rPr>
-            <w:color w:val="000000" w:themeColor="text1"/>
-          </w:rPr>
-          <w:t>Level 2 - morphology-derived interpretive categories. Separately, rule-based labels Active-pattern, Mature-quiescent-pattern, Transitional-pattern, and Arteriolarized-pattern are assigned from Maturity Index, Caliber Uniformity Score, and arteriolarization indicators (segment count, junction density, loop count, mean diameter relative to stratum percentiles), informed by published morphological criteria [12]. These labels were defined as morphology-derived interpretive categories based on quantitative morphological features.</w:t>
+            <w:b/>
+            <w:bCs/>
+            <w:color w:val="000000" w:themeColor="text1"/>
+          </w:rPr>
+          <w:t>Expert–Automated Agreement Assessment</w:t>
         </w:r>
       </w:ins>
     </w:p>
     <w:p>
       <w:pPr>
-        <w:pStyle w:val="31"/>
+        <w:pStyle w:val="FirstParagraph"/>
         <w:spacing w:line="480" w:lineRule="auto"/>
         <w:rPr>
-          <w:ins w:id="386" w:author="rev1" w:date="2026-08-03T13:04:00Z" w16du:dateUtc="2026-08-03T04:04:00Z"/>
-          <w:b/>
-          <w:bCs/>
           <w:color w:val="000000" w:themeColor="text1"/>
         </w:rPr>
       </w:pPr>
-      <w:bookmarkStart w:id="387" w:name="expertautomated-agreement-assessment"/>
-      <w:bookmarkEnd w:id="377"/>
+      <w:ins w:id="386" w:author="rev1" w:date="2026-08-03T13:04:00Z" w16du:dateUtc="2026-08-03T04:04:00Z">
+        <w:r>
+          <w:rPr>
+            <w:color w:val="000000" w:themeColor="text1"/>
+          </w:rPr>
+          <w:t xml:space="preserve">A retinal specialist (Y.Y.) performed masked morphological grading on a stratified subset of study OCTA images (n = 54; stratum allocation 24 / 16 / 14 for large / small / small_3mm) without access to automated subtype labels at the time of grading. Expert grades were compared with rule-based automated labels. Overall percent agreement and quadratic weighted Cohen’s κ were computed using the ordinal ordering Dead tree, Tree in bud, Glomerular, </w:t>
+        </w:r>
+        <w:proofErr w:type="spellStart"/>
+        <w:r>
+          <w:rPr>
+            <w:color w:val="000000" w:themeColor="text1"/>
+          </w:rPr>
+          <w:t>Seafan</w:t>
+        </w:r>
+        <w:proofErr w:type="spellEnd"/>
+        <w:r>
+          <w:rPr>
+            <w:color w:val="000000" w:themeColor="text1"/>
+          </w:rPr>
+          <w:t xml:space="preserve">, and Medusa; bootstrap 95% CIs were obtained from 10,000 resamples. The confusion matrix is provided in the Supplementary Material. This analysis was presented as an expert–algorithm </w:t>
+        </w:r>
+        <w:r>
+          <w:rPr>
+            <w:color w:val="000000" w:themeColor="text1"/>
+          </w:rPr>
+          <w:lastRenderedPageBreak/>
+          <w:t>agreement assessment and was intended to describe concordance between masked expert grading and the automated labeling scheme.</w:t>
+        </w:r>
+      </w:ins>
+      <w:bookmarkStart w:id="387" w:name="Xb1139b25dc3be5d9a5fd683633b814aac0b1229"/>
+      <w:bookmarkEnd w:id="383"/>
     </w:p>
     <w:p>
       <w:pPr>
-        <w:pStyle w:val="31"/>
+        <w:pStyle w:val="FirstParagraph"/>
+        <w:spacing w:line="480" w:lineRule="auto"/>
+        <w:rPr>
+          <w:color w:val="000000" w:themeColor="text1"/>
+        </w:rPr>
+      </w:pPr>
+    </w:p>
+    <w:p>
+      <w:pPr>
+        <w:pStyle w:val="FirstParagraph"/>
         <w:spacing w:line="480" w:lineRule="auto"/>
         <w:rPr>
           <w:ins w:id="388" w:author="rev1" w:date="2026-08-03T13:04:00Z" w16du:dateUtc="2026-08-03T04:04:00Z"/>
@@ -4086,7 +4825,7 @@
             <w:bCs/>
             <w:color w:val="000000" w:themeColor="text1"/>
           </w:rPr>
-          <w:t>Expert–Automated Agreement Assessment</w:t>
+          <w:t>Reproducibility: Inter- and Intra-Observer ICC</w:t>
         </w:r>
       </w:ins>
     </w:p>
@@ -4104,45 +4843,143 @@
           <w:rPr>
             <w:color w:val="000000" w:themeColor="text1"/>
           </w:rPr>
-          <w:t>A retinal specialist (Y.Y.) performed masked morphological grading on a stratified subset of study OCTA images (n = 54; stratum allocation 24 / 16 / 14 for large / small / small_3mm) without access to automated subtype labels at the time of grading. Expert grades were compared with rule-based automated labels. Overall percent agreement and quadratic weighted Cohen’s κ were computed using the ordinal ordering Dead tree, Tree in bud, Glomerular, Seafan, and Medusa; bootstrap 95% CIs were obtained from 10,000 resamples. The confusion matrix is provided in the Supplementary Material. This analysis was presented as an expert–algorithm agreement assessment and was intended to describe concordance between masked expert grading and the automated labeling scheme.</w:t>
+          <w:t xml:space="preserve">Inter-observer (primary multi-rater analysis). Three independent operators performed freehand ROI delineation. Complete three-observer data were available for n = 46 cases. Automated processing after ROI delineation was identical across observers. All images were Angiography 3×3 mm acquisitions on Zeiss CIRRUS </w:t>
+        </w:r>
+        <w:proofErr w:type="spellStart"/>
+        <w:r>
+          <w:rPr>
+            <w:color w:val="000000" w:themeColor="text1"/>
+          </w:rPr>
+          <w:t>AngioPlex</w:t>
+        </w:r>
+        <w:proofErr w:type="spellEnd"/>
+        <w:r>
+          <w:rPr>
+            <w:color w:val="000000" w:themeColor="text1"/>
+          </w:rPr>
+          <w:t xml:space="preserve"> (small_3mm stratum).</w:t>
         </w:r>
       </w:ins>
     </w:p>
     <w:p>
       <w:pPr>
-        <w:pStyle w:val="31"/>
+        <w:pStyle w:val="af5"/>
         <w:spacing w:line="480" w:lineRule="auto"/>
         <w:rPr>
           <w:ins w:id="392" w:author="rev1" w:date="2026-08-03T13:04:00Z" w16du:dateUtc="2026-08-03T04:04:00Z"/>
+          <w:color w:val="000000" w:themeColor="text1"/>
+        </w:rPr>
+      </w:pPr>
+      <w:ins w:id="393" w:author="rev1" w:date="2026-08-03T13:04:00Z" w16du:dateUtc="2026-08-03T04:04:00Z">
+        <w:r>
+          <w:rPr>
+            <w:color w:val="000000" w:themeColor="text1"/>
+          </w:rPr>
+          <w:t xml:space="preserve">Intra-rater and inter-rater reliabilities were assessed using intraclass correlation coefficients (ICCs) [13,14]. For both designs, we report </w:t>
+        </w:r>
+        <w:proofErr w:type="gramStart"/>
+        <w:r>
+          <w:rPr>
+            <w:color w:val="000000" w:themeColor="text1"/>
+          </w:rPr>
+          <w:t>ICC(</w:t>
+        </w:r>
+        <w:proofErr w:type="gramEnd"/>
+        <w:r>
+          <w:rPr>
+            <w:color w:val="000000" w:themeColor="text1"/>
+          </w:rPr>
+          <w:t xml:space="preserve">2,1) (two-way random-effects, absolute agreement, single measures). Inter-observer analyses treated three operators as random raters, while intra-observer test–retest treated the two YY sessions as random raters under the same absolute-agreement model (selecting </w:t>
+        </w:r>
+        <w:proofErr w:type="gramStart"/>
+        <w:r>
+          <w:rPr>
+            <w:color w:val="000000" w:themeColor="text1"/>
+          </w:rPr>
+          <w:t>ICC(</w:t>
+        </w:r>
+        <w:proofErr w:type="gramEnd"/>
+        <w:r>
+          <w:rPr>
+            <w:color w:val="000000" w:themeColor="text1"/>
+          </w:rPr>
+          <w:t xml:space="preserve">2,1) over </w:t>
+        </w:r>
+        <w:proofErr w:type="gramStart"/>
+        <w:r>
+          <w:rPr>
+            <w:color w:val="000000" w:themeColor="text1"/>
+          </w:rPr>
+          <w:t>ICC(</w:t>
+        </w:r>
+        <w:proofErr w:type="gramEnd"/>
+        <w:r>
+          <w:rPr>
+            <w:color w:val="000000" w:themeColor="text1"/>
+          </w:rPr>
+          <w:t>1,1) to appropriately account for the same rater contributing both sessions). Primary endpoints included MNV area, Standardized Vascular Complexity Score, the Caliber Uniformity Score, and Maturity Index derived from Caliber Uniformity Score. Pairwise ICCs and a multilevel variance-component ICC were reported as complementary summaries for the multi-rater set. Interpretive bands for continuous clinical measurements (poor &lt;0.50; moderate 0.50–0.75; good 0.75–0.90; excellent &gt;0.90) follow published guidance [15].</w:t>
+        </w:r>
+      </w:ins>
+    </w:p>
+    <w:p>
+      <w:pPr>
+        <w:spacing w:line="480" w:lineRule="auto"/>
+      </w:pPr>
+      <w:ins w:id="394" w:author="rev1" w:date="2026-08-03T13:04:00Z" w16du:dateUtc="2026-08-03T04:04:00Z">
+        <w:r>
+          <w:rPr>
+            <w:color w:val="000000" w:themeColor="text1"/>
+          </w:rPr>
+          <w:t xml:space="preserve">Intra-observer (supplemental analysis). The original analyst (YY) repeated freehand ROI delineation on the same n = 46 lesions in a separate sitting; </w:t>
+        </w:r>
+        <w:proofErr w:type="gramStart"/>
+        <w:r>
+          <w:rPr>
+            <w:color w:val="000000" w:themeColor="text1"/>
+          </w:rPr>
+          <w:t>ICC(</w:t>
+        </w:r>
+        <w:proofErr w:type="gramEnd"/>
+        <w:r>
+          <w:rPr>
+            <w:color w:val="000000" w:themeColor="text1"/>
+          </w:rPr>
+          <w:t xml:space="preserve">2,1) was computed as above. To ensure comparability across sessions, Caliber Uniformity </w:t>
+        </w:r>
+        <w:r>
+          <w:rPr>
+            <w:color w:val="000000" w:themeColor="text1"/>
+          </w:rPr>
+          <w:lastRenderedPageBreak/>
+          <w:t>and Maturity Index were calculated using the same standardized definition applied to both sessions (the Standardized Caliber Uniformity Score used as the primary inter-observer endpoint), alongside Area and Complexity Score (unchanged definitions). Unharmonized Caliber/Maturity columns, which lacked cross-session standardization, were excluded from this comparison. Intra-observer estimates serve as a supplemental validation of the three-observer ICCs</w:t>
+        </w:r>
+      </w:ins>
+      <w:del w:id="395" w:author="rev1" w:date="2026-08-03T13:04:00Z" w16du:dateUtc="2026-08-03T04:04:00Z">
+        <w:r>
+          <w:delText>state consistent with active angiogenesis</w:delText>
+        </w:r>
+      </w:del>
+      <w:r>
+        <w:t>.</w:t>
+      </w:r>
+    </w:p>
+    <w:p>
+      <w:pPr>
+        <w:spacing w:line="480" w:lineRule="auto"/>
+      </w:pPr>
+    </w:p>
+    <w:bookmarkEnd w:id="387"/>
+    <w:p>
+      <w:pPr>
+        <w:spacing w:line="480" w:lineRule="auto"/>
+      </w:pPr>
+      <w:r>
+        <w:rPr>
           <w:b/>
           <w:bCs/>
-          <w:color w:val="000000" w:themeColor="text1"/>
         </w:rPr>
-      </w:pPr>
-      <w:bookmarkStart w:id="393" w:name="Xb1139b25dc3be5d9a5fd683633b814aac0b1229"/>
-      <w:bookmarkEnd w:id="387"/>
-    </w:p>
-    <w:p>
-      <w:pPr>
-        <w:pStyle w:val="31"/>
-        <w:spacing w:line="480" w:lineRule="auto"/>
-        <w:rPr>
-          <w:ins w:id="394" w:author="rev1" w:date="2026-08-03T13:04:00Z" w16du:dateUtc="2026-08-03T04:04:00Z"/>
-          <w:b/>
-          <w:bCs/>
-          <w:color w:val="000000" w:themeColor="text1"/>
-        </w:rPr>
-      </w:pPr>
-      <w:ins w:id="395" w:author="rev1" w:date="2026-08-03T13:04:00Z" w16du:dateUtc="2026-08-03T04:04:00Z">
-        <w:r>
-          <w:rPr>
-            <w:b/>
-            <w:bCs/>
-            <w:color w:val="000000" w:themeColor="text1"/>
-          </w:rPr>
-          <w:t>Reproducibility: Inter- and Intra-Observer ICC</w:t>
-        </w:r>
-      </w:ins>
+        <w:t>Statistical Analysis</w:t>
+      </w:r>
     </w:p>
     <w:p>
       <w:pPr>
@@ -4158,89 +4995,63 @@
           <w:rPr>
             <w:color w:val="000000" w:themeColor="text1"/>
           </w:rPr>
-          <w:t>Inter-observer (primary multi-rater analysis). Three independent operators performed freehand ROI delineation. Complete three-observer data were available for n = 46 cases. Automated processing after ROI delineation was identical across observers. All images were Angiography 3×3 mm acquisitions on Zeiss CIRRUS AngioPlex (small_3mm stratum).</w:t>
-        </w:r>
-      </w:ins>
-    </w:p>
-    <w:p>
-      <w:pPr>
-        <w:pStyle w:val="af5"/>
-        <w:spacing w:line="480" w:lineRule="auto"/>
-        <w:rPr>
-          <w:ins w:id="398" w:author="rev1" w:date="2026-08-03T13:04:00Z" w16du:dateUtc="2026-08-03T04:04:00Z"/>
-          <w:color w:val="000000" w:themeColor="text1"/>
-        </w:rPr>
-      </w:pPr>
-      <w:ins w:id="399" w:author="rev1" w:date="2026-08-03T13:04:00Z" w16du:dateUtc="2026-08-03T04:04:00Z">
-        <w:r>
-          <w:rPr>
-            <w:color w:val="000000" w:themeColor="text1"/>
-          </w:rPr>
-          <w:t>Intra-rater and inter-rater reliabilities were assessed using intraclass correlation coefficients (ICCs) [13,14]. For both designs, we report ICC(2,1) (two-way random-effects, absolute agreement, single measures). Inter-observer analyses treated three operators as random raters, while intra-observer test–retest treated the two YY sessions as random raters under the same absolute-agreement model (selecting ICC(2,1) over ICC(1,1) to appropriately account for the same rater contributing both sessions). Primary endpoints included MNV area, Standardized Vascular Complexity Score, the Caliber Uniformity Score, and Maturity Index derived from Caliber Uniformity Score. Pairwise ICCs and a multilevel variance-component ICC were reported as complementary summaries for the multi-rater set. Interpretive bands for continuous clinical measurements (poor &lt;0.50; moderate 0.50–0.75; good 0.75–0.90; excellent &gt;0.90) follow published guidance [15].</w:t>
-        </w:r>
-      </w:ins>
-    </w:p>
-    <w:p>
-      <w:pPr>
-        <w:spacing w:line="480" w:lineRule="auto"/>
-      </w:pPr>
-      <w:ins w:id="400" w:author="rev1" w:date="2026-08-03T13:04:00Z" w16du:dateUtc="2026-08-03T04:04:00Z">
-        <w:r>
-          <w:rPr>
-            <w:color w:val="000000" w:themeColor="text1"/>
-          </w:rPr>
-          <w:t>Intra-observer (supplemental analysis). The original analyst (YY) repeated freehand ROI delineation on the same n = 46 lesions in a separate sitting; ICC(2,1) was computed as above. To ensure comparability across sessions, Caliber Uniformity and Maturity Index were calculated using the same standardized definition applied to both sessions (the Standardized Caliber Uniformity Score used as the primary inter-</w:t>
-        </w:r>
-        <w:r>
-          <w:rPr>
-            <w:color w:val="000000" w:themeColor="text1"/>
-          </w:rPr>
-          <w:lastRenderedPageBreak/>
-          <w:t>observer endpoint), alongside Area and Complexity Score (unchanged definitions). Unharmonized Caliber/Maturity columns, which lacked cross-session standardization, were excluded from this comparison. Intra-observer estimates serve as a supplemental validation of the three-observer ICCs</w:t>
-        </w:r>
-      </w:ins>
-      <w:del w:id="401" w:author="rev1" w:date="2026-08-03T13:04:00Z" w16du:dateUtc="2026-08-03T04:04:00Z">
-        <w:r>
-          <w:delText>state consistent with active angiogenesis</w:delText>
-        </w:r>
-      </w:del>
-      <w:r>
-        <w:t>.</w:t>
-      </w:r>
-    </w:p>
-    <w:p>
-      <w:pPr>
-        <w:spacing w:line="480" w:lineRule="auto"/>
-      </w:pPr>
-    </w:p>
-    <w:bookmarkEnd w:id="393"/>
-    <w:p>
-      <w:pPr>
-        <w:spacing w:line="480" w:lineRule="auto"/>
-      </w:pPr>
-      <w:r>
-        <w:rPr>
-          <w:b/>
-          <w:bCs/>
-        </w:rPr>
-        <w:t>Statistical Analysis</w:t>
-      </w:r>
-    </w:p>
-    <w:p>
-      <w:pPr>
-        <w:pStyle w:val="FirstParagraph"/>
-        <w:spacing w:line="480" w:lineRule="auto"/>
-        <w:rPr>
-          <w:ins w:id="402" w:author="rev1" w:date="2026-08-03T13:04:00Z" w16du:dateUtc="2026-08-03T04:04:00Z"/>
-          <w:color w:val="000000" w:themeColor="text1"/>
-        </w:rPr>
-      </w:pPr>
-      <w:ins w:id="403" w:author="rev1" w:date="2026-08-03T13:04:00Z" w16du:dateUtc="2026-08-03T04:04:00Z">
-        <w:r>
-          <w:rPr>
-            <w:color w:val="000000" w:themeColor="text1"/>
-          </w:rPr>
-          <w:t>Between-stratum differences in standardized scores were assessed with the Kruskal–Wallis test. Effect size was summarized as ε² = (H − k + 1) / (n − k) with k = 3, and bootstrap 95% CIs (10,000 within-stratum resamples; fixed random seed for reproducibility). A non-significant Kruskal–Wallis test was interpreted cautiously, without inferring statistical equivalence. Although Formal TOST equivalence testing was considered, clinically meaningful equivalence margins for these novel 0–100 scores were not established at study design; therefore, we prioritized transparent reporting of effect sizes with CIs over post-hoc TOST with provisional margins. Agreement analyses and ICC methods are described above. Analyses were performed in Python 3.11 using standard scientific computing libraries for statistical modeling and hypothesis testing. A p-value &lt; 0.05 was considered statistically significant for omnibus Kruskal–Wallis tests, with non-significant results (p ≥ 0.05) reported as absence of evidence for difference rather than evidence of equivalence.</w:t>
+          <w:t>Between-stratum differences in standardized scores were assessed with the Kruskal–</w:t>
+        </w:r>
+        <w:proofErr w:type="gramStart"/>
+        <w:r>
+          <w:rPr>
+            <w:color w:val="000000" w:themeColor="text1"/>
+          </w:rPr>
+          <w:t>Wallis</w:t>
+        </w:r>
+        <w:proofErr w:type="gramEnd"/>
+        <w:r>
+          <w:rPr>
+            <w:color w:val="000000" w:themeColor="text1"/>
+          </w:rPr>
+          <w:t xml:space="preserve"> test. Effect size was summarized as ε² = (H − k + 1) / (n − k) with k = </w:t>
+        </w:r>
+        <w:proofErr w:type="gramStart"/>
+        <w:r>
+          <w:rPr>
+            <w:color w:val="000000" w:themeColor="text1"/>
+          </w:rPr>
+          <w:t>3, and</w:t>
+        </w:r>
+        <w:proofErr w:type="gramEnd"/>
+        <w:r>
+          <w:rPr>
+            <w:color w:val="000000" w:themeColor="text1"/>
+          </w:rPr>
+          <w:t xml:space="preserve"> bootstrap 95% CIs (10,000 within-stratum resamples; fixed random seed for reproducibility). A non-significant Kruskal–</w:t>
+        </w:r>
+        <w:proofErr w:type="gramStart"/>
+        <w:r>
+          <w:rPr>
+            <w:color w:val="000000" w:themeColor="text1"/>
+          </w:rPr>
+          <w:t>Wallis</w:t>
+        </w:r>
+        <w:proofErr w:type="gramEnd"/>
+        <w:r>
+          <w:rPr>
+            <w:color w:val="000000" w:themeColor="text1"/>
+          </w:rPr>
+          <w:t xml:space="preserve"> test was interpreted cautiously, without inferring statistical equivalence. Although Formal TOST equivalence testing was considered, clinically meaningful equivalence margins for </w:t>
+        </w:r>
+        <w:proofErr w:type="gramStart"/>
+        <w:r>
+          <w:rPr>
+            <w:color w:val="000000" w:themeColor="text1"/>
+          </w:rPr>
+          <w:t>these novel</w:t>
+        </w:r>
+        <w:proofErr w:type="gramEnd"/>
+        <w:r>
+          <w:rPr>
+            <w:color w:val="000000" w:themeColor="text1"/>
+          </w:rPr>
+          <w:t xml:space="preserve"> 0–100 scores were not established at study design; therefore, we prioritized transparent reporting of effect sizes with CIs over post-hoc TOST with provisional margins. Agreement analyses and ICC methods are described above. Analyses were performed in Python 3.11 using standard scientific computing libraries for statistical modeling and hypothesis testing. A p-value &lt; 0.05 was considered statistically significant for omnibus Kruskal–Wallis tests, with non-significant results (p ≥ 0.05) reported as absence of evidence for difference rather than evidence of equivalence.</w:t>
         </w:r>
       </w:ins>
     </w:p>
@@ -4249,10 +5060,10 @@
       <w:pPr>
         <w:spacing w:line="480" w:lineRule="auto"/>
         <w:rPr>
-          <w:del w:id="404" w:author="rev1" w:date="2026-08-03T13:04:00Z" w16du:dateUtc="2026-08-03T04:04:00Z"/>
+          <w:del w:id="398" w:author="rev1" w:date="2026-08-03T13:04:00Z" w16du:dateUtc="2026-08-03T04:04:00Z"/>
         </w:rPr>
       </w:pPr>
-      <w:del w:id="405" w:author="rev1" w:date="2026-08-03T13:04:00Z" w16du:dateUtc="2026-08-03T04:04:00Z">
+      <w:del w:id="399" w:author="rev1" w:date="2026-08-03T13:04:00Z" w16du:dateUtc="2026-08-03T04:04:00Z">
         <w:r>
           <w:delText>Cross-device comparability of standardized scores was assessed using the Kruskal–Wallis test across the three acquisition strata. All analyses were performed in Python (version 3.11) using the scikit-learn library for PCA and the SciPy library for statistical testing. A p-value of &lt; 0.05 was considered statistically significant.</w:delText>
         </w:r>
@@ -4262,7 +5073,7 @@
       <w:pPr>
         <w:spacing w:line="480" w:lineRule="auto"/>
         <w:rPr>
-          <w:del w:id="406" w:author="rev1" w:date="2026-08-03T13:04:00Z" w16du:dateUtc="2026-08-03T04:04:00Z"/>
+          <w:del w:id="400" w:author="rev1" w:date="2026-08-03T13:04:00Z" w16du:dateUtc="2026-08-03T04:04:00Z"/>
         </w:rPr>
       </w:pPr>
     </w:p>
@@ -4274,7 +5085,7 @@
           <w:bCs/>
         </w:rPr>
       </w:pPr>
-      <w:bookmarkStart w:id="407" w:name="results"/>
+      <w:bookmarkStart w:id="401" w:name="results"/>
       <w:r>
         <w:rPr>
           <w:b/>
@@ -4308,7 +5119,7 @@
           <w:bCs/>
         </w:rPr>
       </w:pPr>
-      <w:bookmarkStart w:id="408" w:name="X51184362531dbb53cbff755f5d115bb43a2f0d3"/>
+      <w:bookmarkStart w:id="402" w:name="X51184362531dbb53cbff755f5d115bb43a2f0d3"/>
       <w:r>
         <w:rPr>
           <w:b/>
@@ -4324,173 +5135,201 @@
       <w:r>
         <w:t xml:space="preserve">Representative </w:t>
       </w:r>
+      <w:ins w:id="403" w:author="rev1" w:date="2026-08-03T13:04:00Z" w16du:dateUtc="2026-08-03T04:04:00Z">
+        <w:r>
+          <w:rPr>
+            <w:color w:val="000000" w:themeColor="text1"/>
+          </w:rPr>
+          <w:t>OCTA</w:t>
+        </w:r>
+      </w:ins>
+      <w:del w:id="404" w:author="rev1" w:date="2026-08-03T13:04:00Z" w16du:dateUtc="2026-08-03T04:04:00Z">
+        <w:r>
+          <w:delText>OCT-A</w:delText>
+        </w:r>
+      </w:del>
+      <w:r>
+        <w:t xml:space="preserve"> images indicate that the system provides consistent segmentation of MNV lesions, with the semi-automatically delineated lesion area highlighted </w:t>
+      </w:r>
+      <w:del w:id="405" w:author="rev1" w:date="2026-08-03T13:04:00Z" w16du:dateUtc="2026-08-03T04:04:00Z">
+        <w:r>
+          <w:delText xml:space="preserve">in yellow </w:delText>
+        </w:r>
+      </w:del>
+      <w:r>
+        <w:t xml:space="preserve">and </w:t>
+      </w:r>
+      <w:del w:id="406" w:author="rev1" w:date="2026-08-03T13:04:00Z" w16du:dateUtc="2026-08-03T04:04:00Z">
+        <w:r>
+          <w:delText xml:space="preserve">the </w:delText>
+        </w:r>
+      </w:del>
+      <w:r>
+        <w:t xml:space="preserve">dilated neovascular </w:t>
+      </w:r>
+      <w:ins w:id="407" w:author="rev1" w:date="2026-08-03T13:04:00Z" w16du:dateUtc="2026-08-03T04:04:00Z">
+        <w:r>
+          <w:rPr>
+            <w:color w:val="000000" w:themeColor="text1"/>
+          </w:rPr>
+          <w:t>segments marked</w:t>
+        </w:r>
+      </w:ins>
+      <w:del w:id="408" w:author="rev1" w:date="2026-08-03T13:04:00Z" w16du:dateUtc="2026-08-03T04:04:00Z">
+        <w:r>
+          <w:delText>segment shown in red</w:delText>
+        </w:r>
+      </w:del>
+      <w:r>
+        <w:t xml:space="preserve"> (Figure</w:t>
+      </w:r>
       <w:ins w:id="409" w:author="rev1" w:date="2026-08-03T13:04:00Z" w16du:dateUtc="2026-08-03T04:04:00Z">
         <w:r>
           <w:rPr>
             <w:color w:val="000000" w:themeColor="text1"/>
           </w:rPr>
-          <w:t>OCTA</w:t>
+          <w:t xml:space="preserve"> 1</w:t>
         </w:r>
       </w:ins>
+      <w:r>
+        <w:t>)</w:t>
+      </w:r>
+      <w:r>
+        <w:t xml:space="preserve">. In these examples, the segmented neovascular network follows </w:t>
+      </w:r>
       <w:del w:id="410" w:author="rev1" w:date="2026-08-03T13:04:00Z" w16du:dateUtc="2026-08-03T04:04:00Z">
         <w:r>
-          <w:delText>OCT-A</w:delText>
+          <w:delText xml:space="preserve">the </w:delText>
         </w:r>
       </w:del>
       <w:r>
-        <w:t xml:space="preserve"> images indicate that the system provides consistent segmentation of MNV lesions, with the semi-automatically delineated lesion area highlighted </w:t>
+        <w:t>lesion architecture rather than spurious high-contrast boundaries. The</w:t>
       </w:r>
       <w:del w:id="411" w:author="rev1" w:date="2026-08-03T13:04:00Z" w16du:dateUtc="2026-08-03T04:04:00Z">
         <w:r>
-          <w:delText xml:space="preserve">in yellow </w:delText>
+          <w:delText xml:space="preserve"> Intelligent</w:delText>
         </w:r>
       </w:del>
       <w:r>
-        <w:t xml:space="preserve">and </w:t>
-      </w:r>
-      <w:del w:id="412" w:author="rev1" w:date="2026-08-03T13:04:00Z" w16du:dateUtc="2026-08-03T04:04:00Z">
-        <w:r>
-          <w:delText xml:space="preserve">the </w:delText>
+        <w:t xml:space="preserve"> ROI </w:t>
+      </w:r>
+      <w:ins w:id="412" w:author="rev1" w:date="2026-08-03T13:04:00Z" w16du:dateUtc="2026-08-03T04:04:00Z">
+        <w:r>
+          <w:rPr>
+            <w:color w:val="000000" w:themeColor="text1"/>
+          </w:rPr>
+          <w:t>refinement</w:t>
+        </w:r>
+      </w:ins>
+      <w:del w:id="413" w:author="rev1" w:date="2026-08-03T13:04:00Z" w16du:dateUtc="2026-08-03T04:04:00Z">
+        <w:r>
+          <w:delText>Refinement</w:delText>
         </w:r>
       </w:del>
       <w:r>
-        <w:t xml:space="preserve">dilated neovascular </w:t>
-      </w:r>
-      <w:ins w:id="413" w:author="rev1" w:date="2026-08-03T13:04:00Z" w16du:dateUtc="2026-08-03T04:04:00Z">
-        <w:r>
-          <w:rPr>
-            <w:color w:val="000000" w:themeColor="text1"/>
-          </w:rPr>
-          <w:t>segments marked</w:t>
+        <w:t xml:space="preserve"> algorithm reduces boundary artifacts by adjusting user-drawn ROIs </w:t>
+      </w:r>
+      <w:ins w:id="414" w:author="rev1" w:date="2026-08-03T13:04:00Z" w16du:dateUtc="2026-08-03T04:04:00Z">
+        <w:r>
+          <w:rPr>
+            <w:color w:val="000000" w:themeColor="text1"/>
+          </w:rPr>
+          <w:t>toward</w:t>
         </w:r>
       </w:ins>
-      <w:del w:id="414" w:author="rev1" w:date="2026-08-03T13:04:00Z" w16du:dateUtc="2026-08-03T04:04:00Z">
-        <w:r>
-          <w:delText>segment shown in red</w:delText>
+      <w:del w:id="415" w:author="rev1" w:date="2026-08-03T13:04:00Z" w16du:dateUtc="2026-08-03T04:04:00Z">
+        <w:r>
+          <w:delText>to</w:delText>
         </w:r>
       </w:del>
       <w:r>
-        <w:t xml:space="preserve"> (Figure</w:t>
-      </w:r>
-      <w:ins w:id="415" w:author="rev1" w:date="2026-08-03T13:04:00Z" w16du:dateUtc="2026-08-03T04:04:00Z">
-        <w:r>
-          <w:rPr>
-            <w:color w:val="000000" w:themeColor="text1"/>
-          </w:rPr>
-          <w:t xml:space="preserve"> 1</w:t>
+        <w:t xml:space="preserve"> the non-perfused tissue border</w:t>
+      </w:r>
+      <w:ins w:id="416" w:author="rev1" w:date="2026-08-03T13:04:00Z" w16du:dateUtc="2026-08-03T04:04:00Z">
+        <w:r>
+          <w:rPr>
+            <w:color w:val="000000" w:themeColor="text1"/>
+          </w:rPr>
+          <w:t xml:space="preserve">. </w:t>
         </w:r>
       </w:ins>
-      <w:r>
-        <w:t>)</w:t>
-      </w:r>
-      <w:r>
-        <w:t xml:space="preserve">. In these examples, the segmented neovascular network follows </w:t>
-      </w:r>
-      <w:del w:id="416" w:author="rev1" w:date="2026-08-03T13:04:00Z" w16du:dateUtc="2026-08-03T04:04:00Z">
-        <w:r>
-          <w:delText xml:space="preserve">the </w:delText>
+      <w:del w:id="417" w:author="rev1" w:date="2026-08-03T13:04:00Z" w16du:dateUtc="2026-08-03T04:04:00Z">
+        <w:r>
+          <w:delText xml:space="preserve">, thereby limiting the influence of artificial edges on subsequent quantitative analyses. The </w:delText>
         </w:r>
       </w:del>
       <w:r>
-        <w:t>lesion architecture rather than spurious high-contrast boundaries. The</w:t>
-      </w:r>
-      <w:del w:id="417" w:author="rev1" w:date="2026-08-03T13:04:00Z" w16du:dateUtc="2026-08-03T04:04:00Z">
-        <w:r>
-          <w:delText xml:space="preserve"> Intelligent</w:delText>
-        </w:r>
-      </w:del>
-      <w:r>
-        <w:t xml:space="preserve"> ROI </w:t>
+        <w:t>Boundary</w:t>
       </w:r>
       <w:ins w:id="418" w:author="rev1" w:date="2026-08-03T13:04:00Z" w16du:dateUtc="2026-08-03T04:04:00Z">
         <w:r>
           <w:rPr>
             <w:color w:val="000000" w:themeColor="text1"/>
           </w:rPr>
-          <w:t>refinement</w:t>
+          <w:t>-branch exclusion</w:t>
         </w:r>
       </w:ins>
       <w:del w:id="419" w:author="rev1" w:date="2026-08-03T13:04:00Z" w16du:dateUtc="2026-08-03T04:04:00Z">
         <w:r>
-          <w:delText>Refinement</w:delText>
+          <w:delText xml:space="preserve"> Branch Exclusion protocol</w:delText>
         </w:r>
       </w:del>
       <w:r>
-        <w:t xml:space="preserve"> algorithm reduces boundary artifacts by adjusting user-drawn ROIs </w:t>
+        <w:t xml:space="preserve"> further limits the contribution of incomplete </w:t>
       </w:r>
       <w:ins w:id="420" w:author="rev1" w:date="2026-08-03T13:04:00Z" w16du:dateUtc="2026-08-03T04:04:00Z">
         <w:r>
           <w:rPr>
             <w:color w:val="000000" w:themeColor="text1"/>
           </w:rPr>
-          <w:t>toward</w:t>
+          <w:t xml:space="preserve">peripheral </w:t>
         </w:r>
       </w:ins>
+      <w:r>
+        <w:t xml:space="preserve">vessel segments </w:t>
+      </w:r>
       <w:del w:id="421" w:author="rev1" w:date="2026-08-03T13:04:00Z" w16du:dateUtc="2026-08-03T04:04:00Z">
         <w:r>
-          <w:delText>to</w:delText>
+          <w:delText xml:space="preserve">at the ROI periphery </w:delText>
         </w:r>
       </w:del>
       <w:r>
-        <w:t xml:space="preserve"> the non-perfused tissue border</w:t>
+        <w:t>to topological and morphometric metrics</w:t>
       </w:r>
       <w:ins w:id="422" w:author="rev1" w:date="2026-08-03T13:04:00Z" w16du:dateUtc="2026-08-03T04:04:00Z">
         <w:r>
           <w:rPr>
             <w:color w:val="000000" w:themeColor="text1"/>
           </w:rPr>
-          <w:t xml:space="preserve">. </w:t>
-        </w:r>
-      </w:ins>
-      <w:del w:id="423" w:author="rev1" w:date="2026-08-03T13:04:00Z" w16du:dateUtc="2026-08-03T04:04:00Z">
-        <w:r>
-          <w:delText xml:space="preserve">, thereby limiting the influence of artificial edges on subsequent quantitative analyses. The </w:delText>
-        </w:r>
-      </w:del>
-      <w:r>
-        <w:t>Boundary</w:t>
-      </w:r>
-      <w:ins w:id="424" w:author="rev1" w:date="2026-08-03T13:04:00Z" w16du:dateUtc="2026-08-03T04:04:00Z">
-        <w:r>
-          <w:rPr>
-            <w:color w:val="000000" w:themeColor="text1"/>
-          </w:rPr>
-          <w:t>-branch exclusion</w:t>
-        </w:r>
-      </w:ins>
-      <w:del w:id="425" w:author="rev1" w:date="2026-08-03T13:04:00Z" w16du:dateUtc="2026-08-03T04:04:00Z">
-        <w:r>
-          <w:delText xml:space="preserve"> Branch Exclusion protocol</w:delText>
-        </w:r>
-      </w:del>
-      <w:r>
-        <w:t xml:space="preserve"> further limits the contribution of incomplete </w:t>
-      </w:r>
-      <w:ins w:id="426" w:author="rev1" w:date="2026-08-03T13:04:00Z" w16du:dateUtc="2026-08-03T04:04:00Z">
-        <w:r>
-          <w:rPr>
-            <w:color w:val="000000" w:themeColor="text1"/>
-          </w:rPr>
-          <w:t xml:space="preserve">peripheral </w:t>
-        </w:r>
-      </w:ins>
-      <w:r>
-        <w:t xml:space="preserve">vessel segments </w:t>
-      </w:r>
-      <w:del w:id="427" w:author="rev1" w:date="2026-08-03T13:04:00Z" w16du:dateUtc="2026-08-03T04:04:00Z">
-        <w:r>
-          <w:delText xml:space="preserve">at the ROI periphery </w:delText>
-        </w:r>
-      </w:del>
-      <w:r>
-        <w:t>to topological and morphometric metrics</w:t>
-      </w:r>
-      <w:ins w:id="428" w:author="rev1" w:date="2026-08-03T13:04:00Z" w16du:dateUtc="2026-08-03T04:04:00Z">
-        <w:r>
-          <w:rPr>
-            <w:color w:val="000000" w:themeColor="text1"/>
-          </w:rPr>
-          <w:t>. The processing workflow is summarized in Figure 2; representative intermediate panels (Frangi enhancement, Phansalkar binarization, skeletonization) are shown in Figure 3</w:t>
+          <w:t>. The processing workflow is summarized in Figure 2; representative intermediate panels (</w:t>
+        </w:r>
+        <w:proofErr w:type="spellStart"/>
+        <w:r>
+          <w:rPr>
+            <w:color w:val="000000" w:themeColor="text1"/>
+          </w:rPr>
+          <w:t>Frangi</w:t>
+        </w:r>
+        <w:proofErr w:type="spellEnd"/>
+        <w:r>
+          <w:rPr>
+            <w:color w:val="000000" w:themeColor="text1"/>
+          </w:rPr>
+          <w:t xml:space="preserve"> enhancement, </w:t>
+        </w:r>
+        <w:proofErr w:type="spellStart"/>
+        <w:r>
+          <w:rPr>
+            <w:color w:val="000000" w:themeColor="text1"/>
+          </w:rPr>
+          <w:t>Phansalkar</w:t>
+        </w:r>
+        <w:proofErr w:type="spellEnd"/>
+        <w:r>
+          <w:rPr>
+            <w:color w:val="000000" w:themeColor="text1"/>
+          </w:rPr>
+          <w:t xml:space="preserve"> binarization, skeletonization) are shown in Figure 3</w:t>
         </w:r>
       </w:ins>
       <w:r>
@@ -4506,8 +5345,8 @@
       <w:pPr>
         <w:spacing w:line="480" w:lineRule="auto"/>
       </w:pPr>
-      <w:bookmarkStart w:id="429" w:name="X6dec76c0ca16e28718e72374c0c3df2152214ab"/>
-      <w:bookmarkEnd w:id="408"/>
+      <w:bookmarkStart w:id="423" w:name="X6dec76c0ca16e28718e72374c0c3df2152214ab"/>
+      <w:bookmarkEnd w:id="402"/>
       <w:r>
         <w:rPr>
           <w:b/>
@@ -4523,7 +5362,7 @@
       <w:r>
         <w:t xml:space="preserve">Table 2 presents </w:t>
       </w:r>
-      <w:del w:id="430" w:author="rev1" w:date="2026-08-03T13:04:00Z" w16du:dateUtc="2026-08-03T04:04:00Z">
+      <w:del w:id="424" w:author="rev1" w:date="2026-08-03T13:04:00Z" w16du:dateUtc="2026-08-03T04:04:00Z">
         <w:r>
           <w:delText xml:space="preserve">the </w:delText>
         </w:r>
@@ -4531,7 +5370,7 @@
       <w:r>
         <w:t>raw topological and morphometric parameters across the three acquisition protocols</w:t>
       </w:r>
-      <w:ins w:id="431" w:author="rev1" w:date="2026-08-03T13:04:00Z" w16du:dateUtc="2026-08-03T04:04:00Z">
+      <w:ins w:id="425" w:author="rev1" w:date="2026-08-03T13:04:00Z" w16du:dateUtc="2026-08-03T04:04:00Z">
         <w:r>
           <w:rPr>
             <w:color w:val="000000" w:themeColor="text1"/>
@@ -4539,7 +5378,7 @@
           <w:t xml:space="preserve"> (mean ± SD; n = 112).</w:t>
         </w:r>
       </w:ins>
-      <w:del w:id="432" w:author="rev1" w:date="2026-08-03T13:04:00Z" w16du:dateUtc="2026-08-03T04:04:00Z">
+      <w:del w:id="426" w:author="rev1" w:date="2026-08-03T13:04:00Z" w16du:dateUtc="2026-08-03T04:04:00Z">
         <w:r>
           <w:delText>.</w:delText>
         </w:r>
@@ -4547,7 +5386,7 @@
       <w:r>
         <w:t xml:space="preserve"> As expected from </w:t>
       </w:r>
-      <w:del w:id="433" w:author="rev1" w:date="2026-08-03T13:04:00Z" w16du:dateUtc="2026-08-03T04:04:00Z">
+      <w:del w:id="427" w:author="rev1" w:date="2026-08-03T13:04:00Z" w16du:dateUtc="2026-08-03T04:04:00Z">
         <w:r>
           <w:delText xml:space="preserve">the </w:delText>
         </w:r>
@@ -4555,24 +5394,108 @@
       <w:r>
         <w:t>differences in imaged vascular territory and device-specific resolution</w:t>
       </w:r>
+      <w:del w:id="428" w:author="rev1" w:date="2026-08-03T13:04:00Z" w16du:dateUtc="2026-08-03T04:04:00Z">
+        <w:r>
+          <w:delText xml:space="preserve"> characteristics</w:delText>
+        </w:r>
+      </w:del>
+      <w:r>
+        <w:t xml:space="preserve">, raw metrics differed substantially across platforms. Mean total loop count </w:t>
+      </w:r>
+      <w:ins w:id="429" w:author="rev1" w:date="2026-08-03T13:04:00Z" w16du:dateUtc="2026-08-03T04:04:00Z">
+        <w:r>
+          <w:rPr>
+            <w:color w:val="000000" w:themeColor="text1"/>
+          </w:rPr>
+          <w:t xml:space="preserve">(center + periphery) </w:t>
+        </w:r>
+      </w:ins>
+      <w:r>
+        <w:t>ranged from 300.3 ± 199.2 in the large (</w:t>
+      </w:r>
+      <w:proofErr w:type="spellStart"/>
+      <w:r>
+        <w:t>PlexElite</w:t>
+      </w:r>
+      <w:proofErr w:type="spellEnd"/>
+      <w:r>
+        <w:t xml:space="preserve"> 6×</w:t>
+      </w:r>
+      <w:ins w:id="430" w:author="rev1" w:date="2026-08-03T13:04:00Z" w16du:dateUtc="2026-08-03T04:04:00Z">
+        <w:r>
+          <w:rPr>
+            <w:color w:val="000000" w:themeColor="text1"/>
+          </w:rPr>
+          <w:t>6 mm</w:t>
+        </w:r>
+      </w:ins>
+      <w:del w:id="431" w:author="rev1" w:date="2026-08-03T13:04:00Z" w16du:dateUtc="2026-08-03T04:04:00Z">
+        <w:r>
+          <w:delText>6mm</w:delText>
+        </w:r>
+      </w:del>
+      <w:r>
+        <w:t>) group to 165.2 ± 118.0 in the small_3mm (</w:t>
+      </w:r>
+      <w:ins w:id="432" w:author="rev1" w:date="2026-08-03T13:04:00Z" w16du:dateUtc="2026-08-03T04:04:00Z">
+        <w:r>
+          <w:rPr>
+            <w:color w:val="000000" w:themeColor="text1"/>
+          </w:rPr>
+          <w:t xml:space="preserve">CIRRUS </w:t>
+        </w:r>
+        <w:proofErr w:type="spellStart"/>
+        <w:r>
+          <w:rPr>
+            <w:color w:val="000000" w:themeColor="text1"/>
+          </w:rPr>
+          <w:t>AngioPlex</w:t>
+        </w:r>
+        <w:proofErr w:type="spellEnd"/>
+        <w:r>
+          <w:rPr>
+            <w:color w:val="000000" w:themeColor="text1"/>
+          </w:rPr>
+          <w:t xml:space="preserve"> / </w:t>
+        </w:r>
+      </w:ins>
+      <w:r>
+        <w:t>HD series 3×</w:t>
+      </w:r>
+      <w:ins w:id="433" w:author="rev1" w:date="2026-08-03T13:04:00Z" w16du:dateUtc="2026-08-03T04:04:00Z">
+        <w:r>
+          <w:rPr>
+            <w:color w:val="000000" w:themeColor="text1"/>
+          </w:rPr>
+          <w:t>3 mm</w:t>
+        </w:r>
+      </w:ins>
       <w:del w:id="434" w:author="rev1" w:date="2026-08-03T13:04:00Z" w16du:dateUtc="2026-08-03T04:04:00Z">
         <w:r>
-          <w:delText xml:space="preserve"> characteristics</w:delText>
+          <w:delText>3mm</w:delText>
         </w:r>
       </w:del>
       <w:r>
-        <w:t xml:space="preserve">, raw metrics differed substantially across platforms. Mean total loop count </w:t>
-      </w:r>
+        <w:t>) group and 89.5 ± 53.4 in the small (</w:t>
+      </w:r>
+      <w:proofErr w:type="spellStart"/>
       <w:ins w:id="435" w:author="rev1" w:date="2026-08-03T13:04:00Z" w16du:dateUtc="2026-08-03T04:04:00Z">
         <w:r>
           <w:rPr>
             <w:color w:val="000000" w:themeColor="text1"/>
           </w:rPr>
-          <w:t xml:space="preserve">(center + periphery) </w:t>
+          <w:t>Optovue</w:t>
+        </w:r>
+        <w:proofErr w:type="spellEnd"/>
+        <w:r>
+          <w:rPr>
+            <w:color w:val="000000" w:themeColor="text1"/>
+          </w:rPr>
+          <w:t xml:space="preserve"> </w:t>
         </w:r>
       </w:ins>
       <w:r>
-        <w:t>ranged from 300.3 ± 199.2 in the large (PlexElite 6×</w:t>
+        <w:t>Solix 6×</w:t>
       </w:r>
       <w:ins w:id="436" w:author="rev1" w:date="2026-08-03T13:04:00Z" w16du:dateUtc="2026-08-03T04:04:00Z">
         <w:r>
@@ -4588,151 +5511,97 @@
         </w:r>
       </w:del>
       <w:r>
-        <w:t>) group to 165.2 ± 118.0 in the small_3mm (</w:t>
+        <w:t xml:space="preserve">) group </w:t>
+      </w:r>
+      <w:r>
+        <w:t>-</w:t>
+      </w:r>
+      <w:r>
+        <w:t xml:space="preserve"> a 3.4-fold difference between the highest and lowest values. </w:t>
       </w:r>
       <w:ins w:id="438" w:author="rev1" w:date="2026-08-03T13:04:00Z" w16du:dateUtc="2026-08-03T04:04:00Z">
         <w:r>
           <w:rPr>
             <w:color w:val="000000" w:themeColor="text1"/>
           </w:rPr>
-          <w:t xml:space="preserve">CIRRUS AngioPlex / </w:t>
+          <w:t xml:space="preserve">Mean </w:t>
         </w:r>
       </w:ins>
-      <w:r>
-        <w:t>HD series 3×</w:t>
-      </w:r>
-      <w:ins w:id="439" w:author="rev1" w:date="2026-08-03T13:04:00Z" w16du:dateUtc="2026-08-03T04:04:00Z">
-        <w:r>
-          <w:rPr>
-            <w:color w:val="000000" w:themeColor="text1"/>
-          </w:rPr>
-          <w:t>3 mm</w:t>
+      <w:del w:id="439" w:author="rev1" w:date="2026-08-03T13:04:00Z" w16du:dateUtc="2026-08-03T04:04:00Z">
+        <w:r>
+          <w:delText xml:space="preserve">Similarly, mean </w:delText>
+        </w:r>
+      </w:del>
+      <w:r>
+        <w:t>Euler number</w:t>
+      </w:r>
+      <w:ins w:id="440" w:author="rev1" w:date="2026-08-03T13:04:00Z" w16du:dateUtc="2026-08-03T04:04:00Z">
+        <w:r>
+          <w:rPr>
+            <w:color w:val="000000" w:themeColor="text1"/>
+          </w:rPr>
+          <w:t xml:space="preserve"> (center + periphery)</w:t>
         </w:r>
       </w:ins>
-      <w:del w:id="440" w:author="rev1" w:date="2026-08-03T13:04:00Z" w16du:dateUtc="2026-08-03T04:04:00Z">
-        <w:r>
-          <w:delText>3mm</w:delText>
-        </w:r>
-      </w:del>
-      <w:r>
-        <w:t>) group and 89.5 ± 53.4 in the small (</w:t>
+      <w:r>
+        <w:t xml:space="preserve"> ranged from −168.4 ± 146.0 to −61.6 ± 48.2, and mean junction density from 25.85 ± 1.77 to 15.89 ± 2.88 mm⁻². Mean</w:t>
       </w:r>
       <w:ins w:id="441" w:author="rev1" w:date="2026-08-03T13:04:00Z" w16du:dateUtc="2026-08-03T04:04:00Z">
         <w:r>
           <w:rPr>
             <w:color w:val="000000" w:themeColor="text1"/>
           </w:rPr>
-          <w:t xml:space="preserve">Optovue </w:t>
+          <w:t xml:space="preserve"> skeleton-derived</w:t>
         </w:r>
       </w:ins>
       <w:r>
-        <w:t>Solix 6×</w:t>
+        <w:t xml:space="preserve"> vessel diameter showed the reverse ordering (16.0, 23.7, and 32.3 µm for large, small_3mm, and small, respectively</w:t>
       </w:r>
       <w:ins w:id="442" w:author="rev1" w:date="2026-08-03T13:04:00Z" w16du:dateUtc="2026-08-03T04:04:00Z">
         <w:r>
           <w:rPr>
             <w:color w:val="000000" w:themeColor="text1"/>
           </w:rPr>
-          <w:t>6 mm</w:t>
+          <w:t>).</w:t>
         </w:r>
       </w:ins>
       <w:del w:id="443" w:author="rev1" w:date="2026-08-03T13:04:00Z" w16du:dateUtc="2026-08-03T04:04:00Z">
         <w:r>
-          <w:delText>6mm</w:delText>
+          <w:delText>), reflecting the inverse relationship between field size and measured vessel caliber.</w:delText>
         </w:r>
       </w:del>
       <w:r>
-        <w:t xml:space="preserve">) group </w:t>
-      </w:r>
-      <w:r>
-        <w:t>-</w:t>
-      </w:r>
-      <w:r>
-        <w:t xml:space="preserve"> a 3.4-fold difference between the highest and lowest values. </w:t>
+        <w:t xml:space="preserve"> These systematic </w:t>
+      </w:r>
+      <w:r>
+        <w:lastRenderedPageBreak/>
+        <w:t xml:space="preserve">differences confirm that direct cross-device comparison of raw parameters is not feasible and motivate </w:t>
       </w:r>
       <w:ins w:id="444" w:author="rev1" w:date="2026-08-03T13:04:00Z" w16du:dateUtc="2026-08-03T04:04:00Z">
         <w:r>
           <w:rPr>
             <w:color w:val="000000" w:themeColor="text1"/>
           </w:rPr>
-          <w:t xml:space="preserve">Mean </w:t>
+          <w:t>stratum-specific</w:t>
         </w:r>
       </w:ins>
       <w:del w:id="445" w:author="rev1" w:date="2026-08-03T13:04:00Z" w16du:dateUtc="2026-08-03T04:04:00Z">
         <w:r>
-          <w:delText xml:space="preserve">Similarly, mean </w:delText>
+          <w:delText>the PCA-based</w:delText>
         </w:r>
       </w:del>
       <w:r>
-        <w:t>Euler number</w:t>
+        <w:t xml:space="preserve"> standardization </w:t>
       </w:r>
       <w:ins w:id="446" w:author="rev1" w:date="2026-08-03T13:04:00Z" w16du:dateUtc="2026-08-03T04:04:00Z">
         <w:r>
           <w:rPr>
             <w:color w:val="000000" w:themeColor="text1"/>
           </w:rPr>
-          <w:t xml:space="preserve"> (center + periphery)</w:t>
+          <w:t>for a shared reporting scale</w:t>
         </w:r>
       </w:ins>
-      <w:r>
-        <w:t xml:space="preserve"> ranged from −168.4 ± 146.0 to −61.6 ± 48.2, and mean junction density from 25.85 ± 1.77 to 15.89 ± 2.88 mm⁻². Mean</w:t>
-      </w:r>
-      <w:ins w:id="447" w:author="rev1" w:date="2026-08-03T13:04:00Z" w16du:dateUtc="2026-08-03T04:04:00Z">
-        <w:r>
-          <w:rPr>
-            <w:color w:val="000000" w:themeColor="text1"/>
-          </w:rPr>
-          <w:t xml:space="preserve"> skeleton-derived</w:t>
-        </w:r>
-      </w:ins>
-      <w:r>
-        <w:t xml:space="preserve"> vessel diameter showed the reverse ordering (16.0, 23.7, and 32.3 µm for large, small_3mm, and small, respectively</w:t>
-      </w:r>
-      <w:ins w:id="448" w:author="rev1" w:date="2026-08-03T13:04:00Z" w16du:dateUtc="2026-08-03T04:04:00Z">
-        <w:r>
-          <w:rPr>
-            <w:color w:val="000000" w:themeColor="text1"/>
-          </w:rPr>
-          <w:t>).</w:t>
-        </w:r>
-      </w:ins>
-      <w:del w:id="449" w:author="rev1" w:date="2026-08-03T13:04:00Z" w16du:dateUtc="2026-08-03T04:04:00Z">
-        <w:r>
-          <w:delText>), reflecting the inverse relationship between field size and measured vessel caliber.</w:delText>
-        </w:r>
-      </w:del>
-      <w:r>
-        <w:t xml:space="preserve"> These systematic </w:t>
-      </w:r>
-      <w:r>
-        <w:lastRenderedPageBreak/>
-        <w:t xml:space="preserve">differences confirm that direct cross-device comparison of raw parameters is not feasible and motivate </w:t>
-      </w:r>
-      <w:ins w:id="450" w:author="rev1" w:date="2026-08-03T13:04:00Z" w16du:dateUtc="2026-08-03T04:04:00Z">
-        <w:r>
-          <w:rPr>
-            <w:color w:val="000000" w:themeColor="text1"/>
-          </w:rPr>
-          <w:t>stratum-specific</w:t>
-        </w:r>
-      </w:ins>
-      <w:del w:id="451" w:author="rev1" w:date="2026-08-03T13:04:00Z" w16du:dateUtc="2026-08-03T04:04:00Z">
-        <w:r>
-          <w:delText>the PCA-based</w:delText>
-        </w:r>
-      </w:del>
-      <w:r>
-        <w:t xml:space="preserve"> standardization </w:t>
-      </w:r>
-      <w:ins w:id="452" w:author="rev1" w:date="2026-08-03T13:04:00Z" w16du:dateUtc="2026-08-03T04:04:00Z">
-        <w:r>
-          <w:rPr>
-            <w:color w:val="000000" w:themeColor="text1"/>
-          </w:rPr>
-          <w:t>for a shared reporting scale</w:t>
-        </w:r>
-      </w:ins>
-      <w:del w:id="453" w:author="rev1" w:date="2026-08-03T13:04:00Z" w16du:dateUtc="2026-08-03T04:04:00Z">
+      <w:del w:id="447" w:author="rev1" w:date="2026-08-03T13:04:00Z" w16du:dateUtc="2026-08-03T04:04:00Z">
         <w:r>
           <w:delText>framework described in the Methods</w:delText>
         </w:r>
@@ -4750,9 +5619,9 @@
       <w:pPr>
         <w:spacing w:line="480" w:lineRule="auto"/>
       </w:pPr>
-      <w:bookmarkStart w:id="454" w:name="X14460cdd968308cdce2f398de1e3c7c97b20b72"/>
-      <w:bookmarkEnd w:id="429"/>
-      <w:ins w:id="455" w:author="rev1" w:date="2026-08-03T13:04:00Z" w16du:dateUtc="2026-08-03T04:04:00Z">
+      <w:bookmarkStart w:id="448" w:name="X14460cdd968308cdce2f398de1e3c7c97b20b72"/>
+      <w:bookmarkEnd w:id="423"/>
+      <w:ins w:id="449" w:author="rev1" w:date="2026-08-03T13:04:00Z" w16du:dateUtc="2026-08-03T04:04:00Z">
         <w:r>
           <w:rPr>
             <w:b/>
@@ -4762,7 +5631,7 @@
           <w:t>Stratum-</w:t>
         </w:r>
       </w:ins>
-      <w:del w:id="456" w:author="rev1" w:date="2026-08-03T13:04:00Z" w16du:dateUtc="2026-08-03T04:04:00Z">
+      <w:del w:id="450" w:author="rev1" w:date="2026-08-03T13:04:00Z" w16du:dateUtc="2026-08-03T04:04:00Z">
         <w:r>
           <w:rPr>
             <w:b/>
@@ -4778,7 +5647,7 @@
         </w:rPr>
         <w:t>Standardized Scores</w:t>
       </w:r>
-      <w:del w:id="457" w:author="rev1" w:date="2026-08-03T13:04:00Z" w16du:dateUtc="2026-08-03T04:04:00Z">
+      <w:del w:id="451" w:author="rev1" w:date="2026-08-03T13:04:00Z" w16du:dateUtc="2026-08-03T04:04:00Z">
         <w:r>
           <w:rPr>
             <w:b/>
@@ -4793,16 +5662,30 @@
         <w:pStyle w:val="FirstParagraph"/>
         <w:spacing w:line="480" w:lineRule="auto"/>
         <w:rPr>
-          <w:ins w:id="458" w:author="rev1" w:date="2026-08-03T13:04:00Z" w16du:dateUtc="2026-08-03T04:04:00Z"/>
+          <w:ins w:id="452" w:author="rev1" w:date="2026-08-03T13:04:00Z" w16du:dateUtc="2026-08-03T04:04:00Z"/>
           <w:color w:val="000000" w:themeColor="text1"/>
         </w:rPr>
       </w:pPr>
-      <w:ins w:id="459" w:author="rev1" w:date="2026-08-03T13:04:00Z" w16du:dateUtc="2026-08-03T04:04:00Z">
-        <w:r>
-          <w:rPr>
-            <w:color w:val="000000" w:themeColor="text1"/>
-          </w:rPr>
-          <w:t>Table 3 presents standardized scores after stratum-specific normalization, together with Kruskal–Wallis statistics and ε² effect sizes (primary analysis set, n = 112: large = 49, small = 33, small_3mm = 30). The Standardized Vascular Complexity Score uses stratum-specific PCA with piecewise-linear PC scaling (PC1 explained variance 63.7% / 73.9% / 70.2% for large / small_3mm / small). Caliber Uniformity uses the Standardized Caliber Uniformity Score; Maturity Index is recomputed from that Caliber score and Complexity. By design, the piecewise-linear normalization maps each stratum’s locking-cohort median to 50 on the scaled axes. Consequently, median values near 50 after normalization are a direct mathematical consequence of this scaling procedure. These scores serve as a standardized reporting scale for within-stratum assessment and for applying shared rule-based thresholds across acquisition strata, while maintaining stratum-specific reference frames.</w:t>
+      <w:ins w:id="453" w:author="rev1" w:date="2026-08-03T13:04:00Z" w16du:dateUtc="2026-08-03T04:04:00Z">
+        <w:r>
+          <w:rPr>
+            <w:color w:val="000000" w:themeColor="text1"/>
+          </w:rPr>
+          <w:t>Table 3 presents standardized scores after stratum-specific normalization, together with Kruskal–</w:t>
+        </w:r>
+        <w:proofErr w:type="gramStart"/>
+        <w:r>
+          <w:rPr>
+            <w:color w:val="000000" w:themeColor="text1"/>
+          </w:rPr>
+          <w:t>Wallis</w:t>
+        </w:r>
+        <w:proofErr w:type="gramEnd"/>
+        <w:r>
+          <w:rPr>
+            <w:color w:val="000000" w:themeColor="text1"/>
+          </w:rPr>
+          <w:t xml:space="preserve"> statistics and ε² effect sizes (primary analysis set, n = 112: large = 49, small = 33, small_3mm = 30). The Standardized Vascular Complexity Score uses stratum-specific PCA with piecewise-linear PC scaling (PC1 explained variance 63.7% / 73.9% / 70.2% for large / small_3mm / small). Caliber Uniformity uses the Standardized Caliber Uniformity Score; Maturity Index is recomputed from that Caliber score and Complexity. By design, the piecewise-linear normalization maps each stratum’s locking-cohort median to 50 on the scaled axes. Consequently, median values near 50 after normalization are a direct mathematical consequence of this scaling procedure. These scores serve as a standardized reporting scale for within-stratum assessment and for applying shared rule-based thresholds across acquisition strata, while maintaining stratum-specific reference frames.</w:t>
         </w:r>
       </w:ins>
     </w:p>
@@ -4811,11 +5694,11 @@
         <w:pStyle w:val="af5"/>
         <w:spacing w:line="480" w:lineRule="auto"/>
         <w:rPr>
-          <w:ins w:id="460" w:author="rev1" w:date="2026-08-03T13:04:00Z" w16du:dateUtc="2026-08-03T04:04:00Z"/>
+          <w:ins w:id="454" w:author="rev1" w:date="2026-08-03T13:04:00Z" w16du:dateUtc="2026-08-03T04:04:00Z"/>
           <w:color w:val="000000" w:themeColor="text1"/>
         </w:rPr>
       </w:pPr>
-      <w:ins w:id="461" w:author="rev1" w:date="2026-08-03T13:04:00Z" w16du:dateUtc="2026-08-03T04:04:00Z">
+      <w:ins w:id="455" w:author="rev1" w:date="2026-08-03T13:04:00Z" w16du:dateUtc="2026-08-03T04:04:00Z">
         <w:r>
           <w:rPr>
             <w:color w:val="000000" w:themeColor="text1"/>
@@ -4829,7 +5712,7 @@
         <w:pStyle w:val="af5"/>
         <w:spacing w:line="480" w:lineRule="auto"/>
         <w:rPr>
-          <w:ins w:id="462" w:author="rev1" w:date="2026-08-03T13:04:00Z" w16du:dateUtc="2026-08-03T04:04:00Z"/>
+          <w:ins w:id="456" w:author="rev1" w:date="2026-08-03T13:04:00Z" w16du:dateUtc="2026-08-03T04:04:00Z"/>
           <w:color w:val="000000" w:themeColor="text1"/>
         </w:rPr>
       </w:pPr>
@@ -4838,12 +5721,12 @@
       <w:pPr>
         <w:spacing w:line="480" w:lineRule="auto"/>
         <w:rPr>
-          <w:del w:id="463" w:author="rev1" w:date="2026-08-03T13:04:00Z" w16du:dateUtc="2026-08-03T04:04:00Z"/>
+          <w:del w:id="457" w:author="rev1" w:date="2026-08-03T13:04:00Z" w16du:dateUtc="2026-08-03T04:04:00Z"/>
         </w:rPr>
       </w:pPr>
-      <w:bookmarkStart w:id="464" w:name="Xe575b6a1e953484ba773ffc29a932fce909d414"/>
-      <w:bookmarkEnd w:id="454"/>
-      <w:ins w:id="465" w:author="rev1" w:date="2026-08-03T13:04:00Z" w16du:dateUtc="2026-08-03T04:04:00Z">
+      <w:bookmarkStart w:id="458" w:name="Xe575b6a1e953484ba773ffc29a932fce909d414"/>
+      <w:bookmarkEnd w:id="448"/>
+      <w:ins w:id="459" w:author="rev1" w:date="2026-08-03T13:04:00Z" w16du:dateUtc="2026-08-03T04:04:00Z">
         <w:r>
           <w:rPr>
             <w:b/>
@@ -4853,7 +5736,7 @@
           <w:t>Rule-Based</w:t>
         </w:r>
       </w:ins>
-      <w:del w:id="466" w:author="rev1" w:date="2026-08-03T13:04:00Z" w16du:dateUtc="2026-08-03T04:04:00Z">
+      <w:del w:id="460" w:author="rev1" w:date="2026-08-03T13:04:00Z" w16du:dateUtc="2026-08-03T04:04:00Z">
         <w:r>
           <w:delText xml:space="preserve">Table 3 presents the standardized scores following device-specific PCA and piecewise-linear normalization. Despite the substantial differences in raw metrics, the Standardized Complexity Score converged to statistically indistinguishable median values of 48.0 (IQR 42.4–55.4), 49.2 (45.7–57.8), and 49.9 (41.8–57.9) for the large, small_3mm, and small groups, respectively (Kruskal–Wallis, p=0.276). The high PC1 explained variance ratios (63.7–73.9%) across all three strata confirm that a single dominant latent axis captures the principal structure of MNV architectural complexity in each acquisition context, and that this axis is biologically consistent across devices. Analogous convergence was observed for the Standardized Caliber Uniformity Score (medians 50.6, 50.3, 49.9; p=0.636), for which PC1 explained 81.1–89.6% of variance, and for the Standardized Maturity Index (medians 51.3, 51.4, 49.6; p=0.764). The convergence of all three scores to values within one unit of 50 </w:delText>
         </w:r>
@@ -4875,7 +5758,7 @@
       <w:pPr>
         <w:spacing w:line="480" w:lineRule="auto"/>
         <w:rPr>
-          <w:del w:id="467" w:author="rev1" w:date="2026-08-03T13:04:00Z" w16du:dateUtc="2026-08-03T04:04:00Z"/>
+          <w:del w:id="461" w:author="rev1" w:date="2026-08-03T13:04:00Z" w16du:dateUtc="2026-08-03T04:04:00Z"/>
         </w:rPr>
       </w:pPr>
     </w:p>
@@ -4883,7 +5766,7 @@
       <w:pPr>
         <w:spacing w:line="480" w:lineRule="auto"/>
       </w:pPr>
-      <w:del w:id="468" w:author="rev1" w:date="2026-08-03T13:04:00Z" w16du:dateUtc="2026-08-03T04:04:00Z">
+      <w:del w:id="462" w:author="rev1" w:date="2026-08-03T13:04:00Z" w16du:dateUtc="2026-08-03T04:04:00Z">
         <w:r>
           <w:rPr>
             <w:b/>
@@ -4899,7 +5782,7 @@
         </w:rPr>
         <w:t xml:space="preserve"> Morphological </w:t>
       </w:r>
-      <w:ins w:id="469" w:author="rev1" w:date="2026-08-03T13:04:00Z" w16du:dateUtc="2026-08-03T04:04:00Z">
+      <w:ins w:id="463" w:author="rev1" w:date="2026-08-03T13:04:00Z" w16du:dateUtc="2026-08-03T04:04:00Z">
         <w:r>
           <w:rPr>
             <w:b/>
@@ -4909,7 +5792,7 @@
           <w:t>Categorization and Expert Agreement</w:t>
         </w:r>
       </w:ins>
-      <w:del w:id="470" w:author="rev1" w:date="2026-08-03T13:04:00Z" w16du:dateUtc="2026-08-03T04:04:00Z">
+      <w:del w:id="464" w:author="rev1" w:date="2026-08-03T13:04:00Z" w16du:dateUtc="2026-08-03T04:04:00Z">
         <w:r>
           <w:rPr>
             <w:b/>
@@ -4924,14 +5807,14 @@
         <w:pStyle w:val="FirstParagraph"/>
         <w:spacing w:line="480" w:lineRule="auto"/>
         <w:rPr>
-          <w:ins w:id="471" w:author="rev1" w:date="2026-08-03T13:04:00Z" w16du:dateUtc="2026-08-03T04:04:00Z"/>
+          <w:ins w:id="465" w:author="rev1" w:date="2026-08-03T13:04:00Z" w16du:dateUtc="2026-08-03T04:04:00Z"/>
           <w:color w:val="000000" w:themeColor="text1"/>
         </w:rPr>
       </w:pPr>
       <w:r>
         <w:t>Table 4 presents the distribution of morphological subtypes across acquisition platforms</w:t>
       </w:r>
-      <w:ins w:id="472" w:author="rev1" w:date="2026-08-03T13:04:00Z" w16du:dateUtc="2026-08-03T04:04:00Z">
+      <w:ins w:id="466" w:author="rev1" w:date="2026-08-03T13:04:00Z" w16du:dateUtc="2026-08-03T04:04:00Z">
         <w:r>
           <w:rPr>
             <w:color w:val="000000" w:themeColor="text1"/>
@@ -4939,7 +5822,7 @@
           <w:t xml:space="preserve"> (n = 112).</w:t>
         </w:r>
       </w:ins>
-      <w:del w:id="473" w:author="rev1" w:date="2026-08-03T13:04:00Z" w16du:dateUtc="2026-08-03T04:04:00Z">
+      <w:del w:id="467" w:author="rev1" w:date="2026-08-03T13:04:00Z" w16du:dateUtc="2026-08-03T04:04:00Z">
         <w:r>
           <w:delText>.</w:delText>
         </w:r>
@@ -4947,7 +5830,7 @@
       <w:r>
         <w:t xml:space="preserve"> The </w:t>
       </w:r>
-      <w:del w:id="474" w:author="rev1" w:date="2026-08-03T13:04:00Z" w16du:dateUtc="2026-08-03T04:04:00Z">
+      <w:del w:id="468" w:author="rev1" w:date="2026-08-03T13:04:00Z" w16du:dateUtc="2026-08-03T04:04:00Z">
         <w:r>
           <w:delText xml:space="preserve">full </w:delText>
         </w:r>
@@ -4955,7 +5838,7 @@
       <w:r>
         <w:t xml:space="preserve">spectrum of MNV subtypes was identified across </w:t>
       </w:r>
-      <w:ins w:id="475" w:author="rev1" w:date="2026-08-03T13:04:00Z" w16du:dateUtc="2026-08-03T04:04:00Z">
+      <w:ins w:id="469" w:author="rev1" w:date="2026-08-03T13:04:00Z" w16du:dateUtc="2026-08-03T04:04:00Z">
         <w:r>
           <w:rPr>
             <w:color w:val="000000" w:themeColor="text1"/>
@@ -4963,7 +5846,7 @@
           <w:t>the</w:t>
         </w:r>
       </w:ins>
-      <w:del w:id="476" w:author="rev1" w:date="2026-08-03T13:04:00Z" w16du:dateUtc="2026-08-03T04:04:00Z">
+      <w:del w:id="470" w:author="rev1" w:date="2026-08-03T13:04:00Z" w16du:dateUtc="2026-08-03T04:04:00Z">
         <w:r>
           <w:delText>all</w:delText>
         </w:r>
@@ -4971,7 +5854,7 @@
       <w:r>
         <w:t xml:space="preserve"> three devices. Glomerular pattern was the most prevalent subtype in the large group (n</w:t>
       </w:r>
-      <w:ins w:id="477" w:author="rev1" w:date="2026-08-03T13:04:00Z" w16du:dateUtc="2026-08-03T04:04:00Z">
+      <w:ins w:id="471" w:author="rev1" w:date="2026-08-03T13:04:00Z" w16du:dateUtc="2026-08-03T04:04:00Z">
         <w:r>
           <w:rPr>
             <w:color w:val="000000" w:themeColor="text1"/>
@@ -4979,7 +5862,7 @@
           <w:t xml:space="preserve"> = </w:t>
         </w:r>
       </w:ins>
-      <w:del w:id="478" w:author="rev1" w:date="2026-08-03T13:04:00Z" w16du:dateUtc="2026-08-03T04:04:00Z">
+      <w:del w:id="472" w:author="rev1" w:date="2026-08-03T13:04:00Z" w16du:dateUtc="2026-08-03T04:04:00Z">
         <w:r>
           <w:delText>=</w:delText>
         </w:r>
@@ -4987,7 +5870,7 @@
       <w:r>
         <w:t xml:space="preserve">29, 59.2%) and was also well-represented in the small_3mm and small groups (30.0% and 36.4%, respectively). </w:t>
       </w:r>
-      <w:ins w:id="479" w:author="rev1" w:date="2026-08-03T13:04:00Z" w16du:dateUtc="2026-08-03T04:04:00Z">
+      <w:ins w:id="473" w:author="rev1" w:date="2026-08-03T13:04:00Z" w16du:dateUtc="2026-08-03T04:04:00Z">
         <w:r>
           <w:rPr>
             <w:color w:val="000000" w:themeColor="text1"/>
@@ -4995,10 +5878,15 @@
           <w:t xml:space="preserve">Medusa pattern was observed only in the large group (n = 6, 12.2%). </w:t>
         </w:r>
       </w:ins>
-      <w:r>
-        <w:t>Seafan pattern was more common in the small_3mm group (n</w:t>
-      </w:r>
-      <w:ins w:id="480" w:author="rev1" w:date="2026-08-03T13:04:00Z" w16du:dateUtc="2026-08-03T04:04:00Z">
+      <w:proofErr w:type="spellStart"/>
+      <w:r>
+        <w:t>Seafan</w:t>
+      </w:r>
+      <w:proofErr w:type="spellEnd"/>
+      <w:r>
+        <w:t xml:space="preserve"> pattern was more common in the small_3mm group (n</w:t>
+      </w:r>
+      <w:ins w:id="474" w:author="rev1" w:date="2026-08-03T13:04:00Z" w16du:dateUtc="2026-08-03T04:04:00Z">
         <w:r>
           <w:rPr>
             <w:color w:val="000000" w:themeColor="text1"/>
@@ -5006,7 +5894,7 @@
           <w:t xml:space="preserve"> = </w:t>
         </w:r>
       </w:ins>
-      <w:del w:id="481" w:author="rev1" w:date="2026-08-03T13:04:00Z" w16du:dateUtc="2026-08-03T04:04:00Z">
+      <w:del w:id="475" w:author="rev1" w:date="2026-08-03T13:04:00Z" w16du:dateUtc="2026-08-03T04:04:00Z">
         <w:r>
           <w:delText>=</w:delText>
         </w:r>
@@ -5014,7 +5902,7 @@
       <w:r>
         <w:t xml:space="preserve">11, 36.7%) than in the </w:t>
       </w:r>
-      <w:ins w:id="482" w:author="rev1" w:date="2026-08-03T13:04:00Z" w16du:dateUtc="2026-08-03T04:04:00Z">
+      <w:ins w:id="476" w:author="rev1" w:date="2026-08-03T13:04:00Z" w16du:dateUtc="2026-08-03T04:04:00Z">
         <w:r>
           <w:rPr>
             <w:color w:val="000000" w:themeColor="text1"/>
@@ -5022,7 +5910,7 @@
           <w:t>small group (n = 2, 6.1%) and was absent in the large group.</w:t>
         </w:r>
       </w:ins>
-      <w:del w:id="483" w:author="rev1" w:date="2026-08-03T13:04:00Z" w16du:dateUtc="2026-08-03T04:04:00Z">
+      <w:del w:id="477" w:author="rev1" w:date="2026-08-03T13:04:00Z" w16du:dateUtc="2026-08-03T04:04:00Z">
         <w:r>
           <w:delText>other groups.</w:delText>
         </w:r>
@@ -5030,7 +5918,7 @@
       <w:r>
         <w:t xml:space="preserve"> Dead</w:t>
       </w:r>
-      <w:ins w:id="484" w:author="rev1" w:date="2026-08-03T13:04:00Z" w16du:dateUtc="2026-08-03T04:04:00Z">
+      <w:ins w:id="478" w:author="rev1" w:date="2026-08-03T13:04:00Z" w16du:dateUtc="2026-08-03T04:04:00Z">
         <w:r>
           <w:rPr>
             <w:color w:val="000000" w:themeColor="text1"/>
@@ -5038,7 +5926,7 @@
           <w:t xml:space="preserve"> </w:t>
         </w:r>
       </w:ins>
-      <w:del w:id="485" w:author="rev1" w:date="2026-08-03T13:04:00Z" w16du:dateUtc="2026-08-03T04:04:00Z">
+      <w:del w:id="479" w:author="rev1" w:date="2026-08-03T13:04:00Z" w16du:dateUtc="2026-08-03T04:04:00Z">
         <w:r>
           <w:delText>-</w:delText>
         </w:r>
@@ -5046,7 +5934,7 @@
       <w:r>
         <w:t>tree pattern</w:t>
       </w:r>
-      <w:del w:id="486" w:author="rev1" w:date="2026-08-03T13:04:00Z" w16du:dateUtc="2026-08-03T04:04:00Z">
+      <w:del w:id="480" w:author="rev1" w:date="2026-08-03T13:04:00Z" w16du:dateUtc="2026-08-03T04:04:00Z">
         <w:r>
           <w:delText>, reflecting mature quiescent MNV,</w:delText>
         </w:r>
@@ -5054,7 +5942,7 @@
       <w:r>
         <w:t xml:space="preserve"> was identified in all three groups (8.2%, 20.0%, and 15.2%). Tree</w:t>
       </w:r>
-      <w:ins w:id="487" w:author="rev1" w:date="2026-08-03T13:04:00Z" w16du:dateUtc="2026-08-03T04:04:00Z">
+      <w:ins w:id="481" w:author="rev1" w:date="2026-08-03T13:04:00Z" w16du:dateUtc="2026-08-03T04:04:00Z">
         <w:r>
           <w:rPr>
             <w:color w:val="000000" w:themeColor="text1"/>
@@ -5062,7 +5950,7 @@
           <w:t xml:space="preserve"> </w:t>
         </w:r>
       </w:ins>
-      <w:del w:id="488" w:author="rev1" w:date="2026-08-03T13:04:00Z" w16du:dateUtc="2026-08-03T04:04:00Z">
+      <w:del w:id="482" w:author="rev1" w:date="2026-08-03T13:04:00Z" w16du:dateUtc="2026-08-03T04:04:00Z">
         <w:r>
           <w:delText>-</w:delText>
         </w:r>
@@ -5070,7 +5958,7 @@
       <w:r>
         <w:t>in</w:t>
       </w:r>
-      <w:ins w:id="489" w:author="rev1" w:date="2026-08-03T13:04:00Z" w16du:dateUtc="2026-08-03T04:04:00Z">
+      <w:ins w:id="483" w:author="rev1" w:date="2026-08-03T13:04:00Z" w16du:dateUtc="2026-08-03T04:04:00Z">
         <w:r>
           <w:rPr>
             <w:color w:val="000000" w:themeColor="text1"/>
@@ -5078,7 +5966,7 @@
           <w:t xml:space="preserve"> </w:t>
         </w:r>
       </w:ins>
-      <w:del w:id="490" w:author="rev1" w:date="2026-08-03T13:04:00Z" w16du:dateUtc="2026-08-03T04:04:00Z">
+      <w:del w:id="484" w:author="rev1" w:date="2026-08-03T13:04:00Z" w16du:dateUtc="2026-08-03T04:04:00Z">
         <w:r>
           <w:delText>-</w:delText>
         </w:r>
@@ -5086,7 +5974,7 @@
       <w:r>
         <w:t xml:space="preserve">bud pattern was present in all groups (20.4%, 13.3%, 42.4%). </w:t>
       </w:r>
-      <w:ins w:id="491" w:author="rev1" w:date="2026-08-03T13:04:00Z" w16du:dateUtc="2026-08-03T04:04:00Z">
+      <w:ins w:id="485" w:author="rev1" w:date="2026-08-03T13:04:00Z" w16du:dateUtc="2026-08-03T04:04:00Z">
         <w:r>
           <w:rPr>
             <w:color w:val="000000" w:themeColor="text1"/>
@@ -5094,6 +5982,80 @@
           <w:t>Between-platform differences in subtype prevalence may reflect sampling, case-mix, and differences in scan area rather than classifier instability alone.</w:t>
         </w:r>
       </w:ins>
+    </w:p>
+    <w:p>
+      <w:pPr>
+        <w:pStyle w:val="af5"/>
+        <w:spacing w:line="480" w:lineRule="auto"/>
+        <w:rPr>
+          <w:color w:val="000000" w:themeColor="text1"/>
+        </w:rPr>
+      </w:pPr>
+      <w:ins w:id="486" w:author="rev1" w:date="2026-08-03T13:04:00Z" w16du:dateUtc="2026-08-03T04:04:00Z">
+        <w:r>
+          <w:rPr>
+            <w:color w:val="000000" w:themeColor="text1"/>
+          </w:rPr>
+          <w:t xml:space="preserve">On the masked expert subset (n = 54), overall agreement between expert and automated labels was 57.4% (31/54); quadratic weighted Cohen’s κ was 0.507 (95% CI 0.222–0.714). When Glomerular and </w:t>
+        </w:r>
+        <w:proofErr w:type="spellStart"/>
+        <w:r>
+          <w:rPr>
+            <w:color w:val="000000" w:themeColor="text1"/>
+          </w:rPr>
+          <w:t>Seafan</w:t>
+        </w:r>
+        <w:proofErr w:type="spellEnd"/>
+        <w:r>
+          <w:rPr>
+            <w:color w:val="000000" w:themeColor="text1"/>
+          </w:rPr>
+          <w:t xml:space="preserve"> were merged on both sides (4-class sensitivity), agreement rose to 75.9% (41/54) and κ to 0.682 (95% CI 0.400–0.852), indicating that discordance largely reflects adjacent descriptive subtypes that are challenging to separate visually. This level of agreement aligns with prior reports that</w:t>
+        </w:r>
+      </w:ins>
+      <w:del w:id="487" w:author="rev1" w:date="2026-08-03T13:04:00Z" w16du:dateUtc="2026-08-03T04:04:00Z">
+        <w:r>
+          <w:delText>The</w:delText>
+        </w:r>
+      </w:del>
+      <w:r>
+        <w:t xml:space="preserve"> qualitative </w:t>
+      </w:r>
+      <w:ins w:id="488" w:author="rev1" w:date="2026-08-03T13:04:00Z" w16du:dateUtc="2026-08-03T04:04:00Z">
+        <w:r>
+          <w:rPr>
+            <w:color w:val="000000" w:themeColor="text1"/>
+          </w:rPr>
+          <w:t>OCTA morphological grading can show moderate reliability</w:t>
+        </w:r>
+      </w:ins>
+      <w:del w:id="489" w:author="rev1" w:date="2026-08-03T13:04:00Z" w16du:dateUtc="2026-08-03T04:04:00Z">
+        <w:r>
+          <w:delText>consistency of subtype representation</w:delText>
+        </w:r>
+      </w:del>
+      <w:r>
+        <w:t xml:space="preserve"> across </w:t>
+      </w:r>
+      <w:ins w:id="490" w:author="rev1" w:date="2026-08-03T13:04:00Z" w16du:dateUtc="2026-08-03T04:04:00Z">
+        <w:r>
+          <w:rPr>
+            <w:color w:val="000000" w:themeColor="text1"/>
+          </w:rPr>
+          <w:t>raters. Our rule-based quantitative operationalization with disclosed thresholds aims to reduce rater-dependent ambiguity relative to purely descriptive labels, complementing expert judgment.</w:t>
+        </w:r>
+      </w:ins>
+      <w:bookmarkStart w:id="491" w:name="X577a94a20f263abf41ea07bd7a9e60674f9aea1"/>
+      <w:bookmarkEnd w:id="458"/>
+    </w:p>
+    <w:p>
+      <w:pPr>
+        <w:pStyle w:val="af5"/>
+        <w:spacing w:line="480" w:lineRule="auto"/>
+        <w:rPr>
+          <w:color w:val="000000" w:themeColor="text1"/>
+        </w:rPr>
+      </w:pPr>
     </w:p>
     <w:p>
       <w:pPr>
@@ -5101,49 +6063,115 @@
         <w:spacing w:line="480" w:lineRule="auto"/>
         <w:rPr>
           <w:ins w:id="492" w:author="rev1" w:date="2026-08-03T13:04:00Z" w16du:dateUtc="2026-08-03T04:04:00Z"/>
+          <w:b/>
+          <w:bCs/>
           <w:color w:val="000000" w:themeColor="text1"/>
         </w:rPr>
       </w:pPr>
       <w:ins w:id="493" w:author="rev1" w:date="2026-08-03T13:04:00Z" w16du:dateUtc="2026-08-03T04:04:00Z">
         <w:r>
           <w:rPr>
-            <w:color w:val="000000" w:themeColor="text1"/>
-          </w:rPr>
-          <w:t>On the masked expert subset (n = 54), overall agreement between expert and automated labels was 57.4% (31/54); quadratic weighted Cohen’s κ was 0.507 (95% CI 0.222–0.714). When Glomerular and Seafan were merged on both sides (4-class sensitivity), agreement rose to 75.9% (41/54) and κ to 0.682 (95% CI 0.400–0.852), indicating that discordance largely reflects adjacent descriptive subtypes that are challenging to separate visually. This level of agreement aligns with prior reports that</w:t>
+            <w:b/>
+            <w:bCs/>
+            <w:color w:val="000000" w:themeColor="text1"/>
+          </w:rPr>
+          <w:lastRenderedPageBreak/>
+          <w:t>Inter- and Intra-Observer Reproducibility</w:t>
         </w:r>
       </w:ins>
-      <w:del w:id="494" w:author="rev1" w:date="2026-08-03T13:04:00Z" w16du:dateUtc="2026-08-03T04:04:00Z">
-        <w:r>
-          <w:delText>The</w:delText>
+    </w:p>
+    <w:p>
+      <w:pPr>
+        <w:spacing w:line="480" w:lineRule="auto"/>
+      </w:pPr>
+      <w:ins w:id="494" w:author="rev1" w:date="2026-08-03T13:04:00Z" w16du:dateUtc="2026-08-03T04:04:00Z">
+        <w:r>
+          <w:rPr>
+            <w:color w:val="000000" w:themeColor="text1"/>
+          </w:rPr>
+          <w:t>Inter-observer reproducibility was assessed in a three-rater subset of 46 lesions. Agreement was good for lesion area (</w:t>
+        </w:r>
+        <w:proofErr w:type="gramStart"/>
+        <w:r>
+          <w:rPr>
+            <w:color w:val="000000" w:themeColor="text1"/>
+          </w:rPr>
+          <w:t>ICC(</w:t>
+        </w:r>
+        <w:proofErr w:type="gramEnd"/>
+        <w:r>
+          <w:rPr>
+            <w:color w:val="000000" w:themeColor="text1"/>
+          </w:rPr>
+          <w:t>2,1) = 0.859; 95% CI 0.680–0.930),</w:t>
+        </w:r>
+      </w:ins>
+      <w:del w:id="495" w:author="rev1" w:date="2026-08-03T13:04:00Z" w16du:dateUtc="2026-08-03T04:04:00Z">
+        <w:r>
+          <w:delText>acquisition platforms provides initial evidence for the cross-device robustness of</w:delText>
         </w:r>
       </w:del>
       <w:r>
-        <w:t xml:space="preserve"> qualitative </w:t>
-      </w:r>
-      <w:ins w:id="495" w:author="rev1" w:date="2026-08-03T13:04:00Z" w16du:dateUtc="2026-08-03T04:04:00Z">
-        <w:r>
-          <w:rPr>
-            <w:color w:val="000000" w:themeColor="text1"/>
-          </w:rPr>
-          <w:t>OCTA morphological grading can show moderate reliability</w:t>
+        <w:t xml:space="preserve"> the </w:t>
+      </w:r>
+      <w:ins w:id="496" w:author="rev1" w:date="2026-08-03T13:04:00Z" w16du:dateUtc="2026-08-03T04:04:00Z">
+        <w:r>
+          <w:rPr>
+            <w:color w:val="000000" w:themeColor="text1"/>
+          </w:rPr>
+          <w:t>Standardized Vascular Complexity Score (</w:t>
+        </w:r>
+        <w:proofErr w:type="gramStart"/>
+        <w:r>
+          <w:rPr>
+            <w:color w:val="000000" w:themeColor="text1"/>
+          </w:rPr>
+          <w:t>ICC(</w:t>
+        </w:r>
+        <w:proofErr w:type="gramEnd"/>
+        <w:r>
+          <w:rPr>
+            <w:color w:val="000000" w:themeColor="text1"/>
+          </w:rPr>
+          <w:t>2,1) = 0.807; 95% CI 0.660–0.890), and the Standardized Caliber Uniformity Score (</w:t>
+        </w:r>
+        <w:proofErr w:type="gramStart"/>
+        <w:r>
+          <w:rPr>
+            <w:color w:val="000000" w:themeColor="text1"/>
+          </w:rPr>
+          <w:t>ICC(</w:t>
+        </w:r>
+        <w:proofErr w:type="gramEnd"/>
+        <w:r>
+          <w:rPr>
+            <w:color w:val="000000" w:themeColor="text1"/>
+          </w:rPr>
+          <w:t>2,1) = 0.770; 95% CI 0.660–0.860). In contrast, the Maturity Index showed only moderate agreement (</w:t>
+        </w:r>
+        <w:proofErr w:type="gramStart"/>
+        <w:r>
+          <w:rPr>
+            <w:color w:val="000000" w:themeColor="text1"/>
+          </w:rPr>
+          <w:t>ICC(</w:t>
+        </w:r>
+        <w:proofErr w:type="gramEnd"/>
+        <w:r>
+          <w:rPr>
+            <w:color w:val="000000" w:themeColor="text1"/>
+          </w:rPr>
+          <w:t>2,1) = 0.593; 95% CI 0.430–0.730), consistent with the lower reproducibility of the composite measure derived from the Caliber Uniformity Score</w:t>
         </w:r>
       </w:ins>
-      <w:del w:id="496" w:author="rev1" w:date="2026-08-03T13:04:00Z" w16du:dateUtc="2026-08-03T04:04:00Z">
-        <w:r>
-          <w:delText>consistency of subtype representation</w:delText>
+      <w:del w:id="497" w:author="rev1" w:date="2026-08-03T13:04:00Z" w16du:dateUtc="2026-08-03T04:04:00Z">
+        <w:r>
+          <w:delText>classification logic</w:delText>
         </w:r>
       </w:del>
       <w:r>
-        <w:t xml:space="preserve"> across </w:t>
-      </w:r>
-      <w:ins w:id="497" w:author="rev1" w:date="2026-08-03T13:04:00Z" w16du:dateUtc="2026-08-03T04:04:00Z">
-        <w:r>
-          <w:rPr>
-            <w:color w:val="000000" w:themeColor="text1"/>
-          </w:rPr>
-          <w:t>raters. Our rule-based quantitative operationalization with disclosed thresholds aims to reduce rater-dependent ambiguity relative to purely descriptive labels, complementing expert judgment.</w:t>
-        </w:r>
-      </w:ins>
+        <w:t>.</w:t>
+      </w:r>
     </w:p>
     <w:p>
       <w:pPr>
@@ -5154,94 +6182,36 @@
           <w:color w:val="000000" w:themeColor="text1"/>
         </w:rPr>
       </w:pPr>
+      <w:ins w:id="499" w:author="rev1" w:date="2026-08-03T13:04:00Z" w16du:dateUtc="2026-08-03T04:04:00Z">
+        <w:r>
+          <w:rPr>
+            <w:color w:val="000000" w:themeColor="text1"/>
+          </w:rPr>
+          <w:t xml:space="preserve">Intra-observer reproducibility was excellent in the same 46-lesion subset. For the second session of the same rater, </w:t>
+        </w:r>
+        <w:proofErr w:type="gramStart"/>
+        <w:r>
+          <w:rPr>
+            <w:color w:val="000000" w:themeColor="text1"/>
+          </w:rPr>
+          <w:t>ICC(</w:t>
+        </w:r>
+        <w:proofErr w:type="gramEnd"/>
+        <w:r>
+          <w:rPr>
+            <w:color w:val="000000" w:themeColor="text1"/>
+          </w:rPr>
+          <w:t>2,1) values were 0.979 (95% CI 0.962–0.988) for lesion area, 0.950 (95% CI 0.913–0.973) for the Standardized Vascular Complexity Score, 0.925 (95% CI 0.871–0.959) for the Standardized Caliber Uniformity Score, and 0.917 (95% CI 0.857–0.954) for the Maturity Index. These findings indicate consistently high within-rater repeatability under the fixed score definition and complement the primary multi-rater reproducibility analysis.</w:t>
+        </w:r>
+      </w:ins>
     </w:p>
+    <w:bookmarkEnd w:id="401"/>
+    <w:bookmarkEnd w:id="491"/>
     <w:p>
       <w:pPr>
-        <w:pStyle w:val="31"/>
         <w:spacing w:line="480" w:lineRule="auto"/>
         <w:rPr>
-          <w:ins w:id="499" w:author="rev1" w:date="2026-08-03T13:04:00Z" w16du:dateUtc="2026-08-03T04:04:00Z"/>
-          <w:b/>
-          <w:bCs/>
-          <w:color w:val="000000" w:themeColor="text1"/>
-        </w:rPr>
-      </w:pPr>
-      <w:bookmarkStart w:id="500" w:name="X577a94a20f263abf41ea07bd7a9e60674f9aea1"/>
-      <w:bookmarkEnd w:id="464"/>
-      <w:ins w:id="501" w:author="rev1" w:date="2026-08-03T13:04:00Z" w16du:dateUtc="2026-08-03T04:04:00Z">
-        <w:r>
-          <w:rPr>
-            <w:b/>
-            <w:bCs/>
-            <w:color w:val="000000" w:themeColor="text1"/>
-          </w:rPr>
-          <w:lastRenderedPageBreak/>
-          <w:t>Inter- and Intra-Observer Reproducibility</w:t>
-        </w:r>
-      </w:ins>
-    </w:p>
-    <w:p>
-      <w:pPr>
-        <w:spacing w:line="480" w:lineRule="auto"/>
-      </w:pPr>
-      <w:ins w:id="502" w:author="rev1" w:date="2026-08-03T13:04:00Z" w16du:dateUtc="2026-08-03T04:04:00Z">
-        <w:r>
-          <w:rPr>
-            <w:color w:val="000000" w:themeColor="text1"/>
-          </w:rPr>
-          <w:t>Inter-observer reproducibility was assessed in a three-rater subset of 46 lesions. Agreement was good for lesion area (ICC(2,1) = 0.859; 95% CI 0.680–0.930),</w:t>
-        </w:r>
-      </w:ins>
-      <w:del w:id="503" w:author="rev1" w:date="2026-08-03T13:04:00Z" w16du:dateUtc="2026-08-03T04:04:00Z">
-        <w:r>
-          <w:delText>acquisition platforms provides initial evidence for the cross-device robustness of</w:delText>
-        </w:r>
-      </w:del>
-      <w:r>
-        <w:t xml:space="preserve"> the </w:t>
-      </w:r>
-      <w:ins w:id="504" w:author="rev1" w:date="2026-08-03T13:04:00Z" w16du:dateUtc="2026-08-03T04:04:00Z">
-        <w:r>
-          <w:rPr>
-            <w:color w:val="000000" w:themeColor="text1"/>
-          </w:rPr>
-          <w:t>Standardized Vascular Complexity Score (ICC(2,1) = 0.807; 95% CI 0.660–0.890), and the Standardized Caliber Uniformity Score (ICC(2,1) = 0.770; 95% CI 0.660–0.860). In contrast, the Maturity Index showed only moderate agreement (ICC(2,1) = 0.593; 95% CI 0.430–0.730), consistent with the lower reproducibility of the composite measure derived from the Caliber Uniformity Score</w:t>
-        </w:r>
-      </w:ins>
-      <w:del w:id="505" w:author="rev1" w:date="2026-08-03T13:04:00Z" w16du:dateUtc="2026-08-03T04:04:00Z">
-        <w:r>
-          <w:delText>classification logic</w:delText>
-        </w:r>
-      </w:del>
-      <w:r>
-        <w:t>.</w:t>
-      </w:r>
-    </w:p>
-    <w:p>
-      <w:pPr>
-        <w:pStyle w:val="af5"/>
-        <w:spacing w:line="480" w:lineRule="auto"/>
-        <w:rPr>
-          <w:ins w:id="506" w:author="rev1" w:date="2026-08-03T13:04:00Z" w16du:dateUtc="2026-08-03T04:04:00Z"/>
-          <w:color w:val="000000" w:themeColor="text1"/>
-        </w:rPr>
-      </w:pPr>
-      <w:ins w:id="507" w:author="rev1" w:date="2026-08-03T13:04:00Z" w16du:dateUtc="2026-08-03T04:04:00Z">
-        <w:r>
-          <w:rPr>
-            <w:color w:val="000000" w:themeColor="text1"/>
-          </w:rPr>
-          <w:t>Intra-observer reproducibility was excellent in the same 46-lesion subset. For the second session of the same rater, ICC(2,1) values were 0.979 (95% CI 0.962–0.988) for lesion area, 0.950 (95% CI 0.913–0.973) for the Standardized Vascular Complexity Score, 0.925 (95% CI 0.871–0.959) for the Standardized Caliber Uniformity Score, and 0.917 (95% CI 0.857–0.954) for the Maturity Index. These findings indicate consistently high within-rater repeatability under the fixed score definition and complement the primary multi-rater reproducibility analysis.</w:t>
-        </w:r>
-      </w:ins>
-    </w:p>
-    <w:bookmarkEnd w:id="407"/>
-    <w:bookmarkEnd w:id="500"/>
-    <w:p>
-      <w:pPr>
-        <w:spacing w:line="480" w:lineRule="auto"/>
-        <w:rPr>
-          <w:del w:id="508" w:author="rev1" w:date="2026-08-03T13:04:00Z" w16du:dateUtc="2026-08-03T04:04:00Z"/>
+          <w:del w:id="500" w:author="rev1" w:date="2026-08-03T13:04:00Z" w16du:dateUtc="2026-08-03T04:04:00Z"/>
         </w:rPr>
       </w:pPr>
     </w:p>
@@ -5253,7 +6223,7 @@
           <w:bCs/>
         </w:rPr>
       </w:pPr>
-      <w:bookmarkStart w:id="509" w:name="discussion"/>
+      <w:bookmarkStart w:id="501" w:name="discussion"/>
       <w:r>
         <w:rPr>
           <w:b/>
@@ -5286,393 +6256,407 @@
       <w:r>
         <w:t xml:space="preserve">This work </w:t>
       </w:r>
+      <w:ins w:id="502" w:author="rev1" w:date="2026-08-03T13:04:00Z" w16du:dateUtc="2026-08-03T04:04:00Z">
+        <w:r>
+          <w:rPr>
+            <w:color w:val="000000" w:themeColor="text1"/>
+          </w:rPr>
+          <w:t xml:space="preserve">advances </w:t>
+        </w:r>
+      </w:ins>
+      <w:del w:id="503" w:author="rev1" w:date="2026-08-03T13:04:00Z" w16du:dateUtc="2026-08-03T04:04:00Z">
+        <w:r>
+          <w:delText xml:space="preserve">introduces a significant advancement in the </w:delText>
+        </w:r>
+      </w:del>
+      <w:r>
+        <w:t xml:space="preserve">quantitative </w:t>
+      </w:r>
+      <w:ins w:id="504" w:author="rev1" w:date="2026-08-03T13:04:00Z" w16du:dateUtc="2026-08-03T04:04:00Z">
+        <w:r>
+          <w:rPr>
+            <w:color w:val="000000" w:themeColor="text1"/>
+          </w:rPr>
+          <w:t xml:space="preserve">MNV </w:t>
+        </w:r>
+      </w:ins>
+      <w:r>
+        <w:t xml:space="preserve">analysis </w:t>
+      </w:r>
+      <w:del w:id="505" w:author="rev1" w:date="2026-08-03T13:04:00Z" w16du:dateUtc="2026-08-03T04:04:00Z">
+        <w:r>
+          <w:delText xml:space="preserve">of MNV </w:delText>
+        </w:r>
+      </w:del>
+      <w:r>
+        <w:t xml:space="preserve">by </w:t>
+      </w:r>
+      <w:ins w:id="506" w:author="rev1" w:date="2026-08-03T13:04:00Z" w16du:dateUtc="2026-08-03T04:04:00Z">
+        <w:r>
+          <w:rPr>
+            <w:color w:val="000000" w:themeColor="text1"/>
+          </w:rPr>
+          <w:t>combining hybrid vessel enhancement, adaptive binarization, skeleton-based topology,</w:t>
+        </w:r>
+      </w:ins>
+      <w:del w:id="507" w:author="rev1" w:date="2026-08-03T13:04:00Z" w16du:dateUtc="2026-08-03T04:04:00Z">
+        <w:r>
+          <w:delText>systematically addressing the limitations of current methodologies</w:delText>
+        </w:r>
+      </w:del>
+      <w:r>
+        <w:t xml:space="preserve"> and </w:t>
+      </w:r>
+      <w:ins w:id="508" w:author="rev1" w:date="2026-08-03T13:04:00Z" w16du:dateUtc="2026-08-03T04:04:00Z">
+        <w:r>
+          <w:rPr>
+            <w:color w:val="000000" w:themeColor="text1"/>
+          </w:rPr>
+          <w:t>stratum-standardized</w:t>
+        </w:r>
+      </w:ins>
+      <w:del w:id="509" w:author="rev1" w:date="2026-08-03T13:04:00Z" w16du:dateUtc="2026-08-03T04:04:00Z">
+        <w:r>
+          <w:delText>introducing a new dimension of integrated,</w:delText>
+        </w:r>
+      </w:del>
+      <w:r>
+        <w:t xml:space="preserve"> multi-parameter </w:t>
+      </w:r>
       <w:ins w:id="510" w:author="rev1" w:date="2026-08-03T13:04:00Z" w16du:dateUtc="2026-08-03T04:04:00Z">
         <w:r>
           <w:rPr>
             <w:color w:val="000000" w:themeColor="text1"/>
           </w:rPr>
-          <w:t xml:space="preserve">advances </w:t>
+          <w:t>scores with disclosed rule-based morphological categories. While</w:t>
         </w:r>
       </w:ins>
       <w:del w:id="511" w:author="rev1" w:date="2026-08-03T13:04:00Z" w16du:dateUtc="2026-08-03T04:04:00Z">
         <w:r>
-          <w:delText xml:space="preserve">introduces a significant advancement in the </w:delText>
+          <w:delText>scoring. Our comparative analysis (Table 1) clearly illustrates that while</w:delText>
         </w:r>
       </w:del>
       <w:r>
-        <w:t xml:space="preserve">quantitative </w:t>
+        <w:t xml:space="preserve"> existing tools and recent studies provide a foundational set of metrics, they </w:t>
       </w:r>
       <w:ins w:id="512" w:author="rev1" w:date="2026-08-03T13:04:00Z" w16du:dateUtc="2026-08-03T04:04:00Z">
         <w:r>
           <w:rPr>
             <w:color w:val="000000" w:themeColor="text1"/>
           </w:rPr>
-          <w:t xml:space="preserve">MNV </w:t>
+          <w:t xml:space="preserve">often </w:t>
         </w:r>
       </w:ins>
       <w:r>
-        <w:t xml:space="preserve">analysis </w:t>
-      </w:r>
-      <w:del w:id="513" w:author="rev1" w:date="2026-08-03T13:04:00Z" w16du:dateUtc="2026-08-03T04:04:00Z">
-        <w:r>
-          <w:delText xml:space="preserve">of MNV </w:delText>
+        <w:t xml:space="preserve">fail to capture the holistic nature of the neovascular complex and </w:t>
+      </w:r>
+      <w:ins w:id="513" w:author="rev1" w:date="2026-08-03T13:04:00Z" w16du:dateUtc="2026-08-03T04:04:00Z">
+        <w:r>
+          <w:rPr>
+            <w:color w:val="000000" w:themeColor="text1"/>
+          </w:rPr>
+          <w:t>remain</w:t>
+        </w:r>
+      </w:ins>
+      <w:del w:id="514" w:author="rev1" w:date="2026-08-03T13:04:00Z" w16du:dateUtc="2026-08-03T04:04:00Z">
+        <w:r>
+          <w:delText>are</w:delText>
         </w:r>
       </w:del>
       <w:r>
-        <w:t xml:space="preserve">by </w:t>
-      </w:r>
-      <w:ins w:id="514" w:author="rev1" w:date="2026-08-03T13:04:00Z" w16du:dateUtc="2026-08-03T04:04:00Z">
-        <w:r>
-          <w:rPr>
-            <w:color w:val="000000" w:themeColor="text1"/>
-          </w:rPr>
-          <w:t>combining hybrid vessel enhancement, adaptive binarization, skeleton-based topology,</w:t>
-        </w:r>
-      </w:ins>
+        <w:t xml:space="preserve"> vulnerable to </w:t>
+      </w:r>
       <w:del w:id="515" w:author="rev1" w:date="2026-08-03T13:04:00Z" w16du:dateUtc="2026-08-03T04:04:00Z">
         <w:r>
-          <w:delText>systematically addressing the limitations of current methodologies</w:delText>
+          <w:delText xml:space="preserve">significant </w:delText>
         </w:r>
       </w:del>
       <w:r>
-        <w:t xml:space="preserve"> and </w:t>
+        <w:t>methodological artifacts.</w:t>
+      </w:r>
+    </w:p>
+    <w:p>
+      <w:pPr>
+        <w:spacing w:line="480" w:lineRule="auto"/>
+      </w:pPr>
+    </w:p>
+    <w:p>
+      <w:pPr>
+        <w:spacing w:line="480" w:lineRule="auto"/>
+      </w:pPr>
+      <w:r>
+        <w:t xml:space="preserve">A </w:t>
       </w:r>
       <w:ins w:id="516" w:author="rev1" w:date="2026-08-03T13:04:00Z" w16du:dateUtc="2026-08-03T04:04:00Z">
         <w:r>
           <w:rPr>
             <w:color w:val="000000" w:themeColor="text1"/>
           </w:rPr>
-          <w:t>stratum-standardized</w:t>
+          <w:t>central</w:t>
         </w:r>
       </w:ins>
       <w:del w:id="517" w:author="rev1" w:date="2026-08-03T13:04:00Z" w16du:dateUtc="2026-08-03T04:04:00Z">
         <w:r>
-          <w:delText>introducing a new dimension of integrated,</w:delText>
+          <w:delText>defining</w:delText>
         </w:r>
       </w:del>
       <w:r>
-        <w:t xml:space="preserve"> multi-parameter </w:t>
+        <w:t xml:space="preserve"> feature of the present system is </w:t>
       </w:r>
       <w:ins w:id="518" w:author="rev1" w:date="2026-08-03T13:04:00Z" w16du:dateUtc="2026-08-03T04:04:00Z">
         <w:r>
           <w:rPr>
             <w:color w:val="000000" w:themeColor="text1"/>
           </w:rPr>
-          <w:t>scores with disclosed rule-based morphological categories. While</w:t>
+          <w:t xml:space="preserve">generation of stratum-standardized reporting </w:t>
         </w:r>
       </w:ins>
       <w:del w:id="519" w:author="rev1" w:date="2026-08-03T13:04:00Z" w16du:dateUtc="2026-08-03T04:04:00Z">
         <w:r>
-          <w:delText>scoring. Our comparative analysis (Table 1) clearly illustrates that while</w:delText>
+          <w:delText xml:space="preserve">its capacity to generate comparable morphological </w:delText>
         </w:r>
       </w:del>
       <w:r>
-        <w:t xml:space="preserve"> existing tools and recent studies provide a foundational set of metrics, they </w:t>
-      </w:r>
-      <w:ins w:id="520" w:author="rev1" w:date="2026-08-03T13:04:00Z" w16du:dateUtc="2026-08-03T04:04:00Z">
-        <w:r>
-          <w:rPr>
-            <w:color w:val="000000" w:themeColor="text1"/>
-          </w:rPr>
-          <w:t xml:space="preserve">often </w:t>
+        <w:t xml:space="preserve">scores across </w:t>
+      </w:r>
+      <w:del w:id="520" w:author="rev1" w:date="2026-08-03T13:04:00Z" w16du:dateUtc="2026-08-03T04:04:00Z">
+        <w:r>
+          <w:delText xml:space="preserve">fundamentally </w:delText>
+        </w:r>
+      </w:del>
+      <w:r>
+        <w:t xml:space="preserve">different acquisition conditions. In contrast to </w:t>
+      </w:r>
+      <w:del w:id="521" w:author="rev1" w:date="2026-08-03T13:04:00Z" w16du:dateUtc="2026-08-03T04:04:00Z">
+        <w:r>
+          <w:delText xml:space="preserve">prior OCTA analysis </w:delText>
+        </w:r>
+      </w:del>
+      <w:r>
+        <w:t xml:space="preserve">tools that report </w:t>
+      </w:r>
+      <w:ins w:id="522" w:author="rev1" w:date="2026-08-03T13:04:00Z" w16du:dateUtc="2026-08-03T04:04:00Z">
+        <w:r>
+          <w:rPr>
+            <w:color w:val="000000" w:themeColor="text1"/>
+          </w:rPr>
+          <w:t xml:space="preserve">only </w:t>
         </w:r>
       </w:ins>
       <w:r>
-        <w:t xml:space="preserve">fail to capture the holistic nature of the neovascular complex and </w:t>
-      </w:r>
-      <w:ins w:id="521" w:author="rev1" w:date="2026-08-03T13:04:00Z" w16du:dateUtc="2026-08-03T04:04:00Z">
-        <w:r>
-          <w:rPr>
-            <w:color w:val="000000" w:themeColor="text1"/>
-          </w:rPr>
-          <w:t>remain</w:t>
+        <w:t xml:space="preserve">raw, device-specific metrics unsuitable for </w:t>
+      </w:r>
+      <w:ins w:id="523" w:author="rev1" w:date="2026-08-03T13:04:00Z" w16du:dateUtc="2026-08-03T04:04:00Z">
+        <w:r>
+          <w:rPr>
+            <w:color w:val="000000" w:themeColor="text1"/>
+          </w:rPr>
+          <w:t>shared numerical thresholds, the</w:t>
         </w:r>
       </w:ins>
-      <w:del w:id="522" w:author="rev1" w:date="2026-08-03T13:04:00Z" w16du:dateUtc="2026-08-03T04:04:00Z">
-        <w:r>
-          <w:delText>are</w:delText>
+      <w:del w:id="524" w:author="rev1" w:date="2026-08-03T13:04:00Z" w16du:dateUtc="2026-08-03T04:04:00Z">
+        <w:r>
+          <w:delText>cross-platform comparison, our PCA-based normalization</w:delText>
         </w:r>
       </w:del>
       <w:r>
-        <w:t xml:space="preserve"> vulnerable to </w:t>
-      </w:r>
-      <w:del w:id="523" w:author="rev1" w:date="2026-08-03T13:04:00Z" w16du:dateUtc="2026-08-03T04:04:00Z">
-        <w:r>
-          <w:delText xml:space="preserve">significant </w:delText>
+        <w:t xml:space="preserve"> framework produces three standardized scores </w:t>
+      </w:r>
+      <w:r>
+        <w:t>-</w:t>
+      </w:r>
+      <w:r>
+        <w:t xml:space="preserve"> </w:t>
+      </w:r>
+      <w:del w:id="525" w:author="rev1" w:date="2026-08-03T13:04:00Z" w16du:dateUtc="2026-08-03T04:04:00Z">
+        <w:r>
+          <w:delText xml:space="preserve">the </w:delText>
         </w:r>
       </w:del>
       <w:r>
-        <w:t>methodological artifacts.</w:t>
-      </w:r>
-    </w:p>
-    <w:p>
-      <w:pPr>
-        <w:spacing w:line="480" w:lineRule="auto"/>
-      </w:pPr>
-    </w:p>
-    <w:p>
-      <w:pPr>
-        <w:spacing w:line="480" w:lineRule="auto"/>
-      </w:pPr>
-      <w:r>
-        <w:t xml:space="preserve">A </w:t>
-      </w:r>
-      <w:ins w:id="524" w:author="rev1" w:date="2026-08-03T13:04:00Z" w16du:dateUtc="2026-08-03T04:04:00Z">
-        <w:r>
-          <w:rPr>
-            <w:color w:val="000000" w:themeColor="text1"/>
-          </w:rPr>
-          <w:t>central</w:t>
+        <w:t xml:space="preserve">Standardized </w:t>
+      </w:r>
+      <w:ins w:id="526" w:author="rev1" w:date="2026-08-03T13:04:00Z" w16du:dateUtc="2026-08-03T04:04:00Z">
+        <w:r>
+          <w:rPr>
+            <w:color w:val="000000" w:themeColor="text1"/>
+          </w:rPr>
+          <w:t xml:space="preserve">Vascular </w:t>
         </w:r>
       </w:ins>
-      <w:del w:id="525" w:author="rev1" w:date="2026-08-03T13:04:00Z" w16du:dateUtc="2026-08-03T04:04:00Z">
-        <w:r>
-          <w:delText>defining</w:delText>
+      <w:r>
+        <w:t>Complexity Score</w:t>
+      </w:r>
+      <w:ins w:id="527" w:author="rev1" w:date="2026-08-03T13:04:00Z" w16du:dateUtc="2026-08-03T04:04:00Z">
+        <w:r>
+          <w:rPr>
+            <w:color w:val="000000" w:themeColor="text1"/>
+          </w:rPr>
+          <w:t xml:space="preserve"> (stratum-specific PCA),</w:t>
+        </w:r>
+      </w:ins>
+      <w:del w:id="528" w:author="rev1" w:date="2026-08-03T13:04:00Z" w16du:dateUtc="2026-08-03T04:04:00Z">
+        <w:r>
+          <w:delText>,</w:delText>
         </w:r>
       </w:del>
       <w:r>
-        <w:t xml:space="preserve"> feature of the present system is </w:t>
-      </w:r>
-      <w:ins w:id="526" w:author="rev1" w:date="2026-08-03T13:04:00Z" w16du:dateUtc="2026-08-03T04:04:00Z">
-        <w:r>
-          <w:rPr>
-            <w:color w:val="000000" w:themeColor="text1"/>
-          </w:rPr>
-          <w:t xml:space="preserve">generation of stratum-standardized reporting </w:t>
+        <w:t xml:space="preserve"> Standardized Caliber Uniformity Score</w:t>
+      </w:r>
+      <w:ins w:id="529" w:author="rev1" w:date="2026-08-03T13:04:00Z" w16du:dateUtc="2026-08-03T04:04:00Z">
+        <w:r>
+          <w:rPr>
+            <w:color w:val="000000" w:themeColor="text1"/>
+          </w:rPr>
+          <w:t xml:space="preserve"> (NV Diameter CV + Dilated vessel %),</w:t>
         </w:r>
       </w:ins>
-      <w:del w:id="527" w:author="rev1" w:date="2026-08-03T13:04:00Z" w16du:dateUtc="2026-08-03T04:04:00Z">
-        <w:r>
-          <w:delText xml:space="preserve">its capacity to generate comparable morphological </w:delText>
+      <w:del w:id="530" w:author="rev1" w:date="2026-08-03T13:04:00Z" w16du:dateUtc="2026-08-03T04:04:00Z">
+        <w:r>
+          <w:delText>,</w:delText>
         </w:r>
       </w:del>
       <w:r>
-        <w:t xml:space="preserve">scores across </w:t>
-      </w:r>
-      <w:del w:id="528" w:author="rev1" w:date="2026-08-03T13:04:00Z" w16du:dateUtc="2026-08-03T04:04:00Z">
-        <w:r>
-          <w:delText xml:space="preserve">fundamentally </w:delText>
-        </w:r>
-      </w:del>
-      <w:r>
-        <w:t xml:space="preserve">different acquisition conditions. In contrast to </w:t>
-      </w:r>
-      <w:del w:id="529" w:author="rev1" w:date="2026-08-03T13:04:00Z" w16du:dateUtc="2026-08-03T04:04:00Z">
-        <w:r>
-          <w:delText xml:space="preserve">prior OCTA analysis </w:delText>
-        </w:r>
-      </w:del>
-      <w:r>
-        <w:t xml:space="preserve">tools that report </w:t>
-      </w:r>
-      <w:ins w:id="530" w:author="rev1" w:date="2026-08-03T13:04:00Z" w16du:dateUtc="2026-08-03T04:04:00Z">
-        <w:r>
-          <w:rPr>
-            <w:color w:val="000000" w:themeColor="text1"/>
-          </w:rPr>
-          <w:t xml:space="preserve">only </w:t>
-        </w:r>
-      </w:ins>
-      <w:r>
-        <w:t xml:space="preserve">raw, device-specific metrics unsuitable for </w:t>
+        <w:t xml:space="preserve"> and Standardized Maturity Index </w:t>
       </w:r>
       <w:ins w:id="531" w:author="rev1" w:date="2026-08-03T13:04:00Z" w16du:dateUtc="2026-08-03T04:04:00Z">
         <w:r>
           <w:rPr>
             <w:color w:val="000000" w:themeColor="text1"/>
           </w:rPr>
-          <w:t>shared numerical thresholds, the</w:t>
+          <w:t xml:space="preserve">(from Caliber − Complexity) - on a </w:t>
         </w:r>
       </w:ins>
       <w:del w:id="532" w:author="rev1" w:date="2026-08-03T13:04:00Z" w16du:dateUtc="2026-08-03T04:04:00Z">
         <w:r>
-          <w:delText>cross-platform comparison, our PCA-based normalization</w:delText>
+          <w:delText>-</w:delText>
+        </w:r>
+        <w:r>
+          <w:delText xml:space="preserve"> that are anchored to a </w:delText>
         </w:r>
       </w:del>
       <w:r>
-        <w:t xml:space="preserve"> framework produces three standardized scores </w:t>
-      </w:r>
-      <w:r>
-        <w:t>-</w:t>
-      </w:r>
-      <w:r>
-        <w:t xml:space="preserve"> </w:t>
-      </w:r>
-      <w:del w:id="533" w:author="rev1" w:date="2026-08-03T13:04:00Z" w16du:dateUtc="2026-08-03T04:04:00Z">
-        <w:r>
-          <w:delText xml:space="preserve">the </w:delText>
+        <w:t xml:space="preserve">common </w:t>
+      </w:r>
+      <w:ins w:id="533" w:author="rev1" w:date="2026-08-03T13:04:00Z" w16du:dateUtc="2026-08-03T04:04:00Z">
+        <w:r>
+          <w:rPr>
+            <w:color w:val="000000" w:themeColor="text1"/>
+          </w:rPr>
+          <w:t xml:space="preserve">0–100 </w:t>
+        </w:r>
+      </w:ins>
+      <w:r>
+        <w:t xml:space="preserve">scale </w:t>
+      </w:r>
+      <w:ins w:id="534" w:author="rev1" w:date="2026-08-03T13:04:00Z" w16du:dateUtc="2026-08-03T04:04:00Z">
+        <w:r>
+          <w:rPr>
+            <w:color w:val="000000" w:themeColor="text1"/>
+          </w:rPr>
+          <w:t>within each stratum.</w:t>
+        </w:r>
+      </w:ins>
+      <w:del w:id="535" w:author="rev1" w:date="2026-08-03T13:04:00Z" w16du:dateUtc="2026-08-03T04:04:00Z">
+        <w:r>
+          <w:delText>irrespective of the acquiring device or field-of-view.</w:delText>
         </w:r>
       </w:del>
       <w:r>
-        <w:t xml:space="preserve">Standardized </w:t>
-      </w:r>
-      <w:ins w:id="534" w:author="rev1" w:date="2026-08-03T13:04:00Z" w16du:dateUtc="2026-08-03T04:04:00Z">
-        <w:r>
-          <w:rPr>
-            <w:color w:val="000000" w:themeColor="text1"/>
-          </w:rPr>
-          <w:t xml:space="preserve">Vascular </w:t>
+        <w:t xml:space="preserve"> The </w:t>
+      </w:r>
+      <w:ins w:id="536" w:author="rev1" w:date="2026-08-03T13:04:00Z" w16du:dateUtc="2026-08-03T04:04:00Z">
+        <w:r>
+          <w:rPr>
+            <w:color w:val="000000" w:themeColor="text1"/>
+          </w:rPr>
+          <w:t>median-anchored piecewise scaling</w:t>
         </w:r>
       </w:ins>
-      <w:r>
-        <w:t>Complexity Score</w:t>
-      </w:r>
-      <w:ins w:id="535" w:author="rev1" w:date="2026-08-03T13:04:00Z" w16du:dateUtc="2026-08-03T04:04:00Z">
-        <w:r>
-          <w:rPr>
-            <w:color w:val="000000" w:themeColor="text1"/>
-          </w:rPr>
-          <w:t xml:space="preserve"> (stratum-specific PCA),</w:t>
+      <w:del w:id="537" w:author="rev1" w:date="2026-08-03T13:04:00Z" w16du:dateUtc="2026-08-03T04:04:00Z">
+        <w:r>
+          <w:delText xml:space="preserve">empirical demonstration of score convergence across the Zeiss PlexElite 9000 (6×6mm), Zeiss HD series (3×3mm), and </w:delText>
+        </w:r>
+        <w:r>
+          <w:delText>Optovue Solix</w:delText>
+        </w:r>
+        <w:r>
+          <w:delText xml:space="preserve"> (6×6mm) platforms </w:delText>
+        </w:r>
+        <w:r>
+          <w:delText>-</w:delText>
+        </w:r>
+        <w:r>
+          <w:delText xml:space="preserve"> three devices from two manufacturers spanning two field-of-view configurations </w:delText>
+        </w:r>
+        <w:r>
+          <w:delText>-</w:delText>
+        </w:r>
+        <w:r>
+          <w:delText xml:space="preserve"> provides evidence that this convergence</w:delText>
+        </w:r>
+      </w:del>
+      <w:r>
+        <w:t xml:space="preserve"> is </w:t>
+      </w:r>
+      <w:ins w:id="538" w:author="rev1" w:date="2026-08-03T13:04:00Z" w16du:dateUtc="2026-08-03T04:04:00Z">
+        <w:r>
+          <w:rPr>
+            <w:color w:val="000000" w:themeColor="text1"/>
+          </w:rPr>
+          <w:t>designed to place scores on a common reporting axis [6]. Informative aspects of the framework include: (</w:t>
+        </w:r>
+        <w:proofErr w:type="spellStart"/>
+        <w:r>
+          <w:rPr>
+            <w:color w:val="000000" w:themeColor="text1"/>
+          </w:rPr>
+          <w:t>i</w:t>
+        </w:r>
+        <w:proofErr w:type="spellEnd"/>
+        <w:r>
+          <w:rPr>
+            <w:color w:val="000000" w:themeColor="text1"/>
+          </w:rPr>
+          <w:t>) large between-device differences in raw metrics (Table 2); (ii) consistency of Complexity PCA structure (</w:t>
         </w:r>
       </w:ins>
-      <w:del w:id="536" w:author="rev1" w:date="2026-08-03T13:04:00Z" w16du:dateUtc="2026-08-03T04:04:00Z">
-        <w:r>
-          <w:delText>,</w:delText>
+      <w:del w:id="539" w:author="rev1" w:date="2026-08-03T13:04:00Z" w16du:dateUtc="2026-08-03T04:04:00Z">
+        <w:r>
+          <w:delText xml:space="preserve">not a mathematical artifact but reflects the extraction of a consistent biological signal. The high and consistent </w:delText>
         </w:r>
       </w:del>
       <w:r>
-        <w:t xml:space="preserve"> Standardized Caliber Uniformity Score</w:t>
-      </w:r>
-      <w:ins w:id="537" w:author="rev1" w:date="2026-08-03T13:04:00Z" w16du:dateUtc="2026-08-03T04:04:00Z">
-        <w:r>
-          <w:rPr>
-            <w:color w:val="000000" w:themeColor="text1"/>
-          </w:rPr>
-          <w:t xml:space="preserve"> (NV Diameter CV + Dilated vessel %),</w:t>
+        <w:t xml:space="preserve">PC1 </w:t>
+      </w:r>
+      <w:ins w:id="540" w:author="rev1" w:date="2026-08-03T13:04:00Z" w16du:dateUtc="2026-08-03T04:04:00Z">
+        <w:r>
+          <w:rPr>
+            <w:color w:val="000000" w:themeColor="text1"/>
+          </w:rPr>
+          <w:t xml:space="preserve">loadings and </w:t>
         </w:r>
       </w:ins>
-      <w:del w:id="538" w:author="rev1" w:date="2026-08-03T13:04:00Z" w16du:dateUtc="2026-08-03T04:04:00Z">
-        <w:r>
-          <w:delText>,</w:delText>
+      <w:r>
+        <w:t>explained variance</w:t>
+      </w:r>
+      <w:ins w:id="541" w:author="rev1" w:date="2026-08-03T13:04:00Z" w16du:dateUtc="2026-08-03T04:04:00Z">
+        <w:r>
+          <w:rPr>
+            <w:color w:val="000000" w:themeColor="text1"/>
+          </w:rPr>
+          <w:t xml:space="preserve">) across strata; and (iii) within-stratum score distributions in relation to morphological categories and expert comparison. Under the Standardized </w:t>
+        </w:r>
+      </w:ins>
+      <w:del w:id="542" w:author="rev1" w:date="2026-08-03T13:04:00Z" w16du:dateUtc="2026-08-03T04:04:00Z">
+        <w:r>
+          <w:delText xml:space="preserve"> ratios (63.7–73.9% for Complexity; 81.1–89.6% for </w:delText>
         </w:r>
       </w:del>
       <w:r>
-        <w:t xml:space="preserve"> and Standardized Maturity Index </w:t>
-      </w:r>
-      <w:ins w:id="539" w:author="rev1" w:date="2026-08-03T13:04:00Z" w16du:dateUtc="2026-08-03T04:04:00Z">
-        <w:r>
-          <w:rPr>
-            <w:color w:val="000000" w:themeColor="text1"/>
-          </w:rPr>
-          <w:t xml:space="preserve">(from Caliber − Complexity) - on a </w:t>
-        </w:r>
-      </w:ins>
-      <w:del w:id="540" w:author="rev1" w:date="2026-08-03T13:04:00Z" w16du:dateUtc="2026-08-03T04:04:00Z">
-        <w:r>
-          <w:delText>-</w:delText>
-        </w:r>
-        <w:r>
-          <w:delText xml:space="preserve"> that are anchored to a </w:delText>
-        </w:r>
-      </w:del>
-      <w:r>
-        <w:t xml:space="preserve">common </w:t>
-      </w:r>
-      <w:ins w:id="541" w:author="rev1" w:date="2026-08-03T13:04:00Z" w16du:dateUtc="2026-08-03T04:04:00Z">
-        <w:r>
-          <w:rPr>
-            <w:color w:val="000000" w:themeColor="text1"/>
-          </w:rPr>
-          <w:t xml:space="preserve">0–100 </w:t>
-        </w:r>
-      </w:ins>
-      <w:r>
-        <w:t xml:space="preserve">scale </w:t>
-      </w:r>
-      <w:ins w:id="542" w:author="rev1" w:date="2026-08-03T13:04:00Z" w16du:dateUtc="2026-08-03T04:04:00Z">
-        <w:r>
-          <w:rPr>
-            <w:color w:val="000000" w:themeColor="text1"/>
-          </w:rPr>
-          <w:t>within each stratum.</w:t>
-        </w:r>
-      </w:ins>
-      <w:del w:id="543" w:author="rev1" w:date="2026-08-03T13:04:00Z" w16du:dateUtc="2026-08-03T04:04:00Z">
-        <w:r>
-          <w:delText>irrespective of the acquiring device or field-of-view.</w:delText>
-        </w:r>
-      </w:del>
-      <w:r>
-        <w:t xml:space="preserve"> The </w:t>
-      </w:r>
-      <w:ins w:id="544" w:author="rev1" w:date="2026-08-03T13:04:00Z" w16du:dateUtc="2026-08-03T04:04:00Z">
-        <w:r>
-          <w:rPr>
-            <w:color w:val="000000" w:themeColor="text1"/>
-          </w:rPr>
-          <w:t>median-anchored piecewise scaling</w:t>
-        </w:r>
-      </w:ins>
-      <w:del w:id="545" w:author="rev1" w:date="2026-08-03T13:04:00Z" w16du:dateUtc="2026-08-03T04:04:00Z">
-        <w:r>
-          <w:delText xml:space="preserve">empirical demonstration of score convergence across the Zeiss PlexElite 9000 (6×6mm), Zeiss HD series (3×3mm), and </w:delText>
-        </w:r>
-        <w:r>
-          <w:delText>Optovue Solix</w:delText>
-        </w:r>
-        <w:r>
-          <w:delText xml:space="preserve"> (6×6mm) platforms </w:delText>
-        </w:r>
-        <w:r>
-          <w:delText>-</w:delText>
-        </w:r>
-        <w:r>
-          <w:delText xml:space="preserve"> three devices from two manufacturers spanning two field-of-view configurations </w:delText>
-        </w:r>
-        <w:r>
-          <w:delText>-</w:delText>
-        </w:r>
-        <w:r>
-          <w:delText xml:space="preserve"> provides evidence that this convergence</w:delText>
-        </w:r>
-      </w:del>
-      <w:r>
-        <w:t xml:space="preserve"> is </w:t>
-      </w:r>
-      <w:ins w:id="546" w:author="rev1" w:date="2026-08-03T13:04:00Z" w16du:dateUtc="2026-08-03T04:04:00Z">
-        <w:r>
-          <w:rPr>
-            <w:color w:val="000000" w:themeColor="text1"/>
-          </w:rPr>
-          <w:t>designed to place scores on a common reporting axis [6]. Informative aspects of the framework include: (i) large between-device differences in raw metrics (Table 2); (ii) consistency of Complexity PCA structure (</w:t>
-        </w:r>
-      </w:ins>
-      <w:del w:id="547" w:author="rev1" w:date="2026-08-03T13:04:00Z" w16du:dateUtc="2026-08-03T04:04:00Z">
-        <w:r>
-          <w:delText xml:space="preserve">not a mathematical artifact but reflects the extraction of a consistent biological signal. The high and consistent </w:delText>
-        </w:r>
-      </w:del>
-      <w:r>
-        <w:t xml:space="preserve">PC1 </w:t>
-      </w:r>
-      <w:ins w:id="548" w:author="rev1" w:date="2026-08-03T13:04:00Z" w16du:dateUtc="2026-08-03T04:04:00Z">
-        <w:r>
-          <w:rPr>
-            <w:color w:val="000000" w:themeColor="text1"/>
-          </w:rPr>
-          <w:t xml:space="preserve">loadings and </w:t>
-        </w:r>
-      </w:ins>
-      <w:r>
-        <w:t>explained variance</w:t>
-      </w:r>
-      <w:ins w:id="549" w:author="rev1" w:date="2026-08-03T13:04:00Z" w16du:dateUtc="2026-08-03T04:04:00Z">
-        <w:r>
-          <w:rPr>
-            <w:color w:val="000000" w:themeColor="text1"/>
-          </w:rPr>
-          <w:t xml:space="preserve">) across strata; and (iii) within-stratum score distributions in relation to morphological categories and expert comparison. Under the Standardized </w:t>
-        </w:r>
-      </w:ins>
-      <w:del w:id="550" w:author="rev1" w:date="2026-08-03T13:04:00Z" w16du:dateUtc="2026-08-03T04:04:00Z">
-        <w:r>
-          <w:delText xml:space="preserve"> ratios (63.7–73.9% for Complexity; 81.1–89.6% for </w:delText>
-        </w:r>
-      </w:del>
-      <w:r>
         <w:t>Caliber Uniformity</w:t>
       </w:r>
-      <w:ins w:id="551" w:author="rev1" w:date="2026-08-03T13:04:00Z" w16du:dateUtc="2026-08-03T04:04:00Z">
+      <w:ins w:id="543" w:author="rev1" w:date="2026-08-03T13:04:00Z" w16du:dateUtc="2026-08-03T04:04:00Z">
         <w:r>
           <w:rPr>
             <w:color w:val="000000" w:themeColor="text1"/>
@@ -5687,7 +6671,7 @@
           <w:t>[16,17].</w:t>
         </w:r>
       </w:ins>
-      <w:del w:id="552" w:author="rev1" w:date="2026-08-03T13:04:00Z" w16du:dateUtc="2026-08-03T04:04:00Z">
+      <w:del w:id="544" w:author="rev1" w:date="2026-08-03T13:04:00Z" w16du:dateUtc="2026-08-03T04:04:00Z">
         <w:r>
           <w:delText>) across strata further indicate that a single dominant latent axis underlies MNV morphological complexity and caliber stability regardless of acquisition platform, lending biological plausibility to the standardization approach. To our knowledge, this is the first quantitative MNV scoring framework explicitly validated across commercially available OCTA devices from different manufacturers and with different field-of-view configurations.</w:delText>
         </w:r>
@@ -5703,11 +6687,11 @@
         <w:pStyle w:val="af5"/>
         <w:spacing w:line="480" w:lineRule="auto"/>
         <w:rPr>
-          <w:ins w:id="553" w:author="rev1" w:date="2026-08-03T13:04:00Z" w16du:dateUtc="2026-08-03T04:04:00Z"/>
+          <w:ins w:id="545" w:author="rev1" w:date="2026-08-03T13:04:00Z" w16du:dateUtc="2026-08-03T04:04:00Z"/>
           <w:color w:val="000000" w:themeColor="text1"/>
         </w:rPr>
       </w:pPr>
-      <w:ins w:id="554" w:author="rev1" w:date="2026-08-03T13:04:00Z" w16du:dateUtc="2026-08-03T04:04:00Z">
+      <w:ins w:id="546" w:author="rev1" w:date="2026-08-03T13:04:00Z" w16du:dateUtc="2026-08-03T04:04:00Z">
         <w:r>
           <w:rPr>
             <w:color w:val="000000" w:themeColor="text1"/>
@@ -5721,7 +6705,7 @@
         <w:pStyle w:val="af5"/>
         <w:spacing w:line="480" w:lineRule="auto"/>
         <w:rPr>
-          <w:ins w:id="555" w:author="rev1" w:date="2026-08-03T13:04:00Z" w16du:dateUtc="2026-08-03T04:04:00Z"/>
+          <w:ins w:id="547" w:author="rev1" w:date="2026-08-03T13:04:00Z" w16du:dateUtc="2026-08-03T04:04:00Z"/>
           <w:color w:val="000000" w:themeColor="text1"/>
         </w:rPr>
       </w:pPr>
@@ -5731,18 +6715,170 @@
         <w:pStyle w:val="af5"/>
         <w:spacing w:line="480" w:lineRule="auto"/>
         <w:rPr>
-          <w:ins w:id="556" w:author="rev1" w:date="2026-08-03T13:04:00Z" w16du:dateUtc="2026-08-03T04:04:00Z"/>
+          <w:ins w:id="548" w:author="rev1" w:date="2026-08-03T13:04:00Z" w16du:dateUtc="2026-08-03T04:04:00Z"/>
           <w:color w:val="000000" w:themeColor="text1"/>
         </w:rPr>
       </w:pPr>
-      <w:ins w:id="557" w:author="rev1" w:date="2026-08-03T13:04:00Z" w16du:dateUtc="2026-08-03T04:04:00Z">
-        <w:r>
-          <w:rPr>
-            <w:color w:val="000000" w:themeColor="text1"/>
-          </w:rPr>
-          <w:t>We also address terminological ambiguity around maturation, arterialization, and abnormalization [27–30]. Our morphology-derived interpretive categories map quantitative patterns onto labels informed by published criteria, including arteriolarization-segment detection and caliber-uniformity scores related to the unstable vascular state described by Spaide as abnormalization [30]. These categories provide a useful framework for future outcome-linked studies aimed at clarifying their role in clinical decision-making and prognostic stratification.</w:t>
+      <w:ins w:id="549" w:author="rev1" w:date="2026-08-03T13:04:00Z" w16du:dateUtc="2026-08-03T04:04:00Z">
+        <w:r>
+          <w:rPr>
+            <w:color w:val="000000" w:themeColor="text1"/>
+          </w:rPr>
+          <w:t xml:space="preserve">We also address terminological ambiguity around maturation, arterialization, and </w:t>
+        </w:r>
+        <w:proofErr w:type="spellStart"/>
+        <w:r>
+          <w:rPr>
+            <w:color w:val="000000" w:themeColor="text1"/>
+          </w:rPr>
+          <w:t>abnormalization</w:t>
+        </w:r>
+        <w:proofErr w:type="spellEnd"/>
+        <w:r>
+          <w:rPr>
+            <w:color w:val="000000" w:themeColor="text1"/>
+          </w:rPr>
+          <w:t xml:space="preserve"> [27–30]. Our morphology-derived interpretive categories map quantitative patterns onto labels informed by published criteria, including </w:t>
+        </w:r>
+        <w:proofErr w:type="spellStart"/>
+        <w:r>
+          <w:rPr>
+            <w:color w:val="000000" w:themeColor="text1"/>
+          </w:rPr>
+          <w:t>arteriolarization</w:t>
+        </w:r>
+        <w:proofErr w:type="spellEnd"/>
+        <w:r>
+          <w:rPr>
+            <w:color w:val="000000" w:themeColor="text1"/>
+          </w:rPr>
+          <w:t xml:space="preserve">-segment detection and caliber-uniformity scores related to the unstable vascular state described by Spaide as </w:t>
+        </w:r>
+        <w:proofErr w:type="spellStart"/>
+        <w:r>
+          <w:rPr>
+            <w:color w:val="000000" w:themeColor="text1"/>
+          </w:rPr>
+          <w:t>abnormalization</w:t>
+        </w:r>
+        <w:proofErr w:type="spellEnd"/>
+        <w:r>
+          <w:rPr>
+            <w:color w:val="000000" w:themeColor="text1"/>
+          </w:rPr>
+          <w:t xml:space="preserve"> [30]. These categories provide a useful framework for future outcome-linked studies aimed at clarifying their role in clinical decision-making and prognostic stratification.</w:t>
         </w:r>
       </w:ins>
+    </w:p>
+    <w:p>
+      <w:pPr>
+        <w:pStyle w:val="af5"/>
+        <w:spacing w:line="480" w:lineRule="auto"/>
+        <w:rPr>
+          <w:color w:val="000000" w:themeColor="text1"/>
+        </w:rPr>
+      </w:pPr>
+      <w:ins w:id="550" w:author="rev1" w:date="2026-08-03T13:04:00Z" w16du:dateUtc="2026-08-03T04:04:00Z">
+        <w:r>
+          <w:rPr>
+            <w:color w:val="000000" w:themeColor="text1"/>
+          </w:rPr>
+          <w:t xml:space="preserve">Masked expert–automated agreement (κ = 0.507) was modest-to-moderate. This level of agreement aligns with prior reports that qualitative OCTA pattern labels remain partly descriptive and ambiguous [8], and that qualitative assessments can </w:t>
+        </w:r>
+        <w:r>
+          <w:rPr>
+            <w:color w:val="000000" w:themeColor="text1"/>
+          </w:rPr>
+          <w:lastRenderedPageBreak/>
+          <w:t>be less reliable than quantitative metrics [31]. Categorical MNV classifications between imaging-based systems have likewise shown only moderate agreement [32]. Quantitative operationalization with disclosed rules offers a transparency and reproducibility aid relative to purely visual labels. Related quantitative OCTA biomarker work further supports objectifying morphology and activity descriptors [33,34].</w:t>
+        </w:r>
+      </w:ins>
+      <w:bookmarkStart w:id="551" w:name="limitations"/>
+      <w:bookmarkEnd w:id="501"/>
+    </w:p>
+    <w:p>
+      <w:pPr>
+        <w:pStyle w:val="af5"/>
+        <w:spacing w:line="480" w:lineRule="auto"/>
+        <w:rPr>
+          <w:color w:val="000000" w:themeColor="text1"/>
+        </w:rPr>
+      </w:pPr>
+    </w:p>
+    <w:p>
+      <w:pPr>
+        <w:pStyle w:val="af5"/>
+        <w:spacing w:line="480" w:lineRule="auto"/>
+        <w:rPr>
+          <w:ins w:id="552" w:author="rev1" w:date="2026-08-03T13:04:00Z" w16du:dateUtc="2026-08-03T04:04:00Z"/>
+          <w:b/>
+          <w:bCs/>
+          <w:color w:val="000000" w:themeColor="text1"/>
+        </w:rPr>
+      </w:pPr>
+      <w:ins w:id="553" w:author="rev1" w:date="2026-08-03T13:04:00Z" w16du:dateUtc="2026-08-03T04:04:00Z">
+        <w:r>
+          <w:rPr>
+            <w:b/>
+            <w:bCs/>
+            <w:color w:val="000000" w:themeColor="text1"/>
+          </w:rPr>
+          <w:t>Limitations</w:t>
+        </w:r>
+      </w:ins>
+    </w:p>
+    <w:p>
+      <w:pPr>
+        <w:pStyle w:val="FirstParagraph"/>
+        <w:spacing w:line="480" w:lineRule="auto"/>
+        <w:rPr>
+          <w:ins w:id="554" w:author="rev1" w:date="2026-08-03T13:04:00Z" w16du:dateUtc="2026-08-03T04:04:00Z"/>
+          <w:color w:val="000000" w:themeColor="text1"/>
+        </w:rPr>
+      </w:pPr>
+      <w:ins w:id="555" w:author="rev1" w:date="2026-08-03T13:04:00Z" w16du:dateUtc="2026-08-03T04:04:00Z">
+        <w:r>
+          <w:rPr>
+            <w:color w:val="000000" w:themeColor="text1"/>
+          </w:rPr>
+          <w:t>Data and patient population. This anonymized, cross-sectional, treatment-naïve dataset lacks fluid status, treatment response, outcome data, and detailed baseline demographics and included only treatment-naïve Type 1 and Type 2 MNV secondary to neovascular AMD; therefore, morphology-derived interpretive categories require future outcome-linked studies for clinical validation, and applicability to other lesion types or post-treatment fibrotic lesions remains to be determined. Between-platform subtype prevalence differences may reflect case-mix and differences in scan area, which should be considered when interpreting cross-device score comparisons.</w:t>
+        </w:r>
+      </w:ins>
+    </w:p>
+    <w:p>
+      <w:pPr>
+        <w:pStyle w:val="af5"/>
+        <w:spacing w:line="480" w:lineRule="auto"/>
+        <w:rPr>
+          <w:color w:val="000000" w:themeColor="text1"/>
+        </w:rPr>
+      </w:pPr>
+      <w:ins w:id="556" w:author="rev1" w:date="2026-08-03T13:04:00Z" w16du:dateUtc="2026-08-03T04:04:00Z">
+        <w:r>
+          <w:rPr>
+            <w:color w:val="000000" w:themeColor="text1"/>
+          </w:rPr>
+          <w:t xml:space="preserve">Standardization and validation. Piecewise-linear mapping of each stratum’s locking-cohort median toward 50 is designed to establish a common reporting scale, rather than to demonstrate biological equivalence across devices; absence of significant Kruskal–Wallis differences under the Standardized Caliber Uniformity Score should be interpreted as consistent with the scaling procedure, without establishing interchangeability of scores across platforms. Primary multi-rater reproducibility is the three-observer ICC on n = 46. Standardized Caliber Uniformity Score ICC </w:t>
+        </w:r>
+        <w:r>
+          <w:rPr>
+            <w:color w:val="000000" w:themeColor="text1"/>
+          </w:rPr>
+          <w:lastRenderedPageBreak/>
+          <w:t>(0.770) is good on conventional benchmarks; Maturity Index derived from that Caliber score was moderate (0.593). Intra-observer ICCs under the standardized definition are excellent and provide supplemental validation to inter-observer results. Multi-center external validation on independent cohorts and scanners will be required to establish broader generalizability, and the impact of standardized scores on clinical decision-making requires prospective validation in treatment-outcome studies.</w:t>
+        </w:r>
+      </w:ins>
+      <w:bookmarkStart w:id="557" w:name="conclusion"/>
+      <w:bookmarkEnd w:id="551"/>
+    </w:p>
+    <w:p>
+      <w:pPr>
+        <w:pStyle w:val="af5"/>
+        <w:spacing w:line="480" w:lineRule="auto"/>
+        <w:rPr>
+          <w:color w:val="000000" w:themeColor="text1"/>
+        </w:rPr>
+      </w:pPr>
     </w:p>
     <w:p>
       <w:pPr>
@@ -5750,69 +6886,56 @@
         <w:spacing w:line="480" w:lineRule="auto"/>
         <w:rPr>
           <w:ins w:id="558" w:author="rev1" w:date="2026-08-03T13:04:00Z" w16du:dateUtc="2026-08-03T04:04:00Z"/>
+          <w:b/>
+          <w:bCs/>
           <w:color w:val="000000" w:themeColor="text1"/>
         </w:rPr>
       </w:pPr>
       <w:ins w:id="559" w:author="rev1" w:date="2026-08-03T13:04:00Z" w16du:dateUtc="2026-08-03T04:04:00Z">
         <w:r>
           <w:rPr>
-            <w:color w:val="000000" w:themeColor="text1"/>
-          </w:rPr>
-          <w:t xml:space="preserve">Masked expert–automated agreement (κ = 0.507) was modest-to-moderate. This level of agreement aligns with prior reports that qualitative OCTA pattern labels remain partly descriptive and ambiguous [8], and that qualitative assessments can </w:t>
-        </w:r>
-        <w:r>
-          <w:rPr>
-            <w:color w:val="000000" w:themeColor="text1"/>
-          </w:rPr>
-          <w:lastRenderedPageBreak/>
-          <w:t>be less reliable than quantitative metrics [31]. Categorical MNV classifications between imaging-based systems have likewise shown only moderate agreement [32]. Quantitative operationalization with disclosed rules offers a transparency and reproducibility aid relative to purely visual labels. Related quantitative OCTA biomarker work further supports objectifying morphology and activity descriptors [33,34].</w:t>
+            <w:b/>
+            <w:bCs/>
+            <w:color w:val="000000" w:themeColor="text1"/>
+          </w:rPr>
+          <w:t>Conclusion</w:t>
         </w:r>
       </w:ins>
     </w:p>
     <w:p>
       <w:pPr>
-        <w:pStyle w:val="af5"/>
+        <w:pStyle w:val="FirstParagraph"/>
         <w:spacing w:line="480" w:lineRule="auto"/>
         <w:rPr>
           <w:ins w:id="560" w:author="rev1" w:date="2026-08-03T13:04:00Z" w16du:dateUtc="2026-08-03T04:04:00Z"/>
           <w:color w:val="000000" w:themeColor="text1"/>
         </w:rPr>
       </w:pPr>
-    </w:p>
-    <w:p>
-      <w:pPr>
-        <w:pStyle w:val="21"/>
-        <w:spacing w:line="480" w:lineRule="auto"/>
-        <w:rPr>
-          <w:ins w:id="561" w:author="rev1" w:date="2026-08-03T13:04:00Z" w16du:dateUtc="2026-08-03T04:04:00Z"/>
-          <w:b/>
-          <w:bCs/>
-          <w:color w:val="000000" w:themeColor="text1"/>
-          <w:sz w:val="24"/>
-          <w:szCs w:val="24"/>
-        </w:rPr>
-      </w:pPr>
-      <w:bookmarkStart w:id="562" w:name="limitations"/>
-      <w:bookmarkEnd w:id="509"/>
-      <w:ins w:id="563" w:author="rev1" w:date="2026-08-03T13:04:00Z" w16du:dateUtc="2026-08-03T04:04:00Z">
-        <w:r>
-          <w:rPr>
-            <w:b/>
-            <w:bCs/>
-            <w:color w:val="000000" w:themeColor="text1"/>
-            <w:sz w:val="24"/>
-            <w:szCs w:val="24"/>
-          </w:rPr>
-          <w:t>Limitations</w:t>
+      <w:ins w:id="561" w:author="rev1" w:date="2026-08-03T13:04:00Z" w16du:dateUtc="2026-08-03T04:04:00Z">
+        <w:r>
+          <w:rPr>
+            <w:color w:val="000000" w:themeColor="text1"/>
+          </w:rPr>
+          <w:t>We have developed a semi-automated Python-based system for multi-dimensional analysis of macular neovascularization that addresses several methodological limitations of existing tools, incorporates established biomarkers from recent literature, and introduces integrated scores for complexity, caliber uniformity, and a morphology-derived maturity index. The system provides stratum-standardized scoring for reporting, disclosed rule-based morphological categorization with expert-agreement assessment, and hypothesis-generating morphology-derived interpretive labels. These standardized scores establish a common reporting framework for comparative analyses across diverse acquisition settings, while the rule-based morphological categorization offers a transparent and reproducible alternative to purely descriptive labels. Future outcome-linked and multi-center evaluations will further establish the clinical utility of these quantitative tools for advancing reproducible research on MNV architecture in neovascular AMD.</w:t>
         </w:r>
       </w:ins>
     </w:p>
     <w:p>
       <w:pPr>
-        <w:pStyle w:val="FirstParagraph"/>
-        <w:spacing w:line="480" w:lineRule="auto"/>
+        <w:rPr>
+          <w:ins w:id="562" w:author="rev1" w:date="2026-08-03T13:04:00Z" w16du:dateUtc="2026-08-03T04:04:00Z"/>
+          <w:rFonts w:eastAsiaTheme="majorEastAsia"/>
+          <w:color w:val="000000" w:themeColor="text1"/>
+        </w:rPr>
+      </w:pPr>
+      <w:bookmarkStart w:id="563" w:name="references"/>
+      <w:bookmarkEnd w:id="557"/>
+    </w:p>
+    <w:p>
+      <w:pPr>
         <w:rPr>
           <w:ins w:id="564" w:author="rev1" w:date="2026-08-03T13:04:00Z" w16du:dateUtc="2026-08-03T04:04:00Z"/>
+          <w:rFonts w:eastAsiaTheme="majorEastAsia"/>
           <w:color w:val="000000" w:themeColor="text1"/>
         </w:rPr>
       </w:pPr>
@@ -5821,154 +6944,360 @@
           <w:rPr>
             <w:color w:val="000000" w:themeColor="text1"/>
           </w:rPr>
-          <w:t>Data and patient population. This anonymized, cross-sectional, treatment-naïve dataset lacks fluid status, treatment response, outcome data, and detailed baseline demographics and included only treatment-naïve Type 1 and Type 2 MNV secondary to neovascular AMD; therefore, morphology-derived interpretive categories require future outcome-linked studies for clinical validation, and applicability to other lesion types or post-treatment fibrotic lesions remains to be determined. Between-platform subtype prevalence differences may reflect case-mix and differences in scan area, which should be considered when interpreting cross-device score comparisons.</w:t>
+          <w:br w:type="page"/>
         </w:r>
       </w:ins>
     </w:p>
     <w:p>
       <w:pPr>
-        <w:pStyle w:val="af5"/>
         <w:spacing w:line="480" w:lineRule="auto"/>
         <w:rPr>
-          <w:ins w:id="566" w:author="rev1" w:date="2026-08-03T13:04:00Z" w16du:dateUtc="2026-08-03T04:04:00Z"/>
-          <w:color w:val="000000" w:themeColor="text1"/>
+          <w:del w:id="566" w:author="rev1" w:date="2026-08-03T13:04:00Z" w16du:dateUtc="2026-08-03T04:04:00Z"/>
         </w:rPr>
       </w:pPr>
-      <w:ins w:id="567" w:author="rev1" w:date="2026-08-03T13:04:00Z" w16du:dateUtc="2026-08-03T04:04:00Z">
-        <w:r>
-          <w:rPr>
-            <w:color w:val="000000" w:themeColor="text1"/>
-          </w:rPr>
-          <w:t xml:space="preserve">Standardization and validation. Piecewise-linear mapping of each stratum’s locking-cohort median toward 50 is designed to establish a common reporting scale, rather than to demonstrate biological equivalence across devices; absence of significant Kruskal–Wallis differences under the Standardized Caliber Uniformity Score should be interpreted as consistent with the scaling procedure, without establishing interchangeability of scores across platforms. Primary multi-rater reproducibility is the three-observer ICC on n = 46. Standardized Caliber Uniformity Score ICC </w:t>
-        </w:r>
-        <w:r>
-          <w:rPr>
-            <w:color w:val="000000" w:themeColor="text1"/>
-          </w:rPr>
+      <w:del w:id="567" w:author="rev1" w:date="2026-08-03T13:04:00Z" w16du:dateUtc="2026-08-03T04:04:00Z">
+        <w:r>
           <w:lastRenderedPageBreak/>
-          <w:t>(0.770) is good on conventional benchmarks; Maturity Index derived from that Caliber score was moderate (0.593). Intra-observer ICCs under the standardized definition are excellent and provide supplemental validation to inter-observer results. Multi-center external validation on independent cohorts and scanners will be required to establish broader generalizability, and the impact of standardized scores on clinical decision-making requires prospective validation in treatment-outcome studies.</w:t>
-        </w:r>
-      </w:ins>
+          <w:delText>Several key aspects of our study merit emphasis. First, the Intelligent ROI Refinement algorithm represents a novel solution to a long-standing challenge in quantitative OCT-A analysis</w:delText>
+        </w:r>
+        <w:r>
+          <w:delText xml:space="preserve"> </w:delText>
+        </w:r>
+        <w:r>
+          <w:fldChar w:fldCharType="begin"/>
+        </w:r>
+        <w:r>
+          <w:delInstrText xml:space="preserve"> ADDIN ZOTERO_ITEM CSL_CITATION {"citationID":"6LTvJOzr","properties":{"unsorted":false,"formattedCitation":"\\super 7,13\\uc0\\u8211{}15\\nosupersub{}","plainCitation":"7,13–15","noteIndex":0},"citationItems":[{"id":1220,"uris":["http://zotero.org/users/2658636/items/LVG6BTQ5"],"itemData":{"id":1220,"type":"article-journal","abstract":"&lt;h4&gt;Purpose&lt;/h4&gt;To describe the qualitative and quantitative changes in choroidal neovascularization (CNV) flow pattern after anti-vascular endothelial growth factor therapy, by optical coherence tomography angiography (OCTA).&lt;h4&gt;Methods&lt;/h4&gt;Consecutive patients with neovascular age-related macular degeneration underwent multimodal imaging, including OCTA at initial examination and at last visit. High-flow networks in the choriocapillaris segmentation of OCTA were qualitatively and quantitatively analyzed at baseline and at follow-up, to characterize vascular flow changes after anti-vascular endothelial growth factor treatment and to correlate these changes with final exudation signs on spectral domain optical coherence tomography.&lt;h4&gt;Results&lt;/h4&gt;Seventeen eyes were included. Mean follow-up was of 11.7 ± 3.3 months. Baseline images showed six medusa pattern (35.3%), four seafan pattern (23.5%), and seven indistinct network patterns (41.2%). Mean CNV area at baseline was 1.58 ± 1.72 mm. Final OCTA images revealed a decrease in CNV total area of 21.6%. In 6/17 eyes, the baseline neovascular pattern was unchanged; these cases were associated with exudation at the final spectral domain optical coherence tomography examination (P = 0.034) and a decrease in CNV area of 34.1%. Conversely, in 11/17 eyes (64.7%), the initial pattern had changed to a pruned vascular tree pattern, with variable exudative status on spectral domain optical coherence tomography at the final visit and a decrease in total CNV area of 0.07%.&lt;h4&gt;Conclusion&lt;/h4&gt;The vascular flow remodeling induced by recurrent anti-vascular endothelial growth factor treatment can be assessed by OCTA. Optical coherence tomography angiography may help to accurately evaluate treatment response and to recognize patterns usually associated with recurrent exudative activity.","container-title":"Retina","DOI":"10.1097/iae.0000000000001964","journalAbbreviation":"Retina","page":"548-557","title":"VASCULAR REMODELING OF CHOROIDAL NEOVASCULARIZATION AFTER ANTI-VASCULAR ENDOTHELIAL GROWTH FACTOR THERAPY VISUALIZED ON OPTICAL COHERENCE TOMOGRAPHY ANGIOGRAPHY.","volume":"39","author":[{"family":"Miere","given":"A."},{"family":"Butori","given":"P."},{"family":"Cohen","given":"S."},{"family":"Semoun","given":"O."},{"family":"Capuano","given":"V."},{"family":"Jung","given":"C."},{"family":"Souied","given":"E."}],"issued":{"date-parts":[["2019"]]}}},{"id":1664,"uris":["http://zotero.org/users/2658636/items/9FT63XRF"],"itemData":{"id":1664,"type":"article-journal","abstract":"&lt;h4&gt;Purpose&lt;/h4&gt;We observed and analyzed the morphologic characteristics of polypoidal lesions and abnormal branching vascular network (BVN) in patients with polypoidal choroidal vasculopathy (PCV) by optical coherence tomography angiography (OCTA).&lt;h4&gt;Methods&lt;/h4&gt;A retrospective observational case series was done of patients with PCV. All patients were scanned with a 70-kHz spectral-domain OCT system using the split-spectrum amplitude-decorrelation angiography (SSADA) algorithm to distinguish blood flow from static tissue. The OCTA images of these patients were compared to those from indocyanine green angiography (ICGA). Semiautomated segmentation was used to further analyze the polypoidal lesion and the BVN.&lt;h4&gt;Results&lt;/h4&gt;We studied 13 eyes of 13 patients 51 to 69 years old. A total of 11 patients were treatment-naive. Two patients had multiple anti-VEGF injections and one underwent photodynamic therapy (PDT). Optical coherence tomography angiography was able to detect the BVN in all cases. Using cross-sectional OCTA, BVN locations were shown to be in the space between the RPE and Bruch's membrane. Using en face OCTA, the BVN vascular pattern could be shown more clearly than by ICGA. Polypoidal lesions showed high flow signals in different patterns in 12 cases in the outer retina slab. Using cross-sectional OCTA, the polyps were shown to be just below the top of the pigment epithelial detachment (PED). In one case, the polypoidal lesion was not detectable at the outer retina slab.&lt;h4&gt;Conclusions&lt;/h4&gt;Optical coherence tomography angiography is a noninvasive imaging tool for detecting vascular changes in PCV. Branching vascular networks showed more clearly on OCTA than on ICGA. Polypoidal lesions had variable patterns on OCTA and were not always detected. The OCTA patterns of the polypoidal lesions and the BVN are helpful in understanding the pathology of PCV.","container-title":"Investigative Opthalmology &amp; Visual Science","DOI":"10.1167/iovs.15-18955","ISSN":"1552-5783","issue":"9","page":"OCT526-32","title":"Evaluating Polypoidal Choroidal Vasculopathy With Optical Coherence Tomography Angiography.","volume":"57","author":[{"family":"Wang","given":"Min"},{"family":"Zhou","given":"Yao"},{"family":"Gao","given":"Simon S."},{"family":"Liu","given":"Wei"},{"family":"Huang","given":"Yongheng"},{"family":"Huang","given":"David"},{"family":"Jia","given":"Yali"}],"issued":{"date-parts":[["2016"]]}}},{"id":1250,"uris":["http://zotero.org/users/2658636/items/U7M7AF99"],"itemData":{"id":1250,"type":"article-journal","abstract":"Detecting and quantifying the size of choroidal neovascularization (CNV) is important for the diagnosis and assessment of neovascular age-related macular degeneration. Depth-resolved imaging of the retinal and choroidal vasculature by optical coherence tomography angiography (OCTA) has enabled the visualization of CNV. However, due to the prevalence of artifacts, it is difficult to segment and quantify the CNV lesion area automatically. We have previously described a saliency algorithm for CNV detection that could identify a CNV lesion area with 83% accuracy. However, this method works under the assumption that the CNV region is the most salient area for visual attention in the whole image and consequently, errors occur when this requirement is not met (e.g. when the lesion occupies a large portion of the image). Moreover, saliency image processing methods cannot extract the edges of the salient object very accurately. In this paper, we propose a novel and automatic CNV segmentation method based on an unsupervised and parallel machine learning technique named density cell-like P systems (DEC P systems). DEC P systems integrate the idea of a modified clustering algorithm into cell-like P systems. This method improved the accuracy of detection to 87.2% on 22 subjects and obtained clear boundaries of the CNV lesions.","container-title":"Biomedical optics express","DOI":"10.1364/boe.9.003208","journalAbbreviation":"Biomedical optics express","page":"3208-3219","title":"Automatic quantification of choroidal neovascularization lesion area on OCT angiography based on density cell-like P systems with active membranes.","volume":"9 7","author":[{"family":"Xue","given":"Jie"},{"family":"Camino","given":"Acner"},{"family":"Bailey","given":"Steven"},{"family":"Liu","given":"Xiyu"},{"family":"Li","given":"Dengwang"},{"family":"Jia","given":"Yali"}],"issued":{"date-parts":[["2018"]]}}},{"id":1251,"uris":["http://zotero.org/users/2658636/items/QBUTW7VM"],"itemData":{"id":1251,"type":"article-journal","abstract":"&lt;h4&gt;Purpose&lt;/h4&gt;To compare optical coherence tomography angiography (OCTA) review strategies for optimizing choroidal neovascularization (CNV) detection.&lt;h4&gt;Methods&lt;/h4&gt;Eyes with CNV in the differential diagnosis were imaged with the Avanti RTVue XR HD (Optovue, Fremont, CA). Three modalities of review for CNV presence were used in each case: a single report generated using automated segmentation within Avanti software; a continuous slab descent video OCTA export; and a manual segmentation approach using cross-sectional OCT with decorrelation signal overlay. Scans were reviewed by two masked expert reviewers; a third reviewer was used for discrepancies.&lt;h4&gt;Results&lt;/h4&gt;The study included 421 eyes, and 350 eyes had reports deemed sufficient quality for interpretation. Choroidal neovascularization was in the differential diagnosis in 107 of 350 patients. Overall CNV was identified in 55% (59/107) eyes. In those eyes with CNV, the automated segmentation identified CNV in 56% (33/59) of cases, continuous slab descent method identified CNV in 53% (31/59) of cases, and the manual segmentation group identified CNV in 92% (54/59) of cases.&lt;h4&gt;Conclusion&lt;/h4&gt;Review strategies for detection of CNV on OCTA were highest using the manual segmentation method as compared to both the automated report and continuous slab descent methods. Although the manual segmentation method had a higher rate of detection, the practical aspects of the time required for segmentation make this method challenging in routine clinical practice.","container-title":"Retina","DOI":"10.1097/iae.0000000000002443","journalAbbreviation":"Retina","page":"672-678","title":"IMPACT OF OPTICAL COHERENCE TOMOGRAPHY ANGIOGRAPHY REVIEW STRATEGY ON DETECTION OF CHOROIDAL NEOVASCULARIZATION.","author":[{"family":"Babiuch","given":"A."},{"family":"Uchida","given":"Atsuro"},{"family":"Figueiredo","given":"Natalia"},{"family":"Hu","given":"Ming"},{"family":"Khan","given":"Mehnaz"},{"family":"Srivastava","given":"S."},{"family":"Singh","given":"Rishi"},{"family":"Rachitskaya","given":"A."},{"family":"Kaiser","given":"P."},{"family":"Reese","given":"Jamie"},{"family":"Ehlers","given":"Justis"}],"issued":{"date-parts":[["2020"]]}}}],"schema":"https://github.com/citation-style-language/schema/raw/master/csl-citation.json"} </w:delInstrText>
+        </w:r>
+        <w:r>
+          <w:fldChar w:fldCharType="separate"/>
+        </w:r>
+        <w:r>
+          <w:rPr>
+            <w:vertAlign w:val="superscript"/>
+          </w:rPr>
+          <w:delText>7,13–15</w:delText>
+        </w:r>
+        <w:r>
+          <w:fldChar w:fldCharType="end"/>
+        </w:r>
+        <w:r>
+          <w:delText xml:space="preserve">. By algorithmically ensuring that the ROI boundary is confined to non-perfused tissue, the algorithm provides a more accurate and reproducible foundation for all subsequent calculations. </w:delText>
+        </w:r>
+      </w:del>
     </w:p>
     <w:p>
       <w:pPr>
-        <w:pStyle w:val="af5"/>
         <w:spacing w:line="480" w:lineRule="auto"/>
         <w:rPr>
-          <w:ins w:id="568" w:author="rev1" w:date="2026-08-03T13:04:00Z" w16du:dateUtc="2026-08-03T04:04:00Z"/>
-          <w:color w:val="000000" w:themeColor="text1"/>
+          <w:del w:id="568" w:author="rev1" w:date="2026-08-03T13:04:00Z" w16du:dateUtc="2026-08-03T04:04:00Z"/>
         </w:rPr>
       </w:pPr>
     </w:p>
     <w:p>
       <w:pPr>
-        <w:pStyle w:val="21"/>
         <w:spacing w:line="480" w:lineRule="auto"/>
         <w:rPr>
-          <w:ins w:id="569" w:author="rev1" w:date="2026-08-03T13:04:00Z" w16du:dateUtc="2026-08-03T04:04:00Z"/>
-          <w:b/>
-          <w:bCs/>
-          <w:color w:val="000000" w:themeColor="text1"/>
-          <w:sz w:val="24"/>
-          <w:szCs w:val="24"/>
+          <w:del w:id="569" w:author="rev1" w:date="2026-08-03T13:04:00Z" w16du:dateUtc="2026-08-03T04:04:00Z"/>
         </w:rPr>
       </w:pPr>
-      <w:bookmarkStart w:id="570" w:name="conclusion"/>
-      <w:bookmarkEnd w:id="562"/>
-      <w:ins w:id="571" w:author="rev1" w:date="2026-08-03T13:04:00Z" w16du:dateUtc="2026-08-03T04:04:00Z">
-        <w:r>
-          <w:rPr>
-            <w:b/>
-            <w:bCs/>
-            <w:color w:val="000000" w:themeColor="text1"/>
-            <w:sz w:val="24"/>
-            <w:szCs w:val="24"/>
-          </w:rPr>
-          <w:t>Conclusion</w:t>
-        </w:r>
-      </w:ins>
+      <w:del w:id="570" w:author="rev1" w:date="2026-08-03T13:04:00Z" w16du:dateUtc="2026-08-03T04:04:00Z">
+        <w:r>
+          <w:delText xml:space="preserve">Recent studies have underscored the utility of the Euler number as a reliable measure of network connectivity </w:delText>
+        </w:r>
+        <w:r>
+          <w:fldChar w:fldCharType="begin"/>
+        </w:r>
+        <w:r>
+          <w:delInstrText xml:space="preserve"> ADDIN ZOTERO_ITEM CSL_CITATION {"citationID":"oMDyzg4A","properties":{"unsorted":true,"formattedCitation":"\\super 16\\uc0\\u8211{}18\\nosupersub{}","plainCitation":"16–18","noteIndex":0},"citationItems":[{"id":1240,"uris":["http://zotero.org/users/2658636/items/CIBRN8BR"],"itemData":{"id":1240,"type":"article-journal","container-title":"Comput. Chem. Eng.","DOI":"10.1016/j.compchemeng.2021.107463","journalAbbreviation":"Comput. Chem. Eng.","page":"107463","title":"The Euler characteristic: A general topological descriptor for complex data","volume":"154","author":[{"family":"Smith","given":"Alexander"},{"family":"Zavala","given":"V."}],"issued":{"date-parts":[["2021",3,4]]}}},{"id":3701,"uris":["http://zotero.org/users/2658636/items/32PJCVKZ"],"itemData":{"id":3701,"type":"article-journal","abstract":"The lung parenchyma provides a maximal surface area of blood-containing capillaries that are in close contact with a large surface area of the air-containing alveoli. Volume and surface area of capillaries are the classic stereological parameters to characterize the alveolar capillary network (ACN) and have provided essential structure-function information of the lung. When loss (rarefaction) or gain (angiogenesis) of capillaries occurs, these parameters may not be sufficient to provide mechanistic insight. Therefore, it would be desirable to estimate the number of capillaries, as it contains more distinct and mechanistically oriented information. Here, we present a new stereological method to estimate the number of capillary loops in the ACN. One advantage of this method is that it is independent of the shape, size, or distribution of the capillaries. We used consecutive, 1 μm-thick sections from epoxy resin-embedded material as a physical disector. The Euler-Poincaré characteristic of capillary networks can be estimated by counting the easily recognizable topological constellations of \"islands,\" \"bridges,\" and \"holes.\" The total number of capillary loops in the ACN can then be calculated from the Euler-Poincaré characteristic. With the use of the established estimator of alveolar number, it is possible to obtain the mean number of capillary loops per alveolus. In conclusion, estimation of alveolar capillaries by design-based stereology is an efficient and unbiased method to characterize the ACN and may be particularly useful for studies on emphysema, pulmonary hypertension, or lung development.","archive":"PMID","archive_location":"26432874","container-title":"American journal of physiology. Lung cellular and molecular physiology","DOI":"10.1152/ajplung.00410.2014","issue":"11","page":"L1286-93","source":"PubMed","title":"Estimation of the number of alveolar capillaries by the Euler number (Euler-Poincaré characteristic).","volume":"309","author":[{"family":"Willführ","given":"A"},{"family":"Brandenberger","given":"C"},{"family":"Piatkowski","given":"T"},{"family":"Grothausmann","given":"R"},{"family":"Nyengaard","given":"JR"},{"family":"Ochs","given":"M"},{"family":"Mühlfeld","given":"C"}],"issued":{"date-parts":[["2015"]]}}},{"id":1238,"uris":["http://zotero.org/users/2658636/items/APIE5HGN"],"itemData":{"id":1238,"type":"article-journal","abstract":"Functional brain networks are often constructed by quantifying correlations among brain regions. Their topological structure includes nodes, edges, triangles and even higher-dimensional objects. Topological data analysis (TDA) is the emerging framework to process datasets under this perspective. In parallel, topology has proven essential for understanding fundamental questions in physics. Here we report the discovery of topological phase transitions in functional brain networks by merging concepts from TDA, topology, geometry, physics, and network theory. We show that topological phase transitions occur when the Euler entropy has a singularity, which remarkably coincides with the emergence of multidimensional topological holes in the brain network. Our results suggest that a major alteration in the pattern of brain correlations can modify the signature of such transitions, and may point to suboptimal brain functioning. Due to the universal character of phase transitions and noise robustness of TDA, our findings open perspectives towards establishing reliable topological and geometrical biomarkers of individual and group differences in functional brain network organization.","container-title":"bioRxiv","DOI":"10.1101/469478","journalAbbreviation":"bioRxiv","title":"Topological phase transitions in functional brain networks","URL":"https://consensus.app/papers/topological-phase-transitions-in-functional-brain-santos-raposo/c4ad4306ac905c6a9b4eba79ec574dc6/","author":[{"family":"Santos","given":"F."},{"family":"Raposo","given":"E."},{"family":"Coutinho-Filho","given":"M."},{"family":"Copelli","given":"M."},{"family":"Stam","given":"C."},{"family":"Douw","given":"L."}],"issued":{"date-parts":[["2018"]]}}}],"schema":"https://github.com/citation-style-language/schema/raw/master/csl-citation.json"} </w:delInstrText>
+        </w:r>
+        <w:r>
+          <w:fldChar w:fldCharType="separate"/>
+        </w:r>
+        <w:r>
+          <w:rPr>
+            <w:vertAlign w:val="superscript"/>
+          </w:rPr>
+          <w:delText>16–18</w:delText>
+        </w:r>
+        <w:r>
+          <w:fldChar w:fldCharType="end"/>
+        </w:r>
+        <w:r>
+          <w:delText xml:space="preserve">. The Euler number quantifies loop formation within a network, where increasingly negative values denote higher connectivity and structural complexity. </w:delText>
+        </w:r>
+        <w:r>
+          <w:delText xml:space="preserve">We adopted </w:delText>
+        </w:r>
+        <w:r>
+          <w:delText>the Euler number and loop count</w:delText>
+        </w:r>
+        <w:r>
+          <w:delText xml:space="preserve"> </w:delText>
+        </w:r>
+        <w:r>
+          <w:delText>as core elements of the Vascular Complexity Score</w:delText>
+        </w:r>
+        <w:r>
+          <w:delText xml:space="preserve"> because t</w:delText>
+        </w:r>
+        <w:r>
+          <w:delText>hese metrics offer a robust framework to quantify the connectivity and structural organization of MNV</w:delText>
+        </w:r>
+        <w:r>
+          <w:delText>.</w:delText>
+        </w:r>
+        <w:r>
+          <w:delText xml:space="preserve"> </w:delText>
+        </w:r>
+        <w:r>
+          <w:delText>For example, i</w:delText>
+        </w:r>
+        <w:r>
+          <w:delText>mmature neovascularization, driven by active angiogenesis, manifests as a dense, highly interconnected, and often chaotic plexus of fine capillaries forming a reticulated or honeycomb-like pattern</w:delText>
+        </w:r>
+        <w:r>
+          <w:fldChar w:fldCharType="begin"/>
+        </w:r>
+        <w:r>
+          <w:delInstrText xml:space="preserve"> ADDIN ZOTERO_ITEM CSL_CITATION {"citationID":"w93Tfhtt","properties":{"unsorted":false,"formattedCitation":"\\super 19\\nosupersub{}","plainCitation":"19","noteIndex":0},"citationItems":[{"id":2309,"uris":["http://zotero.org/users/2658636/items/N3LDW6VU"],"itemData":{"id":2309,"type":"article-journal","abstract":"Tumor blood vessels are a key target for cancer therapeutic management. Tumor cells secrete high levels of pro-angiogenic factors which contribute to the creation of an abnormal vascular network characterized by disorganized, immature and permeable blood vessels, resulting in poorly perfused tumors. The hypoxic microenvironment created by impaired tumor perfusion can promote the selection of more invasive and aggressive tumor cells and can also impede the tumor-killing action of immune cells. Furthermore, abnormal tumor perfusion also reduces the diffusion of chemotherapeutic drugs and radiotherapy efficiency. To fight against this defective phenotype, the normalization of the tumor vasculature has emerged as a new therapeutic strategy. Vascular normalization, by restoring proper tumor perfusion and oxygenation, could limit tumor cell invasiveness and improve the effectiveness of anticancer treatments. In this review, we investigate the mechanisms involved in tumor angiogenesis and describe strategies used to achieve vascular normalization.","container-title":"Angiogenesis","DOI":"10.1007/s10456-017-9562-9","ISSN":"15737209","issue":"4","page":"409-426","PMID":"28660302","title":"Tumor angiogenesis and vascular normalization: alternative therapeutic targets","volume":"20","author":[{"family":"Viallard","given":"Claire"},{"family":"Larrivée","given":"Bruno"}],"issued":{"date-parts":[["2017"]]}}}],"schema":"https://github.com/citation-style-language/schema/raw/master/csl-citation.json"} </w:delInstrText>
+        </w:r>
+        <w:r>
+          <w:fldChar w:fldCharType="separate"/>
+        </w:r>
+        <w:r>
+          <w:rPr>
+            <w:vertAlign w:val="superscript"/>
+          </w:rPr>
+          <w:delText>19</w:delText>
+        </w:r>
+        <w:r>
+          <w:fldChar w:fldCharType="end"/>
+        </w:r>
+        <w:r>
+          <w:delText>. Euler number from the skeletonized MNV</w:delText>
+        </w:r>
+        <w:r>
+          <w:delText xml:space="preserve"> </w:delText>
+        </w:r>
+        <w:r>
+          <w:delText>provid</w:delText>
+        </w:r>
+        <w:r>
+          <w:delText>es</w:delText>
+        </w:r>
+        <w:r>
+          <w:delText xml:space="preserve"> a direct, quantitative biomarker of its mesh-like state</w:delText>
+        </w:r>
+        <w:r>
+          <w:delText xml:space="preserve"> - a</w:delText>
+        </w:r>
+        <w:r>
+          <w:delText xml:space="preserve"> highly negative Euler number, in conjunction with an elevated loop count, strongly indicates an immature, actively proliferating, and potentially treatment-responsive lesion.</w:delText>
+        </w:r>
+        <w:r>
+          <w:delText xml:space="preserve"> Active MNV is also characterized by a highly complex and densely interconnected vascular architecture consistent with ongoing angiogenesis. </w:delText>
+        </w:r>
+        <w:r>
+          <w:delText xml:space="preserve">As such </w:delText>
+        </w:r>
+        <w:r>
+          <w:delText>a markedly negative Euler number reflect</w:delText>
+        </w:r>
+        <w:r>
+          <w:delText>s</w:delText>
+        </w:r>
+        <w:r>
+          <w:delText xml:space="preserve"> extensive vascular connectivity and numerous loop formations. Clinically, this configuration corresponds to active disease requiring treatment and is typically associated with a favorable response to anti-VEGF therapy.</w:delText>
+        </w:r>
+      </w:del>
     </w:p>
     <w:p>
       <w:pPr>
-        <w:pStyle w:val="FirstParagraph"/>
         <w:spacing w:line="480" w:lineRule="auto"/>
         <w:rPr>
-          <w:ins w:id="572" w:author="rev1" w:date="2026-08-03T13:04:00Z" w16du:dateUtc="2026-08-03T04:04:00Z"/>
-          <w:color w:val="000000" w:themeColor="text1"/>
+          <w:del w:id="571" w:author="rev1" w:date="2026-08-03T13:04:00Z" w16du:dateUtc="2026-08-03T04:04:00Z"/>
         </w:rPr>
       </w:pPr>
-      <w:ins w:id="573" w:author="rev1" w:date="2026-08-03T13:04:00Z" w16du:dateUtc="2026-08-03T04:04:00Z">
-        <w:r>
-          <w:rPr>
-            <w:color w:val="000000" w:themeColor="text1"/>
-          </w:rPr>
-          <w:t>We have developed a semi-automated Python-based system for multi-dimensional analysis of macular neovascularization that addresses several methodological limitations of existing tools, incorporates established biomarkers from recent literature, and introduces integrated scores for complexity, caliber uniformity, and a morphology-derived maturity index. The system provides stratum-standardized scoring for reporting, disclosed rule-based morphological categorization with expert-agreement assessment, and hypothesis-generating morphology-derived interpretive labels. These standardized scores establish a common reporting framework for comparative analyses across diverse acquisition settings, while the rule-based morphological categorization offers a transparent and reproducible alternative to purely descriptive labels. Future outcome-linked and multi-center evaluations will further establish the clinical utility of these quantitative tools for advancing reproducible research on MNV architecture in neovascular AMD.</w:t>
-        </w:r>
-      </w:ins>
     </w:p>
     <w:p>
       <w:pPr>
+        <w:spacing w:line="480" w:lineRule="auto"/>
         <w:rPr>
-          <w:ins w:id="574" w:author="rev1" w:date="2026-08-03T13:04:00Z" w16du:dateUtc="2026-08-03T04:04:00Z"/>
-          <w:rFonts w:eastAsiaTheme="majorEastAsia"/>
-          <w:color w:val="000000" w:themeColor="text1"/>
+          <w:del w:id="572" w:author="rev1" w:date="2026-08-03T13:04:00Z" w16du:dateUtc="2026-08-03T04:04:00Z"/>
         </w:rPr>
       </w:pPr>
-      <w:bookmarkStart w:id="575" w:name="references"/>
-      <w:bookmarkEnd w:id="570"/>
+      <w:del w:id="573" w:author="rev1" w:date="2026-08-03T13:04:00Z" w16du:dateUtc="2026-08-03T04:04:00Z">
+        <w:r>
+          <w:delText>Terms such as “dead tree,” “tree in bud,” “medusa,” “sea fan,” and “glomerular” have previously been applied in a primarily descriptive and subjective manner</w:delText>
+        </w:r>
+        <w:r>
+          <w:delText xml:space="preserve"> </w:delText>
+        </w:r>
+        <w:r>
+          <w:fldChar w:fldCharType="begin"/>
+        </w:r>
+        <w:r>
+          <w:delInstrText xml:space="preserve"> ADDIN ZOTERO_ITEM CSL_CITATION {"citationID":"Srzfa4l5","properties":{"unsorted":true,"formattedCitation":"\\super 20\\uc0\\u8211{}22\\nosupersub{}","plainCitation":"20–22","noteIndex":0},"citationItems":[{"id":4162,"uris":["http://zotero.org/users/2658636/items/7Z9T5X4D"],"itemData":{"id":4162,"type":"article-journal","abstract":"BACKGROUND: Optical coherence tomography angiography (OCTA) is an advanced imaging modality that provides high resolution images at the level of different retinal layers. This study aime to evaluate choroidal neovascular membranes (CNVMs) secondary to age-related macular degeneration (AMD) quantitatively and qualitatively, according to their classification, morphological features, and flow areas, using OCTA.\nMETHODS: In this descriptive, comparative, cross-sectional study, CNVMs were divided into 2 groups according to their classification as type 1 or type 2 neovascularization. Mied CNVMs were excluded from the study. The size (mm2) and the flow area (mm2) of the CNVMs were calculated via OCTA and the presence of the perivascular halo and loop anastomoses were analyzed. The morphological appearance of the CNVMs were classified as: medusa, sea-fan, lacy-wheel, glomerular, dead tree, and mature vascular networks.\nRESULTS: Of the 85 eyes assessed for eligibility, 45 eyes of 34 individuals with CNVM were enrolled in this retrospective study. Twenty-eight eyes had type 1 and 17 eyes had type 2 CNVMs. The mean size and flow area were greater in type 1 than in type 2 CNVMs (mean [standard deviation], 6.69 [4.54] and 3.61 [3.56] mm2 versus 3.04 [1.98] and 1.77 [1.62] mm2; P = 0.044 and 0.046, respectively). Among the 22 eyes with type 1 CNVMs and the 9 eyes with type 2 CNVMs, 31 eyes had exudative membranes. Among the eyes with exudative CNVMs, 22 eyes had a perivascular halo and 22 eyes had loop anastomoses; this was significantly more than in the non-exudative eyes (P = 0.042 and 0.041, respectively). The lacy-wheel (38.7%) and dead tree (71.4%) patterns were the most frequent morphological appearance of the CNVMs in the exudative and non-exudative membranes, respectively.\nCONCLUSIONS: OCTA provides objective documantation about CNVMs. A perivascular dark halo around CNVMs could be a criterion to define exudative membranes activity.","container-title":"Medical Hypothesis, Discovery &amp; Innovation Ophthalmology Journal","DOI":"10.51329/mehdiophthal1423","ISSN":"2322-3219","issue":"2","journalAbbreviation":"Med Hypothesis Discov Innov Ophthalmol","language":"eng","page":"67-73","PMID":"37641611","PMCID":"PMC10460227","source":"PubMed","title":"Comparison of optical coherence tomography angiography features in type 1 versus type 2 choroidal neovascular membranes secondary to age-related macular degeneration","volume":"10","author":[{"family":"Goker","given":"Yasin Sakir"},{"family":"Demir","given":"Gokhan"}],"issued":{"date-parts":[["2021"]]}}},{"id":4159,"uris":["http://zotero.org/users/2658636/items/ZX5I9ZKJ"],"itemData":{"id":4159,"type":"article-journal","abstract":"The present study aimed to examine the optical coherence tomography angiography (OCTA) parameters associated with macular neovascularization (MNV) in patients diagnosed with neovascular age-related macular degeneration (nAMD) and treated with either intravitreal conbercept (IVC) or ranibizumab (IVR). It enrolled 39 nAMD patients presenting with MNV, including 23 in the IVC group and 16 in the IVR group. All participants were treatment-naïve with intravitreal therapy and they underwent treatment following a '3+PRN' regimen. The MNV patterns identified through OCTA were categorized as Medusa, tangled, seafan and other variations. Key outcome measures encompassed best-corrected visual acuity (BCVA), MNV vascular area (MNV-VA), MNV vascular density (MNV-VD) ratio and central macular thickness (CMT). In the present study, 44 eyes were included, with 28 eyes undergoing treatment with IVC and 18 eyes with IVR. On day 90, there was a statistically significant improvement in mean BCVA from baseline among all patients treated with IVC (P=0.002). Notably, improved outcomes were observed in those with the 'tangled' pattern compared with the other three patterns (P=0.007). CMT exhibited a significant decrease from baseline (P=0.007), with consistent improvement observed across all four patterns (P=0.052) on day 90. The mean MNV-VA decreased in all patients, reaching statistical significance for the Medusa pattern (P=0.008), although the improvement in visual acuity was deemed unsatisfactory. Patients with the seafan pattern treated with IVR improved significantly in BCVA (P=0.042). The mean CMT significantly improved from baseline (P=0.001), consistent across the four patterns (P=0.114). Significant improvements were noted in the mean MNV-VA for the seafan pattern and in the mean MNV-VD ratio for the other patterns. The two regimens had no significant differences regarding BCVA, CMT, and MNV parameters. Conbercept emerged as a viable treatment option for patients presenting with tangled MNV patterns. On the other hand, ranibizumab might be considered an effective intervention for individuals with seafan MNV patterns. Notably, the Medusa MNV pattern was associated with a morphologic configuration indicative of a poor prognosis.","container-title":"Experimental and Therapeutic Medicine","DOI":"10.3892/etm.2024.12501","ISSN":"1792-1015","issue":"5","journalAbbreviation":"Exp Ther Med","language":"eng","page":"214","PMID":"38590577","PMCID":"PMC11000451","source":"PubMed","title":"Comparative quantitative analysis of optical coherence tomography angiography in varied morphologies of macular neovascularization following intravitreal conbercept and ranibizumab treatments for neovascular age</w:delInstrText>
+        </w:r>
+        <w:r>
+          <w:rPr>
+            <w:rFonts w:ascii="Cambria Math" w:hAnsi="Cambria Math" w:cs="Cambria Math"/>
+          </w:rPr>
+          <w:delInstrText>‑</w:delInstrText>
+        </w:r>
+        <w:r>
+          <w:delInstrText xml:space="preserve">related macular degeneration","volume":"27","author":[{"family":"Li","given":"Jing"},{"family":"Yang","given":"Zhufang"},{"family":"Li","given":"Xueying"},{"family":"Li","given":"Di"},{"family":"Yang","given":"Jin"},{"family":"Dang","given":"Meijia"}],"issued":{"date-parts":[["2024",5]]}}},{"id":4165,"uris":["http://zotero.org/users/2658636/items/J35APUIN"],"itemData":{"id":4165,"type":"article-journal","abstract":"Importance The clinical implications of different morphologies of choroidal neovascularization (CNV), as evaluated by ocular coherence tomography angiography (OCTA) in neovascular age-related macular degeneration (nAMD), are lacking. Background To describe the morphology of CNV in nAMD using OCTA, and to compare the visual prognosis and other structural OCT biomarkers between different morphologic patterns. Design Retrospective cohort study. Participants One hundred and forty eyes with nAMD treated with anti-vascular endothelial growth factor (VEGF). Methods Patients were examined using OCTA prior to and at 3, 6 and 12 months after receiving anti-VEGF therapy. Main Outcome Measures Best-corrected visual acuity (BCVA) and morphologic retinal features. Results Organized CNV was identified in 110/140 eyes (78.6%) using OCTA. These CNV complexes could be divided into three OCTA patterns: the ‘medusa’ pattern (n = 41), characterized by branching vessels radiating in all directions; the ‘seafan’ pattern (n = 43), characterized by branching vessels radiating to one side of the lesion; and the ‘tangled’ pattern (n = 26), characterized by globular entwined vessels without a main trunk. At baseline, the eyes with the tangled pattern were from younger patients (P = .031) with better BCVA (P = .007). There were also fewer intraretinal cysts (P = .021), less fibrovascular pigment epithelial detachment (P = .009), and more pachychoroid (P = .007) in eyes with the tangled pattern on OCT. At 12 months post-treatment, patients with the tangled CNV pattern also showed greater visual improvement than patients with the other two patterns (P = .049). Conclusions and Relevance Using OCTA, distinct morphologies of CNV in nAMD patients were identified. These different patterns might be useful predictors for the prognosis of nAMD patients after anti-VEGF therapy.","container-title":"Clinical &amp; Experimental Ophthalmology","DOI":"10.1111/ceo.13797","ISSN":"1442-9071","issue":"7","language":"en","license":"© 2020 Royal Australian and New Zealand College of Ophthalmologists","note":"_eprint: https://onlinelibrary.wiley.com/doi/pdf/10.1111/ceo.13797","page":"927-937","source":"Wiley Online Library","title":"Comparison of different morphologies of choroidal neovascularization evaluated by ocular coherence tomography angiography in age-related macular degeneration","volume":"48","author":[{"family":"Tew","given":"Teck Boon"},{"family":"Lai","given":"Tso-Ting"},{"family":"Hsieh","given":"Yi-Ting"},{"family":"Ho","given":"Tzyy-Chang"},{"family":"Yang","given":"Chung-May"},{"family":"Yang","given":"Chang-Hao"}],"issued":{"date-parts":[["2020"]]}}}],"schema":"https://github.com/citation-style-language/schema/raw/master/csl-citation.json"} </w:delInstrText>
+        </w:r>
+        <w:r>
+          <w:fldChar w:fldCharType="separate"/>
+        </w:r>
+        <w:r>
+          <w:rPr>
+            <w:vertAlign w:val="superscript"/>
+          </w:rPr>
+          <w:delText>20–22</w:delText>
+        </w:r>
+        <w:r>
+          <w:fldChar w:fldCharType="end"/>
+        </w:r>
+        <w:r>
+          <w:delText>. In contrast, the proposed framework provides operational definitions for these lesion phenotypes. Lesions corresponding to the “dead tree” pattern are characterized in this system by large</w:delText>
+        </w:r>
+        <w:r>
+          <w:noBreakHyphen/>
+          <w:delText>caliber trunk vessels with limited fine branching, high Vascular Stability Scores, low junction density, and an Euler number approaching zero, indicating loop loss and network simplification consistent with nonexudative, low</w:delText>
+        </w:r>
+        <w:r>
+          <w:noBreakHyphen/>
+          <w:delText>angiogenic MNV. Medusa and glomerular patterns, both reflecting dense, high</w:delText>
+        </w:r>
+        <w:r>
+          <w:noBreakHyphen/>
+          <w:delText>flow vascular networks, are represented as highly complex, loop</w:delText>
+        </w:r>
+        <w:r>
+          <w:noBreakHyphen/>
+          <w:delText>rich configurations occupying the upper range of the Vascular Complexity Score, while remaining distinguishable based on differences in trunk distribution and junction density. By expressing both stabilization and arteriolarization in quantitative terms and demonstrating that the corresponding scores converge across acquisition protocols, this framework recasts qualitative pattern labels as reproducible, cross</w:delText>
+        </w:r>
+        <w:r>
+          <w:noBreakHyphen/>
+          <w:delText>device measurable states that separate benign remodeling from treatment</w:delText>
+        </w:r>
+        <w:r>
+          <w:noBreakHyphen/>
+          <w:delText>resistant vascular transformation and refine prognostic interpretation.</w:delText>
+        </w:r>
+      </w:del>
     </w:p>
     <w:p>
       <w:pPr>
+        <w:spacing w:line="480" w:lineRule="auto"/>
         <w:rPr>
-          <w:ins w:id="576" w:author="rev1" w:date="2026-08-03T13:04:00Z" w16du:dateUtc="2026-08-03T04:04:00Z"/>
-          <w:rFonts w:eastAsiaTheme="majorEastAsia"/>
-          <w:color w:val="000000" w:themeColor="text1"/>
+          <w:del w:id="574" w:author="rev1" w:date="2026-08-03T13:04:00Z" w16du:dateUtc="2026-08-03T04:04:00Z"/>
         </w:rPr>
       </w:pPr>
-      <w:ins w:id="577" w:author="rev1" w:date="2026-08-03T13:04:00Z" w16du:dateUtc="2026-08-03T04:04:00Z">
-        <w:r>
-          <w:rPr>
-            <w:color w:val="000000" w:themeColor="text1"/>
-          </w:rPr>
-          <w:br w:type="page"/>
-        </w:r>
-      </w:ins>
+    </w:p>
+    <w:p>
+      <w:pPr>
+        <w:spacing w:line="480" w:lineRule="auto"/>
+        <w:rPr>
+          <w:del w:id="575" w:author="rev1" w:date="2026-08-03T13:04:00Z" w16du:dateUtc="2026-08-03T04:04:00Z"/>
+        </w:rPr>
+      </w:pPr>
+      <w:del w:id="576" w:author="rev1" w:date="2026-08-03T13:04:00Z" w16du:dateUtc="2026-08-03T04:04:00Z">
+        <w:r>
+          <w:delText>L</w:delText>
+        </w:r>
+        <w:r>
+          <w:delText>ast</w:delText>
+        </w:r>
+        <w:r>
+          <w:delText xml:space="preserve">ly, our work addresses a long-standing terminological ambiguity in the MNV literature. Terms such as “maturation,” “arterialization,” and “abnormalization” have been used inconsistently and at times interchangeably </w:delText>
+        </w:r>
+        <w:r>
+          <w:fldChar w:fldCharType="begin"/>
+        </w:r>
+        <w:r>
+          <w:delInstrText xml:space="preserve"> ADDIN ZOTERO_ITEM CSL_CITATION {"citationID":"0CkfRTZA","properties":{"unsorted":false,"formattedCitation":"\\super 23\\uc0\\u8211{}25\\nosupersub{}","plainCitation":"23–25","noteIndex":0},"citationItems":[{"id":2274,"uris":["http://zotero.org/users/2658636/items/VZKYXVT6"],"itemData":{"id":2274,"type":"article-journal","abstract":"Intravitreal anti-vascular endothelial growth factor (VEGF) drugs have revolutionized the treatment of neovascular age-related macular degeneration (NVAMD). However, many patients suffer from incomplete response to anti-VEGF therapy (IRT), which is defined as (1) persistent (plasma) fluid exudation; (2) unresolved or new hemorrhage; (3) progressive lesion fibrosis; and/or (4) suboptimal vision recovery. The first three of these collectively comprise the problem of persistent disease activity (PDA) in spite of anti-VEGF therapy. Meanwhile, the problem of suboptimal vision recovery (SVR) is defined as a failure to achieve excellent functional visual acuity of 20/40 or better in spite of sufficient anti-VEGF treatment. Thus, incomplete response to anti-VEGF therapy, and specifically PDA and SVR, represent significant clinical unmet needs. In this review, we will explore PDA and SVR in NVAMD, characterizing the clinical manifestations and exploring the pathobiology of each. We will demonstrate that PDA occurs most frequently in NVAMD patients who develop high-flow CNV lesions with arteriolarization, in contrast to patients with capillary CNV who are highly responsive to anti-VEGF therapy. We will review investigations of experimental CNV and demonstrate that both types of CNV can be modeled in mice. We will present and consider a provocative hypothesis: formation of arteriolar CNV occurs via a distinct pathobiology, termed neovascular remodeling (NVR), wherein blood-derived macrophages infiltrate the incipient CNV lesion, recruit bone marrow-derived mesenchymal precursor cells (MPCs) from the circulation, and activate MPCs to become vascular smooth muscle cells (VSMCs) and myofibroblasts, driving the development of high-flow CNV with arteriolarization and perivascular fibrosis. In considering SVR, we will discuss the concept that limited or poor vision in spite of anti-VEGF may not be caused simply by photoreceptor degeneration but instead may be associated with photoreceptor synaptic dysfunction in the neurosensory retina overlying CNV, triggered by infiltrating blood-derived macrophages and mediated by Müller cell activation Finally, for each of PDA and SVR, we will discuss current approaches to disease management and treatment and consider novel avenues for potential future therapies.","container-title":"Progress in Retinal and Eye Research","DOI":"10.1016/j.preteyeres.2020.100906","ISSN":"18731635","issue":"September 2020","page":"100906","PMID":"33022379","publisher":"Elsevier Ltd","title":"Incomplete response to Anti-VEGF therapy in neovascular AMD: Exploring disease mechanisms and therapeutic opportunities.","volume":"82","author":[{"family":"Mettu","given":"Priyatham S."},{"family":"Allingham","given":"Michael J."},{"family":"Cousins","given":"Scott W."}],"issued":{"date-parts":[["2021"]]}}},{"id":1216,"uris":["http://zotero.org/users/2658636/items/ISRX9CP5"],"itemData":{"id":1216,"type":"article-journal","abstract":"Age-related macular degeneration (AMD) is a leading cause of blindness among older individuals, and its prevalence is rapidly increasing due to the aging population. Choroidal neovascularization (CNV) or wet AMD, which accounts for 10%-20% of all AMD cases, is responsible for an alarming 80%-90% of AMD-related blindness. Current anti-VEGF therapies show suboptimal responses in approximately 50% of patients. Resistance to anti-VEGF treatment in CNV patients is often associated with arteriolar CNV, while responders tend to have capillary CNV. While fluorescein angiography (FA) is commonly used to assess leakage patterns in wet AMD patients and animal models, it does not provide information about CNV vascular morphology (arteriolar CNV vs. capillary CNV). This protocol introduces the use of indocyanine green angiography (ICGA) to characterize lesion types in laser-induced CNV mouse models. This method is crucial for investigating the mechanisms and treatment strategies for anti-VEGF resistance in wet AMD. It is recommended to incorporate ICGA alongside FA for comprehensive assessment of both leakage and vascular features of CNV in mechanistic and therapeutic studies.","container-title":"Journal of visualized experiments : JoVE","DOI":"10.3791/65682","journalAbbreviation":"Journal of visualized experiments : JoVE","title":"Characterization of Vascular Morphology of Neovascular Age-Related Macular Degeneration by Indocyanine Green Angiography.","URL":"https://consensus.app/papers/characterization-of-vascular-morphology-of-neovascular-attarde-riad/561f41acab2357469dc7bfd03114ac4b/","volume":"198","author":[{"family":"Attarde","given":"Anish"},{"family":"Riad","given":"T."},{"family":"Zhang","given":"Zhao"},{"family":"Ahir","given":"Manisha"},{"family":"Fu","given":"Yingbin"}],"issued":{"date-parts":[["2023"]]}}},{"id":1212,"uris":["http://zotero.org/users/2658636/items/8RK6XC6F"],"itemData":{"id":1212,"type":"article-journal","abstract":"Despite extensive use of intravitreal anti-vascular endothelial growth factor (anti-VEGF) biologics for over a decade, neovascular age-related macular degeneration (nAMD) or choroidal neovascularization (CNV) continues to be a major cause of irreversible vision loss in developed countries. Many nAMD patients demonstrate persistent disease activity or experience declining responses over time despite anti-VEGF treatment. The underlying mechanisms of anti-VEGF resistance are poorly understood, and no effective treatment strategies are available to date. Here we review evidence from animal models and clinical studies that supports the roles of neovascular remodeling and arteriolar CNV formation in anti-VEGF resistance. Cholesterol dysregulation, inflammation, and ensuing macrophage activation are critically involved in arteriolar CNV formation and anti-VEGF resistance. Combination therapy by neutralizing VEGF and enhancing cholesterol removal from macrophages is a promising strategy to combat anti-VEGF resistance in CNV.","container-title":"Biomolecules","DOI":"10.3390/biom14030252","journalAbbreviation":"Biomolecules","page":"252","title":"Treatment Strategies for Anti-VEGF Resistance in Neovascular Age-Related Macular Degeneration by Targeting Arteriolar Choroidal Neovascularization.","volume":"14","author":[{"family":"Fu","given":"Yingbin"},{"family":"Zhang","given":"Zhao"},{"family":"Webster","given":"Keith"},{"family":"Paulus","given":"Y."}],"issued":{"date-parts":[["2024"]]}}}],"schema":"https://github.com/citation-style-language/schema/raw/master/csl-citation.json"} </w:delInstrText>
+        </w:r>
+        <w:r>
+          <w:fldChar w:fldCharType="separate"/>
+        </w:r>
+        <w:r>
+          <w:rPr>
+            <w:vertAlign w:val="superscript"/>
+          </w:rPr>
+          <w:delText>23–25</w:delText>
+        </w:r>
+        <w:r>
+          <w:fldChar w:fldCharType="end"/>
+        </w:r>
+        <w:r>
+          <w:delText xml:space="preserve">. This lack of standardization has impeded objective assessment of treatment response. Our framework contributes to resolving this issue by directly mapping these biological processes to quantitative metrics. </w:delText>
+        </w:r>
+        <w:r>
+          <w:delText xml:space="preserve">In addition, </w:delText>
+        </w:r>
+        <w:r>
+          <w:delText xml:space="preserve">Arterialization, defined as the formation of large-caliber, potentially treatment-resistant vessels, is captured by our Arteriolarization Segment Detection algorithm. </w:delText>
+        </w:r>
+        <w:r>
+          <w:delText>T</w:delText>
+        </w:r>
+        <w:r>
+          <w:delText>he unstable vascular state described by Spaide as abnormalization</w:delText>
+        </w:r>
+        <w:r>
+          <w:delText xml:space="preserve"> </w:delText>
+        </w:r>
+        <w:r>
+          <w:fldChar w:fldCharType="begin"/>
+        </w:r>
+        <w:r>
+          <w:delInstrText xml:space="preserve"> ADDIN ZOTERO_ITEM CSL_CITATION {"citationID":"L8ZhsyQO","properties":{"unsorted":false,"formattedCitation":"\\super 26\\nosupersub{}","plainCitation":"26","noteIndex":0},"citationItems":[{"id":1214,"uris":["http://zotero.org/users/2658636/items/HE4J897B"],"itemData":{"id":1214,"type":"article-journal","abstract":"&lt;h4&gt;Purpose&lt;/h4&gt;To investigate the vascular appearance of choroidal neovascularization (CNV) treated with recurrent intravitreous anti-vascular endothelial growth factor (VEGF) injections, which have been proposed to cause transient vascular normalization along with decreased vascularity and leakage.&lt;h4&gt;Design&lt;/h4&gt;Retrospective case series with perspective on the topic.&lt;h4&gt;Methods&lt;/h4&gt;Patients with treated CNV secondary to age-related macular degeneration from a community-based retinal referral practice were evaluated with optical coherence tomography angiography employing split-spectrum amplitude decorrelation. The choroidal neovascular morphology of the 17 eyes of 14 consecutive patients was described.&lt;h4&gt;Results&lt;/h4&gt;The mean age of the patients, 8 men and 6 women, was 78.4 (standard deviation ± 9.3) years. The mean greatest linear dimension of the lesion was 3600 μm. The mean number of anti-VEGF injections was 47 (±21). The vascular diameter of the vessels in the CNV appeared large even in small lesions, with feeder vessels approaching the size of the major arcade vessels of the retina. The vessels had few branch points and many vascular anastomotic connections among larger vessels. There was a paucity of capillaries visualized within the lesions.&lt;h4&gt;Conclusions&lt;/h4&gt;The findings of this study do not support the hypothesis of vascular normalization in eyes receiving recurrent periodic antiangiogenic treatment. The observed \"abnormalization\" of the vessels may be explained by periodic pruning of angiogenic vascular sprouts by VEGF withdrawal in the face of unimpeded arteriogenesis. As the eye is a readily accessible VEGF laboratory, features expressed therein may also apply to neovascularization elsewhere in the body, such as in tumors.","container-title":"American journal of ophthalmology","DOI":"10.1016/j.ajo.2015.04.012","journalAbbreviation":"American journal of ophthalmology","page":"6-16","title":"Optical Coherence Tomography Angiography Signs of Vascular Abnormalization With Antiangiogenic Therapy for Choroidal Neovascularization.","volume":"160 1","author":[{"family":"Spaide","given":"R."}],"issued":{"date-parts":[["2015"]]}}}],"schema":"https://github.com/citation-style-language/schema/raw/master/csl-citation.json"} </w:delInstrText>
+        </w:r>
+        <w:r>
+          <w:fldChar w:fldCharType="separate"/>
+        </w:r>
+        <w:r>
+          <w:rPr>
+            <w:vertAlign w:val="superscript"/>
+          </w:rPr>
+          <w:delText>26</w:delText>
+        </w:r>
+        <w:r>
+          <w:fldChar w:fldCharType="end"/>
+        </w:r>
+        <w:r>
+          <w:delText xml:space="preserve"> is quantified by the Vascular Stability Score, with low values indicating an unstable, treatment-responsive phenotype and high values reflecting maturation and stabilization. </w:delText>
+        </w:r>
+      </w:del>
+    </w:p>
+    <w:p>
+      <w:pPr>
+        <w:spacing w:line="480" w:lineRule="auto"/>
+        <w:rPr>
+          <w:del w:id="577" w:author="rev1" w:date="2026-08-03T13:04:00Z" w16du:dateUtc="2026-08-03T04:04:00Z"/>
+        </w:rPr>
+      </w:pPr>
     </w:p>
     <w:p>
       <w:pPr>
         <w:spacing w:line="480" w:lineRule="auto"/>
         <w:rPr>
           <w:del w:id="578" w:author="rev1" w:date="2026-08-03T13:04:00Z" w16du:dateUtc="2026-08-03T04:04:00Z"/>
+          <w:b/>
+          <w:bCs/>
         </w:rPr>
       </w:pPr>
       <w:del w:id="579" w:author="rev1" w:date="2026-08-03T13:04:00Z" w16du:dateUtc="2026-08-03T04:04:00Z">
         <w:r>
-          <w:lastRenderedPageBreak/>
-          <w:delText>Several key aspects of our study merit emphasis. First, the Intelligent ROI Refinement algorithm represents a novel solution to a long-standing challenge in quantitative OCT-A analysis</w:delText>
-        </w:r>
-        <w:r>
-          <w:delText xml:space="preserve"> </w:delText>
-        </w:r>
-        <w:r>
-          <w:fldChar w:fldCharType="begin"/>
-        </w:r>
-        <w:r>
-          <w:delInstrText xml:space="preserve"> ADDIN ZOTERO_ITEM CSL_CITATION {"citationID":"6LTvJOzr","properties":{"unsorted":false,"formattedCitation":"\\super 7,13\\uc0\\u8211{}15\\nosupersub{}","plainCitation":"7,13–15","noteIndex":0},"citationItems":[{"id":1220,"uris":["http://zotero.org/users/2658636/items/LVG6BTQ5"],"itemData":{"id":1220,"type":"article-journal","abstract":"&lt;h4&gt;Purpose&lt;/h4&gt;To describe the qualitative and quantitative changes in choroidal neovascularization (CNV) flow pattern after anti-vascular endothelial growth factor therapy, by optical coherence tomography angiography (OCTA).&lt;h4&gt;Methods&lt;/h4&gt;Consecutive patients with neovascular age-related macular degeneration underwent multimodal imaging, including OCTA at initial examination and at last visit. High-flow networks in the choriocapillaris segmentation of OCTA were qualitatively and quantitatively analyzed at baseline and at follow-up, to characterize vascular flow changes after anti-vascular endothelial growth factor treatment and to correlate these changes with final exudation signs on spectral domain optical coherence tomography.&lt;h4&gt;Results&lt;/h4&gt;Seventeen eyes were included. Mean follow-up was of 11.7 ± 3.3 months. Baseline images showed six medusa pattern (35.3%), four seafan pattern (23.5%), and seven indistinct network patterns (41.2%). Mean CNV area at baseline was 1.58 ± 1.72 mm. Final OCTA images revealed a decrease in CNV total area of 21.6%. In 6/17 eyes, the baseline neovascular pattern was unchanged; these cases were associated with exudation at the final spectral domain optical coherence tomography examination (P = 0.034) and a decrease in CNV area of 34.1%. Conversely, in 11/17 eyes (64.7%), the initial pattern had changed to a pruned vascular tree pattern, with variable exudative status on spectral domain optical coherence tomography at the final visit and a decrease in total CNV area of 0.07%.&lt;h4&gt;Conclusion&lt;/h4&gt;The vascular flow remodeling induced by recurrent anti-vascular endothelial growth factor treatment can be assessed by OCTA. Optical coherence tomography angiography may help to accurately evaluate treatment response and to recognize patterns usually associated with recurrent exudative activity.","container-title":"Retina","DOI":"10.1097/iae.0000000000001964","journalAbbreviation":"Retina","page":"548-557","title":"VASCULAR REMODELING OF CHOROIDAL NEOVASCULARIZATION AFTER ANTI-VASCULAR ENDOTHELIAL GROWTH FACTOR THERAPY VISUALIZED ON OPTICAL COHERENCE TOMOGRAPHY ANGIOGRAPHY.","volume":"39","author":[{"family":"Miere","given":"A."},{"family":"Butori","given":"P."},{"family":"Cohen","given":"S."},{"family":"Semoun","given":"O."},{"family":"Capuano","given":"V."},{"family":"Jung","given":"C."},{"family":"Souied","given":"E."}],"issued":{"date-parts":[["2019"]]}}},{"id":1664,"uris":["http://zotero.org/users/2658636/items/9FT63XRF"],"itemData":{"id":1664,"type":"article-journal","abstract":"&lt;h4&gt;Purpose&lt;/h4&gt;We observed and analyzed the morphologic characteristics of polypoidal lesions and abnormal branching vascular network (BVN) in patients with polypoidal choroidal vasculopathy (PCV) by optical coherence tomography angiography (OCTA).&lt;h4&gt;Methods&lt;/h4&gt;A retrospective observational case series was done of patients with PCV. All patients were scanned with a 70-kHz spectral-domain OCT system using the split-spectrum amplitude-decorrelation angiography (SSADA) algorithm to distinguish blood flow from static tissue. The OCTA images of these patients were compared to those from indocyanine green angiography (ICGA). Semiautomated segmentation was used to further analyze the polypoidal lesion and the BVN.&lt;h4&gt;Results&lt;/h4&gt;We studied 13 eyes of 13 patients 51 to 69 years old. A total of 11 patients were treatment-naive. Two patients had multiple anti-VEGF injections and one underwent photodynamic therapy (PDT). Optical coherence tomography angiography was able to detect the BVN in all cases. Using cross-sectional OCTA, BVN locations were shown to be in the space between the RPE and Bruch's membrane. Using en face OCTA, the BVN vascular pattern could be shown more clearly than by ICGA. Polypoidal lesions showed high flow signals in different patterns in 12 cases in the outer retina slab. Using cross-sectional OCTA, the polyps were shown to be just below the top of the pigment epithelial detachment (PED). In one case, the polypoidal lesion was not detectable at the outer retina slab.&lt;h4&gt;Conclusions&lt;/h4&gt;Optical coherence tomography angiography is a noninvasive imaging tool for detecting vascular changes in PCV. Branching vascular networks showed more clearly on OCTA than on ICGA. Polypoidal lesions had variable patterns on OCTA and were not always detected. The OCTA patterns of the polypoidal lesions and the BVN are helpful in understanding the pathology of PCV.","container-title":"Investigative Opthalmology &amp; Visual Science","DOI":"10.1167/iovs.15-18955","ISSN":"1552-5783","issue":"9","page":"OCT526-32","title":"Evaluating Polypoidal Choroidal Vasculopathy With Optical Coherence Tomography Angiography.","volume":"57","author":[{"family":"Wang","given":"Min"},{"family":"Zhou","given":"Yao"},{"family":"Gao","given":"Simon S."},{"family":"Liu","given":"Wei"},{"family":"Huang","given":"Yongheng"},{"family":"Huang","given":"David"},{"family":"Jia","given":"Yali"}],"issued":{"date-parts":[["2016"]]}}},{"id":1250,"uris":["http://zotero.org/users/2658636/items/U7M7AF99"],"itemData":{"id":1250,"type":"article-journal","abstract":"Detecting and quantifying the size of choroidal neovascularization (CNV) is important for the diagnosis and assessment of neovascular age-related macular degeneration. Depth-resolved imaging of the retinal and choroidal vasculature by optical coherence tomography angiography (OCTA) has enabled the visualization of CNV. However, due to the prevalence of artifacts, it is difficult to segment and quantify the CNV lesion area automatically. We have previously described a saliency algorithm for CNV detection that could identify a CNV lesion area with 83% accuracy. However, this method works under the assumption that the CNV region is the most salient area for visual attention in the whole image and consequently, errors occur when this requirement is not met (e.g. when the lesion occupies a large portion of the image). Moreover, saliency image processing methods cannot extract the edges of the salient object very accurately. In this paper, we propose a novel and automatic CNV segmentation method based on an unsupervised and parallel machine learning technique named density cell-like P systems (DEC P systems). DEC P systems integrate the idea of a modified clustering algorithm into cell-like P systems. This method improved the accuracy of detection to 87.2% on 22 subjects and obtained clear boundaries of the CNV lesions.","container-title":"Biomedical optics express","DOI":"10.1364/boe.9.003208","journalAbbreviation":"Biomedical optics express","page":"3208-3219","title":"Automatic quantification of choroidal neovascularization lesion area on OCT angiography based on density cell-like P systems with active membranes.","volume":"9 7","author":[{"family":"Xue","given":"Jie"},{"family":"Camino","given":"Acner"},{"family":"Bailey","given":"Steven"},{"family":"Liu","given":"Xiyu"},{"family":"Li","given":"Dengwang"},{"family":"Jia","given":"Yali"}],"issued":{"date-parts":[["2018"]]}}},{"id":1251,"uris":["http://zotero.org/users/2658636/items/QBUTW7VM"],"itemData":{"id":1251,"type":"article-journal","abstract":"&lt;h4&gt;Purpose&lt;/h4&gt;To compare optical coherence tomography angiography (OCTA) review strategies for optimizing choroidal neovascularization (CNV) detection.&lt;h4&gt;Methods&lt;/h4&gt;Eyes with CNV in the differential diagnosis were imaged with the Avanti RTVue XR HD (Optovue, Fremont, CA). Three modalities of review for CNV presence were used in each case: a single report generated using automated segmentation within Avanti software; a continuous slab descent video OCTA export; and a manual segmentation approach using cross-sectional OCT with decorrelation signal overlay. Scans were reviewed by two masked expert reviewers; a third reviewer was used for discrepancies.&lt;h4&gt;Results&lt;/h4&gt;The study included 421 eyes, and 350 eyes had reports deemed sufficient quality for interpretation. Choroidal neovascularization was in the differential diagnosis in 107 of 350 patients. Overall CNV was identified in 55% (59/107) eyes. In those eyes with CNV, the automated segmentation identified CNV in 56% (33/59) of cases, continuous slab descent method identified CNV in 53% (31/59) of cases, and the manual segmentation group identified CNV in 92% (54/59) of cases.&lt;h4&gt;Conclusion&lt;/h4&gt;Review strategies for detection of CNV on OCTA were highest using the manual segmentation method as compared to both the automated report and continuous slab descent methods. Although the manual segmentation method had a higher rate of detection, the practical aspects of the time required for segmentation make this method challenging in routine clinical practice.","container-title":"Retina","DOI":"10.1097/iae.0000000000002443","journalAbbreviation":"Retina","page":"672-678","title":"IMPACT OF OPTICAL COHERENCE TOMOGRAPHY ANGIOGRAPHY REVIEW STRATEGY ON DETECTION OF CHOROIDAL NEOVASCULARIZATION.","author":[{"family":"Babiuch","given":"A."},{"family":"Uchida","given":"Atsuro"},{"family":"Figueiredo","given":"Natalia"},{"family":"Hu","given":"Ming"},{"family":"Khan","given":"Mehnaz"},{"family":"Srivastava","given":"S."},{"family":"Singh","given":"Rishi"},{"family":"Rachitskaya","given":"A."},{"family":"Kaiser","given":"P."},{"family":"Reese","given":"Jamie"},{"family":"Ehlers","given":"Justis"}],"issued":{"date-parts":[["2020"]]}}}],"schema":"https://github.com/citation-style-language/schema/raw/master/csl-citation.json"} </w:delInstrText>
-        </w:r>
-        <w:r>
-          <w:fldChar w:fldCharType="separate"/>
-        </w:r>
-        <w:r>
-          <w:rPr>
-            <w:vertAlign w:val="superscript"/>
-          </w:rPr>
-          <w:delText>7,13–15</w:delText>
-        </w:r>
-        <w:r>
-          <w:fldChar w:fldCharType="end"/>
-        </w:r>
-        <w:r>
-          <w:delText xml:space="preserve">. By algorithmically ensuring that the ROI boundary is confined to non-perfused tissue, the algorithm provides a more accurate and reproducible foundation for all subsequent calculations. </w:delText>
+          <w:rPr>
+            <w:b/>
+            <w:bCs/>
+          </w:rPr>
+          <w:delText>Conclusion</w:delText>
         </w:r>
       </w:del>
     </w:p>
@@ -5979,122 +7308,9 @@
           <w:del w:id="580" w:author="rev1" w:date="2026-08-03T13:04:00Z" w16du:dateUtc="2026-08-03T04:04:00Z"/>
         </w:rPr>
       </w:pPr>
-    </w:p>
-    <w:p>
-      <w:pPr>
-        <w:spacing w:line="480" w:lineRule="auto"/>
-        <w:rPr>
-          <w:del w:id="581" w:author="rev1" w:date="2026-08-03T13:04:00Z" w16du:dateUtc="2026-08-03T04:04:00Z"/>
-        </w:rPr>
-      </w:pPr>
-      <w:del w:id="582" w:author="rev1" w:date="2026-08-03T13:04:00Z" w16du:dateUtc="2026-08-03T04:04:00Z">
-        <w:r>
-          <w:delText xml:space="preserve">Recent studies have underscored the utility of the Euler number as a reliable measure of network connectivity </w:delText>
-        </w:r>
-        <w:r>
-          <w:fldChar w:fldCharType="begin"/>
-        </w:r>
-        <w:r>
-          <w:delInstrText xml:space="preserve"> ADDIN ZOTERO_ITEM CSL_CITATION {"citationID":"oMDyzg4A","properties":{"unsorted":true,"formattedCitation":"\\super 16\\uc0\\u8211{}18\\nosupersub{}","plainCitation":"16–18","noteIndex":0},"citationItems":[{"id":1240,"uris":["http://zotero.org/users/2658636/items/CIBRN8BR"],"itemData":{"id":1240,"type":"article-journal","container-title":"Comput. Chem. Eng.","DOI":"10.1016/j.compchemeng.2021.107463","journalAbbreviation":"Comput. Chem. Eng.","page":"107463","title":"The Euler characteristic: A general topological descriptor for complex data","volume":"154","author":[{"family":"Smith","given":"Alexander"},{"family":"Zavala","given":"V."}],"issued":{"date-parts":[["2021",3,4]]}}},{"id":3701,"uris":["http://zotero.org/users/2658636/items/32PJCVKZ"],"itemData":{"id":3701,"type":"article-journal","abstract":"The lung parenchyma provides a maximal surface area of blood-containing capillaries that are in close contact with a large surface area of the air-containing alveoli. Volume and surface area of capillaries are the classic stereological parameters to characterize the alveolar capillary network (ACN) and have provided essential structure-function information of the lung. When loss (rarefaction) or gain (angiogenesis) of capillaries occurs, these parameters may not be sufficient to provide mechanistic insight. Therefore, it would be desirable to estimate the number of capillaries, as it contains more distinct and mechanistically oriented information. Here, we present a new stereological method to estimate the number of capillary loops in the ACN. One advantage of this method is that it is independent of the shape, size, or distribution of the capillaries. We used consecutive, 1 μm-thick sections from epoxy resin-embedded material as a physical disector. The Euler-Poincaré characteristic of capillary networks can be estimated by counting the easily recognizable topological constellations of \"islands,\" \"bridges,\" and \"holes.\" The total number of capillary loops in the ACN can then be calculated from the Euler-Poincaré characteristic. With the use of the established estimator of alveolar number, it is possible to obtain the mean number of capillary loops per alveolus. In conclusion, estimation of alveolar capillaries by design-based stereology is an efficient and unbiased method to characterize the ACN and may be particularly useful for studies on emphysema, pulmonary hypertension, or lung development.","archive":"PMID","archive_location":"26432874","container-title":"American journal of physiology. Lung cellular and molecular physiology","DOI":"10.1152/ajplung.00410.2014","issue":"11","page":"L1286-93","source":"PubMed","title":"Estimation of the number of alveolar capillaries by the Euler number (Euler-Poincaré characteristic).","volume":"309","author":[{"family":"Willführ","given":"A"},{"family":"Brandenberger","given":"C"},{"family":"Piatkowski","given":"T"},{"family":"Grothausmann","given":"R"},{"family":"Nyengaard","given":"JR"},{"family":"Ochs","given":"M"},{"family":"Mühlfeld","given":"C"}],"issued":{"date-parts":[["2015"]]}}},{"id":1238,"uris":["http://zotero.org/users/2658636/items/APIE5HGN"],"itemData":{"id":1238,"type":"article-journal","abstract":"Functional brain networks are often constructed by quantifying correlations among brain regions. Their topological structure includes nodes, edges, triangles and even higher-dimensional objects. Topological data analysis (TDA) is the emerging framework to process datasets under this perspective. In parallel, topology has proven essential for understanding fundamental questions in physics. Here we report the discovery of topological phase transitions in functional brain networks by merging concepts from TDA, topology, geometry, physics, and network theory. We show that topological phase transitions occur when the Euler entropy has a singularity, which remarkably coincides with the emergence of multidimensional topological holes in the brain network. Our results suggest that a major alteration in the pattern of brain correlations can modify the signature of such transitions, and may point to suboptimal brain functioning. Due to the universal character of phase transitions and noise robustness of TDA, our findings open perspectives towards establishing reliable topological and geometrical biomarkers of individual and group differences in functional brain network organization.","container-title":"bioRxiv","DOI":"10.1101/469478","journalAbbreviation":"bioRxiv","title":"Topological phase transitions in functional brain networks","URL":"https://consensus.app/papers/topological-phase-transitions-in-functional-brain-santos-raposo/c4ad4306ac905c6a9b4eba79ec574dc6/","author":[{"family":"Santos","given":"F."},{"family":"Raposo","given":"E."},{"family":"Coutinho-Filho","given":"M."},{"family":"Copelli","given":"M."},{"family":"Stam","given":"C."},{"family":"Douw","given":"L."}],"issued":{"date-parts":[["2018"]]}}}],"schema":"https://github.com/citation-style-language/schema/raw/master/csl-citation.json"} </w:delInstrText>
-        </w:r>
-        <w:r>
-          <w:fldChar w:fldCharType="separate"/>
-        </w:r>
-        <w:r>
-          <w:rPr>
-            <w:vertAlign w:val="superscript"/>
-          </w:rPr>
-          <w:delText>16–18</w:delText>
-        </w:r>
-        <w:r>
-          <w:fldChar w:fldCharType="end"/>
-        </w:r>
-        <w:r>
-          <w:delText xml:space="preserve">. The Euler number quantifies loop formation within a network, where increasingly negative values denote higher connectivity and structural complexity. </w:delText>
-        </w:r>
-        <w:r>
-          <w:delText xml:space="preserve">We adopted </w:delText>
-        </w:r>
-        <w:r>
-          <w:delText>the Euler number and loop count</w:delText>
-        </w:r>
-        <w:r>
-          <w:delText xml:space="preserve"> </w:delText>
-        </w:r>
-        <w:r>
-          <w:delText>as core elements of the Vascular Complexity Score</w:delText>
-        </w:r>
-        <w:r>
-          <w:delText xml:space="preserve"> because t</w:delText>
-        </w:r>
-        <w:r>
-          <w:delText>hese metrics offer a robust framework to quantify the connectivity and structural organization of MNV</w:delText>
-        </w:r>
-        <w:r>
-          <w:delText>.</w:delText>
-        </w:r>
-        <w:r>
-          <w:delText xml:space="preserve"> </w:delText>
-        </w:r>
-        <w:r>
-          <w:delText>For example, i</w:delText>
-        </w:r>
-        <w:r>
-          <w:delText>mmature neovascularization, driven by active angiogenesis, manifests as a dense, highly interconnected, and often chaotic plexus of fine capillaries forming a reticulated or honeycomb-like pattern</w:delText>
-        </w:r>
-        <w:r>
-          <w:fldChar w:fldCharType="begin"/>
-        </w:r>
-        <w:r>
-          <w:delInstrText xml:space="preserve"> ADDIN ZOTERO_ITEM CSL_CITATION {"citationID":"w93Tfhtt","properties":{"unsorted":false,"formattedCitation":"\\super 19\\nosupersub{}","plainCitation":"19","noteIndex":0},"citationItems":[{"id":2309,"uris":["http://zotero.org/users/2658636/items/N3LDW6VU"],"itemData":{"id":2309,"type":"article-journal","abstract":"Tumor blood vessels are a key target for cancer therapeutic management. Tumor cells secrete high levels of pro-angiogenic factors which contribute to the creation of an abnormal vascular network characterized by disorganized, immature and permeable blood vessels, resulting in poorly perfused tumors. The hypoxic microenvironment created by impaired tumor perfusion can promote the selection of more invasive and aggressive tumor cells and can also impede the tumor-killing action of immune cells. Furthermore, abnormal tumor perfusion also reduces the diffusion of chemotherapeutic drugs and radiotherapy efficiency. To fight against this defective phenotype, the normalization of the tumor vasculature has emerged as a new therapeutic strategy. Vascular normalization, by restoring proper tumor perfusion and oxygenation, could limit tumor cell invasiveness and improve the effectiveness of anticancer treatments. In this review, we investigate the mechanisms involved in tumor angiogenesis and describe strategies used to achieve vascular normalization.","container-title":"Angiogenesis","DOI":"10.1007/s10456-017-9562-9","ISSN":"15737209","issue":"4","page":"409-426","PMID":"28660302","title":"Tumor angiogenesis and vascular normalization: alternative therapeutic targets","volume":"20","author":[{"family":"Viallard","given":"Claire"},{"family":"Larrivée","given":"Bruno"}],"issued":{"date-parts":[["2017"]]}}}],"schema":"https://github.com/citation-style-language/schema/raw/master/csl-citation.json"} </w:delInstrText>
-        </w:r>
-        <w:r>
-          <w:fldChar w:fldCharType="separate"/>
-        </w:r>
-        <w:r>
-          <w:rPr>
-            <w:vertAlign w:val="superscript"/>
-          </w:rPr>
-          <w:delText>19</w:delText>
-        </w:r>
-        <w:r>
-          <w:fldChar w:fldCharType="end"/>
-        </w:r>
-        <w:r>
-          <w:delText>. Euler number from the skeletonized MNV</w:delText>
-        </w:r>
-        <w:r>
-          <w:delText xml:space="preserve"> </w:delText>
-        </w:r>
-        <w:r>
-          <w:delText>provid</w:delText>
-        </w:r>
-        <w:r>
-          <w:delText>es</w:delText>
-        </w:r>
-        <w:r>
-          <w:delText xml:space="preserve"> a direct, quantitative biomarker of its mesh-like state</w:delText>
-        </w:r>
-        <w:r>
-          <w:delText xml:space="preserve"> - a</w:delText>
-        </w:r>
-        <w:r>
-          <w:delText xml:space="preserve"> highly negative Euler number, in conjunction with an elevated loop count, strongly indicates an immature, actively proliferating, and potentially treatment-responsive lesion.</w:delText>
-        </w:r>
-        <w:r>
-          <w:delText xml:space="preserve"> Active MNV is also characterized by a highly complex and densely interconnected vascular architecture consistent with ongoing angiogenesis. </w:delText>
-        </w:r>
-        <w:r>
-          <w:delText xml:space="preserve">As such </w:delText>
-        </w:r>
-        <w:r>
-          <w:delText>a markedly negative Euler number reflect</w:delText>
-        </w:r>
-        <w:r>
-          <w:delText>s</w:delText>
-        </w:r>
-        <w:r>
-          <w:delText xml:space="preserve"> extensive vascular connectivity and numerous loop formations. Clinically, this configuration corresponds to active disease requiring treatment and is typically associated with a favorable response to anti-VEGF therapy.</w:delText>
+      <w:del w:id="581" w:author="rev1" w:date="2026-08-03T13:04:00Z" w16du:dateUtc="2026-08-03T04:04:00Z">
+        <w:r>
+          <w:delText>We have developed and validated a novel, semi-automated ImageJ-based system that represents a paradigm shift in the quantitative analysis of macular neovascularization. By systematically addressing the methodological flaws of existing tools, incorporating all major established biomarkers from the most recent literature, and introducing a suite of innovative, integrated scores for complexity, stability, and spatial organization, our system provides the most comprehensive and accurate characterization of MNV architecture to date. Crucially, it is the first system to provide quantitative tools to differentiate the clinically critical pathways of arterialization and abnormalization, and to offer an automated morphological-pathophysiological classification logic that resolves long-standing terminological ambiguities. This powerful new platform standardizes research, accelerates the discovery of prognostic imaging biomarkers, and ultimately enhances the clinical management of neovascular AMD.</w:delText>
         </w:r>
       </w:del>
     </w:p>
@@ -6102,200 +7318,7 @@
       <w:pPr>
         <w:spacing w:line="480" w:lineRule="auto"/>
         <w:rPr>
-          <w:del w:id="583" w:author="rev1" w:date="2026-08-03T13:04:00Z" w16du:dateUtc="2026-08-03T04:04:00Z"/>
-        </w:rPr>
-      </w:pPr>
-    </w:p>
-    <w:p>
-      <w:pPr>
-        <w:spacing w:line="480" w:lineRule="auto"/>
-        <w:rPr>
-          <w:del w:id="584" w:author="rev1" w:date="2026-08-03T13:04:00Z" w16du:dateUtc="2026-08-03T04:04:00Z"/>
-        </w:rPr>
-      </w:pPr>
-      <w:del w:id="585" w:author="rev1" w:date="2026-08-03T13:04:00Z" w16du:dateUtc="2026-08-03T04:04:00Z">
-        <w:r>
-          <w:delText>Terms such as “dead tree,” “tree in bud,” “medusa,” “sea fan,” and “glomerular” have previously been applied in a primarily descriptive and subjective manner</w:delText>
-        </w:r>
-        <w:r>
-          <w:delText xml:space="preserve"> </w:delText>
-        </w:r>
-        <w:r>
-          <w:fldChar w:fldCharType="begin"/>
-        </w:r>
-        <w:r>
-          <w:delInstrText xml:space="preserve"> ADDIN ZOTERO_ITEM CSL_CITATION {"citationID":"Srzfa4l5","properties":{"unsorted":true,"formattedCitation":"\\super 20\\uc0\\u8211{}22\\nosupersub{}","plainCitation":"20–22","noteIndex":0},"citationItems":[{"id":4162,"uris":["http://zotero.org/users/2658636/items/7Z9T5X4D"],"itemData":{"id":4162,"type":"article-journal","abstract":"BACKGROUND: Optical coherence tomography angiography (OCTA) is an advanced imaging modality that provides high resolution images at the level of different retinal layers. This study aime to evaluate choroidal neovascular membranes (CNVMs) secondary to age-related macular degeneration (AMD) quantitatively and qualitatively, according to their classification, morphological features, and flow areas, using OCTA.\nMETHODS: In this descriptive, comparative, cross-sectional study, CNVMs were divided into 2 groups according to their classification as type 1 or type 2 neovascularization. Mied CNVMs were excluded from the study. The size (mm2) and the flow area (mm2) of the CNVMs were calculated via OCTA and the presence of the perivascular halo and loop anastomoses were analyzed. The morphological appearance of the CNVMs were classified as: medusa, sea-fan, lacy-wheel, glomerular, dead tree, and mature vascular networks.\nRESULTS: Of the 85 eyes assessed for eligibility, 45 eyes of 34 individuals with CNVM were enrolled in this retrospective study. Twenty-eight eyes had type 1 and 17 eyes had type 2 CNVMs. The mean size and flow area were greater in type 1 than in type 2 CNVMs (mean [standard deviation], 6.69 [4.54] and 3.61 [3.56] mm2 versus 3.04 [1.98] and 1.77 [1.62] mm2; P = 0.044 and 0.046, respectively). Among the 22 eyes with type 1 CNVMs and the 9 eyes with type 2 CNVMs, 31 eyes had exudative membranes. Among the eyes with exudative CNVMs, 22 eyes had a perivascular halo and 22 eyes had loop anastomoses; this was significantly more than in the non-exudative eyes (P = 0.042 and 0.041, respectively). The lacy-wheel (38.7%) and dead tree (71.4%) patterns were the most frequent morphological appearance of the CNVMs in the exudative and non-exudative membranes, respectively.\nCONCLUSIONS: OCTA provides objective documantation about CNVMs. A perivascular dark halo around CNVMs could be a criterion to define exudative membranes activity.","container-title":"Medical Hypothesis, Discovery &amp; Innovation Ophthalmology Journal","DOI":"10.51329/mehdiophthal1423","ISSN":"2322-3219","issue":"2","journalAbbreviation":"Med Hypothesis Discov Innov Ophthalmol","language":"eng","page":"67-73","PMID":"37641611","PMCID":"PMC10460227","source":"PubMed","title":"Comparison of optical coherence tomography angiography features in type 1 versus type 2 choroidal neovascular membranes secondary to age-related macular degeneration","volume":"10","author":[{"family":"Goker","given":"Yasin Sakir"},{"family":"Demir","given":"Gokhan"}],"issued":{"date-parts":[["2021"]]}}},{"id":4159,"uris":["http://zotero.org/users/2658636/items/ZX5I9ZKJ"],"itemData":{"id":4159,"type":"article-journal","abstract":"The present study aimed to examine the optical coherence tomography angiography (OCTA) parameters associated with macular neovascularization (MNV) in patients diagnosed with neovascular age-related macular degeneration (nAMD) and treated with either intravitreal conbercept (IVC) or ranibizumab (IVR). It enrolled 39 nAMD patients presenting with MNV, including 23 in the IVC group and 16 in the IVR group. All participants were treatment-naïve with intravitreal therapy and they underwent treatment following a '3+PRN' regimen. The MNV patterns identified through OCTA were categorized as Medusa, tangled, seafan and other variations. Key outcome measures encompassed best-corrected visual acuity (BCVA), MNV vascular area (MNV-VA), MNV vascular density (MNV-VD) ratio and central macular thickness (CMT). In the present study, 44 eyes were included, with 28 eyes undergoing treatment with IVC and 18 eyes with IVR. On day 90, there was a statistically significant improvement in mean BCVA from baseline among all patients treated with IVC (P=0.002). Notably, improved outcomes were observed in those with the 'tangled' pattern compared with the other three patterns (P=0.007). CMT exhibited a significant decrease from baseline (P=0.007), with consistent improvement observed across all four patterns (P=0.052) on day 90. The mean MNV-VA decreased in all patients, reaching statistical significance for the Medusa pattern (P=0.008), although the improvement in visual acuity was deemed unsatisfactory. Patients with the seafan pattern treated with IVR improved significantly in BCVA (P=0.042). The mean CMT significantly improved from baseline (P=0.001), consistent across the four patterns (P=0.114). Significant improvements were noted in the mean MNV-VA for the seafan pattern and in the mean MNV-VD ratio for the other patterns. The two regimens had no significant differences regarding BCVA, CMT, and MNV parameters. Conbercept emerged as a viable treatment option for patients presenting with tangled MNV patterns. On the other hand, ranibizumab might be considered an effective intervention for individuals with seafan MNV patterns. Notably, the Medusa MNV pattern was associated with a morphologic configuration indicative of a poor prognosis.","container-title":"Experimental and Therapeutic Medicine","DOI":"10.3892/etm.2024.12501","ISSN":"1792-1015","issue":"5","journalAbbreviation":"Exp Ther Med","language":"eng","page":"214","PMID":"38590577","PMCID":"PMC11000451","source":"PubMed","title":"Comparative quantitative analysis of optical coherence tomography angiography in varied morphologies of macular neovascularization following intravitreal conbercept and ranibizumab treatments for neovascular age‑related macular degeneration","volume":"27","author":[{"family":"Li","given":"Jing"},{"family":"Yang","given":"Zhufang"},{"family":"Li","given":"Xueying"},{"family":"Li","given":"Di"},{"family":"Yang","given":"Jin"},{"family":"Dang","given":"Meijia"}],"issued":{"date-parts":[["2024",5]]}}},{"id":4165,"uris":["http://zotero.org/users/2658636/items/J35APUIN"],"itemData":{"id":4165,"type":"article-journal","abstract":"Importance The clinical implications of different morphologies of choroidal neovascularization (CNV), as evaluated by ocular coherence tomography angiography (OCTA) in neovascular age-related macular degeneration (nAMD), are lacking. Background To describe the morphology of CNV in nAMD using OCTA, and to compare the visual prognosis and other structural OCT biomarkers between different morphologic patterns. Design Retrospective cohort study. Participants One hundred and forty eyes with nAMD treated with anti-vascular endothelial growth factor (VEGF). Methods Patients were examined using OCTA prior to and at 3, 6 and 12 months after receiving anti-VEGF therapy. Main Outcome Measures Best-corrected visual acuity (BCVA) and morphologic retinal features. Results Organized CNV was identified in 110/140 eyes (78.6%) using OCTA. These CNV complexes could be divided into three OCTA patterns: the ‘medusa’ pattern (n = 41), characterized by branching vessels radiating in all directions; the ‘seafan’ pattern (n = 43), characterized by branching vessels radiating to one side of the lesion; and the ‘tangled’ pattern (n = 26), characterized by globular entwined vessels without a main trunk. At baseline, the eyes with the tangled pattern were from younger patients (P = .031) with better BCVA (P = .007). There were also fewer intraretinal cysts (P = .021), less fibrovascular pigment epithelial detachment (P = .009), and more pachychoroid (P = .007) in eyes with the tangled pattern on OCT. At 12 months post-treatment, patients with the tangled CNV pattern also showed greater visual improvement than patients with the other two patterns (P = .049). Conclusions and Relevance Using OCTA, distinct morphologies of CNV in nAMD patients were identified. These different patterns might be useful predictors for the prognosis of nAMD patients after anti-VEGF therapy.","container-title":"Clinical &amp; Experimental Ophthalmology","DOI":"10.1111/ceo.13797","ISSN":"1442-9071","issue":"7","language":"en","license":"© 2020 Royal Australian and New Zealand College of Ophthalmologists","note":"_eprint: https://onlinelibrary.wiley.com/doi/pdf/10.1111/ceo.13797","page":"927-937","source":"Wiley Online Library","title":"Comparison of different morphologies of choroidal neovascularization evaluated by ocular coherence tomography angiography in age-related macular degeneration","volume":"48","author":[{"family":"Tew","given":"Teck Boon"},{"family":"Lai","given":"Tso-Ting"},{"family":"Hsieh","given":"Yi-Ting"},{"family":"Ho","given":"Tzyy-Chang"},{"family":"Yang","given":"Chung-May"},{"family":"Yang","given":"Chang-Hao"}],"issued":{"date-parts":[["2020"]]}}}],"schema":"https://github.com/citation-style-language/schema/raw/master/csl-citation.json"} </w:delInstrText>
-        </w:r>
-        <w:r>
-          <w:fldChar w:fldCharType="separate"/>
-        </w:r>
-        <w:r>
-          <w:rPr>
-            <w:vertAlign w:val="superscript"/>
-          </w:rPr>
-          <w:delText>20–22</w:delText>
-        </w:r>
-        <w:r>
-          <w:fldChar w:fldCharType="end"/>
-        </w:r>
-        <w:r>
-          <w:delText>. In contrast, the proposed framework provides operational definitions for these lesion phenotypes. Lesions corresponding to the “dead tree” pattern are characterized in this system by large</w:delText>
-        </w:r>
-        <w:r>
-          <w:noBreakHyphen/>
-          <w:delText>caliber trunk vessels with limited fine branching, high Vascular Stability Scores, low junction density, and an Euler number approaching zero, indicating loop loss and network simplification consistent with nonexudative, low</w:delText>
-        </w:r>
-        <w:r>
-          <w:noBreakHyphen/>
-          <w:delText>angiogenic MNV. Medusa and glomerular patterns, both reflecting dense, high</w:delText>
-        </w:r>
-        <w:r>
-          <w:noBreakHyphen/>
-          <w:delText>flow vascular networks, are represented as highly complex, loop</w:delText>
-        </w:r>
-        <w:r>
-          <w:noBreakHyphen/>
-          <w:delText>rich configurations occupying the upper range of the Vascular Complexity Score, while remaining distinguishable based on differences in trunk distribution and junction density. By expressing both stabilization and arteriolarization in quantitative terms and demonstrating that the corresponding scores converge across acquisition protocols, this framework recasts qualitative pattern labels as reproducible, cross</w:delText>
-        </w:r>
-        <w:r>
-          <w:noBreakHyphen/>
-          <w:delText>device measurable states that separate benign remodeling from treatment</w:delText>
-        </w:r>
-        <w:r>
-          <w:noBreakHyphen/>
-          <w:delText>resistant vascular transformation and refine prognostic interpretation.</w:delText>
-        </w:r>
-      </w:del>
-    </w:p>
-    <w:p>
-      <w:pPr>
-        <w:spacing w:line="480" w:lineRule="auto"/>
-        <w:rPr>
-          <w:del w:id="586" w:author="rev1" w:date="2026-08-03T13:04:00Z" w16du:dateUtc="2026-08-03T04:04:00Z"/>
-        </w:rPr>
-      </w:pPr>
-    </w:p>
-    <w:p>
-      <w:pPr>
-        <w:spacing w:line="480" w:lineRule="auto"/>
-        <w:rPr>
-          <w:del w:id="587" w:author="rev1" w:date="2026-08-03T13:04:00Z" w16du:dateUtc="2026-08-03T04:04:00Z"/>
-        </w:rPr>
-      </w:pPr>
-      <w:del w:id="588" w:author="rev1" w:date="2026-08-03T13:04:00Z" w16du:dateUtc="2026-08-03T04:04:00Z">
-        <w:r>
-          <w:delText>L</w:delText>
-        </w:r>
-        <w:r>
-          <w:delText>ast</w:delText>
-        </w:r>
-        <w:r>
-          <w:delText xml:space="preserve">ly, our work addresses a long-standing terminological ambiguity in the MNV literature. Terms such as “maturation,” “arterialization,” and “abnormalization” have been used inconsistently and at times interchangeably </w:delText>
-        </w:r>
-        <w:r>
-          <w:fldChar w:fldCharType="begin"/>
-        </w:r>
-        <w:r>
-          <w:delInstrText xml:space="preserve"> ADDIN ZOTERO_ITEM CSL_CITATION {"citationID":"0CkfRTZA","properties":{"unsorted":false,"formattedCitation":"\\super 23\\uc0\\u8211{}25\\nosupersub{}","plainCitation":"23–25","noteIndex":0},"citationItems":[{"id":2274,"uris":["http://zotero.org/users/2658636/items/VZKYXVT6"],"itemData":{"id":2274,"type":"article-journal","abstract":"Intravitreal anti-vascular endothelial growth factor (VEGF) drugs have revolutionized the treatment of neovascular age-related macular degeneration (NVAMD). However, many patients suffer from incomplete response to anti-VEGF therapy (IRT), which is defined as (1) persistent (plasma) fluid exudation; (2) unresolved or new hemorrhage; (3) progressive lesion fibrosis; and/or (4) suboptimal vision recovery. The first three of these collectively comprise the problem of persistent disease activity (PDA) in spite of anti-VEGF therapy. Meanwhile, the problem of suboptimal vision recovery (SVR) is defined as a failure to achieve excellent functional visual acuity of 20/40 or better in spite of sufficient anti-VEGF treatment. Thus, incomplete response to anti-VEGF therapy, and specifically PDA and SVR, represent significant clinical unmet needs. In this review, we will explore PDA and SVR in NVAMD, characterizing the clinical manifestations and exploring the pathobiology of each. We will demonstrate that PDA occurs most frequently in NVAMD patients who develop high-flow CNV lesions with arteriolarization, in contrast to patients with capillary CNV who are highly responsive to anti-VEGF therapy. We will review investigations of experimental CNV and demonstrate that both types of CNV can be modeled in mice. We will present and consider a provocative hypothesis: formation of arteriolar CNV occurs via a distinct pathobiology, termed neovascular remodeling (NVR), wherein blood-derived macrophages infiltrate the incipient CNV lesion, recruit bone marrow-derived mesenchymal precursor cells (MPCs) from the circulation, and activate MPCs to become vascular smooth muscle cells (VSMCs) and myofibroblasts, driving the development of high-flow CNV with arteriolarization and perivascular fibrosis. In considering SVR, we will discuss the concept that limited or poor vision in spite of anti-VEGF may not be caused simply by photoreceptor degeneration but instead may be associated with photoreceptor synaptic dysfunction in the neurosensory retina overlying CNV, triggered by infiltrating blood-derived macrophages and mediated by Müller cell activation Finally, for each of PDA and SVR, we will discuss current approaches to disease management and treatment and consider novel avenues for potential future therapies.","container-title":"Progress in Retinal and Eye Research","DOI":"10.1016/j.preteyeres.2020.100906","ISSN":"18731635","issue":"September 2020","page":"100906","PMID":"33022379","publisher":"Elsevier Ltd","title":"Incomplete response to Anti-VEGF therapy in neovascular AMD: Exploring disease mechanisms and therapeutic opportunities.","volume":"82","author":[{"family":"Mettu","given":"Priyatham S."},{"family":"Allingham","given":"Michael J."},{"family":"Cousins","given":"Scott W."}],"issued":{"date-parts":[["2021"]]}}},{"id":1216,"uris":["http://zotero.org/users/2658636/items/ISRX9CP5"],"itemData":{"id":1216,"type":"article-journal","abstract":"Age-related macular degeneration (AMD) is a leading cause of blindness among older individuals, and its prevalence is rapidly increasing due to the aging population. Choroidal neovascularization (CNV) or wet AMD, which accounts for 10%-20% of all AMD cases, is responsible for an alarming 80%-90% of AMD-related blindness. Current anti-VEGF therapies show suboptimal responses in approximately 50% of patients. Resistance to anti-VEGF treatment in CNV patients is often associated with arteriolar CNV, while responders tend to have capillary CNV. While fluorescein angiography (FA) is commonly used to assess leakage patterns in wet AMD patients and animal models, it does not provide information about CNV vascular morphology (arteriolar CNV vs. capillary CNV). This protocol introduces the use of indocyanine green angiography (ICGA) to characterize lesion types in laser-induced CNV mouse models. This method is crucial for investigating the mechanisms and treatment strategies for anti-VEGF resistance in wet AMD. It is recommended to incorporate ICGA alongside FA for comprehensive assessment of both leakage and vascular features of CNV in mechanistic and therapeutic studies.","container-title":"Journal of visualized experiments : JoVE","DOI":"10.3791/65682","journalAbbreviation":"Journal of visualized experiments : JoVE","title":"Characterization of Vascular Morphology of Neovascular Age-Related Macular Degeneration by Indocyanine Green Angiography.","URL":"https://consensus.app/papers/characterization-of-vascular-morphology-of-neovascular-attarde-riad/561f41acab2357469dc7bfd03114ac4b/","volume":"198","author":[{"family":"Attarde","given":"Anish"},{"family":"Riad","given":"T."},{"family":"Zhang","given":"Zhao"},{"family":"Ahir","given":"Manisha"},{"family":"Fu","given":"Yingbin"}],"issued":{"date-parts":[["2023"]]}}},{"id":1212,"uris":["http://zotero.org/users/2658636/items/8RK6XC6F"],"itemData":{"id":1212,"type":"article-journal","abstract":"Despite extensive use of intravitreal anti-vascular endothelial growth factor (anti-VEGF) biologics for over a decade, neovascular age-related macular degeneration (nAMD) or choroidal neovascularization (CNV) continues to be a major cause of irreversible vision loss in developed countries. Many nAMD patients demonstrate persistent disease activity or experience declining responses over time despite anti-VEGF treatment. The underlying mechanisms of anti-VEGF resistance are poorly understood, and no effective treatment strategies are available to date. Here we review evidence from animal models and clinical studies that supports the roles of neovascular remodeling and arteriolar CNV formation in anti-VEGF resistance. Cholesterol dysregulation, inflammation, and ensuing macrophage activation are critically involved in arteriolar CNV formation and anti-VEGF resistance. Combination therapy by neutralizing VEGF and enhancing cholesterol removal from macrophages is a promising strategy to combat anti-VEGF resistance in CNV.","container-title":"Biomolecules","DOI":"10.3390/biom14030252","journalAbbreviation":"Biomolecules","page":"252","title":"Treatment Strategies for Anti-VEGF Resistance in Neovascular Age-Related Macular Degeneration by Targeting Arteriolar Choroidal Neovascularization.","volume":"14","author":[{"family":"Fu","given":"Yingbin"},{"family":"Zhang","given":"Zhao"},{"family":"Webster","given":"Keith"},{"family":"Paulus","given":"Y."}],"issued":{"date-parts":[["2024"]]}}}],"schema":"https://github.com/citation-style-language/schema/raw/master/csl-citation.json"} </w:delInstrText>
-        </w:r>
-        <w:r>
-          <w:fldChar w:fldCharType="separate"/>
-        </w:r>
-        <w:r>
-          <w:rPr>
-            <w:vertAlign w:val="superscript"/>
-          </w:rPr>
-          <w:delText>23–25</w:delText>
-        </w:r>
-        <w:r>
-          <w:fldChar w:fldCharType="end"/>
-        </w:r>
-        <w:r>
-          <w:delText xml:space="preserve">. This lack of standardization has impeded objective assessment of treatment response. Our framework contributes to resolving this issue by directly mapping these biological processes to quantitative metrics. </w:delText>
-        </w:r>
-        <w:r>
-          <w:delText xml:space="preserve">In addition, </w:delText>
-        </w:r>
-        <w:r>
-          <w:delText xml:space="preserve">Arterialization, defined as the formation of large-caliber, potentially treatment-resistant vessels, is captured by our Arteriolarization Segment Detection algorithm. </w:delText>
-        </w:r>
-        <w:r>
-          <w:delText>T</w:delText>
-        </w:r>
-        <w:r>
-          <w:delText>he unstable vascular state described by Spaide as abnormalization</w:delText>
-        </w:r>
-        <w:r>
-          <w:delText xml:space="preserve"> </w:delText>
-        </w:r>
-        <w:r>
-          <w:fldChar w:fldCharType="begin"/>
-        </w:r>
-        <w:r>
-          <w:delInstrText xml:space="preserve"> ADDIN ZOTERO_ITEM CSL_CITATION {"citationID":"L8ZhsyQO","properties":{"unsorted":false,"formattedCitation":"\\super 26\\nosupersub{}","plainCitation":"26","noteIndex":0},"citationItems":[{"id":1214,"uris":["http://zotero.org/users/2658636/items/HE4J897B"],"itemData":{"id":1214,"type":"article-journal","abstract":"&lt;h4&gt;Purpose&lt;/h4&gt;To investigate the vascular appearance of choroidal neovascularization (CNV) treated with recurrent intravitreous anti-vascular endothelial growth factor (VEGF) injections, which have been proposed to cause transient vascular normalization along with decreased vascularity and leakage.&lt;h4&gt;Design&lt;/h4&gt;Retrospective case series with perspective on the topic.&lt;h4&gt;Methods&lt;/h4&gt;Patients with treated CNV secondary to age-related macular degeneration from a community-based retinal referral practice were evaluated with optical coherence tomography angiography employing split-spectrum amplitude decorrelation. The choroidal neovascular morphology of the 17 eyes of 14 consecutive patients was described.&lt;h4&gt;Results&lt;/h4&gt;The mean age of the patients, 8 men and 6 women, was 78.4 (standard deviation ± 9.3) years. The mean greatest linear dimension of the lesion was 3600 μm. The mean number of anti-VEGF injections was 47 (±21). The vascular diameter of the vessels in the CNV appeared large even in small lesions, with feeder vessels approaching the size of the major arcade vessels of the retina. The vessels had few branch points and many vascular anastomotic connections among larger vessels. There was a paucity of capillaries visualized within the lesions.&lt;h4&gt;Conclusions&lt;/h4&gt;The findings of this study do not support the hypothesis of vascular normalization in eyes receiving recurrent periodic antiangiogenic treatment. The observed \"abnormalization\" of the vessels may be explained by periodic pruning of angiogenic vascular sprouts by VEGF withdrawal in the face of unimpeded arteriogenesis. As the eye is a readily accessible VEGF laboratory, features expressed therein may also apply to neovascularization elsewhere in the body, such as in tumors.","container-title":"American journal of ophthalmology","DOI":"10.1016/j.ajo.2015.04.012","journalAbbreviation":"American journal of ophthalmology","page":"6-16","title":"Optical Coherence Tomography Angiography Signs of Vascular Abnormalization With Antiangiogenic Therapy for Choroidal Neovascularization.","volume":"160 1","author":[{"family":"Spaide","given":"R."}],"issued":{"date-parts":[["2015"]]}}}],"schema":"https://github.com/citation-style-language/schema/raw/master/csl-citation.json"} </w:delInstrText>
-        </w:r>
-        <w:r>
-          <w:fldChar w:fldCharType="separate"/>
-        </w:r>
-        <w:r>
-          <w:rPr>
-            <w:vertAlign w:val="superscript"/>
-          </w:rPr>
-          <w:delText>26</w:delText>
-        </w:r>
-        <w:r>
-          <w:fldChar w:fldCharType="end"/>
-        </w:r>
-        <w:r>
-          <w:delText xml:space="preserve"> is quantified by the Vascular Stability Score, with low values indicating an unstable, treatment-responsive phenotype and high values reflecting maturation and stabilization. </w:delText>
-        </w:r>
-      </w:del>
-    </w:p>
-    <w:p>
-      <w:pPr>
-        <w:spacing w:line="480" w:lineRule="auto"/>
-        <w:rPr>
-          <w:del w:id="589" w:author="rev1" w:date="2026-08-03T13:04:00Z" w16du:dateUtc="2026-08-03T04:04:00Z"/>
-        </w:rPr>
-      </w:pPr>
-    </w:p>
-    <w:p>
-      <w:pPr>
-        <w:spacing w:line="480" w:lineRule="auto"/>
-        <w:rPr>
-          <w:del w:id="590" w:author="rev1" w:date="2026-08-03T13:04:00Z" w16du:dateUtc="2026-08-03T04:04:00Z"/>
-          <w:b/>
-          <w:bCs/>
-        </w:rPr>
-      </w:pPr>
-      <w:del w:id="591" w:author="rev1" w:date="2026-08-03T13:04:00Z" w16du:dateUtc="2026-08-03T04:04:00Z">
-        <w:r>
-          <w:rPr>
-            <w:b/>
-            <w:bCs/>
-          </w:rPr>
-          <w:delText>Conclusion</w:delText>
-        </w:r>
-      </w:del>
-    </w:p>
-    <w:p>
-      <w:pPr>
-        <w:spacing w:line="480" w:lineRule="auto"/>
-        <w:rPr>
-          <w:del w:id="592" w:author="rev1" w:date="2026-08-03T13:04:00Z" w16du:dateUtc="2026-08-03T04:04:00Z"/>
-        </w:rPr>
-      </w:pPr>
-      <w:del w:id="593" w:author="rev1" w:date="2026-08-03T13:04:00Z" w16du:dateUtc="2026-08-03T04:04:00Z">
-        <w:r>
-          <w:delText>We have developed and validated a novel, semi-automated ImageJ-based system that represents a paradigm shift in the quantitative analysis of macular neovascularization. By systematically addressing the methodological flaws of existing tools, incorporating all major established biomarkers from the most recent literature, and introducing a suite of innovative, integrated scores for complexity, stability, and spatial organization, our system provides the most comprehensive and accurate characterization of MNV architecture to date. Crucially, it is the first system to provide quantitative tools to differentiate the clinically critical pathways of arterialization and abnormalization, and to offer an automated morphological-pathophysiological classification logic that resolves long-standing terminological ambiguities. This powerful new platform standardizes research, accelerates the discovery of prognostic imaging biomarkers, and ultimately enhances the clinical management of neovascular AMD.</w:delText>
-        </w:r>
-      </w:del>
-    </w:p>
-    <w:p>
-      <w:pPr>
-        <w:spacing w:line="480" w:lineRule="auto"/>
-        <w:rPr>
-          <w:del w:id="594" w:author="rev1" w:date="2026-08-03T13:04:00Z" w16du:dateUtc="2026-08-03T04:04:00Z"/>
+          <w:del w:id="582" w:author="rev1" w:date="2026-08-03T13:04:00Z" w16du:dateUtc="2026-08-03T04:04:00Z"/>
         </w:rPr>
       </w:pPr>
     </w:p>
@@ -6314,6 +7337,316 @@
         </w:rPr>
         <w:t>References</w:t>
       </w:r>
+    </w:p>
+    <w:p>
+      <w:pPr>
+        <w:widowControl/>
+        <w:numPr>
+          <w:ilvl w:val="0"/>
+          <w:numId w:val="6"/>
+        </w:numPr>
+        <w:spacing w:after="200" w:line="480" w:lineRule="auto"/>
+        <w:ind w:left="0" w:firstLine="0"/>
+        <w:rPr>
+          <w:ins w:id="583" w:author="rev1" w:date="2026-08-03T13:04:00Z" w16du:dateUtc="2026-08-03T04:04:00Z"/>
+          <w:color w:val="000000" w:themeColor="text1"/>
+        </w:rPr>
+      </w:pPr>
+      <w:ins w:id="584" w:author="rev1" w:date="2026-08-03T13:04:00Z" w16du:dateUtc="2026-08-03T04:04:00Z">
+        <w:r>
+          <w:rPr>
+            <w:color w:val="000000" w:themeColor="text1"/>
+          </w:rPr>
+          <w:t xml:space="preserve">Guo, J., Tang, W., Xu, S., Liu, W. &amp; Xu, G. OCTA evaluation of treatment-naïve flat irregular PED (FIPED)-associated CNV in chronic central serous chorioretinopathy before and after half-dose PDT. </w:t>
+        </w:r>
+        <w:r>
+          <w:rPr>
+            <w:i/>
+            <w:iCs/>
+            <w:color w:val="000000" w:themeColor="text1"/>
+          </w:rPr>
+          <w:t>Eye</w:t>
+        </w:r>
+        <w:r>
+          <w:rPr>
+            <w:color w:val="000000" w:themeColor="text1"/>
+          </w:rPr>
+          <w:t xml:space="preserve"> 35, 2871–2878 (2021).</w:t>
+        </w:r>
+      </w:ins>
+    </w:p>
+    <w:p>
+      <w:pPr>
+        <w:widowControl/>
+        <w:numPr>
+          <w:ilvl w:val="0"/>
+          <w:numId w:val="6"/>
+        </w:numPr>
+        <w:spacing w:after="200" w:line="480" w:lineRule="auto"/>
+        <w:ind w:left="0" w:firstLine="0"/>
+        <w:rPr>
+          <w:ins w:id="585" w:author="rev1" w:date="2026-08-03T13:04:00Z" w16du:dateUtc="2026-08-03T04:04:00Z"/>
+          <w:color w:val="000000" w:themeColor="text1"/>
+        </w:rPr>
+      </w:pPr>
+      <w:proofErr w:type="spellStart"/>
+      <w:ins w:id="586" w:author="rev1" w:date="2026-08-03T13:04:00Z" w16du:dateUtc="2026-08-03T04:04:00Z">
+        <w:r>
+          <w:rPr>
+            <w:color w:val="000000" w:themeColor="text1"/>
+          </w:rPr>
+          <w:t>Zudaire</w:t>
+        </w:r>
+        <w:proofErr w:type="spellEnd"/>
+        <w:r>
+          <w:rPr>
+            <w:color w:val="000000" w:themeColor="text1"/>
+          </w:rPr>
+          <w:t xml:space="preserve">, E., Gambardella, L., Kurcz, C. &amp; </w:t>
+        </w:r>
+        <w:proofErr w:type="spellStart"/>
+        <w:r>
+          <w:rPr>
+            <w:color w:val="000000" w:themeColor="text1"/>
+          </w:rPr>
+          <w:t>Vermeren</w:t>
+        </w:r>
+        <w:proofErr w:type="spellEnd"/>
+        <w:r>
+          <w:rPr>
+            <w:color w:val="000000" w:themeColor="text1"/>
+          </w:rPr>
+          <w:t xml:space="preserve">, S. A Computational Tool for Quantitative Analysis of Vascular Networks. </w:t>
+        </w:r>
+        <w:r>
+          <w:rPr>
+            <w:i/>
+            <w:iCs/>
+            <w:color w:val="000000" w:themeColor="text1"/>
+          </w:rPr>
+          <w:t>PLOS ONE</w:t>
+        </w:r>
+        <w:r>
+          <w:rPr>
+            <w:color w:val="000000" w:themeColor="text1"/>
+          </w:rPr>
+          <w:t xml:space="preserve"> 6, e27385 (2011).</w:t>
+        </w:r>
+      </w:ins>
+    </w:p>
+    <w:p>
+      <w:pPr>
+        <w:widowControl/>
+        <w:numPr>
+          <w:ilvl w:val="0"/>
+          <w:numId w:val="6"/>
+        </w:numPr>
+        <w:spacing w:after="200" w:line="480" w:lineRule="auto"/>
+        <w:ind w:left="0" w:firstLine="0"/>
+        <w:rPr>
+          <w:ins w:id="587" w:author="rev1" w:date="2026-08-03T13:04:00Z" w16du:dateUtc="2026-08-03T04:04:00Z"/>
+          <w:color w:val="000000" w:themeColor="text1"/>
+        </w:rPr>
+      </w:pPr>
+      <w:ins w:id="588" w:author="rev1" w:date="2026-08-03T13:04:00Z" w16du:dateUtc="2026-08-03T04:04:00Z">
+        <w:r>
+          <w:rPr>
+            <w:color w:val="000000" w:themeColor="text1"/>
+          </w:rPr>
+          <w:t xml:space="preserve">Told, R. et al. Profiling neovascular age-related macular degeneration choroidal neovascularization lesion response to anti-vascular endothelial growth factor therapy using SSOCTA. </w:t>
+        </w:r>
+        <w:r>
+          <w:rPr>
+            <w:i/>
+            <w:iCs/>
+            <w:color w:val="000000" w:themeColor="text1"/>
+          </w:rPr>
+          <w:t xml:space="preserve">Acta </w:t>
+        </w:r>
+        <w:proofErr w:type="spellStart"/>
+        <w:r>
+          <w:rPr>
+            <w:i/>
+            <w:iCs/>
+            <w:color w:val="000000" w:themeColor="text1"/>
+          </w:rPr>
+          <w:t>Ophthalmol</w:t>
+        </w:r>
+        <w:proofErr w:type="spellEnd"/>
+        <w:r>
+          <w:rPr>
+            <w:i/>
+            <w:iCs/>
+            <w:color w:val="000000" w:themeColor="text1"/>
+          </w:rPr>
+          <w:t>. (</w:t>
+        </w:r>
+        <w:proofErr w:type="spellStart"/>
+        <w:r>
+          <w:rPr>
+            <w:i/>
+            <w:iCs/>
+            <w:color w:val="000000" w:themeColor="text1"/>
+          </w:rPr>
+          <w:t>Copenh</w:t>
+        </w:r>
+        <w:proofErr w:type="spellEnd"/>
+        <w:r>
+          <w:rPr>
+            <w:i/>
+            <w:iCs/>
+            <w:color w:val="000000" w:themeColor="text1"/>
+          </w:rPr>
+          <w:t>.)</w:t>
+        </w:r>
+        <w:r>
+          <w:rPr>
+            <w:color w:val="000000" w:themeColor="text1"/>
+          </w:rPr>
+          <w:t xml:space="preserve"> 99, e240–e246 (2021).</w:t>
+        </w:r>
+      </w:ins>
+    </w:p>
+    <w:p>
+      <w:pPr>
+        <w:widowControl/>
+        <w:numPr>
+          <w:ilvl w:val="0"/>
+          <w:numId w:val="6"/>
+        </w:numPr>
+        <w:spacing w:after="200" w:line="480" w:lineRule="auto"/>
+        <w:ind w:left="0" w:firstLine="0"/>
+        <w:rPr>
+          <w:ins w:id="589" w:author="rev1" w:date="2026-08-03T13:04:00Z" w16du:dateUtc="2026-08-03T04:04:00Z"/>
+          <w:color w:val="000000" w:themeColor="text1"/>
+        </w:rPr>
+      </w:pPr>
+      <w:proofErr w:type="spellStart"/>
+      <w:ins w:id="590" w:author="rev1" w:date="2026-08-03T13:04:00Z" w16du:dateUtc="2026-08-03T04:04:00Z">
+        <w:r>
+          <w:rPr>
+            <w:color w:val="000000" w:themeColor="text1"/>
+          </w:rPr>
+          <w:t>Montesel</w:t>
+        </w:r>
+        <w:proofErr w:type="spellEnd"/>
+        <w:r>
+          <w:rPr>
+            <w:color w:val="000000" w:themeColor="text1"/>
+          </w:rPr>
+          <w:t xml:space="preserve">, A. et al. Quantitative response of macular </w:t>
+        </w:r>
+        <w:proofErr w:type="spellStart"/>
+        <w:r>
+          <w:rPr>
+            <w:color w:val="000000" w:themeColor="text1"/>
+          </w:rPr>
+          <w:t>neovascularisation</w:t>
+        </w:r>
+        <w:proofErr w:type="spellEnd"/>
+        <w:r>
+          <w:rPr>
+            <w:color w:val="000000" w:themeColor="text1"/>
+          </w:rPr>
+          <w:t xml:space="preserve"> to loading phase of aflibercept in neovascular age-related macular degeneration. </w:t>
+        </w:r>
+        <w:r>
+          <w:rPr>
+            <w:i/>
+            <w:iCs/>
+            <w:color w:val="000000" w:themeColor="text1"/>
+          </w:rPr>
+          <w:t>Eye</w:t>
+        </w:r>
+        <w:r>
+          <w:rPr>
+            <w:color w:val="000000" w:themeColor="text1"/>
+          </w:rPr>
+          <w:t xml:space="preserve"> 37, 3648–3655 (2023).</w:t>
+        </w:r>
+      </w:ins>
+    </w:p>
+    <w:p>
+      <w:pPr>
+        <w:widowControl/>
+        <w:numPr>
+          <w:ilvl w:val="0"/>
+          <w:numId w:val="6"/>
+        </w:numPr>
+        <w:spacing w:after="200" w:line="480" w:lineRule="auto"/>
+        <w:ind w:left="0" w:firstLine="0"/>
+        <w:rPr>
+          <w:ins w:id="591" w:author="rev1" w:date="2026-08-03T13:04:00Z" w16du:dateUtc="2026-08-03T04:04:00Z"/>
+          <w:color w:val="000000" w:themeColor="text1"/>
+        </w:rPr>
+      </w:pPr>
+      <w:proofErr w:type="spellStart"/>
+      <w:ins w:id="592" w:author="rev1" w:date="2026-08-03T13:04:00Z" w16du:dateUtc="2026-08-03T04:04:00Z">
+        <w:r>
+          <w:rPr>
+            <w:color w:val="000000" w:themeColor="text1"/>
+          </w:rPr>
+          <w:t>Carlà</w:t>
+        </w:r>
+        <w:proofErr w:type="spellEnd"/>
+        <w:r>
+          <w:rPr>
+            <w:color w:val="000000" w:themeColor="text1"/>
+          </w:rPr>
+          <w:t xml:space="preserve">, M. M. et al. MORPHOMETRIC CHANGES IN MACULAR NEOVASCULARIZATION ARCHITECTURE AFTER FARICIMAB TREATMENT IN NEOVASCULAR AGE-RELATED MACULAR DEGENERATION: Comparison Between Naive and Switched Eyes. </w:t>
+        </w:r>
+        <w:r>
+          <w:rPr>
+            <w:i/>
+            <w:iCs/>
+            <w:color w:val="000000" w:themeColor="text1"/>
+          </w:rPr>
+          <w:t>Retina</w:t>
+        </w:r>
+        <w:r>
+          <w:rPr>
+            <w:color w:val="000000" w:themeColor="text1"/>
+          </w:rPr>
+          <w:t xml:space="preserve"> 125–135 (2026) doi:10.1097/iae.0000000000004635.</w:t>
+        </w:r>
+      </w:ins>
+    </w:p>
+    <w:p>
+      <w:pPr>
+        <w:widowControl/>
+        <w:numPr>
+          <w:ilvl w:val="0"/>
+          <w:numId w:val="6"/>
+        </w:numPr>
+        <w:spacing w:after="200" w:line="480" w:lineRule="auto"/>
+        <w:ind w:left="0" w:firstLine="0"/>
+        <w:rPr>
+          <w:ins w:id="593" w:author="rev1" w:date="2026-08-03T13:04:00Z" w16du:dateUtc="2026-08-03T04:04:00Z"/>
+          <w:color w:val="000000" w:themeColor="text1"/>
+        </w:rPr>
+      </w:pPr>
+      <w:ins w:id="594" w:author="rev1" w:date="2026-08-03T13:04:00Z" w16du:dateUtc="2026-08-03T04:04:00Z">
+        <w:r>
+          <w:rPr>
+            <w:color w:val="000000" w:themeColor="text1"/>
+          </w:rPr>
+          <w:t xml:space="preserve">Munk, M. R. et al. OCT-angiography: A qualitative and quantitative comparison of 4 OCT-A devices. </w:t>
+        </w:r>
+        <w:r>
+          <w:rPr>
+            <w:i/>
+            <w:iCs/>
+            <w:color w:val="000000" w:themeColor="text1"/>
+          </w:rPr>
+          <w:t>PLOS ONE</w:t>
+        </w:r>
+        <w:r>
+          <w:rPr>
+            <w:color w:val="000000" w:themeColor="text1"/>
+          </w:rPr>
+          <w:t xml:space="preserve"> 12, e0177059 (2017).</w:t>
+        </w:r>
+      </w:ins>
     </w:p>
     <w:p>
       <w:pPr>
@@ -6329,12 +7662,20 @@
           <w:color w:val="000000" w:themeColor="text1"/>
         </w:rPr>
       </w:pPr>
+      <w:proofErr w:type="spellStart"/>
       <w:ins w:id="596" w:author="rev1" w:date="2026-08-03T13:04:00Z" w16du:dateUtc="2026-08-03T04:04:00Z">
         <w:r>
           <w:rPr>
             <w:color w:val="000000" w:themeColor="text1"/>
           </w:rPr>
-          <w:t xml:space="preserve">Guo, J., Tang, W., Xu, S., Liu, W. &amp; Xu, G. OCTA evaluation of treatment-naïve flat irregular PED (FIPED)-associated CNV in chronic central serous chorioretinopathy before and after half-dose PDT. </w:t>
+          <w:t>Miere</w:t>
+        </w:r>
+        <w:proofErr w:type="spellEnd"/>
+        <w:r>
+          <w:rPr>
+            <w:color w:val="000000" w:themeColor="text1"/>
+          </w:rPr>
+          <w:t xml:space="preserve">, A. et al. VASCULAR REMODELING OF CHOROIDAL NEOVASCULARIZATION AFTER ANTI-VASCULAR ENDOTHELIAL GROWTH FACTOR THERAPY VISUALIZED ON OPTICAL COHERENCE TOMOGRAPHY ANGIOGRAPHY. </w:t>
         </w:r>
         <w:r>
           <w:rPr>
@@ -6342,13 +7683,13 @@
             <w:iCs/>
             <w:color w:val="000000" w:themeColor="text1"/>
           </w:rPr>
-          <w:t>Eye</w:t>
-        </w:r>
-        <w:r>
-          <w:rPr>
-            <w:color w:val="000000" w:themeColor="text1"/>
-          </w:rPr>
-          <w:t xml:space="preserve"> 35, 2871–2878 (2021).</w:t>
+          <w:t>Retina</w:t>
+        </w:r>
+        <w:r>
+          <w:rPr>
+            <w:color w:val="000000" w:themeColor="text1"/>
+          </w:rPr>
+          <w:t xml:space="preserve"> 39, 548–557 (2019).</w:t>
         </w:r>
       </w:ins>
     </w:p>
@@ -6371,7 +7712,8 @@
           <w:rPr>
             <w:color w:val="000000" w:themeColor="text1"/>
           </w:rPr>
-          <w:t xml:space="preserve">Zudaire, E., Gambardella, L., Kurcz, C. &amp; Vermeren, S. A Computational Tool for Quantitative Analysis of Vascular Networks. </w:t>
+          <w:lastRenderedPageBreak/>
+          <w:t xml:space="preserve">Tew, T. B. et al. Comparison of different morphologies of choroidal neovascularization evaluated by ocular coherence tomography angiography in age-related macular degeneration. </w:t>
         </w:r>
         <w:r>
           <w:rPr>
@@ -6379,13 +7721,31 @@
             <w:iCs/>
             <w:color w:val="000000" w:themeColor="text1"/>
           </w:rPr>
-          <w:t>PLOS ONE</w:t>
-        </w:r>
-        <w:r>
-          <w:rPr>
-            <w:color w:val="000000" w:themeColor="text1"/>
-          </w:rPr>
-          <w:t xml:space="preserve"> 6, e27385 (2011).</w:t>
+          <w:t xml:space="preserve">Clin. Experiment. </w:t>
+        </w:r>
+        <w:proofErr w:type="spellStart"/>
+        <w:r>
+          <w:rPr>
+            <w:i/>
+            <w:iCs/>
+            <w:color w:val="000000" w:themeColor="text1"/>
+          </w:rPr>
+          <w:t>Ophthalmol</w:t>
+        </w:r>
+        <w:proofErr w:type="spellEnd"/>
+        <w:r>
+          <w:rPr>
+            <w:i/>
+            <w:iCs/>
+            <w:color w:val="000000" w:themeColor="text1"/>
+          </w:rPr>
+          <w:t>.</w:t>
+        </w:r>
+        <w:r>
+          <w:rPr>
+            <w:color w:val="000000" w:themeColor="text1"/>
+          </w:rPr>
+          <w:t xml:space="preserve"> 48, 927–937 (2020).</w:t>
         </w:r>
       </w:ins>
     </w:p>
@@ -6408,21 +7768,45 @@
           <w:rPr>
             <w:color w:val="000000" w:themeColor="text1"/>
           </w:rPr>
-          <w:t xml:space="preserve">Told, R. et al. Profiling neovascular age-related macular degeneration choroidal neovascularization lesion response to anti-vascular endothelial growth factor therapy using SSOCTA. </w:t>
-        </w:r>
+          <w:t xml:space="preserve">Oliveira, W. S., Teixeira, J. V., Ren, T. I., Cavalcanti, G. D. C. &amp; </w:t>
+        </w:r>
+        <w:proofErr w:type="spellStart"/>
+        <w:r>
+          <w:rPr>
+            <w:color w:val="000000" w:themeColor="text1"/>
+          </w:rPr>
+          <w:t>Sijbers</w:t>
+        </w:r>
+        <w:proofErr w:type="spellEnd"/>
+        <w:r>
+          <w:rPr>
+            <w:color w:val="000000" w:themeColor="text1"/>
+          </w:rPr>
+          <w:t xml:space="preserve">, J. Unsupervised Retinal Vessel Segmentation Using Combined Filters. </w:t>
+        </w:r>
+        <w:proofErr w:type="spellStart"/>
         <w:r>
           <w:rPr>
             <w:i/>
             <w:iCs/>
             <w:color w:val="000000" w:themeColor="text1"/>
           </w:rPr>
-          <w:t>Acta Ophthalmol. (Copenh.)</w:t>
-        </w:r>
-        <w:r>
-          <w:rPr>
-            <w:color w:val="000000" w:themeColor="text1"/>
-          </w:rPr>
-          <w:t xml:space="preserve"> 99, e240–e246 (2021).</w:t>
+          <w:t>PLoS</w:t>
+        </w:r>
+        <w:proofErr w:type="spellEnd"/>
+        <w:r>
+          <w:rPr>
+            <w:i/>
+            <w:iCs/>
+            <w:color w:val="000000" w:themeColor="text1"/>
+          </w:rPr>
+          <w:t xml:space="preserve"> ONE</w:t>
+        </w:r>
+        <w:r>
+          <w:rPr>
+            <w:color w:val="000000" w:themeColor="text1"/>
+          </w:rPr>
+          <w:t xml:space="preserve"> 11, e0149943 (2016).</w:t>
         </w:r>
       </w:ins>
     </w:p>
@@ -6445,7 +7829,7 @@
           <w:rPr>
             <w:color w:val="000000" w:themeColor="text1"/>
           </w:rPr>
-          <w:t xml:space="preserve">Montesel, A. et al. Quantitative response of macular neovascularisation to loading phase of aflibercept in neovascular age-related macular degeneration. </w:t>
+          <w:t xml:space="preserve">Ma, Y. et al. Multichannel Retinal Blood Vessel Segmentation Based on the Combination of Matched Filter and U-Net Network. </w:t>
         </w:r>
         <w:r>
           <w:rPr>
@@ -6453,13 +7837,13 @@
             <w:iCs/>
             <w:color w:val="000000" w:themeColor="text1"/>
           </w:rPr>
-          <w:t>Eye</w:t>
-        </w:r>
-        <w:r>
-          <w:rPr>
-            <w:color w:val="000000" w:themeColor="text1"/>
-          </w:rPr>
-          <w:t xml:space="preserve"> 37, 3648–3655 (2023).</w:t>
+          <w:t>BioMed Res. Int.</w:t>
+        </w:r>
+        <w:r>
+          <w:rPr>
+            <w:color w:val="000000" w:themeColor="text1"/>
+          </w:rPr>
+          <w:t xml:space="preserve"> 2021, 5561125 (2021).</w:t>
         </w:r>
       </w:ins>
     </w:p>
@@ -6477,26 +7861,72 @@
           <w:color w:val="000000" w:themeColor="text1"/>
         </w:rPr>
       </w:pPr>
+      <w:proofErr w:type="spellStart"/>
       <w:ins w:id="604" w:author="rev1" w:date="2026-08-03T13:04:00Z" w16du:dateUtc="2026-08-03T04:04:00Z">
         <w:r>
           <w:rPr>
             <w:color w:val="000000" w:themeColor="text1"/>
           </w:rPr>
-          <w:t xml:space="preserve">Carlà, M. M. et al. MORPHOMETRIC CHANGES IN MACULAR NEOVASCULARIZATION ARCHITECTURE AFTER FARICIMAB TREATMENT IN NEOVASCULAR AGE-RELATED MACULAR DEGENERATION: Comparison Between Naive and Switched Eyes. </w:t>
-        </w:r>
+          <w:t>Memari</w:t>
+        </w:r>
+        <w:proofErr w:type="spellEnd"/>
+        <w:r>
+          <w:rPr>
+            <w:color w:val="000000" w:themeColor="text1"/>
+          </w:rPr>
+          <w:t xml:space="preserve">, N., Ramli, A. R., Bin Saripan, M. I., </w:t>
+        </w:r>
+        <w:proofErr w:type="spellStart"/>
+        <w:r>
+          <w:rPr>
+            <w:color w:val="000000" w:themeColor="text1"/>
+          </w:rPr>
+          <w:t>Mashohor</w:t>
+        </w:r>
+        <w:proofErr w:type="spellEnd"/>
+        <w:r>
+          <w:rPr>
+            <w:color w:val="000000" w:themeColor="text1"/>
+          </w:rPr>
+          <w:t xml:space="preserve">, S. &amp; </w:t>
+        </w:r>
+        <w:proofErr w:type="spellStart"/>
+        <w:r>
+          <w:rPr>
+            <w:color w:val="000000" w:themeColor="text1"/>
+          </w:rPr>
+          <w:t>Moghbel</w:t>
+        </w:r>
+        <w:proofErr w:type="spellEnd"/>
+        <w:r>
+          <w:rPr>
+            <w:color w:val="000000" w:themeColor="text1"/>
+          </w:rPr>
+          <w:t xml:space="preserve">, M. Supervised retinal vessel segmentation from color fundus images based on matched filtering and AdaBoost classifier. </w:t>
+        </w:r>
+        <w:proofErr w:type="spellStart"/>
         <w:r>
           <w:rPr>
             <w:i/>
             <w:iCs/>
             <w:color w:val="000000" w:themeColor="text1"/>
           </w:rPr>
-          <w:t>Retina</w:t>
-        </w:r>
-        <w:r>
-          <w:rPr>
-            <w:color w:val="000000" w:themeColor="text1"/>
-          </w:rPr>
-          <w:t xml:space="preserve"> 125–135 (2026) doi:10.1097/iae.0000000000004635.</w:t>
+          <w:t>PLoS</w:t>
+        </w:r>
+        <w:proofErr w:type="spellEnd"/>
+        <w:r>
+          <w:rPr>
+            <w:i/>
+            <w:iCs/>
+            <w:color w:val="000000" w:themeColor="text1"/>
+          </w:rPr>
+          <w:t xml:space="preserve"> ONE</w:t>
+        </w:r>
+        <w:r>
+          <w:rPr>
+            <w:color w:val="000000" w:themeColor="text1"/>
+          </w:rPr>
+          <w:t xml:space="preserve"> 12, e0188939 (2017).</w:t>
         </w:r>
       </w:ins>
     </w:p>
@@ -6514,12 +7944,20 @@
           <w:color w:val="000000" w:themeColor="text1"/>
         </w:rPr>
       </w:pPr>
+      <w:proofErr w:type="spellStart"/>
       <w:ins w:id="606" w:author="rev1" w:date="2026-08-03T13:04:00Z" w16du:dateUtc="2026-08-03T04:04:00Z">
         <w:r>
           <w:rPr>
             <w:color w:val="000000" w:themeColor="text1"/>
           </w:rPr>
-          <w:t xml:space="preserve">Munk, M. R. et al. OCT-angiography: A qualitative and quantitative comparison of 4 OCT-A devices. </w:t>
+          <w:t>Coscas</w:t>
+        </w:r>
+        <w:proofErr w:type="spellEnd"/>
+        <w:r>
+          <w:rPr>
+            <w:color w:val="000000" w:themeColor="text1"/>
+          </w:rPr>
+          <w:t xml:space="preserve">, F. et al. Optical coherence tomography angiography in exudative age-related macular degeneration: A predictive model for treatment decisions. </w:t>
         </w:r>
         <w:r>
           <w:rPr>
@@ -6527,13 +7965,31 @@
             <w:iCs/>
             <w:color w:val="000000" w:themeColor="text1"/>
           </w:rPr>
-          <w:t>PLOS ONE</w:t>
-        </w:r>
-        <w:r>
-          <w:rPr>
-            <w:color w:val="000000" w:themeColor="text1"/>
-          </w:rPr>
-          <w:t xml:space="preserve"> 12, e0177059 (2017).</w:t>
+          <w:t xml:space="preserve">Br. J. </w:t>
+        </w:r>
+        <w:proofErr w:type="spellStart"/>
+        <w:r>
+          <w:rPr>
+            <w:i/>
+            <w:iCs/>
+            <w:color w:val="000000" w:themeColor="text1"/>
+          </w:rPr>
+          <w:t>Ophthalmol</w:t>
+        </w:r>
+        <w:proofErr w:type="spellEnd"/>
+        <w:r>
+          <w:rPr>
+            <w:i/>
+            <w:iCs/>
+            <w:color w:val="000000" w:themeColor="text1"/>
+          </w:rPr>
+          <w:t>.</w:t>
+        </w:r>
+        <w:r>
+          <w:rPr>
+            <w:color w:val="000000" w:themeColor="text1"/>
+          </w:rPr>
+          <w:t xml:space="preserve"> 103, 1342–1356 (2019).</w:t>
         </w:r>
       </w:ins>
     </w:p>
@@ -6556,7 +8012,21 @@
           <w:rPr>
             <w:color w:val="000000" w:themeColor="text1"/>
           </w:rPr>
-          <w:t xml:space="preserve">Miere, A. et al. VASCULAR REMODELING OF CHOROIDAL NEOVASCULARIZATION AFTER ANTI-VASCULAR ENDOTHELIAL GROWTH FACTOR THERAPY VISUALIZED ON OPTICAL COHERENCE TOMOGRAPHY ANGIOGRAPHY. </w:t>
+          <w:t xml:space="preserve">Shrout, P. E. &amp; Fleiss, J. L. Intraclass </w:t>
+        </w:r>
+        <w:proofErr w:type="gramStart"/>
+        <w:r>
+          <w:rPr>
+            <w:color w:val="000000" w:themeColor="text1"/>
+          </w:rPr>
+          <w:t>correlations:</w:t>
+        </w:r>
+        <w:proofErr w:type="gramEnd"/>
+        <w:r>
+          <w:rPr>
+            <w:color w:val="000000" w:themeColor="text1"/>
+          </w:rPr>
+          <w:t xml:space="preserve"> uses in assessing rater reliability. </w:t>
         </w:r>
         <w:r>
           <w:rPr>
@@ -6564,13 +8034,13 @@
             <w:iCs/>
             <w:color w:val="000000" w:themeColor="text1"/>
           </w:rPr>
-          <w:t>Retina</w:t>
-        </w:r>
-        <w:r>
-          <w:rPr>
-            <w:color w:val="000000" w:themeColor="text1"/>
-          </w:rPr>
-          <w:t xml:space="preserve"> 39, 548–557 (2019).</w:t>
+          <w:t>Psychol. Bull.</w:t>
+        </w:r>
+        <w:r>
+          <w:rPr>
+            <w:color w:val="000000" w:themeColor="text1"/>
+          </w:rPr>
+          <w:t xml:space="preserve"> 86, 420–428 (1979).</w:t>
         </w:r>
       </w:ins>
     </w:p>
@@ -6593,8 +8063,7 @@
           <w:rPr>
             <w:color w:val="000000" w:themeColor="text1"/>
           </w:rPr>
-          <w:lastRenderedPageBreak/>
-          <w:t xml:space="preserve">Tew, T. B. et al. Comparison of different morphologies of choroidal neovascularization evaluated by ocular coherence tomography angiography in age-related macular degeneration. </w:t>
+          <w:t xml:space="preserve">McGraw, K. O. &amp; Wong, S. P. Forming inferences about some intraclass correlation coefficients. </w:t>
         </w:r>
         <w:r>
           <w:rPr>
@@ -6602,13 +8071,13 @@
             <w:iCs/>
             <w:color w:val="000000" w:themeColor="text1"/>
           </w:rPr>
-          <w:t>Clin. Experiment. Ophthalmol.</w:t>
-        </w:r>
-        <w:r>
-          <w:rPr>
-            <w:color w:val="000000" w:themeColor="text1"/>
-          </w:rPr>
-          <w:t xml:space="preserve"> 48, 927–937 (2020).</w:t>
+          <w:t>Psychol. Methods</w:t>
+        </w:r>
+        <w:r>
+          <w:rPr>
+            <w:color w:val="000000" w:themeColor="text1"/>
+          </w:rPr>
+          <w:t xml:space="preserve"> 1, 30–46 (1996).</w:t>
         </w:r>
       </w:ins>
     </w:p>
@@ -6631,7 +8100,7 @@
           <w:rPr>
             <w:color w:val="000000" w:themeColor="text1"/>
           </w:rPr>
-          <w:t xml:space="preserve">Oliveira, W. S., Teixeira, J. V., Ren, T. I., Cavalcanti, G. D. C. &amp; Sijbers, J. Unsupervised Retinal Vessel Segmentation Using Combined Filters. </w:t>
+          <w:t xml:space="preserve">Koo, T. K. &amp; Li, M. Y. A guideline of selecting and reporting intraclass correlation coefficients for reliability research. </w:t>
         </w:r>
         <w:r>
           <w:rPr>
@@ -6639,13 +8108,31 @@
             <w:iCs/>
             <w:color w:val="000000" w:themeColor="text1"/>
           </w:rPr>
-          <w:t>PLoS ONE</w:t>
-        </w:r>
-        <w:r>
-          <w:rPr>
-            <w:color w:val="000000" w:themeColor="text1"/>
-          </w:rPr>
-          <w:t xml:space="preserve"> 11, e0149943 (2016).</w:t>
+          <w:t xml:space="preserve">J. </w:t>
+        </w:r>
+        <w:proofErr w:type="spellStart"/>
+        <w:r>
+          <w:rPr>
+            <w:i/>
+            <w:iCs/>
+            <w:color w:val="000000" w:themeColor="text1"/>
+          </w:rPr>
+          <w:t>Chiropr</w:t>
+        </w:r>
+        <w:proofErr w:type="spellEnd"/>
+        <w:r>
+          <w:rPr>
+            <w:i/>
+            <w:iCs/>
+            <w:color w:val="000000" w:themeColor="text1"/>
+          </w:rPr>
+          <w:t>. Med.</w:t>
+        </w:r>
+        <w:r>
+          <w:rPr>
+            <w:color w:val="000000" w:themeColor="text1"/>
+          </w:rPr>
+          <w:t xml:space="preserve"> 15, 155–163 (2016).</w:t>
         </w:r>
       </w:ins>
     </w:p>
@@ -6668,7 +8155,8 @@
           <w:rPr>
             <w:color w:val="000000" w:themeColor="text1"/>
           </w:rPr>
-          <w:t xml:space="preserve">Ma, Y. et al. Multichannel Retinal Blood Vessel Segmentation Based on the Combination of Matched Filter and U-Net Network. </w:t>
+          <w:lastRenderedPageBreak/>
+          <w:t xml:space="preserve">Corvi, F. et al. Reproducibility of vessel density, fractal dimension, and foveal avascular zone using 7 different optical coherence tomography angiography devices. </w:t>
         </w:r>
         <w:r>
           <w:rPr>
@@ -6676,13 +8164,31 @@
             <w:iCs/>
             <w:color w:val="000000" w:themeColor="text1"/>
           </w:rPr>
-          <w:t>BioMed Res. Int.</w:t>
-        </w:r>
-        <w:r>
-          <w:rPr>
-            <w:color w:val="000000" w:themeColor="text1"/>
-          </w:rPr>
-          <w:t xml:space="preserve"> 2021, 5561125 (2021).</w:t>
+          <w:t xml:space="preserve">Am. J. </w:t>
+        </w:r>
+        <w:proofErr w:type="spellStart"/>
+        <w:r>
+          <w:rPr>
+            <w:i/>
+            <w:iCs/>
+            <w:color w:val="000000" w:themeColor="text1"/>
+          </w:rPr>
+          <w:t>Ophthalmol</w:t>
+        </w:r>
+        <w:proofErr w:type="spellEnd"/>
+        <w:r>
+          <w:rPr>
+            <w:i/>
+            <w:iCs/>
+            <w:color w:val="000000" w:themeColor="text1"/>
+          </w:rPr>
+          <w:t>.</w:t>
+        </w:r>
+        <w:r>
+          <w:rPr>
+            <w:color w:val="000000" w:themeColor="text1"/>
+          </w:rPr>
+          <w:t xml:space="preserve"> 186, 25–31 (2018).</w:t>
         </w:r>
       </w:ins>
     </w:p>
@@ -6705,7 +8211,7 @@
           <w:rPr>
             <w:color w:val="000000" w:themeColor="text1"/>
           </w:rPr>
-          <w:t xml:space="preserve">Memari, N., Ramli, A. R., Bin Saripan, M. I., Mashohor, S. &amp; Moghbel, M. Supervised retinal vessel segmentation from color fundus images based on matched filtering and AdaBoost classifier. </w:t>
+          <w:t xml:space="preserve">Corvi, F. et al. Comparison between several optical coherence tomography angiography devices and indocyanine green angiography of choroidal neovascularization. </w:t>
         </w:r>
         <w:r>
           <w:rPr>
@@ -6713,13 +8219,13 @@
             <w:iCs/>
             <w:color w:val="000000" w:themeColor="text1"/>
           </w:rPr>
-          <w:t>PLoS ONE</w:t>
-        </w:r>
-        <w:r>
-          <w:rPr>
-            <w:color w:val="000000" w:themeColor="text1"/>
-          </w:rPr>
-          <w:t xml:space="preserve"> 12, e0188939 (2017).</w:t>
+          <w:t>Retina</w:t>
+        </w:r>
+        <w:r>
+          <w:rPr>
+            <w:color w:val="000000" w:themeColor="text1"/>
+          </w:rPr>
+          <w:t xml:space="preserve"> 40, 873–880 (2020).</w:t>
         </w:r>
       </w:ins>
     </w:p>
@@ -6742,21 +8248,63 @@
           <w:rPr>
             <w:color w:val="000000" w:themeColor="text1"/>
           </w:rPr>
-          <w:t xml:space="preserve">Coscas, F. et al. Optical coherence tomography angiography in exudative age-related macular degeneration: A predictive model for treatment decisions. </w:t>
-        </w:r>
+          <w:t xml:space="preserve">Wang, M. et al. Evaluating Polypoidal Choroidal Vasculopathy </w:t>
+        </w:r>
+        <w:proofErr w:type="gramStart"/>
+        <w:r>
+          <w:rPr>
+            <w:color w:val="000000" w:themeColor="text1"/>
+          </w:rPr>
+          <w:t>With</w:t>
+        </w:r>
+        <w:proofErr w:type="gramEnd"/>
+        <w:r>
+          <w:rPr>
+            <w:color w:val="000000" w:themeColor="text1"/>
+          </w:rPr>
+          <w:t xml:space="preserve"> Optical Coherence Tomography Angiography. </w:t>
+        </w:r>
+        <w:proofErr w:type="spellStart"/>
         <w:r>
           <w:rPr>
             <w:i/>
             <w:iCs/>
             <w:color w:val="000000" w:themeColor="text1"/>
           </w:rPr>
-          <w:t>Br. J. Ophthalmol.</w:t>
-        </w:r>
-        <w:r>
-          <w:rPr>
-            <w:color w:val="000000" w:themeColor="text1"/>
-          </w:rPr>
-          <w:t xml:space="preserve"> 103, 1342–1356 (2019).</w:t>
+          <w:t>Investig</w:t>
+        </w:r>
+        <w:proofErr w:type="spellEnd"/>
+        <w:r>
+          <w:rPr>
+            <w:i/>
+            <w:iCs/>
+            <w:color w:val="000000" w:themeColor="text1"/>
+          </w:rPr>
+          <w:t xml:space="preserve">. </w:t>
+        </w:r>
+        <w:proofErr w:type="spellStart"/>
+        <w:r>
+          <w:rPr>
+            <w:i/>
+            <w:iCs/>
+            <w:color w:val="000000" w:themeColor="text1"/>
+          </w:rPr>
+          <w:t>Opthalmology</w:t>
+        </w:r>
+        <w:proofErr w:type="spellEnd"/>
+        <w:r>
+          <w:rPr>
+            <w:i/>
+            <w:iCs/>
+            <w:color w:val="000000" w:themeColor="text1"/>
+          </w:rPr>
+          <w:t xml:space="preserve"> Vis. Sci.</w:t>
+        </w:r>
+        <w:r>
+          <w:rPr>
+            <w:color w:val="000000" w:themeColor="text1"/>
+          </w:rPr>
+          <w:t xml:space="preserve"> 57, OCT526-32 (2016).</w:t>
         </w:r>
       </w:ins>
     </w:p>
@@ -6779,7 +8327,7 @@
           <w:rPr>
             <w:color w:val="000000" w:themeColor="text1"/>
           </w:rPr>
-          <w:t xml:space="preserve">Shrout, P. E. &amp; Fleiss, J. L. Intraclass correlations: uses in assessing rater reliability. </w:t>
+          <w:t xml:space="preserve">Xue, J. et al. Automatic quantification of choroidal neovascularization lesion area on OCT angiography based on density cell-like P systems with active membranes. </w:t>
         </w:r>
         <w:r>
           <w:rPr>
@@ -6787,13 +8335,13 @@
             <w:iCs/>
             <w:color w:val="000000" w:themeColor="text1"/>
           </w:rPr>
-          <w:t>Psychol. Bull.</w:t>
-        </w:r>
-        <w:r>
-          <w:rPr>
-            <w:color w:val="000000" w:themeColor="text1"/>
-          </w:rPr>
-          <w:t xml:space="preserve"> 86, 420–428 (1979).</w:t>
+          <w:t>Biomed. Opt. Express</w:t>
+        </w:r>
+        <w:r>
+          <w:rPr>
+            <w:color w:val="000000" w:themeColor="text1"/>
+          </w:rPr>
+          <w:t xml:space="preserve"> 9, 3208–3219 (2018).</w:t>
         </w:r>
       </w:ins>
     </w:p>
@@ -6811,12 +8359,20 @@
           <w:color w:val="000000" w:themeColor="text1"/>
         </w:rPr>
       </w:pPr>
+      <w:proofErr w:type="spellStart"/>
       <w:ins w:id="622" w:author="rev1" w:date="2026-08-03T13:04:00Z" w16du:dateUtc="2026-08-03T04:04:00Z">
         <w:r>
           <w:rPr>
             <w:color w:val="000000" w:themeColor="text1"/>
           </w:rPr>
-          <w:t xml:space="preserve">McGraw, K. O. &amp; Wong, S. P. Forming inferences about some intraclass correlation coefficients. </w:t>
+          <w:t>Babiuch</w:t>
+        </w:r>
+        <w:proofErr w:type="spellEnd"/>
+        <w:r>
+          <w:rPr>
+            <w:color w:val="000000" w:themeColor="text1"/>
+          </w:rPr>
+          <w:t xml:space="preserve">, A. et al. IMPACT OF OPTICAL COHERENCE TOMOGRAPHY ANGIOGRAPHY REVIEW STRATEGY ON DETECTION OF CHOROIDAL NEOVASCULARIZATION. </w:t>
         </w:r>
         <w:r>
           <w:rPr>
@@ -6824,13 +8380,13 @@
             <w:iCs/>
             <w:color w:val="000000" w:themeColor="text1"/>
           </w:rPr>
-          <w:t>Psychol. Methods</w:t>
-        </w:r>
-        <w:r>
-          <w:rPr>
-            <w:color w:val="000000" w:themeColor="text1"/>
-          </w:rPr>
-          <w:t xml:space="preserve"> 1, 30–46 (1996).</w:t>
+          <w:t>Retina</w:t>
+        </w:r>
+        <w:r>
+          <w:rPr>
+            <w:color w:val="000000" w:themeColor="text1"/>
+          </w:rPr>
+          <w:t xml:space="preserve"> 672–678 (2020) doi:10.1097/iae.0000000000002443.</w:t>
         </w:r>
       </w:ins>
     </w:p>
@@ -6853,21 +8409,31 @@
           <w:rPr>
             <w:color w:val="000000" w:themeColor="text1"/>
           </w:rPr>
-          <w:t xml:space="preserve">Koo, T. K. &amp; Li, M. Y. A guideline of selecting and reporting intraclass correlation coefficients for reliability research. </w:t>
-        </w:r>
+          <w:t xml:space="preserve">Smith, A. &amp; Zavala, V. The Euler characteristic: A general topological descriptor for complex data. </w:t>
+        </w:r>
+        <w:proofErr w:type="spellStart"/>
         <w:r>
           <w:rPr>
             <w:i/>
             <w:iCs/>
             <w:color w:val="000000" w:themeColor="text1"/>
           </w:rPr>
-          <w:t>J. Chiropr. Med.</w:t>
-        </w:r>
-        <w:r>
-          <w:rPr>
-            <w:color w:val="000000" w:themeColor="text1"/>
-          </w:rPr>
-          <w:t xml:space="preserve"> 15, 155–163 (2016).</w:t>
+          <w:t>Comput</w:t>
+        </w:r>
+        <w:proofErr w:type="spellEnd"/>
+        <w:r>
+          <w:rPr>
+            <w:i/>
+            <w:iCs/>
+            <w:color w:val="000000" w:themeColor="text1"/>
+          </w:rPr>
+          <w:t xml:space="preserve"> Chem Eng</w:t>
+        </w:r>
+        <w:r>
+          <w:rPr>
+            <w:color w:val="000000" w:themeColor="text1"/>
+          </w:rPr>
+          <w:t xml:space="preserve"> 154, 107463 (2021).</w:t>
         </w:r>
       </w:ins>
     </w:p>
@@ -6885,13 +8451,34 @@
           <w:color w:val="000000" w:themeColor="text1"/>
         </w:rPr>
       </w:pPr>
+      <w:proofErr w:type="spellStart"/>
       <w:ins w:id="626" w:author="rev1" w:date="2026-08-03T13:04:00Z" w16du:dateUtc="2026-08-03T04:04:00Z">
         <w:r>
           <w:rPr>
             <w:color w:val="000000" w:themeColor="text1"/>
           </w:rPr>
-          <w:lastRenderedPageBreak/>
-          <w:t xml:space="preserve">Corvi, F. et al. Reproducibility of vessel density, fractal dimension, and foveal avascular zone using 7 different optical coherence tomography angiography devices. </w:t>
+          <w:t>Willführ</w:t>
+        </w:r>
+        <w:proofErr w:type="spellEnd"/>
+        <w:r>
+          <w:rPr>
+            <w:color w:val="000000" w:themeColor="text1"/>
+          </w:rPr>
+          <w:t>, A. et al. Estimation of the number of alveolar capillaries by the Euler number (Euler-</w:t>
+        </w:r>
+        <w:proofErr w:type="spellStart"/>
+        <w:r>
+          <w:rPr>
+            <w:color w:val="000000" w:themeColor="text1"/>
+          </w:rPr>
+          <w:t>Poincaré</w:t>
+        </w:r>
+        <w:proofErr w:type="spellEnd"/>
+        <w:r>
+          <w:rPr>
+            <w:color w:val="000000" w:themeColor="text1"/>
+          </w:rPr>
+          <w:t xml:space="preserve"> characteristic). </w:t>
         </w:r>
         <w:r>
           <w:rPr>
@@ -6899,13 +8486,13 @@
             <w:iCs/>
             <w:color w:val="000000" w:themeColor="text1"/>
           </w:rPr>
-          <w:t>Am. J. Ophthalmol.</w:t>
-        </w:r>
-        <w:r>
-          <w:rPr>
-            <w:color w:val="000000" w:themeColor="text1"/>
-          </w:rPr>
-          <w:t xml:space="preserve"> 186, 25–31 (2018).</w:t>
+          <w:t>Am. J. Physiol. Lung Cell. Mol. Physiol.</w:t>
+        </w:r>
+        <w:r>
+          <w:rPr>
+            <w:color w:val="000000" w:themeColor="text1"/>
+          </w:rPr>
+          <w:t xml:space="preserve"> 309, L1286-93 (2015).</w:t>
         </w:r>
       </w:ins>
     </w:p>
@@ -6928,7 +8515,7 @@
           <w:rPr>
             <w:color w:val="000000" w:themeColor="text1"/>
           </w:rPr>
-          <w:t xml:space="preserve">Corvi, F. et al. Comparison between several optical coherence tomography angiography devices and indocyanine green angiography of choroidal neovascularization. </w:t>
+          <w:t xml:space="preserve">Santos, F. et al. Topological phase transitions in functional brain networks. </w:t>
         </w:r>
         <w:r>
           <w:rPr>
@@ -6936,13 +8523,13 @@
             <w:iCs/>
             <w:color w:val="000000" w:themeColor="text1"/>
           </w:rPr>
-          <w:t>Retina</w:t>
-        </w:r>
-        <w:r>
-          <w:rPr>
-            <w:color w:val="000000" w:themeColor="text1"/>
-          </w:rPr>
-          <w:t xml:space="preserve"> 40, 873–880 (2020).</w:t>
+          <w:t>bioRxiv</w:t>
+        </w:r>
+        <w:r>
+          <w:rPr>
+            <w:color w:val="000000" w:themeColor="text1"/>
+          </w:rPr>
+          <w:t xml:space="preserve"> https://doi.org/10.1101/469478 (2018) doi:10.1101/469478.</w:t>
         </w:r>
       </w:ins>
     </w:p>
@@ -6960,12 +8547,21 @@
           <w:color w:val="000000" w:themeColor="text1"/>
         </w:rPr>
       </w:pPr>
+      <w:proofErr w:type="spellStart"/>
       <w:ins w:id="630" w:author="rev1" w:date="2026-08-03T13:04:00Z" w16du:dateUtc="2026-08-03T04:04:00Z">
         <w:r>
           <w:rPr>
             <w:color w:val="000000" w:themeColor="text1"/>
           </w:rPr>
-          <w:t xml:space="preserve">Wang, M. et al. Evaluating Polypoidal Choroidal Vasculopathy With Optical Coherence Tomography Angiography. </w:t>
+          <w:lastRenderedPageBreak/>
+          <w:t>Viallard</w:t>
+        </w:r>
+        <w:proofErr w:type="spellEnd"/>
+        <w:r>
+          <w:rPr>
+            <w:color w:val="000000" w:themeColor="text1"/>
+          </w:rPr>
+          <w:t xml:space="preserve">, C. &amp; Larrivée, B. Tumor angiogenesis and vascular normalization: alternative therapeutic targets. </w:t>
         </w:r>
         <w:r>
           <w:rPr>
@@ -6973,13 +8569,13 @@
             <w:iCs/>
             <w:color w:val="000000" w:themeColor="text1"/>
           </w:rPr>
-          <w:t>Investig. Opthalmology Vis. Sci.</w:t>
-        </w:r>
-        <w:r>
-          <w:rPr>
-            <w:color w:val="000000" w:themeColor="text1"/>
-          </w:rPr>
-          <w:t xml:space="preserve"> 57, OCT526-32 (2016).</w:t>
+          <w:t>Angiogenesis</w:t>
+        </w:r>
+        <w:r>
+          <w:rPr>
+            <w:color w:val="000000" w:themeColor="text1"/>
+          </w:rPr>
+          <w:t xml:space="preserve"> 20, 409–426 (2017).</w:t>
         </w:r>
       </w:ins>
     </w:p>
@@ -6997,12 +8593,20 @@
           <w:color w:val="000000" w:themeColor="text1"/>
         </w:rPr>
       </w:pPr>
+      <w:proofErr w:type="spellStart"/>
       <w:ins w:id="632" w:author="rev1" w:date="2026-08-03T13:04:00Z" w16du:dateUtc="2026-08-03T04:04:00Z">
         <w:r>
           <w:rPr>
             <w:color w:val="000000" w:themeColor="text1"/>
           </w:rPr>
-          <w:t xml:space="preserve">Xue, J. et al. Automatic quantification of choroidal neovascularization lesion area on OCT angiography based on density cell-like P systems with active membranes. </w:t>
+          <w:t>Goker</w:t>
+        </w:r>
+        <w:proofErr w:type="spellEnd"/>
+        <w:r>
+          <w:rPr>
+            <w:color w:val="000000" w:themeColor="text1"/>
+          </w:rPr>
+          <w:t xml:space="preserve">, Y. S. &amp; Demir, G. Comparison of optical coherence tomography angiography features in type 1 versus type 2 choroidal neovascular membranes secondary to age-related macular degeneration. </w:t>
         </w:r>
         <w:r>
           <w:rPr>
@@ -7010,13 +8614,49 @@
             <w:iCs/>
             <w:color w:val="000000" w:themeColor="text1"/>
           </w:rPr>
-          <w:t>Biomed. Opt. Express</w:t>
-        </w:r>
-        <w:r>
-          <w:rPr>
-            <w:color w:val="000000" w:themeColor="text1"/>
-          </w:rPr>
-          <w:t xml:space="preserve"> 9, 3208–3219 (2018).</w:t>
+          <w:t xml:space="preserve">Med. Hypothesis </w:t>
+        </w:r>
+        <w:proofErr w:type="spellStart"/>
+        <w:r>
+          <w:rPr>
+            <w:i/>
+            <w:iCs/>
+            <w:color w:val="000000" w:themeColor="text1"/>
+          </w:rPr>
+          <w:t>Discov</w:t>
+        </w:r>
+        <w:proofErr w:type="spellEnd"/>
+        <w:r>
+          <w:rPr>
+            <w:i/>
+            <w:iCs/>
+            <w:color w:val="000000" w:themeColor="text1"/>
+          </w:rPr>
+          <w:t xml:space="preserve">. Innov. </w:t>
+        </w:r>
+        <w:proofErr w:type="spellStart"/>
+        <w:r>
+          <w:rPr>
+            <w:i/>
+            <w:iCs/>
+            <w:color w:val="000000" w:themeColor="text1"/>
+          </w:rPr>
+          <w:t>Ophthalmol</w:t>
+        </w:r>
+        <w:proofErr w:type="spellEnd"/>
+        <w:r>
+          <w:rPr>
+            <w:i/>
+            <w:iCs/>
+            <w:color w:val="000000" w:themeColor="text1"/>
+          </w:rPr>
+          <w:t>. J.</w:t>
+        </w:r>
+        <w:r>
+          <w:rPr>
+            <w:color w:val="000000" w:themeColor="text1"/>
+          </w:rPr>
+          <w:t xml:space="preserve"> 10, 67–73 (2021).</w:t>
         </w:r>
       </w:ins>
     </w:p>
@@ -7039,7 +8679,21 @@
           <w:rPr>
             <w:color w:val="000000" w:themeColor="text1"/>
           </w:rPr>
-          <w:t xml:space="preserve">Babiuch, A. et al. IMPACT OF OPTICAL COHERENCE TOMOGRAPHY ANGIOGRAPHY REVIEW STRATEGY ON DETECTION OF CHOROIDAL NEOVASCULARIZATION. </w:t>
+          <w:t xml:space="preserve">Li, J. et al. Comparative quantitative analysis of optical coherence tomography angiography in varied morphologies of macular neovascularization following intravitreal </w:t>
+        </w:r>
+        <w:proofErr w:type="spellStart"/>
+        <w:r>
+          <w:rPr>
+            <w:color w:val="000000" w:themeColor="text1"/>
+          </w:rPr>
+          <w:t>conbercept</w:t>
+        </w:r>
+        <w:proofErr w:type="spellEnd"/>
+        <w:r>
+          <w:rPr>
+            <w:color w:val="000000" w:themeColor="text1"/>
+          </w:rPr>
+          <w:t xml:space="preserve"> and ranibizumab treatments for neovascular age‑related macular degeneration. </w:t>
         </w:r>
         <w:r>
           <w:rPr>
@@ -7047,13 +8701,13 @@
             <w:iCs/>
             <w:color w:val="000000" w:themeColor="text1"/>
           </w:rPr>
-          <w:t>Retina</w:t>
-        </w:r>
-        <w:r>
-          <w:rPr>
-            <w:color w:val="000000" w:themeColor="text1"/>
-          </w:rPr>
-          <w:t xml:space="preserve"> 672–678 (2020) doi:10.1097/iae.0000000000002443.</w:t>
+          <w:t>Exp. Ther. Med.</w:t>
+        </w:r>
+        <w:r>
+          <w:rPr>
+            <w:color w:val="000000" w:themeColor="text1"/>
+          </w:rPr>
+          <w:t xml:space="preserve"> 27, 214 (2024).</w:t>
         </w:r>
       </w:ins>
     </w:p>
@@ -7071,12 +8725,20 @@
           <w:color w:val="000000" w:themeColor="text1"/>
         </w:rPr>
       </w:pPr>
+      <w:proofErr w:type="spellStart"/>
       <w:ins w:id="636" w:author="rev1" w:date="2026-08-03T13:04:00Z" w16du:dateUtc="2026-08-03T04:04:00Z">
         <w:r>
           <w:rPr>
             <w:color w:val="000000" w:themeColor="text1"/>
           </w:rPr>
-          <w:t xml:space="preserve">Smith, A. &amp; Zavala, V. The Euler characteristic: A general topological descriptor for complex data. </w:t>
+          <w:t>Mettu</w:t>
+        </w:r>
+        <w:proofErr w:type="spellEnd"/>
+        <w:r>
+          <w:rPr>
+            <w:color w:val="000000" w:themeColor="text1"/>
+          </w:rPr>
+          <w:t xml:space="preserve">, P. S., Allingham, M. J. &amp; Cousins, S. W. Incomplete response to Anti-VEGF therapy in neovascular AMD: Exploring disease mechanisms and therapeutic opportunities. </w:t>
         </w:r>
         <w:r>
           <w:rPr>
@@ -7084,13 +8746,13 @@
             <w:iCs/>
             <w:color w:val="000000" w:themeColor="text1"/>
           </w:rPr>
-          <w:t>Comput Chem Eng</w:t>
-        </w:r>
-        <w:r>
-          <w:rPr>
-            <w:color w:val="000000" w:themeColor="text1"/>
-          </w:rPr>
-          <w:t xml:space="preserve"> 154, 107463 (2021).</w:t>
+          <w:t>Prog. Retin. Eye Res.</w:t>
+        </w:r>
+        <w:r>
+          <w:rPr>
+            <w:color w:val="000000" w:themeColor="text1"/>
+          </w:rPr>
+          <w:t xml:space="preserve"> 82, 100906 (2021).</w:t>
         </w:r>
       </w:ins>
     </w:p>
@@ -7108,12 +8770,20 @@
           <w:color w:val="000000" w:themeColor="text1"/>
         </w:rPr>
       </w:pPr>
+      <w:proofErr w:type="spellStart"/>
       <w:ins w:id="638" w:author="rev1" w:date="2026-08-03T13:04:00Z" w16du:dateUtc="2026-08-03T04:04:00Z">
         <w:r>
           <w:rPr>
             <w:color w:val="000000" w:themeColor="text1"/>
           </w:rPr>
-          <w:t xml:space="preserve">Willführ, A. et al. Estimation of the number of alveolar capillaries by the Euler number (Euler-Poincaré characteristic). </w:t>
+          <w:t>Attarde</w:t>
+        </w:r>
+        <w:proofErr w:type="spellEnd"/>
+        <w:r>
+          <w:rPr>
+            <w:color w:val="000000" w:themeColor="text1"/>
+          </w:rPr>
+          <w:t xml:space="preserve">, A., Riad, T., Zhang, Z., Ahir, M. &amp; Fu, Y. Characterization of Vascular Morphology of Neovascular Age-Related Macular Degeneration by Indocyanine Green Angiography. </w:t>
         </w:r>
         <w:r>
           <w:rPr>
@@ -7121,13 +8791,23 @@
             <w:iCs/>
             <w:color w:val="000000" w:themeColor="text1"/>
           </w:rPr>
-          <w:t>Am. J. Physiol. Lung Cell. Mol. Physiol.</w:t>
-        </w:r>
-        <w:r>
-          <w:rPr>
-            <w:color w:val="000000" w:themeColor="text1"/>
-          </w:rPr>
-          <w:t xml:space="preserve"> 309, L1286-93 (2015).</w:t>
+          <w:t xml:space="preserve">J. Vis. Exp. </w:t>
+        </w:r>
+        <w:proofErr w:type="spellStart"/>
+        <w:r>
+          <w:rPr>
+            <w:i/>
+            <w:iCs/>
+            <w:color w:val="000000" w:themeColor="text1"/>
+          </w:rPr>
+          <w:t>JoVE</w:t>
+        </w:r>
+        <w:proofErr w:type="spellEnd"/>
+        <w:r>
+          <w:rPr>
+            <w:color w:val="000000" w:themeColor="text1"/>
+          </w:rPr>
+          <w:t xml:space="preserve"> 198, (2023).</w:t>
         </w:r>
       </w:ins>
     </w:p>
@@ -7150,7 +8830,7 @@
           <w:rPr>
             <w:color w:val="000000" w:themeColor="text1"/>
           </w:rPr>
-          <w:t xml:space="preserve">Santos, F. et al. Topological phase transitions in functional brain networks. </w:t>
+          <w:t xml:space="preserve">Fu, Y., Zhang, Z., Webster, K. &amp; Paulus, Y. Treatment Strategies for Anti-VEGF Resistance in Neovascular Age-Related Macular Degeneration by Targeting Arteriolar Choroidal Neovascularization. </w:t>
         </w:r>
         <w:r>
           <w:rPr>
@@ -7158,13 +8838,13 @@
             <w:iCs/>
             <w:color w:val="000000" w:themeColor="text1"/>
           </w:rPr>
-          <w:t>bioRxiv</w:t>
-        </w:r>
-        <w:r>
-          <w:rPr>
-            <w:color w:val="000000" w:themeColor="text1"/>
-          </w:rPr>
-          <w:t xml:space="preserve"> https://doi.org/10.1101/469478 (2018) doi:10.1101/469478.</w:t>
+          <w:t>Biomolecules</w:t>
+        </w:r>
+        <w:r>
+          <w:rPr>
+            <w:color w:val="000000" w:themeColor="text1"/>
+          </w:rPr>
+          <w:t xml:space="preserve"> 14, 252 (2024).</w:t>
         </w:r>
       </w:ins>
     </w:p>
@@ -7187,8 +8867,35 @@
           <w:rPr>
             <w:color w:val="000000" w:themeColor="text1"/>
           </w:rPr>
-          <w:lastRenderedPageBreak/>
-          <w:t xml:space="preserve">Viallard, C. &amp; Larrivée, B. Tumor angiogenesis and vascular normalization: alternative therapeutic targets. </w:t>
+          <w:t xml:space="preserve">Spaide, R. Optical Coherence Tomography Angiography Signs of Vascular </w:t>
+        </w:r>
+        <w:proofErr w:type="spellStart"/>
+        <w:r>
+          <w:rPr>
+            <w:color w:val="000000" w:themeColor="text1"/>
+          </w:rPr>
+          <w:t>Abnormalization</w:t>
+        </w:r>
+        <w:proofErr w:type="spellEnd"/>
+        <w:r>
+          <w:rPr>
+            <w:color w:val="000000" w:themeColor="text1"/>
+          </w:rPr>
+          <w:t xml:space="preserve"> </w:t>
+        </w:r>
+        <w:proofErr w:type="gramStart"/>
+        <w:r>
+          <w:rPr>
+            <w:color w:val="000000" w:themeColor="text1"/>
+          </w:rPr>
+          <w:t>With</w:t>
+        </w:r>
+        <w:proofErr w:type="gramEnd"/>
+        <w:r>
+          <w:rPr>
+            <w:color w:val="000000" w:themeColor="text1"/>
+          </w:rPr>
+          <w:t xml:space="preserve"> Antiangiogenic Therapy for Choroidal Neovascularization. </w:t>
         </w:r>
         <w:r>
           <w:rPr>
@@ -7196,13 +8903,31 @@
             <w:iCs/>
             <w:color w:val="000000" w:themeColor="text1"/>
           </w:rPr>
-          <w:t>Angiogenesis</w:t>
-        </w:r>
-        <w:r>
-          <w:rPr>
-            <w:color w:val="000000" w:themeColor="text1"/>
-          </w:rPr>
-          <w:t xml:space="preserve"> 20, 409–426 (2017).</w:t>
+          <w:t xml:space="preserve">Am. J. </w:t>
+        </w:r>
+        <w:proofErr w:type="spellStart"/>
+        <w:r>
+          <w:rPr>
+            <w:i/>
+            <w:iCs/>
+            <w:color w:val="000000" w:themeColor="text1"/>
+          </w:rPr>
+          <w:t>Ophthalmol</w:t>
+        </w:r>
+        <w:proofErr w:type="spellEnd"/>
+        <w:r>
+          <w:rPr>
+            <w:i/>
+            <w:iCs/>
+            <w:color w:val="000000" w:themeColor="text1"/>
+          </w:rPr>
+          <w:t>.</w:t>
+        </w:r>
+        <w:r>
+          <w:rPr>
+            <w:color w:val="000000" w:themeColor="text1"/>
+          </w:rPr>
+          <w:t xml:space="preserve"> 160, 6–16 (2015).</w:t>
         </w:r>
       </w:ins>
     </w:p>
@@ -7225,7 +8950,8 @@
           <w:rPr>
             <w:color w:val="000000" w:themeColor="text1"/>
           </w:rPr>
-          <w:t xml:space="preserve">Goker, Y. S. &amp; Demir, G. Comparison of optical coherence tomography angiography features in type 1 versus type 2 choroidal neovascular membranes secondary to age-related macular degeneration. </w:t>
+          <w:lastRenderedPageBreak/>
+          <w:t xml:space="preserve">Shah, P. N. et al. Inter-rater reliability of proliferative diabetic retinopathy assessment on wide-field OCT-angiography and fluorescein angiography. </w:t>
         </w:r>
         <w:r>
           <w:rPr>
@@ -7233,13 +8959,13 @@
             <w:iCs/>
             <w:color w:val="000000" w:themeColor="text1"/>
           </w:rPr>
-          <w:t>Med. Hypothesis Discov. Innov. Ophthalmol. J.</w:t>
-        </w:r>
-        <w:r>
-          <w:rPr>
-            <w:color w:val="000000" w:themeColor="text1"/>
-          </w:rPr>
-          <w:t xml:space="preserve"> 10, 67–73 (2021).</w:t>
+          <w:t>Transl. Vis. Sci. Technol.</w:t>
+        </w:r>
+        <w:r>
+          <w:rPr>
+            <w:color w:val="000000" w:themeColor="text1"/>
+          </w:rPr>
+          <w:t xml:space="preserve"> 12(7), 13 (2023).</w:t>
         </w:r>
       </w:ins>
     </w:p>
@@ -7262,7 +8988,7 @@
           <w:rPr>
             <w:color w:val="000000" w:themeColor="text1"/>
           </w:rPr>
-          <w:t xml:space="preserve">Li, J. et al. Comparative quantitative analysis of optical coherence tomography angiography in varied morphologies of macular neovascularization following intravitreal conbercept and ranibizumab treatments for neovascular age‑related macular degeneration. </w:t>
+          <w:t xml:space="preserve">Deák, G. G. et al. Comparison of optical coherence tomography vs. fluorescein angiography-based macular neovascularization classifications in age-related macular degeneration. </w:t>
         </w:r>
         <w:r>
           <w:rPr>
@@ -7270,13 +8996,13 @@
             <w:iCs/>
             <w:color w:val="000000" w:themeColor="text1"/>
           </w:rPr>
-          <w:t>Exp. Ther. Med.</w:t>
-        </w:r>
-        <w:r>
-          <w:rPr>
-            <w:color w:val="000000" w:themeColor="text1"/>
-          </w:rPr>
-          <w:t xml:space="preserve"> 27, 214 (2024).</w:t>
+          <w:t>Sci. Rep.</w:t>
+        </w:r>
+        <w:r>
+          <w:rPr>
+            <w:color w:val="000000" w:themeColor="text1"/>
+          </w:rPr>
+          <w:t xml:space="preserve"> 15, 4303 (2025) doi:10.1038/s41598-025-87576-6.</w:t>
         </w:r>
       </w:ins>
     </w:p>
@@ -7299,7 +9025,7 @@
           <w:rPr>
             <w:color w:val="000000" w:themeColor="text1"/>
           </w:rPr>
-          <w:t xml:space="preserve">Mettu, P. S., Allingham, M. J. &amp; Cousins, S. W. Incomplete response to Anti-VEGF therapy in neovascular AMD: Exploring disease mechanisms and therapeutic opportunities. </w:t>
+          <w:t xml:space="preserve">Gan, Y. et al. Novel quantitative OCTA biomarkers of choroidal neovascularization and associations with disease activity and etiology. </w:t>
         </w:r>
         <w:r>
           <w:rPr>
@@ -7307,13 +9033,13 @@
             <w:iCs/>
             <w:color w:val="000000" w:themeColor="text1"/>
           </w:rPr>
-          <w:t>Prog. Retin. Eye Res.</w:t>
-        </w:r>
-        <w:r>
-          <w:rPr>
-            <w:color w:val="000000" w:themeColor="text1"/>
-          </w:rPr>
-          <w:t xml:space="preserve"> 82, 100906 (2021).</w:t>
+          <w:t>Transl. Vis. Sci. Technol.</w:t>
+        </w:r>
+        <w:r>
+          <w:rPr>
+            <w:color w:val="000000" w:themeColor="text1"/>
+          </w:rPr>
+          <w:t xml:space="preserve"> 15(3), 10 (2026).</w:t>
         </w:r>
       </w:ins>
     </w:p>
@@ -7336,7 +9062,7 @@
           <w:rPr>
             <w:color w:val="000000" w:themeColor="text1"/>
           </w:rPr>
-          <w:t xml:space="preserve">Attarde, A., Riad, T., Zhang, Z., Ahir, M. &amp; Fu, Y. Characterization of Vascular Morphology of Neovascular Age-Related Macular Degeneration by Indocyanine Green Angiography. </w:t>
+          <w:t xml:space="preserve">Hsu, C. R. et al. Combined quantitative and qualitative optical coherence tomography angiography biomarkers for predicting active neovascular age-related macular degeneration. </w:t>
         </w:r>
         <w:r>
           <w:rPr>
@@ -7344,256 +9070,295 @@
             <w:iCs/>
             <w:color w:val="000000" w:themeColor="text1"/>
           </w:rPr>
-          <w:t>J. Vis. Exp. JoVE</w:t>
-        </w:r>
-        <w:r>
-          <w:rPr>
-            <w:color w:val="000000" w:themeColor="text1"/>
-          </w:rPr>
-          <w:t xml:space="preserve"> 198, (2023).</w:t>
+          <w:t>Sci. Rep.</w:t>
+        </w:r>
+        <w:r>
+          <w:rPr>
+            <w:color w:val="000000" w:themeColor="text1"/>
+          </w:rPr>
+          <w:t xml:space="preserve"> 11, 18068 (2021).</w:t>
         </w:r>
       </w:ins>
     </w:p>
     <w:p>
       <w:pPr>
-        <w:widowControl/>
-        <w:numPr>
-          <w:ilvl w:val="0"/>
-          <w:numId w:val="6"/>
-        </w:numPr>
-        <w:spacing w:after="200" w:line="480" w:lineRule="auto"/>
-        <w:ind w:left="0" w:firstLine="0"/>
         <w:rPr>
           <w:ins w:id="651" w:author="rev1" w:date="2026-08-03T13:04:00Z" w16du:dateUtc="2026-08-03T04:04:00Z"/>
           <w:color w:val="000000" w:themeColor="text1"/>
         </w:rPr>
       </w:pPr>
-      <w:ins w:id="652" w:author="rev1" w:date="2026-08-03T13:04:00Z" w16du:dateUtc="2026-08-03T04:04:00Z">
-        <w:r>
-          <w:rPr>
-            <w:color w:val="000000" w:themeColor="text1"/>
-          </w:rPr>
-          <w:t xml:space="preserve">Fu, Y., Zhang, Z., Webster, K. &amp; Paulus, Y. Treatment Strategies for Anti-VEGF Resistance in Neovascular Age-Related Macular Degeneration by Targeting Arteriolar Choroidal Neovascularization. </w:t>
-        </w:r>
-        <w:r>
-          <w:rPr>
-            <w:i/>
-            <w:iCs/>
-            <w:color w:val="000000" w:themeColor="text1"/>
-          </w:rPr>
-          <w:t>Biomolecules</w:t>
-        </w:r>
-        <w:r>
-          <w:rPr>
-            <w:color w:val="000000" w:themeColor="text1"/>
-          </w:rPr>
-          <w:t xml:space="preserve"> 14, 252 (2024).</w:t>
+      <w:bookmarkStart w:id="652" w:name="figure"/>
+      <w:bookmarkEnd w:id="563"/>
+      <w:ins w:id="653" w:author="rev1" w:date="2026-08-03T13:04:00Z" w16du:dateUtc="2026-08-03T04:04:00Z">
+        <w:r>
+          <w:rPr>
+            <w:color w:val="000000" w:themeColor="text1"/>
+          </w:rPr>
+          <w:br w:type="page"/>
         </w:r>
       </w:ins>
     </w:p>
     <w:p>
       <w:pPr>
-        <w:widowControl/>
-        <w:numPr>
-          <w:ilvl w:val="0"/>
-          <w:numId w:val="6"/>
-        </w:numPr>
-        <w:spacing w:after="200" w:line="480" w:lineRule="auto"/>
-        <w:ind w:left="0" w:firstLine="0"/>
+        <w:pStyle w:val="ad"/>
         <w:rPr>
-          <w:ins w:id="653" w:author="rev1" w:date="2026-08-03T13:04:00Z" w16du:dateUtc="2026-08-03T04:04:00Z"/>
-          <w:color w:val="000000" w:themeColor="text1"/>
+          <w:del w:id="654" w:author="rev1" w:date="2026-08-03T13:04:00Z" w16du:dateUtc="2026-08-03T04:04:00Z"/>
         </w:rPr>
       </w:pPr>
-      <w:ins w:id="654" w:author="rev1" w:date="2026-08-03T13:04:00Z" w16du:dateUtc="2026-08-03T04:04:00Z">
-        <w:r>
-          <w:rPr>
-            <w:color w:val="000000" w:themeColor="text1"/>
-          </w:rPr>
-          <w:t xml:space="preserve">Spaide, R. Optical Coherence Tomography Angiography Signs of Vascular Abnormalization With Antiangiogenic Therapy for Choroidal Neovascularization. </w:t>
+      <w:del w:id="655" w:author="rev1" w:date="2026-08-03T13:04:00Z" w16du:dateUtc="2026-08-03T04:04:00Z">
+        <w:r>
+          <w:lastRenderedPageBreak/>
+          <w:fldChar w:fldCharType="begin"/>
+        </w:r>
+        <w:r>
+          <w:delInstrText xml:space="preserve"> ADDIN ZOTERO_BIBL {"uncited":[],"omitted":[],"custom":[]} CSL_BIBLIOGRAPHY </w:delInstrText>
+        </w:r>
+        <w:r>
+          <w:fldChar w:fldCharType="separate"/>
+        </w:r>
+        <w:r>
+          <w:delText>1.</w:delText>
+        </w:r>
+        <w:r>
+          <w:tab/>
+          <w:delText xml:space="preserve">Guo, J., Tang, W., Xu, S., Liu, W. &amp; Xu, G. OCTA evaluation of treatment-naïve flat irregular PED (FIPED)-associated CNV in chronic central serous chorioretinopathy before and after half-dose PDT. </w:delText>
         </w:r>
         <w:r>
           <w:rPr>
             <w:i/>
             <w:iCs/>
-            <w:color w:val="000000" w:themeColor="text1"/>
-          </w:rPr>
-          <w:t>Am. J. Ophthalmol.</w:t>
-        </w:r>
-        <w:r>
-          <w:rPr>
-            <w:color w:val="000000" w:themeColor="text1"/>
-          </w:rPr>
-          <w:t xml:space="preserve"> 160, 6–16 (2015).</w:t>
-        </w:r>
-      </w:ins>
+          </w:rPr>
+          <w:delText>Eye</w:delText>
+        </w:r>
+        <w:r>
+          <w:delText xml:space="preserve"> </w:delText>
+        </w:r>
+        <w:r>
+          <w:rPr>
+            <w:b/>
+            <w:bCs/>
+          </w:rPr>
+          <w:delText>35</w:delText>
+        </w:r>
+        <w:r>
+          <w:delText>, 2871–2878 (2021).</w:delText>
+        </w:r>
+      </w:del>
     </w:p>
     <w:p>
       <w:pPr>
-        <w:widowControl/>
-        <w:numPr>
-          <w:ilvl w:val="0"/>
-          <w:numId w:val="6"/>
-        </w:numPr>
-        <w:spacing w:after="200" w:line="480" w:lineRule="auto"/>
-        <w:ind w:left="0" w:firstLine="0"/>
+        <w:pStyle w:val="ad"/>
         <w:rPr>
-          <w:ins w:id="655" w:author="rev1" w:date="2026-08-03T13:04:00Z" w16du:dateUtc="2026-08-03T04:04:00Z"/>
-          <w:color w:val="000000" w:themeColor="text1"/>
+          <w:del w:id="656" w:author="rev1" w:date="2026-08-03T13:04:00Z" w16du:dateUtc="2026-08-03T04:04:00Z"/>
         </w:rPr>
       </w:pPr>
-      <w:ins w:id="656" w:author="rev1" w:date="2026-08-03T13:04:00Z" w16du:dateUtc="2026-08-03T04:04:00Z">
-        <w:r>
-          <w:rPr>
-            <w:color w:val="000000" w:themeColor="text1"/>
-          </w:rPr>
-          <w:lastRenderedPageBreak/>
-          <w:t xml:space="preserve">Shah, P. N. et al. Inter-rater reliability of proliferative diabetic retinopathy assessment on wide-field OCT-angiography and fluorescein angiography. </w:t>
+      <w:del w:id="657" w:author="rev1" w:date="2026-08-03T13:04:00Z" w16du:dateUtc="2026-08-03T04:04:00Z">
+        <w:r>
+          <w:delText>2.</w:delText>
+        </w:r>
+        <w:r>
+          <w:tab/>
+          <w:delText xml:space="preserve">Zudaire, E., Gambardella, L., Kurcz, C. &amp; Vermeren, S. A Computational Tool for Quantitative Analysis of Vascular Networks. </w:delText>
         </w:r>
         <w:r>
           <w:rPr>
             <w:i/>
             <w:iCs/>
-            <w:color w:val="000000" w:themeColor="text1"/>
-          </w:rPr>
-          <w:t>Transl. Vis. Sci. Technol.</w:t>
-        </w:r>
-        <w:r>
-          <w:rPr>
-            <w:color w:val="000000" w:themeColor="text1"/>
-          </w:rPr>
-          <w:t xml:space="preserve"> 12(7), 13 (2023).</w:t>
-        </w:r>
-      </w:ins>
+          </w:rPr>
+          <w:delText>PLOS ONE</w:delText>
+        </w:r>
+        <w:r>
+          <w:delText xml:space="preserve"> </w:delText>
+        </w:r>
+        <w:r>
+          <w:rPr>
+            <w:b/>
+            <w:bCs/>
+          </w:rPr>
+          <w:delText>6</w:delText>
+        </w:r>
+        <w:r>
+          <w:delText>, e27385 (2011).</w:delText>
+        </w:r>
+      </w:del>
     </w:p>
     <w:p>
       <w:pPr>
-        <w:widowControl/>
-        <w:numPr>
-          <w:ilvl w:val="0"/>
-          <w:numId w:val="6"/>
-        </w:numPr>
-        <w:spacing w:after="200" w:line="480" w:lineRule="auto"/>
-        <w:ind w:left="0" w:firstLine="0"/>
+        <w:pStyle w:val="ad"/>
         <w:rPr>
-          <w:ins w:id="657" w:author="rev1" w:date="2026-08-03T13:04:00Z" w16du:dateUtc="2026-08-03T04:04:00Z"/>
-          <w:color w:val="000000" w:themeColor="text1"/>
+          <w:del w:id="658" w:author="rev1" w:date="2026-08-03T13:04:00Z" w16du:dateUtc="2026-08-03T04:04:00Z"/>
         </w:rPr>
       </w:pPr>
-      <w:ins w:id="658" w:author="rev1" w:date="2026-08-03T13:04:00Z" w16du:dateUtc="2026-08-03T04:04:00Z">
-        <w:r>
-          <w:rPr>
-            <w:color w:val="000000" w:themeColor="text1"/>
-          </w:rPr>
-          <w:t xml:space="preserve">Deák, G. G. et al. Comparison of optical coherence tomography vs. fluorescein angiography-based macular neovascularization classifications in age-related macular degeneration. </w:t>
+      <w:del w:id="659" w:author="rev1" w:date="2026-08-03T13:04:00Z" w16du:dateUtc="2026-08-03T04:04:00Z">
+        <w:r>
+          <w:delText>3.</w:delText>
+        </w:r>
+        <w:r>
+          <w:tab/>
+          <w:delText xml:space="preserve">Told, R. </w:delText>
         </w:r>
         <w:r>
           <w:rPr>
             <w:i/>
             <w:iCs/>
-            <w:color w:val="000000" w:themeColor="text1"/>
-          </w:rPr>
-          <w:t>Sci. Rep.</w:t>
-        </w:r>
-        <w:r>
-          <w:rPr>
-            <w:color w:val="000000" w:themeColor="text1"/>
-          </w:rPr>
-          <w:t xml:space="preserve"> 15, 4303 (2025) doi:10.1038/s41598-025-87576-6.</w:t>
-        </w:r>
-      </w:ins>
+          </w:rPr>
+          <w:delText>et al.</w:delText>
+        </w:r>
+        <w:r>
+          <w:delText xml:space="preserve"> Profiling neovascular age-related macular degeneration choroidal neovascularization lesion response to anti-vascular endothelial growth factor therapy using SSOCTA. </w:delText>
+        </w:r>
+        <w:r>
+          <w:rPr>
+            <w:i/>
+            <w:iCs/>
+          </w:rPr>
+          <w:delText>Acta Ophthalmol. (Copenh.)</w:delText>
+        </w:r>
+        <w:r>
+          <w:delText xml:space="preserve"> </w:delText>
+        </w:r>
+        <w:r>
+          <w:rPr>
+            <w:b/>
+            <w:bCs/>
+          </w:rPr>
+          <w:delText>99</w:delText>
+        </w:r>
+        <w:r>
+          <w:delText>, e240–e246 (2021).</w:delText>
+        </w:r>
+      </w:del>
     </w:p>
     <w:p>
       <w:pPr>
-        <w:widowControl/>
-        <w:numPr>
-          <w:ilvl w:val="0"/>
-          <w:numId w:val="6"/>
-        </w:numPr>
-        <w:spacing w:after="200" w:line="480" w:lineRule="auto"/>
-        <w:ind w:left="0" w:firstLine="0"/>
+        <w:pStyle w:val="ad"/>
         <w:rPr>
-          <w:ins w:id="659" w:author="rev1" w:date="2026-08-03T13:04:00Z" w16du:dateUtc="2026-08-03T04:04:00Z"/>
-          <w:color w:val="000000" w:themeColor="text1"/>
+          <w:del w:id="660" w:author="rev1" w:date="2026-08-03T13:04:00Z" w16du:dateUtc="2026-08-03T04:04:00Z"/>
         </w:rPr>
       </w:pPr>
-      <w:ins w:id="660" w:author="rev1" w:date="2026-08-03T13:04:00Z" w16du:dateUtc="2026-08-03T04:04:00Z">
-        <w:r>
-          <w:rPr>
-            <w:color w:val="000000" w:themeColor="text1"/>
-          </w:rPr>
-          <w:t xml:space="preserve">Gan, Y. et al. Novel quantitative OCTA biomarkers of choroidal neovascularization and associations with disease activity and etiology. </w:t>
+      <w:del w:id="661" w:author="rev1" w:date="2026-08-03T13:04:00Z" w16du:dateUtc="2026-08-03T04:04:00Z">
+        <w:r>
+          <w:delText>4.</w:delText>
+        </w:r>
+        <w:r>
+          <w:tab/>
+          <w:delText xml:space="preserve">Montesel, A. </w:delText>
         </w:r>
         <w:r>
           <w:rPr>
             <w:i/>
             <w:iCs/>
-            <w:color w:val="000000" w:themeColor="text1"/>
-          </w:rPr>
-          <w:t>Transl. Vis. Sci. Technol.</w:t>
-        </w:r>
-        <w:r>
-          <w:rPr>
-            <w:color w:val="000000" w:themeColor="text1"/>
-          </w:rPr>
-          <w:t xml:space="preserve"> 15(3), 10 (2026).</w:t>
-        </w:r>
-      </w:ins>
+          </w:rPr>
+          <w:delText>et al.</w:delText>
+        </w:r>
+        <w:r>
+          <w:delText xml:space="preserve"> Quantitative response of macular neovascularisation to loading phase of aflibercept in neovascular age-related macular degeneration. </w:delText>
+        </w:r>
+        <w:r>
+          <w:rPr>
+            <w:i/>
+            <w:iCs/>
+          </w:rPr>
+          <w:delText>Eye</w:delText>
+        </w:r>
+        <w:r>
+          <w:delText xml:space="preserve"> </w:delText>
+        </w:r>
+        <w:r>
+          <w:rPr>
+            <w:b/>
+            <w:bCs/>
+          </w:rPr>
+          <w:delText>37</w:delText>
+        </w:r>
+        <w:r>
+          <w:delText>, 3648–3655 (2023).</w:delText>
+        </w:r>
+      </w:del>
     </w:p>
     <w:p>
       <w:pPr>
-        <w:widowControl/>
-        <w:numPr>
-          <w:ilvl w:val="0"/>
-          <w:numId w:val="6"/>
-        </w:numPr>
-        <w:spacing w:after="200" w:line="480" w:lineRule="auto"/>
-        <w:ind w:left="0" w:firstLine="0"/>
+        <w:pStyle w:val="ad"/>
         <w:rPr>
-          <w:ins w:id="661" w:author="rev1" w:date="2026-08-03T13:04:00Z" w16du:dateUtc="2026-08-03T04:04:00Z"/>
-          <w:color w:val="000000" w:themeColor="text1"/>
+          <w:del w:id="662" w:author="rev1" w:date="2026-08-03T13:04:00Z" w16du:dateUtc="2026-08-03T04:04:00Z"/>
         </w:rPr>
       </w:pPr>
-      <w:ins w:id="662" w:author="rev1" w:date="2026-08-03T13:04:00Z" w16du:dateUtc="2026-08-03T04:04:00Z">
-        <w:r>
-          <w:rPr>
-            <w:color w:val="000000" w:themeColor="text1"/>
-          </w:rPr>
-          <w:t xml:space="preserve">Hsu, C. R. et al. Combined quantitative and qualitative optical coherence tomography angiography biomarkers for predicting active neovascular age-related macular degeneration. </w:t>
+      <w:del w:id="663" w:author="rev1" w:date="2026-08-03T13:04:00Z" w16du:dateUtc="2026-08-03T04:04:00Z">
+        <w:r>
+          <w:delText>5.</w:delText>
+        </w:r>
+        <w:r>
+          <w:tab/>
+          <w:delText xml:space="preserve">Carlà, M. M. </w:delText>
         </w:r>
         <w:r>
           <w:rPr>
             <w:i/>
             <w:iCs/>
-            <w:color w:val="000000" w:themeColor="text1"/>
-          </w:rPr>
-          <w:t>Sci. Rep.</w:t>
-        </w:r>
-        <w:r>
-          <w:rPr>
-            <w:color w:val="000000" w:themeColor="text1"/>
-          </w:rPr>
-          <w:t xml:space="preserve"> 11, 18068 (2021).</w:t>
-        </w:r>
-      </w:ins>
+          </w:rPr>
+          <w:delText>et al.</w:delText>
+        </w:r>
+        <w:r>
+          <w:delText xml:space="preserve"> MORPHOMETRIC CHANGES IN MACULAR NEOVASCULARIZATION ARCHITECTURE AFTER FARICIMAB TREATMENT IN NEOVASCULAR AGE-RELATED MACULAR DEGENERATION: Comparison Between Naive and Switched Eyes. </w:delText>
+        </w:r>
+        <w:r>
+          <w:rPr>
+            <w:i/>
+            <w:iCs/>
+          </w:rPr>
+          <w:delText>Retina</w:delText>
+        </w:r>
+        <w:r>
+          <w:delText xml:space="preserve"> 125–135 (2026) doi:10.1097/iae.0000000000004635.</w:delText>
+        </w:r>
+      </w:del>
     </w:p>
     <w:p>
       <w:pPr>
+        <w:pStyle w:val="ad"/>
         <w:rPr>
-          <w:ins w:id="663" w:author="rev1" w:date="2026-08-03T13:04:00Z" w16du:dateUtc="2026-08-03T04:04:00Z"/>
-          <w:color w:val="000000" w:themeColor="text1"/>
+          <w:del w:id="664" w:author="rev1" w:date="2026-08-03T13:04:00Z" w16du:dateUtc="2026-08-03T04:04:00Z"/>
         </w:rPr>
       </w:pPr>
-      <w:bookmarkStart w:id="664" w:name="figure"/>
-      <w:bookmarkEnd w:id="575"/>
-      <w:ins w:id="665" w:author="rev1" w:date="2026-08-03T13:04:00Z" w16du:dateUtc="2026-08-03T04:04:00Z">
-        <w:r>
-          <w:rPr>
-            <w:color w:val="000000" w:themeColor="text1"/>
-          </w:rPr>
-          <w:br w:type="page"/>
-        </w:r>
-      </w:ins>
+      <w:del w:id="665" w:author="rev1" w:date="2026-08-03T13:04:00Z" w16du:dateUtc="2026-08-03T04:04:00Z">
+        <w:r>
+          <w:delText>6.</w:delText>
+        </w:r>
+        <w:r>
+          <w:tab/>
+          <w:delText xml:space="preserve">Munk, M. R. </w:delText>
+        </w:r>
+        <w:r>
+          <w:rPr>
+            <w:i/>
+            <w:iCs/>
+          </w:rPr>
+          <w:delText>et al.</w:delText>
+        </w:r>
+        <w:r>
+          <w:delText xml:space="preserve"> OCT-angiography: A qualitative and quantitative comparison of 4 OCT-A devices. </w:delText>
+        </w:r>
+        <w:r>
+          <w:rPr>
+            <w:i/>
+            <w:iCs/>
+          </w:rPr>
+          <w:delText>PLOS ONE</w:delText>
+        </w:r>
+        <w:r>
+          <w:delText xml:space="preserve"> </w:delText>
+        </w:r>
+        <w:r>
+          <w:rPr>
+            <w:b/>
+            <w:bCs/>
+          </w:rPr>
+          <w:delText>12</w:delText>
+        </w:r>
+        <w:r>
+          <w:delText>, e0177059 (2017).</w:delText>
+        </w:r>
+      </w:del>
     </w:p>
     <w:p>
       <w:pPr>
@@ -7604,28 +9369,28 @@
       </w:pPr>
       <w:del w:id="667" w:author="rev1" w:date="2026-08-03T13:04:00Z" w16du:dateUtc="2026-08-03T04:04:00Z">
         <w:r>
-          <w:lastRenderedPageBreak/>
-          <w:fldChar w:fldCharType="begin"/>
-        </w:r>
-        <w:r>
-          <w:delInstrText xml:space="preserve"> ADDIN ZOTERO_BIBL {"uncited":[],"omitted":[],"custom":[]} CSL_BIBLIOGRAPHY </w:delInstrText>
-        </w:r>
-        <w:r>
-          <w:fldChar w:fldCharType="separate"/>
-        </w:r>
-        <w:r>
-          <w:delText>1.</w:delText>
+          <w:delText>7.</w:delText>
         </w:r>
         <w:r>
           <w:tab/>
-          <w:delText xml:space="preserve">Guo, J., Tang, W., Xu, S., Liu, W. &amp; Xu, G. OCTA evaluation of treatment-naïve flat irregular PED (FIPED)-associated CNV in chronic central serous chorioretinopathy before and after half-dose PDT. </w:delText>
+          <w:delText xml:space="preserve">Miere, A. </w:delText>
         </w:r>
         <w:r>
           <w:rPr>
             <w:i/>
             <w:iCs/>
           </w:rPr>
-          <w:delText>Eye</w:delText>
+          <w:delText>et al.</w:delText>
+        </w:r>
+        <w:r>
+          <w:delText xml:space="preserve"> VASCULAR REMODELING OF CHOROIDAL NEOVASCULARIZATION AFTER ANTI-VASCULAR ENDOTHELIAL GROWTH FACTOR THERAPY VISUALIZED ON OPTICAL COHERENCE TOMOGRAPHY ANGIOGRAPHY. </w:delText>
+        </w:r>
+        <w:r>
+          <w:rPr>
+            <w:i/>
+            <w:iCs/>
+          </w:rPr>
+          <w:delText>Retina</w:delText>
         </w:r>
         <w:r>
           <w:delText xml:space="preserve"> </w:delText>
@@ -7635,10 +9400,10 @@
             <w:b/>
             <w:bCs/>
           </w:rPr>
-          <w:delText>35</w:delText>
-        </w:r>
-        <w:r>
-          <w:delText>, 2871–2878 (2021).</w:delText>
+          <w:delText>39</w:delText>
+        </w:r>
+        <w:r>
+          <w:delText>, 548–557 (2019).</w:delText>
         </w:r>
       </w:del>
     </w:p>
@@ -7651,18 +9416,28 @@
       </w:pPr>
       <w:del w:id="669" w:author="rev1" w:date="2026-08-03T13:04:00Z" w16du:dateUtc="2026-08-03T04:04:00Z">
         <w:r>
-          <w:delText>2.</w:delText>
+          <w:delText>8.</w:delText>
         </w:r>
         <w:r>
           <w:tab/>
-          <w:delText xml:space="preserve">Zudaire, E., Gambardella, L., Kurcz, C. &amp; Vermeren, S. A Computational Tool for Quantitative Analysis of Vascular Networks. </w:delText>
+          <w:delText xml:space="preserve">Tew, T. </w:delText>
         </w:r>
         <w:r>
           <w:rPr>
             <w:i/>
             <w:iCs/>
           </w:rPr>
-          <w:delText>PLOS ONE</w:delText>
+          <w:delText>et al.</w:delText>
+        </w:r>
+        <w:r>
+          <w:delText xml:space="preserve"> Comparison of different morphologies of choroidal neovascularization evaluated by ocular coherence tomography angiography in age-related macular degeneration. </w:delText>
+        </w:r>
+        <w:r>
+          <w:rPr>
+            <w:i/>
+            <w:iCs/>
+          </w:rPr>
+          <w:delText>Clin. Experiment. Ophthalmol.</w:delText>
         </w:r>
         <w:r>
           <w:delText xml:space="preserve"> </w:delText>
@@ -7672,10 +9447,10 @@
             <w:b/>
             <w:bCs/>
           </w:rPr>
-          <w:delText>6</w:delText>
-        </w:r>
-        <w:r>
-          <w:delText>, e27385 (2011).</w:delText>
+          <w:delText>48</w:delText>
+        </w:r>
+        <w:r>
+          <w:delText>, 927–937 (2020).</w:delText>
         </w:r>
       </w:del>
     </w:p>
@@ -7688,11 +9463,11 @@
       </w:pPr>
       <w:del w:id="671" w:author="rev1" w:date="2026-08-03T13:04:00Z" w16du:dateUtc="2026-08-03T04:04:00Z">
         <w:r>
-          <w:delText>3.</w:delText>
+          <w:delText>9.</w:delText>
         </w:r>
         <w:r>
           <w:tab/>
-          <w:delText xml:space="preserve">Told, R. </w:delText>
+          <w:delText xml:space="preserve">Coscas, F. </w:delText>
         </w:r>
         <w:r>
           <w:rPr>
@@ -7702,14 +9477,14 @@
           <w:delText>et al.</w:delText>
         </w:r>
         <w:r>
-          <w:delText xml:space="preserve"> Profiling neovascular age-related macular degeneration choroidal neovascularization lesion response to anti-vascular endothelial growth factor therapy using SSOCTA. </w:delText>
+          <w:delText xml:space="preserve"> Optical coherence tomography angiography in exudative age-related macular degeneration: A predictive model for treatment decisions. </w:delText>
         </w:r>
         <w:r>
           <w:rPr>
             <w:i/>
             <w:iCs/>
           </w:rPr>
-          <w:delText>Acta Ophthalmol. (Copenh.)</w:delText>
+          <w:delText>Br. J. Ophthalmol.</w:delText>
         </w:r>
         <w:r>
           <w:delText xml:space="preserve"> </w:delText>
@@ -7719,10 +9494,10 @@
             <w:b/>
             <w:bCs/>
           </w:rPr>
-          <w:delText>99</w:delText>
-        </w:r>
-        <w:r>
-          <w:delText>, e240–e246 (2021).</w:delText>
+          <w:delText>103</w:delText>
+        </w:r>
+        <w:r>
+          <w:delText>, 1342–1356 (2019).</w:delText>
         </w:r>
       </w:del>
     </w:p>
@@ -7735,28 +9510,18 @@
       </w:pPr>
       <w:del w:id="673" w:author="rev1" w:date="2026-08-03T13:04:00Z" w16du:dateUtc="2026-08-03T04:04:00Z">
         <w:r>
-          <w:delText>4.</w:delText>
+          <w:delText>10.</w:delText>
         </w:r>
         <w:r>
           <w:tab/>
-          <w:delText xml:space="preserve">Montesel, A. </w:delText>
+          <w:delText xml:space="preserve">Oliveira, W. S., Teixeira, J. V., Ren, T. I., Cavalcanti, G. D. C. &amp; Sijbers, J. Unsupervised Retinal Vessel Segmentation Using Combined Filters. </w:delText>
         </w:r>
         <w:r>
           <w:rPr>
             <w:i/>
             <w:iCs/>
           </w:rPr>
-          <w:delText>et al.</w:delText>
-        </w:r>
-        <w:r>
-          <w:delText xml:space="preserve"> Quantitative response of macular neovascularisation to loading phase of aflibercept in neovascular age-related macular degeneration. </w:delText>
-        </w:r>
-        <w:r>
-          <w:rPr>
-            <w:i/>
-            <w:iCs/>
-          </w:rPr>
-          <w:delText>Eye</w:delText>
+          <w:delText>PLoS ONE</w:delText>
         </w:r>
         <w:r>
           <w:delText xml:space="preserve"> </w:delText>
@@ -7766,10 +9531,10 @@
             <w:b/>
             <w:bCs/>
           </w:rPr>
-          <w:delText>37</w:delText>
-        </w:r>
-        <w:r>
-          <w:delText>, 3648–3655 (2023).</w:delText>
+          <w:delText>11</w:delText>
+        </w:r>
+        <w:r>
+          <w:delText>, e0149943 (2016).</w:delText>
         </w:r>
       </w:del>
     </w:p>
@@ -7782,11 +9547,11 @@
       </w:pPr>
       <w:del w:id="675" w:author="rev1" w:date="2026-08-03T13:04:00Z" w16du:dateUtc="2026-08-03T04:04:00Z">
         <w:r>
-          <w:delText>5.</w:delText>
+          <w:delText>11.</w:delText>
         </w:r>
         <w:r>
           <w:tab/>
-          <w:delText xml:space="preserve">Carlà, M. M. </w:delText>
+          <w:delText xml:space="preserve">Ma, Y. </w:delText>
         </w:r>
         <w:r>
           <w:rPr>
@@ -7796,17 +9561,27 @@
           <w:delText>et al.</w:delText>
         </w:r>
         <w:r>
-          <w:delText xml:space="preserve"> MORPHOMETRIC CHANGES IN MACULAR NEOVASCULARIZATION ARCHITECTURE AFTER FARICIMAB TREATMENT IN NEOVASCULAR AGE-RELATED MACULAR DEGENERATION: Comparison Between Naive and Switched Eyes. </w:delText>
+          <w:delText xml:space="preserve"> Multichannel Retinal Blood Vessel Segmentation Based on the Combination of Matched Filter and U-Net Network. </w:delText>
         </w:r>
         <w:r>
           <w:rPr>
             <w:i/>
             <w:iCs/>
           </w:rPr>
-          <w:delText>Retina</w:delText>
-        </w:r>
-        <w:r>
-          <w:delText xml:space="preserve"> 125–135 (2026) doi:10.1097/iae.0000000000004635.</w:delText>
+          <w:delText>BioMed Res. Int.</w:delText>
+        </w:r>
+        <w:r>
+          <w:delText xml:space="preserve"> </w:delText>
+        </w:r>
+        <w:r>
+          <w:rPr>
+            <w:b/>
+            <w:bCs/>
+          </w:rPr>
+          <w:delText>2021</w:delText>
+        </w:r>
+        <w:r>
+          <w:delText>, 5561125 (2021).</w:delText>
         </w:r>
       </w:del>
     </w:p>
@@ -7819,28 +9594,18 @@
       </w:pPr>
       <w:del w:id="677" w:author="rev1" w:date="2026-08-03T13:04:00Z" w16du:dateUtc="2026-08-03T04:04:00Z">
         <w:r>
-          <w:delText>6.</w:delText>
+          <w:delText>12.</w:delText>
         </w:r>
         <w:r>
           <w:tab/>
-          <w:delText xml:space="preserve">Munk, M. R. </w:delText>
+          <w:delText xml:space="preserve">Memari, N., Ramli, A. R., Bin Saripan, M. I., Mashohor, S. &amp; Moghbel, M. Supervised retinal vessel segmentation from color fundus images based on matched filtering and AdaBoost classifier. </w:delText>
         </w:r>
         <w:r>
           <w:rPr>
             <w:i/>
             <w:iCs/>
           </w:rPr>
-          <w:delText>et al.</w:delText>
-        </w:r>
-        <w:r>
-          <w:delText xml:space="preserve"> OCT-angiography: A qualitative and quantitative comparison of 4 OCT-A devices. </w:delText>
-        </w:r>
-        <w:r>
-          <w:rPr>
-            <w:i/>
-            <w:iCs/>
-          </w:rPr>
-          <w:delText>PLOS ONE</w:delText>
+          <w:delText>PLoS ONE</w:delText>
         </w:r>
         <w:r>
           <w:delText xml:space="preserve"> </w:delText>
@@ -7853,7 +9618,7 @@
           <w:delText>12</w:delText>
         </w:r>
         <w:r>
-          <w:delText>, e0177059 (2017).</w:delText>
+          <w:delText>, e0188939 (2017).</w:delText>
         </w:r>
       </w:del>
     </w:p>
@@ -7866,11 +9631,11 @@
       </w:pPr>
       <w:del w:id="679" w:author="rev1" w:date="2026-08-03T13:04:00Z" w16du:dateUtc="2026-08-03T04:04:00Z">
         <w:r>
-          <w:delText>7.</w:delText>
+          <w:delText>13.</w:delText>
         </w:r>
         <w:r>
           <w:tab/>
-          <w:delText xml:space="preserve">Miere, A. </w:delText>
+          <w:delText xml:space="preserve">Wang, M. </w:delText>
         </w:r>
         <w:r>
           <w:rPr>
@@ -7880,14 +9645,14 @@
           <w:delText>et al.</w:delText>
         </w:r>
         <w:r>
-          <w:delText xml:space="preserve"> VASCULAR REMODELING OF CHOROIDAL NEOVASCULARIZATION AFTER ANTI-VASCULAR ENDOTHELIAL GROWTH FACTOR THERAPY VISUALIZED ON OPTICAL COHERENCE TOMOGRAPHY ANGIOGRAPHY. </w:delText>
+          <w:delText xml:space="preserve"> Evaluating Polypoidal Choroidal Vasculopathy With Optical Coherence Tomography Angiography. </w:delText>
         </w:r>
         <w:r>
           <w:rPr>
             <w:i/>
             <w:iCs/>
           </w:rPr>
-          <w:delText>Retina</w:delText>
+          <w:delText>Investig. Opthalmology Vis. Sci.</w:delText>
         </w:r>
         <w:r>
           <w:delText xml:space="preserve"> </w:delText>
@@ -7897,10 +9662,10 @@
             <w:b/>
             <w:bCs/>
           </w:rPr>
-          <w:delText>39</w:delText>
-        </w:r>
-        <w:r>
-          <w:delText>, 548–557 (2019).</w:delText>
+          <w:delText>57</w:delText>
+        </w:r>
+        <w:r>
+          <w:delText>, OCT526-32 (2016).</w:delText>
         </w:r>
       </w:del>
     </w:p>
@@ -7913,11 +9678,11 @@
       </w:pPr>
       <w:del w:id="681" w:author="rev1" w:date="2026-08-03T13:04:00Z" w16du:dateUtc="2026-08-03T04:04:00Z">
         <w:r>
-          <w:delText>8.</w:delText>
+          <w:delText>14.</w:delText>
         </w:r>
         <w:r>
           <w:tab/>
-          <w:delText xml:space="preserve">Tew, T. </w:delText>
+          <w:delText xml:space="preserve">Xue, J. </w:delText>
         </w:r>
         <w:r>
           <w:rPr>
@@ -7927,14 +9692,14 @@
           <w:delText>et al.</w:delText>
         </w:r>
         <w:r>
-          <w:delText xml:space="preserve"> Comparison of different morphologies of choroidal neovascularization evaluated by ocular coherence tomography angiography in age-related macular degeneration. </w:delText>
+          <w:delText xml:space="preserve"> Automatic quantification of choroidal neovascularization lesion area on OCT angiography based on density cell-like P systems with active membranes. </w:delText>
         </w:r>
         <w:r>
           <w:rPr>
             <w:i/>
             <w:iCs/>
           </w:rPr>
-          <w:delText>Clin. Experiment. Ophthalmol.</w:delText>
+          <w:delText>Biomed. Opt. Express</w:delText>
         </w:r>
         <w:r>
           <w:delText xml:space="preserve"> </w:delText>
@@ -7944,10 +9709,10 @@
             <w:b/>
             <w:bCs/>
           </w:rPr>
-          <w:delText>48</w:delText>
-        </w:r>
-        <w:r>
-          <w:delText>, 927–937 (2020).</w:delText>
+          <w:delText>9 7</w:delText>
+        </w:r>
+        <w:r>
+          <w:delText>, 3208–3219 (2018).</w:delText>
         </w:r>
       </w:del>
     </w:p>
@@ -7960,11 +9725,11 @@
       </w:pPr>
       <w:del w:id="683" w:author="rev1" w:date="2026-08-03T13:04:00Z" w16du:dateUtc="2026-08-03T04:04:00Z">
         <w:r>
-          <w:delText>9.</w:delText>
+          <w:delText>15.</w:delText>
         </w:r>
         <w:r>
           <w:tab/>
-          <w:delText xml:space="preserve">Coscas, F. </w:delText>
+          <w:delText xml:space="preserve">Babiuch, A. </w:delText>
         </w:r>
         <w:r>
           <w:rPr>
@@ -7974,27 +9739,17 @@
           <w:delText>et al.</w:delText>
         </w:r>
         <w:r>
-          <w:delText xml:space="preserve"> Optical coherence tomography angiography in exudative age-related macular degeneration: A predictive model for treatment decisions. </w:delText>
+          <w:delText xml:space="preserve"> IMPACT OF OPTICAL COHERENCE TOMOGRAPHY ANGIOGRAPHY REVIEW STRATEGY ON DETECTION OF CHOROIDAL NEOVASCULARIZATION. </w:delText>
         </w:r>
         <w:r>
           <w:rPr>
             <w:i/>
             <w:iCs/>
           </w:rPr>
-          <w:delText>Br. J. Ophthalmol.</w:delText>
-        </w:r>
-        <w:r>
-          <w:delText xml:space="preserve"> </w:delText>
-        </w:r>
-        <w:r>
-          <w:rPr>
-            <w:b/>
-            <w:bCs/>
-          </w:rPr>
-          <w:delText>103</w:delText>
-        </w:r>
-        <w:r>
-          <w:delText>, 1342–1356 (2019).</w:delText>
+          <w:delText>Retina</w:delText>
+        </w:r>
+        <w:r>
+          <w:delText xml:space="preserve"> 672–678 (2020) doi:10.1097/iae.0000000000002443.</w:delText>
         </w:r>
       </w:del>
     </w:p>
@@ -8007,18 +9762,18 @@
       </w:pPr>
       <w:del w:id="685" w:author="rev1" w:date="2026-08-03T13:04:00Z" w16du:dateUtc="2026-08-03T04:04:00Z">
         <w:r>
-          <w:delText>10.</w:delText>
+          <w:delText>16.</w:delText>
         </w:r>
         <w:r>
           <w:tab/>
-          <w:delText xml:space="preserve">Oliveira, W. S., Teixeira, J. V., Ren, T. I., Cavalcanti, G. D. C. &amp; Sijbers, J. Unsupervised Retinal Vessel Segmentation Using Combined Filters. </w:delText>
+          <w:delText xml:space="preserve">Smith, A. &amp; Zavala, V. The Euler characteristic: A general topological descriptor for complex data. </w:delText>
         </w:r>
         <w:r>
           <w:rPr>
             <w:i/>
             <w:iCs/>
           </w:rPr>
-          <w:delText>PLoS ONE</w:delText>
+          <w:delText>Comput Chem Eng</w:delText>
         </w:r>
         <w:r>
           <w:delText xml:space="preserve"> </w:delText>
@@ -8028,10 +9783,10 @@
             <w:b/>
             <w:bCs/>
           </w:rPr>
-          <w:delText>11</w:delText>
-        </w:r>
-        <w:r>
-          <w:delText>, e0149943 (2016).</w:delText>
+          <w:delText>154</w:delText>
+        </w:r>
+        <w:r>
+          <w:delText>, 107463 (2021).</w:delText>
         </w:r>
       </w:del>
     </w:p>
@@ -8044,11 +9799,11 @@
       </w:pPr>
       <w:del w:id="687" w:author="rev1" w:date="2026-08-03T13:04:00Z" w16du:dateUtc="2026-08-03T04:04:00Z">
         <w:r>
-          <w:delText>11.</w:delText>
+          <w:delText>17.</w:delText>
         </w:r>
         <w:r>
           <w:tab/>
-          <w:delText xml:space="preserve">Ma, Y. </w:delText>
+          <w:delText xml:space="preserve">Willführ, A. </w:delText>
         </w:r>
         <w:r>
           <w:rPr>
@@ -8058,14 +9813,14 @@
           <w:delText>et al.</w:delText>
         </w:r>
         <w:r>
-          <w:delText xml:space="preserve"> Multichannel Retinal Blood Vessel Segmentation Based on the Combination of Matched Filter and U-Net Network. </w:delText>
+          <w:delText xml:space="preserve"> Estimation of the number of alveolar capillaries by the Euler number (Euler-Poincaré characteristic). </w:delText>
         </w:r>
         <w:r>
           <w:rPr>
             <w:i/>
             <w:iCs/>
           </w:rPr>
-          <w:delText>BioMed Res. Int.</w:delText>
+          <w:delText>Am. J. Physiol. Lung Cell. Mol. Physiol.</w:delText>
         </w:r>
         <w:r>
           <w:delText xml:space="preserve"> </w:delText>
@@ -8075,10 +9830,10 @@
             <w:b/>
             <w:bCs/>
           </w:rPr>
-          <w:delText>2021</w:delText>
-        </w:r>
-        <w:r>
-          <w:delText>, 5561125 (2021).</w:delText>
+          <w:delText>309</w:delText>
+        </w:r>
+        <w:r>
+          <w:delText>, L1286-93 (2015).</w:delText>
         </w:r>
       </w:del>
     </w:p>
@@ -8091,31 +9846,31 @@
       </w:pPr>
       <w:del w:id="689" w:author="rev1" w:date="2026-08-03T13:04:00Z" w16du:dateUtc="2026-08-03T04:04:00Z">
         <w:r>
-          <w:delText>12.</w:delText>
+          <w:delText>18.</w:delText>
         </w:r>
         <w:r>
           <w:tab/>
-          <w:delText xml:space="preserve">Memari, N., Ramli, A. R., Bin Saripan, M. I., Mashohor, S. &amp; Moghbel, M. Supervised retinal vessel segmentation from color fundus images based on matched filtering and AdaBoost classifier. </w:delText>
+          <w:delText xml:space="preserve">Santos, F. </w:delText>
         </w:r>
         <w:r>
           <w:rPr>
             <w:i/>
             <w:iCs/>
           </w:rPr>
-          <w:delText>PLoS ONE</w:delText>
-        </w:r>
-        <w:r>
-          <w:delText xml:space="preserve"> </w:delText>
-        </w:r>
-        <w:r>
-          <w:rPr>
-            <w:b/>
-            <w:bCs/>
-          </w:rPr>
-          <w:delText>12</w:delText>
-        </w:r>
-        <w:r>
-          <w:delText>, e0188939 (2017).</w:delText>
+          <w:delText>et al.</w:delText>
+        </w:r>
+        <w:r>
+          <w:delText xml:space="preserve"> Topological phase transitions in functional brain networks. </w:delText>
+        </w:r>
+        <w:r>
+          <w:rPr>
+            <w:i/>
+            <w:iCs/>
+          </w:rPr>
+          <w:delText>bioRxiv</w:delText>
+        </w:r>
+        <w:r>
+          <w:delText xml:space="preserve"> https://doi.org/10.1101/469478 (2018) doi:10.1101/469478.</w:delText>
         </w:r>
       </w:del>
     </w:p>
@@ -8128,28 +9883,18 @@
       </w:pPr>
       <w:del w:id="691" w:author="rev1" w:date="2026-08-03T13:04:00Z" w16du:dateUtc="2026-08-03T04:04:00Z">
         <w:r>
-          <w:delText>13.</w:delText>
+          <w:delText>19.</w:delText>
         </w:r>
         <w:r>
           <w:tab/>
-          <w:delText xml:space="preserve">Wang, M. </w:delText>
+          <w:delText xml:space="preserve">Viallard, C. &amp; Larrivée, B. Tumor angiogenesis and vascular normalization: alternative therapeutic targets. </w:delText>
         </w:r>
         <w:r>
           <w:rPr>
             <w:i/>
             <w:iCs/>
           </w:rPr>
-          <w:delText>et al.</w:delText>
-        </w:r>
-        <w:r>
-          <w:delText xml:space="preserve"> Evaluating Polypoidal Choroidal Vasculopathy With Optical Coherence Tomography Angiography. </w:delText>
-        </w:r>
-        <w:r>
-          <w:rPr>
-            <w:i/>
-            <w:iCs/>
-          </w:rPr>
-          <w:delText>Investig. Opthalmology Vis. Sci.</w:delText>
+          <w:delText>Angiogenesis</w:delText>
         </w:r>
         <w:r>
           <w:delText xml:space="preserve"> </w:delText>
@@ -8159,10 +9904,10 @@
             <w:b/>
             <w:bCs/>
           </w:rPr>
-          <w:delText>57</w:delText>
-        </w:r>
-        <w:r>
-          <w:delText>, OCT526-32 (2016).</w:delText>
+          <w:delText>20</w:delText>
+        </w:r>
+        <w:r>
+          <w:delText>, 409–426 (2017).</w:delText>
         </w:r>
       </w:del>
     </w:p>
@@ -8175,28 +9920,18 @@
       </w:pPr>
       <w:del w:id="693" w:author="rev1" w:date="2026-08-03T13:04:00Z" w16du:dateUtc="2026-08-03T04:04:00Z">
         <w:r>
-          <w:delText>14.</w:delText>
+          <w:delText>20.</w:delText>
         </w:r>
         <w:r>
           <w:tab/>
-          <w:delText xml:space="preserve">Xue, J. </w:delText>
+          <w:delText xml:space="preserve">Goker, Y. S. &amp; Demir, G. Comparison of optical coherence tomography angiography features in type 1 versus type 2 choroidal neovascular membranes secondary to age-related macular degeneration. </w:delText>
         </w:r>
         <w:r>
           <w:rPr>
             <w:i/>
             <w:iCs/>
           </w:rPr>
-          <w:delText>et al.</w:delText>
-        </w:r>
-        <w:r>
-          <w:delText xml:space="preserve"> Automatic quantification of choroidal neovascularization lesion area on OCT angiography based on density cell-like P systems with active membranes. </w:delText>
-        </w:r>
-        <w:r>
-          <w:rPr>
-            <w:i/>
-            <w:iCs/>
-          </w:rPr>
-          <w:delText>Biomed. Opt. Express</w:delText>
+          <w:delText>Med. Hypothesis Discov. Innov. Ophthalmol. J.</w:delText>
         </w:r>
         <w:r>
           <w:delText xml:space="preserve"> </w:delText>
@@ -8206,10 +9941,10 @@
             <w:b/>
             <w:bCs/>
           </w:rPr>
-          <w:delText>9 7</w:delText>
-        </w:r>
-        <w:r>
-          <w:delText>, 3208–3219 (2018).</w:delText>
+          <w:delText>10</w:delText>
+        </w:r>
+        <w:r>
+          <w:delText>, 67–73 (2021).</w:delText>
         </w:r>
       </w:del>
     </w:p>
@@ -8222,11 +9957,11 @@
       </w:pPr>
       <w:del w:id="695" w:author="rev1" w:date="2026-08-03T13:04:00Z" w16du:dateUtc="2026-08-03T04:04:00Z">
         <w:r>
-          <w:delText>15.</w:delText>
+          <w:delText>21.</w:delText>
         </w:r>
         <w:r>
           <w:tab/>
-          <w:delText xml:space="preserve">Babiuch, A. </w:delText>
+          <w:delText xml:space="preserve">Li, J. </w:delText>
         </w:r>
         <w:r>
           <w:rPr>
@@ -8236,17 +9971,27 @@
           <w:delText>et al.</w:delText>
         </w:r>
         <w:r>
-          <w:delText xml:space="preserve"> IMPACT OF OPTICAL COHERENCE TOMOGRAPHY ANGIOGRAPHY REVIEW STRATEGY ON DETECTION OF CHOROIDAL NEOVASCULARIZATION. </w:delText>
+          <w:delText xml:space="preserve"> Comparative quantitative analysis of optical coherence tomography angiography in varied morphologies of macular neovascularization following intravitreal conbercept and ranibizumab treatments for neovascular age‑related macular degeneration. </w:delText>
         </w:r>
         <w:r>
           <w:rPr>
             <w:i/>
             <w:iCs/>
           </w:rPr>
-          <w:delText>Retina</w:delText>
-        </w:r>
-        <w:r>
-          <w:delText xml:space="preserve"> 672–678 (2020) doi:10.1097/iae.0000000000002443.</w:delText>
+          <w:delText>Exp. Ther. Med.</w:delText>
+        </w:r>
+        <w:r>
+          <w:delText xml:space="preserve"> </w:delText>
+        </w:r>
+        <w:r>
+          <w:rPr>
+            <w:b/>
+            <w:bCs/>
+          </w:rPr>
+          <w:delText>27</w:delText>
+        </w:r>
+        <w:r>
+          <w:delText>, 214 (2024).</w:delText>
         </w:r>
       </w:del>
     </w:p>
@@ -8259,18 +10004,28 @@
       </w:pPr>
       <w:del w:id="697" w:author="rev1" w:date="2026-08-03T13:04:00Z" w16du:dateUtc="2026-08-03T04:04:00Z">
         <w:r>
-          <w:delText>16.</w:delText>
+          <w:delText>22.</w:delText>
         </w:r>
         <w:r>
           <w:tab/>
-          <w:delText xml:space="preserve">Smith, A. &amp; Zavala, V. The Euler characteristic: A general topological descriptor for complex data. </w:delText>
+          <w:delText xml:space="preserve">Tew, T. B. </w:delText>
         </w:r>
         <w:r>
           <w:rPr>
             <w:i/>
             <w:iCs/>
           </w:rPr>
-          <w:delText>Comput Chem Eng</w:delText>
+          <w:delText>et al.</w:delText>
+        </w:r>
+        <w:r>
+          <w:delText xml:space="preserve"> Comparison of different morphologies of choroidal neovascularization evaluated by ocular coherence tomography angiography in age-related macular degeneration. </w:delText>
+        </w:r>
+        <w:r>
+          <w:rPr>
+            <w:i/>
+            <w:iCs/>
+          </w:rPr>
+          <w:delText>Clin. Experiment. Ophthalmol.</w:delText>
         </w:r>
         <w:r>
           <w:delText xml:space="preserve"> </w:delText>
@@ -8280,10 +10035,10 @@
             <w:b/>
             <w:bCs/>
           </w:rPr>
-          <w:delText>154</w:delText>
-        </w:r>
-        <w:r>
-          <w:delText>, 107463 (2021).</w:delText>
+          <w:delText>48</w:delText>
+        </w:r>
+        <w:r>
+          <w:delText>, 927–937 (2020).</w:delText>
         </w:r>
       </w:del>
     </w:p>
@@ -8296,28 +10051,18 @@
       </w:pPr>
       <w:del w:id="699" w:author="rev1" w:date="2026-08-03T13:04:00Z" w16du:dateUtc="2026-08-03T04:04:00Z">
         <w:r>
-          <w:delText>17.</w:delText>
+          <w:delText>23.</w:delText>
         </w:r>
         <w:r>
           <w:tab/>
-          <w:delText xml:space="preserve">Willführ, A. </w:delText>
+          <w:delText xml:space="preserve">Mettu, P. S., Allingham, M. J. &amp; Cousins, S. W. Incomplete response to Anti-VEGF therapy in neovascular AMD: Exploring disease mechanisms and therapeutic opportunities. </w:delText>
         </w:r>
         <w:r>
           <w:rPr>
             <w:i/>
             <w:iCs/>
           </w:rPr>
-          <w:delText>et al.</w:delText>
-        </w:r>
-        <w:r>
-          <w:delText xml:space="preserve"> Estimation of the number of alveolar capillaries by the Euler number (Euler-Poincaré characteristic). </w:delText>
-        </w:r>
-        <w:r>
-          <w:rPr>
-            <w:i/>
-            <w:iCs/>
-          </w:rPr>
-          <w:delText>Am. J. Physiol. Lung Cell. Mol. Physiol.</w:delText>
+          <w:delText>Prog. Retin. Eye Res.</w:delText>
         </w:r>
         <w:r>
           <w:delText xml:space="preserve"> </w:delText>
@@ -8327,10 +10072,10 @@
             <w:b/>
             <w:bCs/>
           </w:rPr>
-          <w:delText>309</w:delText>
-        </w:r>
-        <w:r>
-          <w:delText>, L1286-93 (2015).</w:delText>
+          <w:delText>82</w:delText>
+        </w:r>
+        <w:r>
+          <w:delText>, 100906 (2021).</w:delText>
         </w:r>
       </w:del>
     </w:p>
@@ -8343,31 +10088,31 @@
       </w:pPr>
       <w:del w:id="701" w:author="rev1" w:date="2026-08-03T13:04:00Z" w16du:dateUtc="2026-08-03T04:04:00Z">
         <w:r>
-          <w:delText>18.</w:delText>
+          <w:delText>24.</w:delText>
         </w:r>
         <w:r>
           <w:tab/>
-          <w:delText xml:space="preserve">Santos, F. </w:delText>
+          <w:delText xml:space="preserve">Attarde, A., Riad, T., Zhang, Z., Ahir, M. &amp; Fu, Y. Characterization of Vascular Morphology of Neovascular Age-Related Macular Degeneration by Indocyanine Green Angiography. </w:delText>
         </w:r>
         <w:r>
           <w:rPr>
             <w:i/>
             <w:iCs/>
           </w:rPr>
-          <w:delText>et al.</w:delText>
-        </w:r>
-        <w:r>
-          <w:delText xml:space="preserve"> Topological phase transitions in functional brain networks. </w:delText>
-        </w:r>
-        <w:r>
-          <w:rPr>
-            <w:i/>
-            <w:iCs/>
-          </w:rPr>
-          <w:delText>bioRxiv</w:delText>
-        </w:r>
-        <w:r>
-          <w:delText xml:space="preserve"> https://doi.org/10.1101/469478 (2018) doi:10.1101/469478.</w:delText>
+          <w:delText>J. Vis. Exp. JoVE</w:delText>
+        </w:r>
+        <w:r>
+          <w:delText xml:space="preserve"> </w:delText>
+        </w:r>
+        <w:r>
+          <w:rPr>
+            <w:b/>
+            <w:bCs/>
+          </w:rPr>
+          <w:delText>198</w:delText>
+        </w:r>
+        <w:r>
+          <w:delText>, (2023).</w:delText>
         </w:r>
       </w:del>
     </w:p>
@@ -8380,18 +10125,18 @@
       </w:pPr>
       <w:del w:id="703" w:author="rev1" w:date="2026-08-03T13:04:00Z" w16du:dateUtc="2026-08-03T04:04:00Z">
         <w:r>
-          <w:delText>19.</w:delText>
+          <w:delText>25.</w:delText>
         </w:r>
         <w:r>
           <w:tab/>
-          <w:delText xml:space="preserve">Viallard, C. &amp; Larrivée, B. Tumor angiogenesis and vascular normalization: alternative therapeutic targets. </w:delText>
+          <w:delText xml:space="preserve">Fu, Y., Zhang, Z., Webster, K. &amp; Paulus, Y. Treatment Strategies for Anti-VEGF Resistance in Neovascular Age-Related Macular Degeneration by Targeting Arteriolar Choroidal Neovascularization. </w:delText>
         </w:r>
         <w:r>
           <w:rPr>
             <w:i/>
             <w:iCs/>
           </w:rPr>
-          <w:delText>Angiogenesis</w:delText>
+          <w:delText>Biomolecules</w:delText>
         </w:r>
         <w:r>
           <w:delText xml:space="preserve"> </w:delText>
@@ -8401,10 +10146,10 @@
             <w:b/>
             <w:bCs/>
           </w:rPr>
-          <w:delText>20</w:delText>
-        </w:r>
-        <w:r>
-          <w:delText>, 409–426 (2017).</w:delText>
+          <w:delText>14</w:delText>
+        </w:r>
+        <w:r>
+          <w:delText>, 252 (2024).</w:delText>
         </w:r>
       </w:del>
     </w:p>
@@ -8417,18 +10162,18 @@
       </w:pPr>
       <w:del w:id="705" w:author="rev1" w:date="2026-08-03T13:04:00Z" w16du:dateUtc="2026-08-03T04:04:00Z">
         <w:r>
-          <w:delText>20.</w:delText>
+          <w:delText>26.</w:delText>
         </w:r>
         <w:r>
           <w:tab/>
-          <w:delText xml:space="preserve">Goker, Y. S. &amp; Demir, G. Comparison of optical coherence tomography angiography features in type 1 versus type 2 choroidal neovascular membranes secondary to age-related macular degeneration. </w:delText>
+          <w:delText xml:space="preserve">Spaide, R. Optical Coherence Tomography Angiography Signs of Vascular Abnormalization With Antiangiogenic Therapy for Choroidal Neovascularization. </w:delText>
         </w:r>
         <w:r>
           <w:rPr>
             <w:i/>
             <w:iCs/>
           </w:rPr>
-          <w:delText>Med. Hypothesis Discov. Innov. Ophthalmol. J.</w:delText>
+          <w:delText>Am. J. Ophthalmol.</w:delText>
         </w:r>
         <w:r>
           <w:delText xml:space="preserve"> </w:delText>
@@ -8438,10 +10183,10 @@
             <w:b/>
             <w:bCs/>
           </w:rPr>
-          <w:delText>10</w:delText>
-        </w:r>
-        <w:r>
-          <w:delText>, 67–73 (2021).</w:delText>
+          <w:delText>160 1</w:delText>
+        </w:r>
+        <w:r>
+          <w:delText>, 6–16 (2015).</w:delText>
         </w:r>
       </w:del>
     </w:p>
@@ -8453,248 +10198,6 @@
         </w:rPr>
       </w:pPr>
       <w:del w:id="707" w:author="rev1" w:date="2026-08-03T13:04:00Z" w16du:dateUtc="2026-08-03T04:04:00Z">
-        <w:r>
-          <w:delText>21.</w:delText>
-        </w:r>
-        <w:r>
-          <w:tab/>
-          <w:delText xml:space="preserve">Li, J. </w:delText>
-        </w:r>
-        <w:r>
-          <w:rPr>
-            <w:i/>
-            <w:iCs/>
-          </w:rPr>
-          <w:delText>et al.</w:delText>
-        </w:r>
-        <w:r>
-          <w:delText xml:space="preserve"> Comparative quantitative analysis of optical coherence tomography angiography in varied morphologies of macular neovascularization following intravitreal conbercept and ranibizumab treatments for neovascular age‑related macular degeneration. </w:delText>
-        </w:r>
-        <w:r>
-          <w:rPr>
-            <w:i/>
-            <w:iCs/>
-          </w:rPr>
-          <w:delText>Exp. Ther. Med.</w:delText>
-        </w:r>
-        <w:r>
-          <w:delText xml:space="preserve"> </w:delText>
-        </w:r>
-        <w:r>
-          <w:rPr>
-            <w:b/>
-            <w:bCs/>
-          </w:rPr>
-          <w:delText>27</w:delText>
-        </w:r>
-        <w:r>
-          <w:delText>, 214 (2024).</w:delText>
-        </w:r>
-      </w:del>
-    </w:p>
-    <w:p>
-      <w:pPr>
-        <w:pStyle w:val="ad"/>
-        <w:rPr>
-          <w:del w:id="708" w:author="rev1" w:date="2026-08-03T13:04:00Z" w16du:dateUtc="2026-08-03T04:04:00Z"/>
-        </w:rPr>
-      </w:pPr>
-      <w:del w:id="709" w:author="rev1" w:date="2026-08-03T13:04:00Z" w16du:dateUtc="2026-08-03T04:04:00Z">
-        <w:r>
-          <w:delText>22.</w:delText>
-        </w:r>
-        <w:r>
-          <w:tab/>
-          <w:delText xml:space="preserve">Tew, T. B. </w:delText>
-        </w:r>
-        <w:r>
-          <w:rPr>
-            <w:i/>
-            <w:iCs/>
-          </w:rPr>
-          <w:delText>et al.</w:delText>
-        </w:r>
-        <w:r>
-          <w:delText xml:space="preserve"> Comparison of different morphologies of choroidal neovascularization evaluated by ocular coherence tomography angiography in age-related macular degeneration. </w:delText>
-        </w:r>
-        <w:r>
-          <w:rPr>
-            <w:i/>
-            <w:iCs/>
-          </w:rPr>
-          <w:delText>Clin. Experiment. Ophthalmol.</w:delText>
-        </w:r>
-        <w:r>
-          <w:delText xml:space="preserve"> </w:delText>
-        </w:r>
-        <w:r>
-          <w:rPr>
-            <w:b/>
-            <w:bCs/>
-          </w:rPr>
-          <w:delText>48</w:delText>
-        </w:r>
-        <w:r>
-          <w:delText>, 927–937 (2020).</w:delText>
-        </w:r>
-      </w:del>
-    </w:p>
-    <w:p>
-      <w:pPr>
-        <w:pStyle w:val="ad"/>
-        <w:rPr>
-          <w:del w:id="710" w:author="rev1" w:date="2026-08-03T13:04:00Z" w16du:dateUtc="2026-08-03T04:04:00Z"/>
-        </w:rPr>
-      </w:pPr>
-      <w:del w:id="711" w:author="rev1" w:date="2026-08-03T13:04:00Z" w16du:dateUtc="2026-08-03T04:04:00Z">
-        <w:r>
-          <w:delText>23.</w:delText>
-        </w:r>
-        <w:r>
-          <w:tab/>
-          <w:delText xml:space="preserve">Mettu, P. S., Allingham, M. J. &amp; Cousins, S. W. Incomplete response to Anti-VEGF therapy in neovascular AMD: Exploring disease mechanisms and therapeutic opportunities. </w:delText>
-        </w:r>
-        <w:r>
-          <w:rPr>
-            <w:i/>
-            <w:iCs/>
-          </w:rPr>
-          <w:delText>Prog. Retin. Eye Res.</w:delText>
-        </w:r>
-        <w:r>
-          <w:delText xml:space="preserve"> </w:delText>
-        </w:r>
-        <w:r>
-          <w:rPr>
-            <w:b/>
-            <w:bCs/>
-          </w:rPr>
-          <w:delText>82</w:delText>
-        </w:r>
-        <w:r>
-          <w:delText>, 100906 (2021).</w:delText>
-        </w:r>
-      </w:del>
-    </w:p>
-    <w:p>
-      <w:pPr>
-        <w:pStyle w:val="ad"/>
-        <w:rPr>
-          <w:del w:id="712" w:author="rev1" w:date="2026-08-03T13:04:00Z" w16du:dateUtc="2026-08-03T04:04:00Z"/>
-        </w:rPr>
-      </w:pPr>
-      <w:del w:id="713" w:author="rev1" w:date="2026-08-03T13:04:00Z" w16du:dateUtc="2026-08-03T04:04:00Z">
-        <w:r>
-          <w:delText>24.</w:delText>
-        </w:r>
-        <w:r>
-          <w:tab/>
-          <w:delText xml:space="preserve">Attarde, A., Riad, T., Zhang, Z., Ahir, M. &amp; Fu, Y. Characterization of Vascular Morphology of Neovascular Age-Related Macular Degeneration by Indocyanine Green Angiography. </w:delText>
-        </w:r>
-        <w:r>
-          <w:rPr>
-            <w:i/>
-            <w:iCs/>
-          </w:rPr>
-          <w:delText>J. Vis. Exp. JoVE</w:delText>
-        </w:r>
-        <w:r>
-          <w:delText xml:space="preserve"> </w:delText>
-        </w:r>
-        <w:r>
-          <w:rPr>
-            <w:b/>
-            <w:bCs/>
-          </w:rPr>
-          <w:delText>198</w:delText>
-        </w:r>
-        <w:r>
-          <w:delText>, (2023).</w:delText>
-        </w:r>
-      </w:del>
-    </w:p>
-    <w:p>
-      <w:pPr>
-        <w:pStyle w:val="ad"/>
-        <w:rPr>
-          <w:del w:id="714" w:author="rev1" w:date="2026-08-03T13:04:00Z" w16du:dateUtc="2026-08-03T04:04:00Z"/>
-        </w:rPr>
-      </w:pPr>
-      <w:del w:id="715" w:author="rev1" w:date="2026-08-03T13:04:00Z" w16du:dateUtc="2026-08-03T04:04:00Z">
-        <w:r>
-          <w:delText>25.</w:delText>
-        </w:r>
-        <w:r>
-          <w:tab/>
-          <w:delText xml:space="preserve">Fu, Y., Zhang, Z., Webster, K. &amp; Paulus, Y. Treatment Strategies for Anti-VEGF Resistance in Neovascular Age-Related Macular Degeneration by Targeting Arteriolar Choroidal Neovascularization. </w:delText>
-        </w:r>
-        <w:r>
-          <w:rPr>
-            <w:i/>
-            <w:iCs/>
-          </w:rPr>
-          <w:delText>Biomolecules</w:delText>
-        </w:r>
-        <w:r>
-          <w:delText xml:space="preserve"> </w:delText>
-        </w:r>
-        <w:r>
-          <w:rPr>
-            <w:b/>
-            <w:bCs/>
-          </w:rPr>
-          <w:delText>14</w:delText>
-        </w:r>
-        <w:r>
-          <w:delText>, 252 (2024).</w:delText>
-        </w:r>
-      </w:del>
-    </w:p>
-    <w:p>
-      <w:pPr>
-        <w:pStyle w:val="ad"/>
-        <w:rPr>
-          <w:del w:id="716" w:author="rev1" w:date="2026-08-03T13:04:00Z" w16du:dateUtc="2026-08-03T04:04:00Z"/>
-        </w:rPr>
-      </w:pPr>
-      <w:del w:id="717" w:author="rev1" w:date="2026-08-03T13:04:00Z" w16du:dateUtc="2026-08-03T04:04:00Z">
-        <w:r>
-          <w:delText>26.</w:delText>
-        </w:r>
-        <w:r>
-          <w:tab/>
-          <w:delText xml:space="preserve">Spaide, R. Optical Coherence Tomography Angiography Signs of Vascular Abnormalization With Antiangiogenic Therapy for Choroidal Neovascularization. </w:delText>
-        </w:r>
-        <w:r>
-          <w:rPr>
-            <w:i/>
-            <w:iCs/>
-          </w:rPr>
-          <w:delText>Am. J. Ophthalmol.</w:delText>
-        </w:r>
-        <w:r>
-          <w:delText xml:space="preserve"> </w:delText>
-        </w:r>
-        <w:r>
-          <w:rPr>
-            <w:b/>
-            <w:bCs/>
-          </w:rPr>
-          <w:delText>160 1</w:delText>
-        </w:r>
-        <w:r>
-          <w:delText>, 6–16 (2015).</w:delText>
-        </w:r>
-      </w:del>
-    </w:p>
-    <w:p>
-      <w:pPr>
-        <w:pStyle w:val="ad"/>
-        <w:rPr>
-          <w:del w:id="718" w:author="rev1" w:date="2026-08-03T13:04:00Z" w16du:dateUtc="2026-08-03T04:04:00Z"/>
-        </w:rPr>
-      </w:pPr>
-      <w:del w:id="719" w:author="rev1" w:date="2026-08-03T13:04:00Z" w16du:dateUtc="2026-08-03T04:04:00Z">
         <w:r>
           <w:fldChar w:fldCharType="end"/>
         </w:r>
@@ -8716,7 +10219,7 @@
         </w:rPr>
         <w:t>Figure</w:t>
       </w:r>
-      <w:ins w:id="720" w:author="rev1" w:date="2026-08-03T13:04:00Z" w16du:dateUtc="2026-08-03T04:04:00Z">
+      <w:ins w:id="708" w:author="rev1" w:date="2026-08-03T13:04:00Z" w16du:dateUtc="2026-08-03T04:04:00Z">
         <w:r>
           <w:rPr>
             <w:b/>
@@ -8732,7 +10235,7 @@
         <w:pStyle w:val="FirstParagraph"/>
         <w:spacing w:line="480" w:lineRule="auto"/>
         <w:rPr>
-          <w:ins w:id="721" w:author="rev1" w:date="2026-08-03T13:04:00Z" w16du:dateUtc="2026-08-03T04:04:00Z"/>
+          <w:ins w:id="709" w:author="rev1" w:date="2026-08-03T13:04:00Z" w16du:dateUtc="2026-08-03T04:04:00Z"/>
           <w:color w:val="000000" w:themeColor="text1"/>
         </w:rPr>
       </w:pPr>
@@ -8742,7 +10245,7 @@
         <w:pStyle w:val="ad"/>
         <w:ind w:left="0" w:firstLine="0"/>
       </w:pPr>
-      <w:ins w:id="722" w:author="rev1" w:date="2026-08-03T13:04:00Z" w16du:dateUtc="2026-08-03T04:04:00Z">
+      <w:ins w:id="710" w:author="rev1" w:date="2026-08-03T13:04:00Z" w16du:dateUtc="2026-08-03T04:04:00Z">
         <w:r>
           <w:rPr>
             <w:b/>
@@ -8759,7 +10262,7 @@
         </w:rPr>
         <w:t xml:space="preserve">Representative </w:t>
       </w:r>
-      <w:ins w:id="723" w:author="rev1" w:date="2026-08-03T13:04:00Z" w16du:dateUtc="2026-08-03T04:04:00Z">
+      <w:ins w:id="711" w:author="rev1" w:date="2026-08-03T13:04:00Z" w16du:dateUtc="2026-08-03T04:04:00Z">
         <w:r>
           <w:rPr>
             <w:b/>
@@ -8769,7 +10272,7 @@
           <w:t>OCTA</w:t>
         </w:r>
       </w:ins>
-      <w:del w:id="724" w:author="rev1" w:date="2026-08-03T13:04:00Z" w16du:dateUtc="2026-08-03T04:04:00Z">
+      <w:del w:id="712" w:author="rev1" w:date="2026-08-03T13:04:00Z" w16du:dateUtc="2026-08-03T04:04:00Z">
         <w:r>
           <w:rPr>
             <w:b/>
@@ -8794,7 +10297,7 @@
         <w:pStyle w:val="FirstParagraph"/>
         <w:spacing w:line="480" w:lineRule="auto"/>
         <w:rPr>
-          <w:ins w:id="725" w:author="rev1" w:date="2026-08-03T13:04:00Z" w16du:dateUtc="2026-08-03T04:04:00Z"/>
+          <w:ins w:id="713" w:author="rev1" w:date="2026-08-03T13:04:00Z" w16du:dateUtc="2026-08-03T04:04:00Z"/>
           <w:color w:val="000000" w:themeColor="text1"/>
         </w:rPr>
       </w:pPr>
@@ -8809,7 +10312,15 @@
         <w:t>(A)</w:t>
       </w:r>
       <w:r>
-        <w:t xml:space="preserve"> Zeiss PlexElite 9000 (6×6 mm), </w:t>
+        <w:t xml:space="preserve"> Zeiss </w:t>
+      </w:r>
+      <w:proofErr w:type="spellStart"/>
+      <w:r>
+        <w:t>PlexElite</w:t>
+      </w:r>
+      <w:proofErr w:type="spellEnd"/>
+      <w:r>
+        <w:t xml:space="preserve"> 9000 (6×6 mm), </w:t>
       </w:r>
       <w:r>
         <w:rPr>
@@ -8819,7 +10330,15 @@
         <w:t>(B)</w:t>
       </w:r>
       <w:r>
-        <w:t xml:space="preserve"> Optovue Solix (6×6 mm), and </w:t>
+        <w:t xml:space="preserve"> </w:t>
+      </w:r>
+      <w:proofErr w:type="spellStart"/>
+      <w:r>
+        <w:t>Optovue</w:t>
+      </w:r>
+      <w:proofErr w:type="spellEnd"/>
+      <w:r>
+        <w:t xml:space="preserve"> Solix (6×6 mm), and </w:t>
       </w:r>
       <w:r>
         <w:rPr>
@@ -8831,106 +10350,106 @@
       <w:r>
         <w:t xml:space="preserve"> Zeiss </w:t>
       </w:r>
+      <w:ins w:id="714" w:author="rev1" w:date="2026-08-03T13:04:00Z" w16du:dateUtc="2026-08-03T04:04:00Z">
+        <w:r>
+          <w:rPr>
+            <w:color w:val="000000" w:themeColor="text1"/>
+          </w:rPr>
+          <w:t xml:space="preserve">CIRRUS / </w:t>
+        </w:r>
+      </w:ins>
+      <w:r>
+        <w:t xml:space="preserve">HD series (3×3 mm). </w:t>
+      </w:r>
+      <w:ins w:id="715" w:author="rev1" w:date="2026-08-03T13:04:00Z" w16du:dateUtc="2026-08-03T04:04:00Z">
+        <w:r>
+          <w:rPr>
+            <w:color w:val="000000" w:themeColor="text1"/>
+          </w:rPr>
+          <w:t>Semi</w:t>
+        </w:r>
+      </w:ins>
+      <w:del w:id="716" w:author="rev1" w:date="2026-08-03T13:04:00Z" w16du:dateUtc="2026-08-03T04:04:00Z">
+        <w:r>
+          <w:delText>The system provides consistent segmentation of MNV lesions across these devices. The semi</w:delText>
+        </w:r>
+      </w:del>
+      <w:r>
+        <w:t xml:space="preserve">-automatically delineated lesion areas </w:t>
+      </w:r>
+      <w:del w:id="717" w:author="rev1" w:date="2026-08-03T13:04:00Z" w16du:dateUtc="2026-08-03T04:04:00Z">
+        <w:r>
+          <w:delText xml:space="preserve">(yellow) </w:delText>
+        </w:r>
+      </w:del>
+      <w:r>
+        <w:t xml:space="preserve">and dilated neovascular segments </w:t>
+      </w:r>
+      <w:del w:id="718" w:author="rev1" w:date="2026-08-03T13:04:00Z" w16du:dateUtc="2026-08-03T04:04:00Z">
+        <w:r>
+          <w:delText xml:space="preserve">(red) accurately </w:delText>
+        </w:r>
+      </w:del>
+      <w:r>
+        <w:t xml:space="preserve">follow </w:t>
+      </w:r>
+      <w:del w:id="719" w:author="rev1" w:date="2026-08-03T13:04:00Z" w16du:dateUtc="2026-08-03T04:04:00Z">
+        <w:r>
+          <w:delText xml:space="preserve">the </w:delText>
+        </w:r>
+      </w:del>
+      <w:r>
+        <w:t xml:space="preserve">internal lesion architecture. </w:t>
+      </w:r>
+      <w:ins w:id="720" w:author="rev1" w:date="2026-08-03T13:04:00Z" w16du:dateUtc="2026-08-03T04:04:00Z">
+        <w:r>
+          <w:rPr>
+            <w:color w:val="000000" w:themeColor="text1"/>
+          </w:rPr>
+          <w:t xml:space="preserve">The </w:t>
+        </w:r>
+      </w:ins>
+      <w:del w:id="721" w:author="rev1" w:date="2026-08-03T13:04:00Z" w16du:dateUtc="2026-08-03T04:04:00Z">
+        <w:r>
+          <w:delText>Note that the region of interest (</w:delText>
+        </w:r>
+      </w:del>
+      <w:r>
+        <w:t>ROI</w:t>
+      </w:r>
+      <w:del w:id="722" w:author="rev1" w:date="2026-08-03T13:04:00Z" w16du:dateUtc="2026-08-03T04:04:00Z">
+        <w:r>
+          <w:delText>)</w:delText>
+        </w:r>
+      </w:del>
+      <w:r>
+        <w:t xml:space="preserve"> is refined </w:t>
+      </w:r>
+      <w:ins w:id="723" w:author="rev1" w:date="2026-08-03T13:04:00Z" w16du:dateUtc="2026-08-03T04:04:00Z">
+        <w:r>
+          <w:rPr>
+            <w:color w:val="000000" w:themeColor="text1"/>
+          </w:rPr>
+          <w:t>toward</w:t>
+        </w:r>
+      </w:ins>
+      <w:del w:id="724" w:author="rev1" w:date="2026-08-03T13:04:00Z" w16du:dateUtc="2026-08-03T04:04:00Z">
+        <w:r>
+          <w:delText>to</w:delText>
+        </w:r>
+      </w:del>
+      <w:r>
+        <w:t xml:space="preserve"> the non-perfused tissue border to minimize boundary artifacts, and incomplete peripheral vessel segments are excluded from </w:t>
+      </w:r>
+      <w:del w:id="725" w:author="rev1" w:date="2026-08-03T13:04:00Z" w16du:dateUtc="2026-08-03T04:04:00Z">
+        <w:r>
+          <w:delText xml:space="preserve">the </w:delText>
+        </w:r>
+      </w:del>
+      <w:r>
+        <w:t>quantitative analysis</w:t>
+      </w:r>
       <w:ins w:id="726" w:author="rev1" w:date="2026-08-03T13:04:00Z" w16du:dateUtc="2026-08-03T04:04:00Z">
-        <w:r>
-          <w:rPr>
-            <w:color w:val="000000" w:themeColor="text1"/>
-          </w:rPr>
-          <w:t xml:space="preserve">CIRRUS / </w:t>
-        </w:r>
-      </w:ins>
-      <w:r>
-        <w:t xml:space="preserve">HD series (3×3 mm). </w:t>
-      </w:r>
-      <w:ins w:id="727" w:author="rev1" w:date="2026-08-03T13:04:00Z" w16du:dateUtc="2026-08-03T04:04:00Z">
-        <w:r>
-          <w:rPr>
-            <w:color w:val="000000" w:themeColor="text1"/>
-          </w:rPr>
-          <w:t>Semi</w:t>
-        </w:r>
-      </w:ins>
-      <w:del w:id="728" w:author="rev1" w:date="2026-08-03T13:04:00Z" w16du:dateUtc="2026-08-03T04:04:00Z">
-        <w:r>
-          <w:delText>The system provides consistent segmentation of MNV lesions across these devices. The semi</w:delText>
-        </w:r>
-      </w:del>
-      <w:r>
-        <w:t xml:space="preserve">-automatically delineated lesion areas </w:t>
-      </w:r>
-      <w:del w:id="729" w:author="rev1" w:date="2026-08-03T13:04:00Z" w16du:dateUtc="2026-08-03T04:04:00Z">
-        <w:r>
-          <w:delText xml:space="preserve">(yellow) </w:delText>
-        </w:r>
-      </w:del>
-      <w:r>
-        <w:t xml:space="preserve">and dilated neovascular segments </w:t>
-      </w:r>
-      <w:del w:id="730" w:author="rev1" w:date="2026-08-03T13:04:00Z" w16du:dateUtc="2026-08-03T04:04:00Z">
-        <w:r>
-          <w:delText xml:space="preserve">(red) accurately </w:delText>
-        </w:r>
-      </w:del>
-      <w:r>
-        <w:t xml:space="preserve">follow </w:t>
-      </w:r>
-      <w:del w:id="731" w:author="rev1" w:date="2026-08-03T13:04:00Z" w16du:dateUtc="2026-08-03T04:04:00Z">
-        <w:r>
-          <w:delText xml:space="preserve">the </w:delText>
-        </w:r>
-      </w:del>
-      <w:r>
-        <w:t xml:space="preserve">internal lesion architecture. </w:t>
-      </w:r>
-      <w:ins w:id="732" w:author="rev1" w:date="2026-08-03T13:04:00Z" w16du:dateUtc="2026-08-03T04:04:00Z">
-        <w:r>
-          <w:rPr>
-            <w:color w:val="000000" w:themeColor="text1"/>
-          </w:rPr>
-          <w:t xml:space="preserve">The </w:t>
-        </w:r>
-      </w:ins>
-      <w:del w:id="733" w:author="rev1" w:date="2026-08-03T13:04:00Z" w16du:dateUtc="2026-08-03T04:04:00Z">
-        <w:r>
-          <w:delText>Note that the region of interest (</w:delText>
-        </w:r>
-      </w:del>
-      <w:r>
-        <w:t>ROI</w:t>
-      </w:r>
-      <w:del w:id="734" w:author="rev1" w:date="2026-08-03T13:04:00Z" w16du:dateUtc="2026-08-03T04:04:00Z">
-        <w:r>
-          <w:delText>)</w:delText>
-        </w:r>
-      </w:del>
-      <w:r>
-        <w:t xml:space="preserve"> is refined </w:t>
-      </w:r>
-      <w:ins w:id="735" w:author="rev1" w:date="2026-08-03T13:04:00Z" w16du:dateUtc="2026-08-03T04:04:00Z">
-        <w:r>
-          <w:rPr>
-            <w:color w:val="000000" w:themeColor="text1"/>
-          </w:rPr>
-          <w:t>toward</w:t>
-        </w:r>
-      </w:ins>
-      <w:del w:id="736" w:author="rev1" w:date="2026-08-03T13:04:00Z" w16du:dateUtc="2026-08-03T04:04:00Z">
-        <w:r>
-          <w:delText>to</w:delText>
-        </w:r>
-      </w:del>
-      <w:r>
-        <w:t xml:space="preserve"> the non-perfused tissue border to minimize boundary artifacts, and incomplete peripheral vessel segments are excluded from </w:t>
-      </w:r>
-      <w:del w:id="737" w:author="rev1" w:date="2026-08-03T13:04:00Z" w16du:dateUtc="2026-08-03T04:04:00Z">
-        <w:r>
-          <w:delText xml:space="preserve">the </w:delText>
-        </w:r>
-      </w:del>
-      <w:r>
-        <w:t>quantitative analysis</w:t>
-      </w:r>
-      <w:ins w:id="738" w:author="rev1" w:date="2026-08-03T13:04:00Z" w16du:dateUtc="2026-08-03T04:04:00Z">
         <w:r>
           <w:rPr>
             <w:color w:val="000000" w:themeColor="text1"/>
@@ -8944,7 +10463,7 @@
         <w:pStyle w:val="FirstParagraph"/>
         <w:spacing w:line="480" w:lineRule="auto"/>
         <w:rPr>
-          <w:ins w:id="739" w:author="rev1" w:date="2026-08-03T13:04:00Z" w16du:dateUtc="2026-08-03T04:04:00Z"/>
+          <w:ins w:id="727" w:author="rev1" w:date="2026-08-03T13:04:00Z" w16du:dateUtc="2026-08-03T04:04:00Z"/>
           <w:color w:val="000000" w:themeColor="text1"/>
         </w:rPr>
       </w:pPr>
@@ -8954,11 +10473,11 @@
         <w:pStyle w:val="FirstParagraph"/>
         <w:spacing w:line="480" w:lineRule="auto"/>
         <w:rPr>
-          <w:ins w:id="740" w:author="rev1" w:date="2026-08-03T13:04:00Z" w16du:dateUtc="2026-08-03T04:04:00Z"/>
+          <w:ins w:id="728" w:author="rev1" w:date="2026-08-03T13:04:00Z" w16du:dateUtc="2026-08-03T04:04:00Z"/>
           <w:color w:val="000000" w:themeColor="text1"/>
         </w:rPr>
       </w:pPr>
-      <w:ins w:id="741" w:author="rev1" w:date="2026-08-03T13:04:00Z" w16du:dateUtc="2026-08-03T04:04:00Z">
+      <w:ins w:id="729" w:author="rev1" w:date="2026-08-03T13:04:00Z" w16du:dateUtc="2026-08-03T04:04:00Z">
         <w:r>
           <w:rPr>
             <w:b/>
@@ -8971,7 +10490,49 @@
           <w:rPr>
             <w:color w:val="000000" w:themeColor="text1"/>
           </w:rPr>
-          <w:t>freehand ROI → iterative ROI refinement → hybrid multiscale vessel enhancement (Frangi/tubeness + Laplacian of Gaussian) → Phansalkar adaptive binarization → morphological refinement → skeletonization → boundary-branch exclusion → quantitative metrics and standardized scores.</w:t>
+          <w:t>freehand ROI → iterative ROI refinement → hybrid multiscale vessel enhancement (</w:t>
+        </w:r>
+        <w:proofErr w:type="spellStart"/>
+        <w:r>
+          <w:rPr>
+            <w:color w:val="000000" w:themeColor="text1"/>
+          </w:rPr>
+          <w:t>Frangi</w:t>
+        </w:r>
+        <w:proofErr w:type="spellEnd"/>
+        <w:r>
+          <w:rPr>
+            <w:color w:val="000000" w:themeColor="text1"/>
+          </w:rPr>
+          <w:t>/</w:t>
+        </w:r>
+        <w:proofErr w:type="spellStart"/>
+        <w:r>
+          <w:rPr>
+            <w:color w:val="000000" w:themeColor="text1"/>
+          </w:rPr>
+          <w:t>tubeness</w:t>
+        </w:r>
+        <w:proofErr w:type="spellEnd"/>
+        <w:r>
+          <w:rPr>
+            <w:color w:val="000000" w:themeColor="text1"/>
+          </w:rPr>
+          <w:t xml:space="preserve"> + Laplacian of Gaussian) → </w:t>
+        </w:r>
+        <w:proofErr w:type="spellStart"/>
+        <w:r>
+          <w:rPr>
+            <w:color w:val="000000" w:themeColor="text1"/>
+          </w:rPr>
+          <w:t>Phansalkar</w:t>
+        </w:r>
+        <w:proofErr w:type="spellEnd"/>
+        <w:r>
+          <w:rPr>
+            <w:color w:val="000000" w:themeColor="text1"/>
+          </w:rPr>
+          <w:t xml:space="preserve"> adaptive binarization → morphological refinement → skeletonization → boundary-branch exclusion → quantitative metrics and standardized scores.</w:t>
         </w:r>
       </w:ins>
     </w:p>
@@ -8980,7 +10541,7 @@
         <w:pStyle w:val="FirstParagraph"/>
         <w:spacing w:line="480" w:lineRule="auto"/>
         <w:rPr>
-          <w:ins w:id="742" w:author="rev1" w:date="2026-08-03T13:04:00Z" w16du:dateUtc="2026-08-03T04:04:00Z"/>
+          <w:ins w:id="730" w:author="rev1" w:date="2026-08-03T13:04:00Z" w16du:dateUtc="2026-08-03T04:04:00Z"/>
           <w:color w:val="000000" w:themeColor="text1"/>
         </w:rPr>
       </w:pPr>
@@ -8990,11 +10551,11 @@
         <w:pStyle w:val="FirstParagraph"/>
         <w:spacing w:line="480" w:lineRule="auto"/>
         <w:rPr>
-          <w:ins w:id="743" w:author="rev1" w:date="2026-08-03T13:04:00Z" w16du:dateUtc="2026-08-03T04:04:00Z"/>
+          <w:ins w:id="731" w:author="rev1" w:date="2026-08-03T13:04:00Z" w16du:dateUtc="2026-08-03T04:04:00Z"/>
           <w:color w:val="000000" w:themeColor="text1"/>
         </w:rPr>
       </w:pPr>
-      <w:ins w:id="744" w:author="rev1" w:date="2026-08-03T13:04:00Z" w16du:dateUtc="2026-08-03T04:04:00Z">
+      <w:ins w:id="732" w:author="rev1" w:date="2026-08-03T13:04:00Z" w16du:dateUtc="2026-08-03T04:04:00Z">
         <w:r>
           <w:rPr>
             <w:b/>
@@ -9015,41 +10576,115 @@
             <w:bCs/>
             <w:color w:val="000000" w:themeColor="text1"/>
           </w:rPr>
-          <w:t>Representative OCTA en-face image of macular neovascularization illustrating the semi-automated processing pipeline. (A)</w:t>
-        </w:r>
-        <w:r>
-          <w:rPr>
-            <w:color w:val="000000" w:themeColor="text1"/>
-          </w:rPr>
-          <w:t xml:space="preserve"> Input angiogram with freehand / refined region of interest (ROI; green outline and tint). </w:t>
-        </w:r>
+          <w:t xml:space="preserve">Representative OCTA </w:t>
+        </w:r>
+        <w:proofErr w:type="spellStart"/>
         <w:r>
           <w:rPr>
             <w:b/>
             <w:bCs/>
             <w:color w:val="000000" w:themeColor="text1"/>
           </w:rPr>
-          <w:t>(B)</w:t>
-        </w:r>
-        <w:r>
-          <w:rPr>
-            <w:color w:val="000000" w:themeColor="text1"/>
-          </w:rPr>
-          <w:t xml:space="preserve"> Continuous multiscale Frangi vesselness (tubeness) enhancement within the ROI. </w:t>
-        </w:r>
+          <w:t>en</w:t>
+        </w:r>
+        <w:proofErr w:type="spellEnd"/>
         <w:r>
           <w:rPr>
             <w:b/>
             <w:bCs/>
             <w:color w:val="000000" w:themeColor="text1"/>
           </w:rPr>
+          <w:t>-face image of macular neovascularization illustrating the semi-automated processing pipeline. (A)</w:t>
+        </w:r>
+        <w:r>
+          <w:rPr>
+            <w:color w:val="000000" w:themeColor="text1"/>
+          </w:rPr>
+          <w:t xml:space="preserve"> Input angiogram with freehand / refined region of interest (ROI; green outline and tint). </w:t>
+        </w:r>
+        <w:r>
+          <w:rPr>
+            <w:b/>
+            <w:bCs/>
+            <w:color w:val="000000" w:themeColor="text1"/>
+          </w:rPr>
+          <w:t>(B)</w:t>
+        </w:r>
+        <w:r>
+          <w:rPr>
+            <w:color w:val="000000" w:themeColor="text1"/>
+          </w:rPr>
+          <w:t xml:space="preserve"> Continuous multiscale </w:t>
+        </w:r>
+        <w:proofErr w:type="spellStart"/>
+        <w:r>
+          <w:rPr>
+            <w:color w:val="000000" w:themeColor="text1"/>
+          </w:rPr>
+          <w:t>Frangi</w:t>
+        </w:r>
+        <w:proofErr w:type="spellEnd"/>
+        <w:r>
+          <w:rPr>
+            <w:color w:val="000000" w:themeColor="text1"/>
+          </w:rPr>
+          <w:t xml:space="preserve"> </w:t>
+        </w:r>
+        <w:proofErr w:type="spellStart"/>
+        <w:r>
+          <w:rPr>
+            <w:color w:val="000000" w:themeColor="text1"/>
+          </w:rPr>
+          <w:t>vesselness</w:t>
+        </w:r>
+        <w:proofErr w:type="spellEnd"/>
+        <w:r>
+          <w:rPr>
+            <w:color w:val="000000" w:themeColor="text1"/>
+          </w:rPr>
+          <w:t xml:space="preserve"> (</w:t>
+        </w:r>
+        <w:proofErr w:type="spellStart"/>
+        <w:r>
+          <w:rPr>
+            <w:color w:val="000000" w:themeColor="text1"/>
+          </w:rPr>
+          <w:t>tubeness</w:t>
+        </w:r>
+        <w:proofErr w:type="spellEnd"/>
+        <w:r>
+          <w:rPr>
+            <w:color w:val="000000" w:themeColor="text1"/>
+          </w:rPr>
+          <w:t xml:space="preserve">) enhancement within the ROI. </w:t>
+        </w:r>
+        <w:r>
+          <w:rPr>
+            <w:b/>
+            <w:bCs/>
+            <w:color w:val="000000" w:themeColor="text1"/>
+          </w:rPr>
           <w:t>(C)</w:t>
         </w:r>
         <w:r>
           <w:rPr>
             <w:color w:val="000000" w:themeColor="text1"/>
           </w:rPr>
-          <w:t xml:space="preserve"> Adaptive Phansalkar / hybrid binarization vessel map within the ROI after morphological </w:t>
+          <w:t xml:space="preserve"> Adaptive </w:t>
+        </w:r>
+        <w:proofErr w:type="spellStart"/>
+        <w:r>
+          <w:rPr>
+            <w:color w:val="000000" w:themeColor="text1"/>
+          </w:rPr>
+          <w:t>Phansalkar</w:t>
+        </w:r>
+        <w:proofErr w:type="spellEnd"/>
+        <w:r>
+          <w:rPr>
+            <w:color w:val="000000" w:themeColor="text1"/>
+          </w:rPr>
+          <w:t xml:space="preserve"> / hybrid binarization vessel map within the ROI after morphological </w:t>
         </w:r>
         <w:r>
           <w:rPr>
@@ -9073,7 +10708,7 @@
           <w:t xml:space="preserve"> One-pixel-wide skeleton (centerline) used for topological and</w:t>
         </w:r>
       </w:ins>
-      <w:del w:id="745" w:author="rev1" w:date="2026-08-03T13:04:00Z" w16du:dateUtc="2026-08-03T04:04:00Z">
+      <w:del w:id="733" w:author="rev1" w:date="2026-08-03T13:04:00Z" w16du:dateUtc="2026-08-03T04:04:00Z">
         <w:r>
           <w:delText xml:space="preserve"> to ensure</w:delText>
         </w:r>
@@ -9081,7 +10716,7 @@
       <w:r>
         <w:t xml:space="preserve"> morphometric </w:t>
       </w:r>
-      <w:ins w:id="746" w:author="rev1" w:date="2026-08-03T13:04:00Z" w16du:dateUtc="2026-08-03T04:04:00Z">
+      <w:ins w:id="734" w:author="rev1" w:date="2026-08-03T13:04:00Z" w16du:dateUtc="2026-08-03T04:04:00Z">
         <w:r>
           <w:rPr>
             <w:color w:val="000000" w:themeColor="text1"/>
@@ -9091,13 +10726,13 @@
       </w:ins>
     </w:p>
     <w:bookmarkEnd w:id="1"/>
-    <w:bookmarkEnd w:id="664"/>
+    <w:bookmarkEnd w:id="652"/>
     <w:p>
       <w:pPr>
         <w:pStyle w:val="ad"/>
         <w:ind w:left="0" w:firstLine="0"/>
       </w:pPr>
-      <w:del w:id="747" w:author="rev1" w:date="2026-08-03T13:04:00Z" w16du:dateUtc="2026-08-03T04:04:00Z">
+      <w:del w:id="735" w:author="rev1" w:date="2026-08-03T13:04:00Z" w16du:dateUtc="2026-08-03T04:04:00Z">
         <w:r>
           <w:delText>accuracy.</w:delText>
         </w:r>
@@ -9148,11 +10783,6 @@
         <w:docPartUnique/>
       </w:docPartObj>
     </w:sdtPr>
-    <w:sdtEndPr>
-      <w:rPr>
-        <w:rStyle w:val="af3"/>
-      </w:rPr>
-    </w:sdtEndPr>
     <w:sdtContent>
       <w:p>
         <w:pPr>
@@ -9211,11 +10841,6 @@
         <w:docPartUnique/>
       </w:docPartObj>
     </w:sdtPr>
-    <w:sdtEndPr>
-      <w:rPr>
-        <w:rStyle w:val="af3"/>
-      </w:rPr>
-    </w:sdtEndPr>
     <w:sdtContent>
       <w:p>
         <w:pPr>
@@ -10945,18 +12570,12 @@
     <w:uiPriority w:val="1"/>
     <w:semiHidden/>
     <w:unhideWhenUsed/>
-    <w:rPr>
-      <w:rFonts w:ascii="Arial" w:hAnsi="Arial" w:cs="Arial"/>
-    </w:rPr>
   </w:style>
   <w:style w:type="table" w:default="1" w:styleId="a4">
     <w:name w:val="Normal Table"/>
     <w:uiPriority w:val="99"/>
     <w:semiHidden/>
     <w:unhideWhenUsed/>
-    <w:rPr>
-      <w:rFonts w:ascii="Arial" w:hAnsi="Arial" w:cs="Arial"/>
-    </w:rPr>
     <w:tblPr>
       <w:tblInd w:w="0" w:type="dxa"/>
       <w:tblCellMar>
